--- a/Documentaion/Ibrahim_Mohamed_Assignment2.docx
+++ b/Documentaion/Ibrahim_Mohamed_Assignment2.docx
@@ -477,7 +477,25 @@
                 <w:sz w:val="32"/>
                 <w:szCs w:val="32"/>
               </w:rPr>
-              <w:t>Ibrahim Mohamed Mohamed Hanafy</w:t>
+              <w:t xml:space="preserve">Ibrahim Mohamed </w:t>
+            </w:r>
+            <w:proofErr w:type="spellStart"/>
+            <w:r>
+              <w:rPr>
+                <w:bCs w:val="0"/>
+                <w:sz w:val="32"/>
+                <w:szCs w:val="32"/>
+              </w:rPr>
+              <w:t>Mohamed</w:t>
+            </w:r>
+            <w:proofErr w:type="spellEnd"/>
+            <w:r>
+              <w:rPr>
+                <w:bCs w:val="0"/>
+                <w:sz w:val="32"/>
+                <w:szCs w:val="32"/>
+              </w:rPr>
+              <w:t xml:space="preserve"> Hanafy</w:t>
             </w:r>
           </w:p>
         </w:tc>
@@ -636,6 +654,7 @@
       </w:pPr>
       <w:r>
         <w:rPr>
+          <w:noProof/>
           <w:sz w:val="28"/>
           <w:szCs w:val="28"/>
         </w:rPr>
@@ -833,6 +852,7 @@
       </w:pPr>
       <w:r>
         <w:rPr>
+          <w:noProof/>
           <w:sz w:val="28"/>
           <w:szCs w:val="28"/>
         </w:rPr>
@@ -916,31 +936,7 @@
           <w:sz w:val="48"/>
           <w:szCs w:val="48"/>
         </w:rPr>
-        <w:t>-</w:t>
-      </w:r>
-      <w:r>
-        <w:rPr>
-          <w:b/>
-          <w:bCs/>
-          <w:i/>
-          <w:iCs/>
-          <w:color w:val="FF0000"/>
-          <w:sz w:val="48"/>
-          <w:szCs w:val="48"/>
-        </w:rPr>
-        <w:t>Module</w:t>
-      </w:r>
-      <w:r>
-        <w:rPr>
-          <w:b/>
-          <w:bCs/>
-          <w:i/>
-          <w:iCs/>
-          <w:color w:val="FF0000"/>
-          <w:sz w:val="48"/>
-          <w:szCs w:val="48"/>
-        </w:rPr>
-        <w:t>:</w:t>
+        <w:t>-Module:</w:t>
       </w:r>
     </w:p>
     <w:p>
@@ -1077,6 +1073,7 @@
           <w:bCs/>
           <w:i/>
           <w:iCs/>
+          <w:noProof/>
           <w:color w:val="FF0000"/>
           <w:sz w:val="48"/>
           <w:szCs w:val="48"/>
@@ -1628,17 +1625,18 @@
       </w:pPr>
       <w:r>
         <w:rPr>
+          <w:noProof/>
           <w:sz w:val="28"/>
           <w:szCs w:val="28"/>
         </w:rPr>
         <w:drawing>
-          <wp:anchor distT="0" distB="0" distL="114300" distR="114300" simplePos="0" relativeHeight="251855872" behindDoc="0" locked="0" layoutInCell="1" allowOverlap="1" wp14:anchorId="22C1FE43" wp14:editId="7DE6802B">
+          <wp:anchor distT="0" distB="0" distL="114300" distR="114300" simplePos="0" relativeHeight="251855872" behindDoc="0" locked="0" layoutInCell="1" allowOverlap="1" wp14:anchorId="22C1FE43" wp14:editId="5CFFA9BE">
             <wp:simplePos x="0" y="0"/>
             <wp:positionH relativeFrom="margin">
-              <wp:align>left</wp:align>
+              <wp:posOffset>-9525</wp:posOffset>
             </wp:positionH>
             <wp:positionV relativeFrom="paragraph">
-              <wp:posOffset>318558</wp:posOffset>
+              <wp:posOffset>508635</wp:posOffset>
             </wp:positionV>
             <wp:extent cx="6309360" cy="4526915"/>
             <wp:effectExtent l="0" t="0" r="0" b="6985"/>
@@ -1876,31 +1874,6 @@
     </w:p>
     <w:p>
       <w:pPr>
-        <w:rPr>
-          <w:b/>
-          <w:bCs/>
-          <w:i/>
-          <w:iCs/>
-          <w:color w:val="FF0000"/>
-          <w:sz w:val="48"/>
-          <w:szCs w:val="48"/>
-        </w:rPr>
-      </w:pPr>
-      <w:r>
-        <w:rPr>
-          <w:b/>
-          <w:bCs/>
-          <w:i/>
-          <w:iCs/>
-          <w:color w:val="FF0000"/>
-          <w:sz w:val="48"/>
-          <w:szCs w:val="48"/>
-        </w:rPr>
-        <w:t>-Bugs &amp; fixes:</w:t>
-      </w:r>
-    </w:p>
-    <w:p>
-      <w:pPr>
         <w:tabs>
           <w:tab w:val="left" w:pos="6045"/>
         </w:tabs>
@@ -1926,154 +1899,38 @@
           <w:sz w:val="28"/>
           <w:szCs w:val="28"/>
         </w:rPr>
-        <w:t>Added Validation check for width allowed values “4,6,8”</w:t>
-      </w:r>
-    </w:p>
-    <w:p>
-      <w:pPr>
-        <w:tabs>
-          <w:tab w:val="left" w:pos="6045"/>
-        </w:tabs>
-        <w:rPr>
-          <w:b/>
-          <w:bCs/>
-          <w:i/>
-          <w:iCs/>
-          <w:color w:val="FF0000"/>
-          <w:sz w:val="48"/>
-          <w:szCs w:val="48"/>
-        </w:rPr>
-      </w:pPr>
-      <w:r>
-        <w:rPr>
-          <w:b/>
-          <w:bCs/>
-          <w:i/>
-          <w:iCs/>
-          <w:color w:val="FF0000"/>
-          <w:sz w:val="48"/>
-          <w:szCs w:val="48"/>
-        </w:rPr>
-        <w:drawing>
-          <wp:anchor distT="0" distB="0" distL="114300" distR="114300" simplePos="0" relativeHeight="251856896" behindDoc="0" locked="0" layoutInCell="1" allowOverlap="1" wp14:anchorId="49EC1B40" wp14:editId="48175D54">
-            <wp:simplePos x="0" y="0"/>
-            <wp:positionH relativeFrom="column">
-              <wp:posOffset>-3387</wp:posOffset>
-            </wp:positionH>
-            <wp:positionV relativeFrom="paragraph">
-              <wp:posOffset>-4022</wp:posOffset>
-            </wp:positionV>
-            <wp:extent cx="6309360" cy="1373505"/>
-            <wp:effectExtent l="76200" t="76200" r="129540" b="131445"/>
-            <wp:wrapNone/>
-            <wp:docPr id="1529110810" name="Picture 1"/>
-            <wp:cNvGraphicFramePr>
-              <a:graphicFrameLocks xmlns:a="http://schemas.openxmlformats.org/drawingml/2006/main" noChangeAspect="1"/>
-            </wp:cNvGraphicFramePr>
-            <a:graphic xmlns:a="http://schemas.openxmlformats.org/drawingml/2006/main">
-              <a:graphicData uri="http://schemas.openxmlformats.org/drawingml/2006/picture">
-                <pic:pic xmlns:pic="http://schemas.openxmlformats.org/drawingml/2006/picture">
-                  <pic:nvPicPr>
-                    <pic:cNvPr id="1529110810" name=""/>
-                    <pic:cNvPicPr/>
-                  </pic:nvPicPr>
-                  <pic:blipFill>
-                    <a:blip r:embed="rId14">
-                      <a:extLst>
-                        <a:ext uri="{28A0092B-C50C-407E-A947-70E740481C1C}">
-                          <a14:useLocalDpi xmlns:a14="http://schemas.microsoft.com/office/drawing/2010/main" val="0"/>
-                        </a:ext>
-                      </a:extLst>
-                    </a:blip>
-                    <a:stretch>
-                      <a:fillRect/>
-                    </a:stretch>
-                  </pic:blipFill>
-                  <pic:spPr>
-                    <a:xfrm>
-                      <a:off x="0" y="0"/>
-                      <a:ext cx="6309360" cy="1373505"/>
-                    </a:xfrm>
-                    <a:prstGeom prst="rect">
-                      <a:avLst/>
-                    </a:prstGeom>
-                    <a:ln w="38100" cap="sq">
-                      <a:solidFill>
-                        <a:srgbClr val="000000"/>
-                      </a:solidFill>
-                      <a:prstDash val="solid"/>
-                      <a:miter lim="800000"/>
-                    </a:ln>
-                    <a:effectLst>
-                      <a:outerShdw blurRad="50800" dist="38100" dir="2700000" algn="tl" rotWithShape="0">
-                        <a:srgbClr val="000000">
-                          <a:alpha val="43000"/>
-                        </a:srgbClr>
-                      </a:outerShdw>
-                    </a:effectLst>
-                  </pic:spPr>
-                </pic:pic>
-              </a:graphicData>
-            </a:graphic>
-          </wp:anchor>
-        </w:drawing>
-      </w:r>
-    </w:p>
-    <w:p>
-      <w:pPr>
-        <w:tabs>
-          <w:tab w:val="left" w:pos="6045"/>
-        </w:tabs>
-        <w:rPr>
-          <w:b/>
-          <w:bCs/>
-          <w:i/>
-          <w:iCs/>
-          <w:color w:val="FF0000"/>
-          <w:sz w:val="48"/>
-          <w:szCs w:val="48"/>
-        </w:rPr>
-      </w:pPr>
-    </w:p>
-    <w:p>
-      <w:pPr>
-        <w:tabs>
-          <w:tab w:val="left" w:pos="6510"/>
-        </w:tabs>
-        <w:rPr>
-          <w:b/>
-          <w:bCs/>
-          <w:i/>
-          <w:iCs/>
-          <w:color w:val="FF0000"/>
-          <w:sz w:val="48"/>
-          <w:szCs w:val="48"/>
-        </w:rPr>
-      </w:pPr>
-    </w:p>
-    <w:p>
-      <w:pPr>
-        <w:rPr>
-          <w:b/>
-          <w:bCs/>
-          <w:i/>
-          <w:iCs/>
-          <w:color w:val="FF0000"/>
-          <w:sz w:val="48"/>
-          <w:szCs w:val="48"/>
-        </w:rPr>
-      </w:pPr>
-      <w:r>
-        <w:rPr>
-          <w:b/>
-          <w:bCs/>
-          <w:i/>
-          <w:iCs/>
-          <w:color w:val="FF0000"/>
-          <w:sz w:val="48"/>
-          <w:szCs w:val="48"/>
-        </w:rPr>
-        <w:lastRenderedPageBreak/>
+        <w:t>No Bugs</w:t>
+      </w:r>
+      <w:r>
+        <w:rPr>
+          <w:sz w:val="28"/>
+          <w:szCs w:val="28"/>
+        </w:rPr>
+        <w:t xml:space="preserve"> found</w:t>
+      </w:r>
+    </w:p>
+    <w:p>
+      <w:pPr>
+        <w:rPr>
+          <w:b/>
+          <w:bCs/>
+          <w:i/>
+          <w:iCs/>
+          <w:color w:val="FF0000"/>
+          <w:sz w:val="48"/>
+          <w:szCs w:val="48"/>
+        </w:rPr>
+      </w:pPr>
+      <w:r>
+        <w:rPr>
+          <w:b/>
+          <w:bCs/>
+          <w:i/>
+          <w:iCs/>
+          <w:color w:val="FF0000"/>
+          <w:sz w:val="48"/>
+          <w:szCs w:val="48"/>
+        </w:rPr>
         <w:t>-Verification Plan:</w:t>
       </w:r>
       <w:r>
@@ -2104,6 +1961,7 @@
           <w:bCs/>
           <w:i/>
           <w:iCs/>
+          <w:noProof/>
           <w:color w:val="FF0000"/>
           <w:sz w:val="48"/>
           <w:szCs w:val="48"/>
@@ -2132,7 +1990,7 @@
                     <pic:cNvPicPr/>
                   </pic:nvPicPr>
                   <pic:blipFill>
-                    <a:blip r:embed="rId15">
+                    <a:blip r:embed="rId14">
                       <a:extLst>
                         <a:ext uri="{28A0092B-C50C-407E-A947-70E740481C1C}">
                           <a14:useLocalDpi xmlns:a14="http://schemas.microsoft.com/office/drawing/2010/main" val="0"/>
@@ -2223,17 +2081,6 @@
     <w:p>
       <w:pPr>
         <w:tabs>
-          <w:tab w:val="left" w:pos="3379"/>
-        </w:tabs>
-        <w:rPr>
-          <w:sz w:val="36"/>
-          <w:szCs w:val="36"/>
-        </w:rPr>
-      </w:pPr>
-    </w:p>
-    <w:p>
-      <w:pPr>
-        <w:tabs>
           <w:tab w:val="left" w:pos="2367"/>
         </w:tabs>
         <w:rPr>
@@ -2314,6 +2161,7 @@
           <w:sz w:val="48"/>
           <w:szCs w:val="48"/>
         </w:rPr>
+        <w:lastRenderedPageBreak/>
         <w:t xml:space="preserve">- </w:t>
       </w:r>
       <w:r>
@@ -2353,147 +2201,29 @@
           <w:szCs w:val="48"/>
         </w:rPr>
       </w:pPr>
-    </w:p>
-    <w:p>
-      <w:pPr>
-        <w:tabs>
-          <w:tab w:val="left" w:pos="2265"/>
-        </w:tabs>
-        <w:rPr>
-          <w:b/>
-          <w:bCs/>
-          <w:i/>
-          <w:iCs/>
-          <w:color w:val="FF0000"/>
-          <w:sz w:val="48"/>
-          <w:szCs w:val="48"/>
-        </w:rPr>
-      </w:pPr>
-      <w:r>
-        <w:rPr>
-          <w:b/>
-          <w:bCs/>
-          <w:i/>
-          <w:iCs/>
-          <w:color w:val="FF0000"/>
-          <w:sz w:val="48"/>
-          <w:szCs w:val="48"/>
-        </w:rPr>
-        <w:tab/>
-      </w:r>
-    </w:p>
-    <w:p>
-      <w:pPr>
-        <w:tabs>
-          <w:tab w:val="left" w:pos="4504"/>
-        </w:tabs>
-        <w:rPr>
-          <w:b/>
-          <w:bCs/>
-          <w:i/>
-          <w:iCs/>
-          <w:color w:val="FF0000"/>
-          <w:sz w:val="48"/>
-          <w:szCs w:val="48"/>
-        </w:rPr>
-      </w:pPr>
-      <w:r>
-        <w:rPr>
-          <w:b/>
-          <w:bCs/>
-          <w:i/>
-          <w:iCs/>
-          <w:color w:val="FF0000"/>
-          <w:sz w:val="48"/>
-          <w:szCs w:val="48"/>
-        </w:rPr>
-        <w:tab/>
-      </w:r>
-    </w:p>
-    <w:p>
-      <w:pPr>
-        <w:rPr>
-          <w:b/>
-          <w:bCs/>
-          <w:i/>
-          <w:iCs/>
-          <w:color w:val="FF0000"/>
-          <w:sz w:val="48"/>
-          <w:szCs w:val="48"/>
-        </w:rPr>
-      </w:pPr>
-    </w:p>
-    <w:p>
-      <w:pPr>
-        <w:rPr>
-          <w:sz w:val="36"/>
-          <w:szCs w:val="36"/>
-        </w:rPr>
-      </w:pPr>
-    </w:p>
-    <w:p>
-      <w:pPr>
-        <w:rPr>
-          <w:sz w:val="36"/>
-          <w:szCs w:val="36"/>
-        </w:rPr>
-      </w:pPr>
-    </w:p>
-    <w:p>
-      <w:pPr>
-        <w:rPr>
-          <w:sz w:val="36"/>
-          <w:szCs w:val="36"/>
-        </w:rPr>
-      </w:pPr>
-    </w:p>
-    <w:p>
-      <w:pPr>
-        <w:rPr>
-          <w:sz w:val="36"/>
-          <w:szCs w:val="36"/>
-        </w:rPr>
-      </w:pPr>
-    </w:p>
-    <w:p>
-      <w:pPr>
-        <w:rPr>
-          <w:sz w:val="36"/>
-          <w:szCs w:val="36"/>
-        </w:rPr>
-      </w:pPr>
-    </w:p>
-    <w:p>
-      <w:pPr>
-        <w:rPr>
-          <w:sz w:val="36"/>
-          <w:szCs w:val="36"/>
-        </w:rPr>
-      </w:pPr>
-      <w:r>
-        <w:rPr>
-          <w:b/>
-          <w:bCs/>
-          <w:i/>
-          <w:iCs/>
-          <w:noProof/>
+      <w:r>
+        <w:rPr>
+          <w:b/>
+          <w:bCs/>
+          <w:i/>
+          <w:iCs/>
           <w:color w:val="FF0000"/>
           <w:sz w:val="48"/>
           <w:szCs w:val="48"/>
         </w:rPr>
         <w:drawing>
-          <wp:anchor distT="0" distB="0" distL="114300" distR="114300" simplePos="0" relativeHeight="251761664" behindDoc="0" locked="0" layoutInCell="1" allowOverlap="1" wp14:anchorId="296CE832" wp14:editId="1B280D61">
+          <wp:anchor distT="0" distB="0" distL="114300" distR="114300" simplePos="0" relativeHeight="251858944" behindDoc="0" locked="0" layoutInCell="1" allowOverlap="1" wp14:anchorId="51E8E820" wp14:editId="04C8579F">
             <wp:simplePos x="0" y="0"/>
             <wp:positionH relativeFrom="column">
-              <wp:posOffset>-140970</wp:posOffset>
+              <wp:posOffset>287020</wp:posOffset>
             </wp:positionH>
             <wp:positionV relativeFrom="paragraph">
-              <wp:posOffset>243205</wp:posOffset>
+              <wp:posOffset>59690</wp:posOffset>
             </wp:positionV>
-            <wp:extent cx="6267450" cy="1577587"/>
-            <wp:effectExtent l="76200" t="76200" r="133350" b="137160"/>
+            <wp:extent cx="5839640" cy="5125165"/>
+            <wp:effectExtent l="0" t="0" r="8890" b="0"/>
             <wp:wrapNone/>
-            <wp:docPr id="792043328" name="Picture 1"/>
+            <wp:docPr id="1800567489" name="Picture 1"/>
             <wp:cNvGraphicFramePr>
               <a:graphicFrameLocks xmlns:a="http://schemas.openxmlformats.org/drawingml/2006/main" noChangeAspect="1"/>
             </wp:cNvGraphicFramePr>
@@ -2501,7 +2231,257 @@
               <a:graphicData uri="http://schemas.openxmlformats.org/drawingml/2006/picture">
                 <pic:pic xmlns:pic="http://schemas.openxmlformats.org/drawingml/2006/picture">
                   <pic:nvPicPr>
-                    <pic:cNvPr id="792043328" name=""/>
+                    <pic:cNvPr id="1800567489" name=""/>
+                    <pic:cNvPicPr/>
+                  </pic:nvPicPr>
+                  <pic:blipFill>
+                    <a:blip r:embed="rId15">
+                      <a:extLst>
+                        <a:ext uri="{28A0092B-C50C-407E-A947-70E740481C1C}">
+                          <a14:useLocalDpi xmlns:a14="http://schemas.microsoft.com/office/drawing/2010/main" val="0"/>
+                        </a:ext>
+                      </a:extLst>
+                    </a:blip>
+                    <a:stretch>
+                      <a:fillRect/>
+                    </a:stretch>
+                  </pic:blipFill>
+                  <pic:spPr>
+                    <a:xfrm>
+                      <a:off x="0" y="0"/>
+                      <a:ext cx="5839640" cy="5125165"/>
+                    </a:xfrm>
+                    <a:prstGeom prst="rect">
+                      <a:avLst/>
+                    </a:prstGeom>
+                  </pic:spPr>
+                </pic:pic>
+              </a:graphicData>
+            </a:graphic>
+          </wp:anchor>
+        </w:drawing>
+      </w:r>
+    </w:p>
+    <w:p>
+      <w:pPr>
+        <w:tabs>
+          <w:tab w:val="left" w:pos="2265"/>
+        </w:tabs>
+        <w:rPr>
+          <w:b/>
+          <w:bCs/>
+          <w:i/>
+          <w:iCs/>
+          <w:color w:val="FF0000"/>
+          <w:sz w:val="48"/>
+          <w:szCs w:val="48"/>
+        </w:rPr>
+      </w:pPr>
+      <w:r>
+        <w:rPr>
+          <w:b/>
+          <w:bCs/>
+          <w:i/>
+          <w:iCs/>
+          <w:color w:val="FF0000"/>
+          <w:sz w:val="48"/>
+          <w:szCs w:val="48"/>
+        </w:rPr>
+        <w:tab/>
+      </w:r>
+    </w:p>
+    <w:p>
+      <w:pPr>
+        <w:tabs>
+          <w:tab w:val="left" w:pos="4504"/>
+        </w:tabs>
+        <w:rPr>
+          <w:b/>
+          <w:bCs/>
+          <w:i/>
+          <w:iCs/>
+          <w:color w:val="FF0000"/>
+          <w:sz w:val="48"/>
+          <w:szCs w:val="48"/>
+        </w:rPr>
+      </w:pPr>
+      <w:r>
+        <w:rPr>
+          <w:b/>
+          <w:bCs/>
+          <w:i/>
+          <w:iCs/>
+          <w:color w:val="FF0000"/>
+          <w:sz w:val="48"/>
+          <w:szCs w:val="48"/>
+        </w:rPr>
+        <w:tab/>
+      </w:r>
+    </w:p>
+    <w:p>
+      <w:pPr>
+        <w:rPr>
+          <w:b/>
+          <w:bCs/>
+          <w:i/>
+          <w:iCs/>
+          <w:color w:val="FF0000"/>
+          <w:sz w:val="48"/>
+          <w:szCs w:val="48"/>
+        </w:rPr>
+      </w:pPr>
+    </w:p>
+    <w:p>
+      <w:pPr>
+        <w:rPr>
+          <w:sz w:val="36"/>
+          <w:szCs w:val="36"/>
+        </w:rPr>
+      </w:pPr>
+    </w:p>
+    <w:p>
+      <w:pPr>
+        <w:rPr>
+          <w:sz w:val="36"/>
+          <w:szCs w:val="36"/>
+        </w:rPr>
+      </w:pPr>
+    </w:p>
+    <w:p>
+      <w:pPr>
+        <w:rPr>
+          <w:sz w:val="36"/>
+          <w:szCs w:val="36"/>
+        </w:rPr>
+      </w:pPr>
+    </w:p>
+    <w:p>
+      <w:pPr>
+        <w:rPr>
+          <w:sz w:val="36"/>
+          <w:szCs w:val="36"/>
+        </w:rPr>
+      </w:pPr>
+    </w:p>
+    <w:p>
+      <w:pPr>
+        <w:rPr>
+          <w:sz w:val="36"/>
+          <w:szCs w:val="36"/>
+        </w:rPr>
+      </w:pPr>
+    </w:p>
+    <w:p>
+      <w:pPr>
+        <w:rPr>
+          <w:sz w:val="36"/>
+          <w:szCs w:val="36"/>
+        </w:rPr>
+      </w:pPr>
+    </w:p>
+    <w:p>
+      <w:pPr>
+        <w:rPr>
+          <w:sz w:val="36"/>
+          <w:szCs w:val="36"/>
+        </w:rPr>
+      </w:pPr>
+    </w:p>
+    <w:p>
+      <w:pPr>
+        <w:rPr>
+          <w:sz w:val="36"/>
+          <w:szCs w:val="36"/>
+        </w:rPr>
+      </w:pPr>
+    </w:p>
+    <w:p>
+      <w:pPr>
+        <w:rPr>
+          <w:sz w:val="36"/>
+          <w:szCs w:val="36"/>
+        </w:rPr>
+      </w:pPr>
+    </w:p>
+    <w:p>
+      <w:pPr>
+        <w:rPr>
+          <w:sz w:val="36"/>
+          <w:szCs w:val="36"/>
+        </w:rPr>
+      </w:pPr>
+    </w:p>
+    <w:p>
+      <w:pPr>
+        <w:rPr>
+          <w:sz w:val="36"/>
+          <w:szCs w:val="36"/>
+        </w:rPr>
+      </w:pPr>
+    </w:p>
+    <w:p>
+      <w:pPr>
+        <w:rPr>
+          <w:sz w:val="36"/>
+          <w:szCs w:val="36"/>
+        </w:rPr>
+      </w:pPr>
+    </w:p>
+    <w:p>
+      <w:pPr>
+        <w:rPr>
+          <w:sz w:val="36"/>
+          <w:szCs w:val="36"/>
+        </w:rPr>
+      </w:pPr>
+    </w:p>
+    <w:p>
+      <w:pPr>
+        <w:rPr>
+          <w:sz w:val="36"/>
+          <w:szCs w:val="36"/>
+        </w:rPr>
+      </w:pPr>
+    </w:p>
+    <w:p>
+      <w:pPr>
+        <w:rPr>
+          <w:b/>
+          <w:bCs/>
+          <w:i/>
+          <w:iCs/>
+          <w:color w:val="FF0000"/>
+          <w:sz w:val="48"/>
+          <w:szCs w:val="48"/>
+        </w:rPr>
+      </w:pPr>
+      <w:r>
+        <w:rPr>
+          <w:sz w:val="36"/>
+          <w:szCs w:val="36"/>
+        </w:rPr>
+        <w:lastRenderedPageBreak/>
+        <w:drawing>
+          <wp:anchor distT="0" distB="0" distL="114300" distR="114300" simplePos="0" relativeHeight="251859968" behindDoc="0" locked="0" layoutInCell="1" allowOverlap="1" wp14:anchorId="3EA3E7E7" wp14:editId="1D4E8A11">
+            <wp:simplePos x="0" y="0"/>
+            <wp:positionH relativeFrom="column">
+              <wp:posOffset>-93980</wp:posOffset>
+            </wp:positionH>
+            <wp:positionV relativeFrom="paragraph">
+              <wp:posOffset>430530</wp:posOffset>
+            </wp:positionV>
+            <wp:extent cx="4200525" cy="1515588"/>
+            <wp:effectExtent l="76200" t="76200" r="123825" b="142240"/>
+            <wp:wrapNone/>
+            <wp:docPr id="681604842" name="Picture 1"/>
+            <wp:cNvGraphicFramePr>
+              <a:graphicFrameLocks xmlns:a="http://schemas.openxmlformats.org/drawingml/2006/main" noChangeAspect="1"/>
+            </wp:cNvGraphicFramePr>
+            <a:graphic xmlns:a="http://schemas.openxmlformats.org/drawingml/2006/main">
+              <a:graphicData uri="http://schemas.openxmlformats.org/drawingml/2006/picture">
+                <pic:pic xmlns:pic="http://schemas.openxmlformats.org/drawingml/2006/picture">
+                  <pic:nvPicPr>
+                    <pic:cNvPr id="681604842" name=""/>
                     <pic:cNvPicPr/>
                   </pic:nvPicPr>
                   <pic:blipFill>
@@ -2519,7 +2499,7 @@
                   <pic:spPr>
                     <a:xfrm>
                       <a:off x="0" y="0"/>
-                      <a:ext cx="6267450" cy="1577587"/>
+                      <a:ext cx="4200525" cy="1515588"/>
                     </a:xfrm>
                     <a:prstGeom prst="rect">
                       <a:avLst/>
@@ -2551,62 +2531,92 @@
           </wp:anchor>
         </w:drawing>
       </w:r>
-    </w:p>
-    <w:p>
-      <w:pPr>
-        <w:rPr>
-          <w:sz w:val="36"/>
-          <w:szCs w:val="36"/>
-        </w:rPr>
-      </w:pPr>
-    </w:p>
-    <w:p>
-      <w:pPr>
-        <w:rPr>
-          <w:sz w:val="36"/>
-          <w:szCs w:val="36"/>
-        </w:rPr>
-      </w:pPr>
-    </w:p>
-    <w:p>
-      <w:pPr>
-        <w:rPr>
-          <w:sz w:val="36"/>
-          <w:szCs w:val="36"/>
-        </w:rPr>
-      </w:pPr>
-    </w:p>
-    <w:p>
-      <w:pPr>
-        <w:rPr>
-          <w:sz w:val="36"/>
-          <w:szCs w:val="36"/>
-        </w:rPr>
-      </w:pPr>
-      <w:r>
-        <w:rPr>
-          <w:b/>
-          <w:bCs/>
-          <w:i/>
-          <w:iCs/>
-          <w:noProof/>
-          <w:color w:val="FF0000"/>
-          <w:sz w:val="48"/>
-          <w:szCs w:val="48"/>
+      <w:r>
+        <w:rPr>
+          <w:b/>
+          <w:bCs/>
+          <w:i/>
+          <w:iCs/>
+          <w:color w:val="FF0000"/>
+          <w:sz w:val="48"/>
+          <w:szCs w:val="48"/>
+        </w:rPr>
+        <w:t xml:space="preserve">- </w:t>
+      </w:r>
+      <w:r>
+        <w:rPr>
+          <w:b/>
+          <w:bCs/>
+          <w:i/>
+          <w:iCs/>
+          <w:color w:val="FF0000"/>
+          <w:sz w:val="48"/>
+          <w:szCs w:val="48"/>
+        </w:rPr>
+        <w:t>Testbench</w:t>
+      </w:r>
+      <w:r>
+        <w:rPr>
+          <w:b/>
+          <w:bCs/>
+          <w:i/>
+          <w:iCs/>
+          <w:color w:val="FF0000"/>
+          <w:sz w:val="48"/>
+          <w:szCs w:val="48"/>
+        </w:rPr>
+        <w:t>:</w:t>
+      </w:r>
+    </w:p>
+    <w:p>
+      <w:pPr>
+        <w:rPr>
+          <w:sz w:val="36"/>
+          <w:szCs w:val="36"/>
+        </w:rPr>
+      </w:pPr>
+    </w:p>
+    <w:p>
+      <w:pPr>
+        <w:rPr>
+          <w:sz w:val="36"/>
+          <w:szCs w:val="36"/>
+        </w:rPr>
+      </w:pPr>
+    </w:p>
+    <w:p>
+      <w:pPr>
+        <w:rPr>
+          <w:sz w:val="36"/>
+          <w:szCs w:val="36"/>
+        </w:rPr>
+      </w:pPr>
+    </w:p>
+    <w:p>
+      <w:pPr>
+        <w:rPr>
+          <w:sz w:val="36"/>
+          <w:szCs w:val="36"/>
+        </w:rPr>
+      </w:pPr>
+      <w:r>
+        <w:rPr>
+          <w:sz w:val="36"/>
+          <w:szCs w:val="36"/>
         </w:rPr>
         <w:drawing>
-          <wp:anchor distT="0" distB="0" distL="114300" distR="114300" simplePos="0" relativeHeight="251762688" behindDoc="0" locked="0" layoutInCell="1" allowOverlap="1" wp14:anchorId="78596EC3" wp14:editId="58CD62D1">
+          <wp:anchor distT="0" distB="0" distL="114300" distR="114300" simplePos="0" relativeHeight="251860992" behindDoc="0" locked="0" layoutInCell="1" allowOverlap="1" wp14:anchorId="06D942A8" wp14:editId="2E85627B">
             <wp:simplePos x="0" y="0"/>
             <wp:positionH relativeFrom="column">
-              <wp:posOffset>128877</wp:posOffset>
+              <wp:posOffset>-93345</wp:posOffset>
             </wp:positionH>
             <wp:positionV relativeFrom="paragraph">
-              <wp:posOffset>-312253</wp:posOffset>
+              <wp:posOffset>138430</wp:posOffset>
             </wp:positionV>
-            <wp:extent cx="3569124" cy="1409700"/>
-            <wp:effectExtent l="76200" t="76200" r="127000" b="133350"/>
+            <wp:extent cx="6309360" cy="6956425"/>
+            <wp:effectExtent l="76200" t="76200" r="129540" b="130175"/>
             <wp:wrapNone/>
-            <wp:docPr id="1327025593" name="Picture 1"/>
+            <wp:docPr id="2025548879" name="Picture 1"/>
             <wp:cNvGraphicFramePr>
               <a:graphicFrameLocks xmlns:a="http://schemas.openxmlformats.org/drawingml/2006/main" noChangeAspect="1"/>
             </wp:cNvGraphicFramePr>
@@ -2614,7 +2624,7 @@
               <a:graphicData uri="http://schemas.openxmlformats.org/drawingml/2006/picture">
                 <pic:pic xmlns:pic="http://schemas.openxmlformats.org/drawingml/2006/picture">
                   <pic:nvPicPr>
-                    <pic:cNvPr id="1327025593" name=""/>
+                    <pic:cNvPr id="2025548879" name=""/>
                     <pic:cNvPicPr/>
                   </pic:nvPicPr>
                   <pic:blipFill>
@@ -2632,7 +2642,140 @@
                   <pic:spPr>
                     <a:xfrm>
                       <a:off x="0" y="0"/>
-                      <a:ext cx="3569124" cy="1409700"/>
+                      <a:ext cx="6309360" cy="6956425"/>
+                    </a:xfrm>
+                    <a:prstGeom prst="rect">
+                      <a:avLst/>
+                    </a:prstGeom>
+                    <a:ln w="38100" cap="sq">
+                      <a:solidFill>
+                        <a:srgbClr val="000000"/>
+                      </a:solidFill>
+                      <a:prstDash val="solid"/>
+                      <a:miter lim="800000"/>
+                    </a:ln>
+                    <a:effectLst>
+                      <a:outerShdw blurRad="50800" dist="38100" dir="2700000" algn="tl" rotWithShape="0">
+                        <a:srgbClr val="000000">
+                          <a:alpha val="43000"/>
+                        </a:srgbClr>
+                      </a:outerShdw>
+                    </a:effectLst>
+                  </pic:spPr>
+                </pic:pic>
+              </a:graphicData>
+            </a:graphic>
+          </wp:anchor>
+        </w:drawing>
+      </w:r>
+    </w:p>
+    <w:p>
+      <w:pPr>
+        <w:rPr>
+          <w:sz w:val="36"/>
+          <w:szCs w:val="36"/>
+        </w:rPr>
+      </w:pPr>
+    </w:p>
+    <w:p>
+      <w:pPr>
+        <w:rPr>
+          <w:sz w:val="36"/>
+          <w:szCs w:val="36"/>
+        </w:rPr>
+      </w:pPr>
+    </w:p>
+    <w:p>
+      <w:pPr>
+        <w:rPr>
+          <w:sz w:val="36"/>
+          <w:szCs w:val="36"/>
+        </w:rPr>
+      </w:pPr>
+    </w:p>
+    <w:p>
+      <w:pPr>
+        <w:rPr>
+          <w:sz w:val="36"/>
+          <w:szCs w:val="36"/>
+        </w:rPr>
+      </w:pPr>
+    </w:p>
+    <w:p>
+      <w:pPr>
+        <w:rPr>
+          <w:sz w:val="36"/>
+          <w:szCs w:val="36"/>
+        </w:rPr>
+      </w:pPr>
+    </w:p>
+    <w:p>
+      <w:pPr>
+        <w:rPr>
+          <w:sz w:val="36"/>
+          <w:szCs w:val="36"/>
+        </w:rPr>
+      </w:pPr>
+    </w:p>
+    <w:p>
+      <w:pPr>
+        <w:rPr>
+          <w:sz w:val="36"/>
+          <w:szCs w:val="36"/>
+        </w:rPr>
+      </w:pPr>
+    </w:p>
+    <w:p>
+      <w:pPr>
+        <w:rPr>
+          <w:sz w:val="36"/>
+          <w:szCs w:val="36"/>
+        </w:rPr>
+      </w:pPr>
+      <w:r>
+        <w:rPr>
+          <w:sz w:val="36"/>
+          <w:szCs w:val="36"/>
+        </w:rPr>
+        <w:drawing>
+          <wp:anchor distT="0" distB="0" distL="114300" distR="114300" simplePos="0" relativeHeight="251862016" behindDoc="0" locked="0" layoutInCell="1" allowOverlap="1" wp14:anchorId="00A6EA82" wp14:editId="10F7A7C3">
+            <wp:simplePos x="0" y="0"/>
+            <wp:positionH relativeFrom="column">
+              <wp:posOffset>3116580</wp:posOffset>
+            </wp:positionH>
+            <wp:positionV relativeFrom="paragraph">
+              <wp:posOffset>311150</wp:posOffset>
+            </wp:positionV>
+            <wp:extent cx="3347059" cy="2524125"/>
+            <wp:effectExtent l="76200" t="76200" r="139700" b="123825"/>
+            <wp:wrapNone/>
+            <wp:docPr id="315256134" name="Picture 1"/>
+            <wp:cNvGraphicFramePr>
+              <a:graphicFrameLocks xmlns:a="http://schemas.openxmlformats.org/drawingml/2006/main" noChangeAspect="1"/>
+            </wp:cNvGraphicFramePr>
+            <a:graphic xmlns:a="http://schemas.openxmlformats.org/drawingml/2006/main">
+              <a:graphicData uri="http://schemas.openxmlformats.org/drawingml/2006/picture">
+                <pic:pic xmlns:pic="http://schemas.openxmlformats.org/drawingml/2006/picture">
+                  <pic:nvPicPr>
+                    <pic:cNvPr id="315256134" name=""/>
+                    <pic:cNvPicPr/>
+                  </pic:nvPicPr>
+                  <pic:blipFill>
+                    <a:blip r:embed="rId18">
+                      <a:extLst>
+                        <a:ext uri="{28A0092B-C50C-407E-A947-70E740481C1C}">
+                          <a14:useLocalDpi xmlns:a14="http://schemas.microsoft.com/office/drawing/2010/main" val="0"/>
+                        </a:ext>
+                      </a:extLst>
+                    </a:blip>
+                    <a:stretch>
+                      <a:fillRect/>
+                    </a:stretch>
+                  </pic:blipFill>
+                  <pic:spPr>
+                    <a:xfrm>
+                      <a:off x="0" y="0"/>
+                      <a:ext cx="3347059" cy="2524125"/>
                     </a:xfrm>
                     <a:prstGeom prst="rect">
                       <a:avLst/>
@@ -2680,25 +2823,73 @@
           <w:szCs w:val="36"/>
         </w:rPr>
       </w:pPr>
-      <w:r>
-        <w:rPr>
-          <w:noProof/>
-          <w:sz w:val="36"/>
-          <w:szCs w:val="36"/>
-        </w:rPr>
+    </w:p>
+    <w:p>
+      <w:pPr>
+        <w:rPr>
+          <w:sz w:val="36"/>
+          <w:szCs w:val="36"/>
+        </w:rPr>
+      </w:pPr>
+    </w:p>
+    <w:p>
+      <w:pPr>
+        <w:rPr>
+          <w:sz w:val="36"/>
+          <w:szCs w:val="36"/>
+        </w:rPr>
+      </w:pPr>
+    </w:p>
+    <w:p>
+      <w:pPr>
+        <w:rPr>
+          <w:sz w:val="36"/>
+          <w:szCs w:val="36"/>
+        </w:rPr>
+      </w:pPr>
+    </w:p>
+    <w:p>
+      <w:pPr>
+        <w:rPr>
+          <w:sz w:val="36"/>
+          <w:szCs w:val="36"/>
+        </w:rPr>
+      </w:pPr>
+    </w:p>
+    <w:p>
+      <w:pPr>
+        <w:rPr>
+          <w:sz w:val="36"/>
+          <w:szCs w:val="36"/>
+        </w:rPr>
+      </w:pPr>
+    </w:p>
+    <w:p>
+      <w:pPr>
+        <w:rPr>
+          <w:sz w:val="36"/>
+          <w:szCs w:val="36"/>
+        </w:rPr>
+      </w:pPr>
+      <w:r>
+        <w:rPr>
+          <w:sz w:val="36"/>
+          <w:szCs w:val="36"/>
+        </w:rPr>
+        <w:lastRenderedPageBreak/>
         <w:drawing>
-          <wp:anchor distT="0" distB="0" distL="114300" distR="114300" simplePos="0" relativeHeight="251763712" behindDoc="0" locked="0" layoutInCell="1" allowOverlap="1" wp14:anchorId="2DE6396C" wp14:editId="07BD5488">
+          <wp:anchor distT="0" distB="0" distL="114300" distR="114300" simplePos="0" relativeHeight="251864064" behindDoc="0" locked="0" layoutInCell="1" allowOverlap="1" wp14:anchorId="27059257" wp14:editId="700811E1">
             <wp:simplePos x="0" y="0"/>
             <wp:positionH relativeFrom="column">
-              <wp:posOffset>135255</wp:posOffset>
+              <wp:posOffset>-179069</wp:posOffset>
             </wp:positionH>
             <wp:positionV relativeFrom="paragraph">
-              <wp:posOffset>295276</wp:posOffset>
+              <wp:posOffset>-293370</wp:posOffset>
             </wp:positionV>
-            <wp:extent cx="6116980" cy="3371850"/>
-            <wp:effectExtent l="76200" t="76200" r="131445" b="133350"/>
+            <wp:extent cx="5638800" cy="3781901"/>
+            <wp:effectExtent l="76200" t="76200" r="133350" b="142875"/>
             <wp:wrapNone/>
-            <wp:docPr id="944697359" name="Picture 1"/>
+            <wp:docPr id="24306948" name="Picture 1"/>
             <wp:cNvGraphicFramePr>
               <a:graphicFrameLocks xmlns:a="http://schemas.openxmlformats.org/drawingml/2006/main" noChangeAspect="1"/>
             </wp:cNvGraphicFramePr>
@@ -2706,11 +2897,11 @@
               <a:graphicData uri="http://schemas.openxmlformats.org/drawingml/2006/picture">
                 <pic:pic xmlns:pic="http://schemas.openxmlformats.org/drawingml/2006/picture">
                   <pic:nvPicPr>
-                    <pic:cNvPr id="944697359" name=""/>
+                    <pic:cNvPr id="24306948" name=""/>
                     <pic:cNvPicPr/>
                   </pic:nvPicPr>
                   <pic:blipFill>
-                    <a:blip r:embed="rId18">
+                    <a:blip r:embed="rId19">
                       <a:extLst>
                         <a:ext uri="{28A0092B-C50C-407E-A947-70E740481C1C}">
                           <a14:useLocalDpi xmlns:a14="http://schemas.microsoft.com/office/drawing/2010/main" val="0"/>
@@ -2724,7 +2915,7 @@
                   <pic:spPr>
                     <a:xfrm>
                       <a:off x="0" y="0"/>
-                      <a:ext cx="6117635" cy="3372211"/>
+                      <a:ext cx="5642889" cy="3784643"/>
                     </a:xfrm>
                     <a:prstGeom prst="rect">
                       <a:avLst/>
@@ -2822,23 +3013,22 @@
       </w:pPr>
       <w:r>
         <w:rPr>
-          <w:noProof/>
           <w:sz w:val="36"/>
           <w:szCs w:val="36"/>
         </w:rPr>
         <w:drawing>
-          <wp:anchor distT="0" distB="0" distL="114300" distR="114300" simplePos="0" relativeHeight="251764736" behindDoc="0" locked="0" layoutInCell="1" allowOverlap="1" wp14:anchorId="636EC387" wp14:editId="5D1E3F0F">
+          <wp:anchor distT="0" distB="0" distL="114300" distR="114300" simplePos="0" relativeHeight="251863040" behindDoc="0" locked="0" layoutInCell="1" allowOverlap="1" wp14:anchorId="7FEAC8A1" wp14:editId="7CE2E5C2">
             <wp:simplePos x="0" y="0"/>
             <wp:positionH relativeFrom="column">
-              <wp:posOffset>135255</wp:posOffset>
+              <wp:posOffset>-179070</wp:posOffset>
             </wp:positionH>
             <wp:positionV relativeFrom="paragraph">
-              <wp:posOffset>268605</wp:posOffset>
+              <wp:posOffset>137160</wp:posOffset>
             </wp:positionV>
-            <wp:extent cx="6116955" cy="1611119"/>
-            <wp:effectExtent l="76200" t="76200" r="131445" b="141605"/>
+            <wp:extent cx="6343650" cy="2923467"/>
+            <wp:effectExtent l="76200" t="76200" r="133350" b="125095"/>
             <wp:wrapNone/>
-            <wp:docPr id="1726369457" name="Picture 1"/>
+            <wp:docPr id="1205268706" name="Picture 1"/>
             <wp:cNvGraphicFramePr>
               <a:graphicFrameLocks xmlns:a="http://schemas.openxmlformats.org/drawingml/2006/main" noChangeAspect="1"/>
             </wp:cNvGraphicFramePr>
@@ -2846,11 +3036,11 @@
               <a:graphicData uri="http://schemas.openxmlformats.org/drawingml/2006/picture">
                 <pic:pic xmlns:pic="http://schemas.openxmlformats.org/drawingml/2006/picture">
                   <pic:nvPicPr>
-                    <pic:cNvPr id="1726369457" name=""/>
+                    <pic:cNvPr id="1205268706" name=""/>
                     <pic:cNvPicPr/>
                   </pic:nvPicPr>
                   <pic:blipFill>
-                    <a:blip r:embed="rId19">
+                    <a:blip r:embed="rId20">
                       <a:extLst>
                         <a:ext uri="{28A0092B-C50C-407E-A947-70E740481C1C}">
                           <a14:useLocalDpi xmlns:a14="http://schemas.microsoft.com/office/drawing/2010/main" val="0"/>
@@ -2864,7 +3054,7 @@
                   <pic:spPr>
                     <a:xfrm>
                       <a:off x="0" y="0"/>
-                      <a:ext cx="6122837" cy="1612668"/>
+                      <a:ext cx="6349134" cy="2925994"/>
                     </a:xfrm>
                     <a:prstGeom prst="rect">
                       <a:avLst/>
@@ -2935,29 +3125,60 @@
           <w:tab w:val="center" w:pos="4968"/>
         </w:tabs>
         <w:rPr>
-          <w:sz w:val="36"/>
-          <w:szCs w:val="36"/>
-        </w:rPr>
-      </w:pPr>
-      <w:r>
-        <w:rPr>
-          <w:noProof/>
+          <w:b/>
+          <w:bCs/>
+          <w:i/>
+          <w:iCs/>
+          <w:color w:val="FF0000"/>
+          <w:sz w:val="48"/>
+          <w:szCs w:val="48"/>
+        </w:rPr>
+      </w:pPr>
+    </w:p>
+    <w:p>
+      <w:pPr>
+        <w:tabs>
+          <w:tab w:val="center" w:pos="4968"/>
+        </w:tabs>
+        <w:rPr>
+          <w:b/>
+          <w:bCs/>
+          <w:i/>
+          <w:iCs/>
+          <w:color w:val="FF0000"/>
+          <w:sz w:val="48"/>
+          <w:szCs w:val="48"/>
+        </w:rPr>
+      </w:pPr>
+    </w:p>
+    <w:p>
+      <w:pPr>
+        <w:tabs>
+          <w:tab w:val="center" w:pos="4968"/>
+        </w:tabs>
+        <w:rPr>
+          <w:sz w:val="36"/>
+          <w:szCs w:val="36"/>
+        </w:rPr>
+      </w:pPr>
+      <w:r>
+        <w:rPr>
           <w:sz w:val="36"/>
           <w:szCs w:val="36"/>
         </w:rPr>
         <w:drawing>
-          <wp:anchor distT="0" distB="0" distL="114300" distR="114300" simplePos="0" relativeHeight="251765760" behindDoc="0" locked="0" layoutInCell="1" allowOverlap="1" wp14:anchorId="5BA740CA" wp14:editId="638A1887">
+          <wp:anchor distT="0" distB="0" distL="114300" distR="114300" simplePos="0" relativeHeight="251865088" behindDoc="0" locked="0" layoutInCell="1" allowOverlap="1" wp14:anchorId="38F2810C" wp14:editId="316B79E1">
             <wp:simplePos x="0" y="0"/>
             <wp:positionH relativeFrom="column">
               <wp:posOffset>1905</wp:posOffset>
             </wp:positionH>
             <wp:positionV relativeFrom="paragraph">
-              <wp:posOffset>506095</wp:posOffset>
+              <wp:posOffset>519430</wp:posOffset>
             </wp:positionV>
-            <wp:extent cx="6309360" cy="1905000"/>
-            <wp:effectExtent l="76200" t="76200" r="129540" b="133350"/>
+            <wp:extent cx="6309360" cy="1692275"/>
+            <wp:effectExtent l="76200" t="76200" r="129540" b="136525"/>
             <wp:wrapNone/>
-            <wp:docPr id="1071304378" name="Picture 1"/>
+            <wp:docPr id="1802088017" name="Picture 1"/>
             <wp:cNvGraphicFramePr>
               <a:graphicFrameLocks xmlns:a="http://schemas.openxmlformats.org/drawingml/2006/main" noChangeAspect="1"/>
             </wp:cNvGraphicFramePr>
@@ -2965,11 +3186,11 @@
               <a:graphicData uri="http://schemas.openxmlformats.org/drawingml/2006/picture">
                 <pic:pic xmlns:pic="http://schemas.openxmlformats.org/drawingml/2006/picture">
                   <pic:nvPicPr>
-                    <pic:cNvPr id="1071304378" name=""/>
+                    <pic:cNvPr id="1802088017" name=""/>
                     <pic:cNvPicPr/>
                   </pic:nvPicPr>
                   <pic:blipFill>
-                    <a:blip r:embed="rId20">
+                    <a:blip r:embed="rId21">
                       <a:extLst>
                         <a:ext uri="{28A0092B-C50C-407E-A947-70E740481C1C}">
                           <a14:useLocalDpi xmlns:a14="http://schemas.microsoft.com/office/drawing/2010/main" val="0"/>
@@ -2983,7 +3204,7 @@
                   <pic:spPr>
                     <a:xfrm>
                       <a:off x="0" y="0"/>
-                      <a:ext cx="6309360" cy="1905000"/>
+                      <a:ext cx="6309360" cy="1692275"/>
                     </a:xfrm>
                     <a:prstGeom prst="rect">
                       <a:avLst/>
@@ -3071,24 +3292,65 @@
       </w:pPr>
       <w:r>
         <w:rPr>
+          <w:b/>
+          <w:bCs/>
+          <w:i/>
+          <w:iCs/>
+          <w:color w:val="FF0000"/>
+          <w:sz w:val="48"/>
+          <w:szCs w:val="48"/>
+        </w:rPr>
+        <w:lastRenderedPageBreak/>
+        <w:t>-</w:t>
+      </w:r>
+      <w:r>
+        <w:rPr>
+          <w:b/>
+          <w:bCs/>
+          <w:i/>
+          <w:iCs/>
+          <w:color w:val="FF0000"/>
+          <w:sz w:val="48"/>
+          <w:szCs w:val="48"/>
+        </w:rPr>
+        <w:t>Coverage Report:</w:t>
+      </w:r>
+      <w:r>
+        <w:rPr>
           <w:noProof/>
-          <w:sz w:val="36"/>
-          <w:szCs w:val="36"/>
-        </w:rPr>
-        <w:lastRenderedPageBreak/>
+        </w:rPr>
+        <w:t xml:space="preserve"> </w:t>
+      </w:r>
+    </w:p>
+    <w:p>
+      <w:pPr>
+        <w:rPr>
+          <w:sz w:val="36"/>
+          <w:szCs w:val="36"/>
+        </w:rPr>
+      </w:pPr>
+      <w:r>
+        <w:rPr>
+          <w:b/>
+          <w:bCs/>
+          <w:color w:val="215E99" w:themeColor="text2" w:themeTint="BF"/>
+          <w:sz w:val="48"/>
+          <w:szCs w:val="48"/>
+          <w:u w:val="single"/>
+        </w:rPr>
         <w:drawing>
-          <wp:anchor distT="0" distB="0" distL="114300" distR="114300" simplePos="0" relativeHeight="251766784" behindDoc="0" locked="0" layoutInCell="1" allowOverlap="1" wp14:anchorId="0C74B98E" wp14:editId="1C88D297">
+          <wp:anchor distT="0" distB="0" distL="114300" distR="114300" simplePos="0" relativeHeight="251866112" behindDoc="0" locked="0" layoutInCell="1" allowOverlap="1" wp14:anchorId="04E35B7E" wp14:editId="7CC66192">
             <wp:simplePos x="0" y="0"/>
             <wp:positionH relativeFrom="column">
-              <wp:posOffset>-7620</wp:posOffset>
+              <wp:posOffset>78105</wp:posOffset>
             </wp:positionH>
             <wp:positionV relativeFrom="paragraph">
-              <wp:posOffset>431165</wp:posOffset>
+              <wp:posOffset>1402080</wp:posOffset>
             </wp:positionV>
-            <wp:extent cx="6309360" cy="1342390"/>
-            <wp:effectExtent l="76200" t="76200" r="129540" b="124460"/>
+            <wp:extent cx="6309360" cy="962661"/>
+            <wp:effectExtent l="76200" t="76200" r="129540" b="142240"/>
             <wp:wrapNone/>
-            <wp:docPr id="696762064" name="Picture 1"/>
+            <wp:docPr id="1267661726" name="Picture 1"/>
             <wp:cNvGraphicFramePr>
               <a:graphicFrameLocks xmlns:a="http://schemas.openxmlformats.org/drawingml/2006/main" noChangeAspect="1"/>
             </wp:cNvGraphicFramePr>
@@ -3096,124 +3358,7 @@
               <a:graphicData uri="http://schemas.openxmlformats.org/drawingml/2006/picture">
                 <pic:pic xmlns:pic="http://schemas.openxmlformats.org/drawingml/2006/picture">
                   <pic:nvPicPr>
-                    <pic:cNvPr id="696762064" name=""/>
-                    <pic:cNvPicPr/>
-                  </pic:nvPicPr>
-                  <pic:blipFill>
-                    <a:blip r:embed="rId21">
-                      <a:extLst>
-                        <a:ext uri="{28A0092B-C50C-407E-A947-70E740481C1C}">
-                          <a14:useLocalDpi xmlns:a14="http://schemas.microsoft.com/office/drawing/2010/main" val="0"/>
-                        </a:ext>
-                      </a:extLst>
-                    </a:blip>
-                    <a:stretch>
-                      <a:fillRect/>
-                    </a:stretch>
-                  </pic:blipFill>
-                  <pic:spPr>
-                    <a:xfrm>
-                      <a:off x="0" y="0"/>
-                      <a:ext cx="6309360" cy="1342390"/>
-                    </a:xfrm>
-                    <a:prstGeom prst="rect">
-                      <a:avLst/>
-                    </a:prstGeom>
-                    <a:ln w="38100" cap="sq">
-                      <a:solidFill>
-                        <a:srgbClr val="000000"/>
-                      </a:solidFill>
-                      <a:prstDash val="solid"/>
-                      <a:miter lim="800000"/>
-                    </a:ln>
-                    <a:effectLst>
-                      <a:outerShdw blurRad="50800" dist="38100" dir="2700000" algn="tl" rotWithShape="0">
-                        <a:srgbClr val="000000">
-                          <a:alpha val="43000"/>
-                        </a:srgbClr>
-                      </a:outerShdw>
-                    </a:effectLst>
-                  </pic:spPr>
-                </pic:pic>
-              </a:graphicData>
-            </a:graphic>
-          </wp:anchor>
-        </w:drawing>
-      </w:r>
-      <w:r>
-        <w:rPr>
-          <w:b/>
-          <w:bCs/>
-          <w:i/>
-          <w:iCs/>
-          <w:color w:val="FF0000"/>
-          <w:sz w:val="48"/>
-          <w:szCs w:val="48"/>
-        </w:rPr>
-        <w:t>Coverage Report:</w:t>
-      </w:r>
-      <w:r>
-        <w:rPr>
-          <w:noProof/>
-        </w:rPr>
-        <w:t xml:space="preserve"> </w:t>
-      </w:r>
-    </w:p>
-    <w:p>
-      <w:pPr>
-        <w:rPr>
-          <w:sz w:val="36"/>
-          <w:szCs w:val="36"/>
-        </w:rPr>
-      </w:pPr>
-    </w:p>
-    <w:p>
-      <w:pPr>
-        <w:rPr>
-          <w:color w:val="000000" w:themeColor="text1"/>
-          <w:sz w:val="36"/>
-          <w:szCs w:val="36"/>
-        </w:rPr>
-      </w:pPr>
-    </w:p>
-    <w:p>
-      <w:pPr>
-        <w:rPr>
-          <w:b/>
-          <w:bCs/>
-          <w:color w:val="215E99" w:themeColor="text2" w:themeTint="BF"/>
-          <w:sz w:val="48"/>
-          <w:szCs w:val="48"/>
-          <w:u w:val="single"/>
-        </w:rPr>
-      </w:pPr>
-      <w:r>
-        <w:rPr>
-          <w:noProof/>
-          <w:sz w:val="36"/>
-          <w:szCs w:val="36"/>
-        </w:rPr>
-        <w:drawing>
-          <wp:anchor distT="0" distB="0" distL="114300" distR="114300" simplePos="0" relativeHeight="251767808" behindDoc="0" locked="0" layoutInCell="1" allowOverlap="1" wp14:anchorId="69BA0D45" wp14:editId="6610D3F2">
-            <wp:simplePos x="0" y="0"/>
-            <wp:positionH relativeFrom="column">
-              <wp:posOffset>1905</wp:posOffset>
-            </wp:positionH>
-            <wp:positionV relativeFrom="paragraph">
-              <wp:posOffset>391160</wp:posOffset>
-            </wp:positionV>
-            <wp:extent cx="6309360" cy="1389380"/>
-            <wp:effectExtent l="76200" t="76200" r="129540" b="134620"/>
-            <wp:wrapNone/>
-            <wp:docPr id="160063580" name="Picture 1"/>
-            <wp:cNvGraphicFramePr>
-              <a:graphicFrameLocks xmlns:a="http://schemas.openxmlformats.org/drawingml/2006/main" noChangeAspect="1"/>
-            </wp:cNvGraphicFramePr>
-            <a:graphic xmlns:a="http://schemas.openxmlformats.org/drawingml/2006/main">
-              <a:graphicData uri="http://schemas.openxmlformats.org/drawingml/2006/picture">
-                <pic:pic xmlns:pic="http://schemas.openxmlformats.org/drawingml/2006/picture">
-                  <pic:nvPicPr>
-                    <pic:cNvPr id="160063580" name=""/>
+                    <pic:cNvPr id="1267661726" name=""/>
                     <pic:cNvPicPr/>
                   </pic:nvPicPr>
                   <pic:blipFill>
@@ -3231,7 +3376,7 @@
                   <pic:spPr>
                     <a:xfrm>
                       <a:off x="0" y="0"/>
-                      <a:ext cx="6312031" cy="1389968"/>
+                      <a:ext cx="6309360" cy="962661"/>
                     </a:xfrm>
                     <a:prstGeom prst="rect">
                       <a:avLst/>
@@ -3263,62 +3408,16 @@
           </wp:anchor>
         </w:drawing>
       </w:r>
-    </w:p>
-    <w:p>
-      <w:pPr>
-        <w:tabs>
-          <w:tab w:val="left" w:pos="914"/>
-        </w:tabs>
-        <w:rPr>
-          <w:sz w:val="36"/>
-          <w:szCs w:val="36"/>
-        </w:rPr>
-      </w:pPr>
-      <w:r>
-        <w:rPr>
-          <w:sz w:val="36"/>
-          <w:szCs w:val="36"/>
-        </w:rPr>
-        <w:tab/>
-      </w:r>
-    </w:p>
-    <w:p>
-      <w:pPr>
-        <w:tabs>
-          <w:tab w:val="left" w:pos="3578"/>
-        </w:tabs>
-        <w:rPr>
-          <w:sz w:val="36"/>
-          <w:szCs w:val="36"/>
-        </w:rPr>
-      </w:pPr>
-    </w:p>
-    <w:p>
-      <w:pPr>
-        <w:rPr>
-          <w:sz w:val="36"/>
-          <w:szCs w:val="36"/>
-        </w:rPr>
-      </w:pPr>
-      <w:r>
-        <w:rPr>
-          <w:noProof/>
+      <w:r>
+        <w:rPr>
           <w:sz w:val="36"/>
           <w:szCs w:val="36"/>
         </w:rPr>
         <w:drawing>
-          <wp:anchor distT="0" distB="0" distL="114300" distR="114300" simplePos="0" relativeHeight="251768832" behindDoc="0" locked="0" layoutInCell="1" allowOverlap="1" wp14:anchorId="0FE2C559" wp14:editId="5094E125">
-            <wp:simplePos x="0" y="0"/>
-            <wp:positionH relativeFrom="column">
-              <wp:posOffset>1905</wp:posOffset>
-            </wp:positionH>
-            <wp:positionV relativeFrom="paragraph">
-              <wp:posOffset>396875</wp:posOffset>
-            </wp:positionV>
-            <wp:extent cx="6309360" cy="3044825"/>
-            <wp:effectExtent l="76200" t="76200" r="129540" b="136525"/>
-            <wp:wrapNone/>
-            <wp:docPr id="305017827" name="Picture 1"/>
+          <wp:inline distT="0" distB="0" distL="0" distR="0" wp14:anchorId="2DBC5090" wp14:editId="2CD3FB90">
+            <wp:extent cx="6309360" cy="1323340"/>
+            <wp:effectExtent l="76200" t="76200" r="129540" b="124460"/>
+            <wp:docPr id="1428034170" name="Picture 1"/>
             <wp:cNvGraphicFramePr>
               <a:graphicFrameLocks xmlns:a="http://schemas.openxmlformats.org/drawingml/2006/main" noChangeAspect="1"/>
             </wp:cNvGraphicFramePr>
@@ -3326,11 +3425,95 @@
               <a:graphicData uri="http://schemas.openxmlformats.org/drawingml/2006/picture">
                 <pic:pic xmlns:pic="http://schemas.openxmlformats.org/drawingml/2006/picture">
                   <pic:nvPicPr>
-                    <pic:cNvPr id="305017827" name=""/>
+                    <pic:cNvPr id="1428034170" name=""/>
                     <pic:cNvPicPr/>
                   </pic:nvPicPr>
                   <pic:blipFill>
-                    <a:blip r:embed="rId23">
+                    <a:blip r:embed="rId23"/>
+                    <a:stretch>
+                      <a:fillRect/>
+                    </a:stretch>
+                  </pic:blipFill>
+                  <pic:spPr>
+                    <a:xfrm>
+                      <a:off x="0" y="0"/>
+                      <a:ext cx="6309360" cy="1323340"/>
+                    </a:xfrm>
+                    <a:prstGeom prst="rect">
+                      <a:avLst/>
+                    </a:prstGeom>
+                    <a:ln w="38100" cap="sq">
+                      <a:solidFill>
+                        <a:srgbClr val="000000"/>
+                      </a:solidFill>
+                      <a:prstDash val="solid"/>
+                      <a:miter lim="800000"/>
+                    </a:ln>
+                    <a:effectLst>
+                      <a:outerShdw blurRad="50800" dist="38100" dir="2700000" algn="tl" rotWithShape="0">
+                        <a:srgbClr val="000000">
+                          <a:alpha val="43000"/>
+                        </a:srgbClr>
+                      </a:outerShdw>
+                    </a:effectLst>
+                  </pic:spPr>
+                </pic:pic>
+              </a:graphicData>
+            </a:graphic>
+          </wp:inline>
+        </w:drawing>
+      </w:r>
+    </w:p>
+    <w:p>
+      <w:pPr>
+        <w:rPr>
+          <w:color w:val="000000" w:themeColor="text1"/>
+          <w:sz w:val="36"/>
+          <w:szCs w:val="36"/>
+        </w:rPr>
+      </w:pPr>
+    </w:p>
+    <w:p>
+      <w:pPr>
+        <w:rPr>
+          <w:b/>
+          <w:bCs/>
+          <w:color w:val="215E99" w:themeColor="text2" w:themeTint="BF"/>
+          <w:sz w:val="48"/>
+          <w:szCs w:val="48"/>
+          <w:u w:val="single"/>
+        </w:rPr>
+      </w:pPr>
+      <w:r>
+        <w:rPr>
+          <w:sz w:val="36"/>
+          <w:szCs w:val="36"/>
+        </w:rPr>
+        <w:drawing>
+          <wp:anchor distT="0" distB="0" distL="114300" distR="114300" simplePos="0" relativeHeight="251867136" behindDoc="0" locked="0" layoutInCell="1" allowOverlap="1" wp14:anchorId="7B9A2DE5" wp14:editId="1AB18E5B">
+            <wp:simplePos x="0" y="0"/>
+            <wp:positionH relativeFrom="column">
+              <wp:posOffset>78105</wp:posOffset>
+            </wp:positionH>
+            <wp:positionV relativeFrom="paragraph">
+              <wp:posOffset>271145</wp:posOffset>
+            </wp:positionV>
+            <wp:extent cx="6309360" cy="3993515"/>
+            <wp:effectExtent l="76200" t="76200" r="129540" b="140335"/>
+            <wp:wrapNone/>
+            <wp:docPr id="1506628289" name="Picture 1"/>
+            <wp:cNvGraphicFramePr>
+              <a:graphicFrameLocks xmlns:a="http://schemas.openxmlformats.org/drawingml/2006/main" noChangeAspect="1"/>
+            </wp:cNvGraphicFramePr>
+            <a:graphic xmlns:a="http://schemas.openxmlformats.org/drawingml/2006/main">
+              <a:graphicData uri="http://schemas.openxmlformats.org/drawingml/2006/picture">
+                <pic:pic xmlns:pic="http://schemas.openxmlformats.org/drawingml/2006/picture">
+                  <pic:nvPicPr>
+                    <pic:cNvPr id="1506628289" name=""/>
+                    <pic:cNvPicPr/>
+                  </pic:nvPicPr>
+                  <pic:blipFill>
+                    <a:blip r:embed="rId24">
                       <a:extLst>
                         <a:ext uri="{28A0092B-C50C-407E-A947-70E740481C1C}">
                           <a14:useLocalDpi xmlns:a14="http://schemas.microsoft.com/office/drawing/2010/main" val="0"/>
@@ -3344,7 +3527,7 @@
                   <pic:spPr>
                     <a:xfrm>
                       <a:off x="0" y="0"/>
-                      <a:ext cx="6309360" cy="3044825"/>
+                      <a:ext cx="6309360" cy="3993515"/>
                     </a:xfrm>
                     <a:prstGeom prst="rect">
                       <a:avLst/>
@@ -3373,104 +3556,115 @@
     </w:p>
     <w:p>
       <w:pPr>
-        <w:rPr>
-          <w:sz w:val="36"/>
-          <w:szCs w:val="36"/>
-        </w:rPr>
-      </w:pPr>
-    </w:p>
-    <w:p>
-      <w:pPr>
-        <w:rPr>
-          <w:sz w:val="36"/>
-          <w:szCs w:val="36"/>
-        </w:rPr>
-      </w:pPr>
-    </w:p>
-    <w:p>
-      <w:pPr>
-        <w:rPr>
-          <w:sz w:val="36"/>
-          <w:szCs w:val="36"/>
-        </w:rPr>
-      </w:pPr>
-    </w:p>
-    <w:p>
-      <w:pPr>
-        <w:rPr>
-          <w:sz w:val="36"/>
-          <w:szCs w:val="36"/>
-        </w:rPr>
-      </w:pPr>
-    </w:p>
-    <w:p>
-      <w:pPr>
-        <w:rPr>
-          <w:sz w:val="36"/>
-          <w:szCs w:val="36"/>
-        </w:rPr>
-      </w:pPr>
-    </w:p>
-    <w:p>
-      <w:pPr>
-        <w:rPr>
-          <w:sz w:val="36"/>
-          <w:szCs w:val="36"/>
-        </w:rPr>
-      </w:pPr>
-    </w:p>
-    <w:p>
-      <w:pPr>
-        <w:rPr>
-          <w:sz w:val="36"/>
-          <w:szCs w:val="36"/>
-        </w:rPr>
-      </w:pPr>
-    </w:p>
-    <w:p>
-      <w:pPr>
-        <w:rPr>
-          <w:sz w:val="36"/>
-          <w:szCs w:val="36"/>
-        </w:rPr>
-      </w:pPr>
-    </w:p>
-    <w:p>
-      <w:pPr>
-        <w:rPr>
-          <w:sz w:val="36"/>
-          <w:szCs w:val="36"/>
-        </w:rPr>
-      </w:pPr>
-    </w:p>
-    <w:p>
-      <w:pPr>
-        <w:rPr>
-          <w:sz w:val="36"/>
-          <w:szCs w:val="36"/>
-        </w:rPr>
-      </w:pPr>
-    </w:p>
-    <w:p>
-      <w:pPr>
-        <w:rPr>
-          <w:sz w:val="36"/>
-          <w:szCs w:val="36"/>
-        </w:rPr>
-      </w:pPr>
-    </w:p>
-    <w:p>
-      <w:pPr>
-        <w:jc w:val="right"/>
-        <w:rPr>
-          <w:sz w:val="36"/>
-          <w:szCs w:val="36"/>
-        </w:rPr>
-      </w:pPr>
-    </w:p>
-    <w:p>
-      <w:pPr>
-        <w:jc w:val="right"/>
+        <w:tabs>
+          <w:tab w:val="left" w:pos="914"/>
+        </w:tabs>
+        <w:rPr>
+          <w:sz w:val="36"/>
+          <w:szCs w:val="36"/>
+        </w:rPr>
+      </w:pPr>
+      <w:r>
+        <w:rPr>
+          <w:sz w:val="36"/>
+          <w:szCs w:val="36"/>
+        </w:rPr>
+        <w:tab/>
+      </w:r>
+    </w:p>
+    <w:p>
+      <w:pPr>
+        <w:tabs>
+          <w:tab w:val="left" w:pos="3578"/>
+        </w:tabs>
+        <w:rPr>
+          <w:sz w:val="36"/>
+          <w:szCs w:val="36"/>
+        </w:rPr>
+      </w:pPr>
+    </w:p>
+    <w:p>
+      <w:pPr>
+        <w:rPr>
+          <w:sz w:val="36"/>
+          <w:szCs w:val="36"/>
+        </w:rPr>
+      </w:pPr>
+    </w:p>
+    <w:p>
+      <w:pPr>
+        <w:rPr>
+          <w:sz w:val="36"/>
+          <w:szCs w:val="36"/>
+        </w:rPr>
+      </w:pPr>
+    </w:p>
+    <w:p>
+      <w:pPr>
+        <w:rPr>
+          <w:sz w:val="36"/>
+          <w:szCs w:val="36"/>
+        </w:rPr>
+      </w:pPr>
+    </w:p>
+    <w:p>
+      <w:pPr>
+        <w:rPr>
+          <w:sz w:val="36"/>
+          <w:szCs w:val="36"/>
+        </w:rPr>
+      </w:pPr>
+    </w:p>
+    <w:p>
+      <w:pPr>
+        <w:rPr>
+          <w:sz w:val="36"/>
+          <w:szCs w:val="36"/>
+        </w:rPr>
+      </w:pPr>
+    </w:p>
+    <w:p>
+      <w:pPr>
+        <w:rPr>
+          <w:sz w:val="36"/>
+          <w:szCs w:val="36"/>
+        </w:rPr>
+      </w:pPr>
+    </w:p>
+    <w:p>
+      <w:pPr>
+        <w:rPr>
+          <w:sz w:val="36"/>
+          <w:szCs w:val="36"/>
+        </w:rPr>
+      </w:pPr>
+    </w:p>
+    <w:p>
+      <w:pPr>
+        <w:rPr>
+          <w:sz w:val="36"/>
+          <w:szCs w:val="36"/>
+        </w:rPr>
+      </w:pPr>
+    </w:p>
+    <w:p>
+      <w:pPr>
+        <w:rPr>
+          <w:sz w:val="36"/>
+          <w:szCs w:val="36"/>
+        </w:rPr>
+      </w:pPr>
+    </w:p>
+    <w:p>
+      <w:pPr>
+        <w:rPr>
+          <w:sz w:val="36"/>
+          <w:szCs w:val="36"/>
+        </w:rPr>
+      </w:pPr>
+    </w:p>
+    <w:p>
+      <w:pPr>
         <w:rPr>
           <w:sz w:val="36"/>
           <w:szCs w:val="36"/>
@@ -3492,18 +3686,18 @@
         </w:rPr>
         <w:lastRenderedPageBreak/>
         <w:drawing>
-          <wp:anchor distT="0" distB="0" distL="114300" distR="114300" simplePos="0" relativeHeight="251769856" behindDoc="0" locked="0" layoutInCell="1" allowOverlap="1" wp14:anchorId="7D12233A" wp14:editId="6F7F3BE0">
+          <wp:anchor distT="0" distB="0" distL="114300" distR="114300" simplePos="0" relativeHeight="251868160" behindDoc="0" locked="0" layoutInCell="1" allowOverlap="1" wp14:anchorId="1E4E5C77" wp14:editId="628C6078">
             <wp:simplePos x="0" y="0"/>
             <wp:positionH relativeFrom="column">
-              <wp:posOffset>-102871</wp:posOffset>
+              <wp:posOffset>1905</wp:posOffset>
             </wp:positionH>
             <wp:positionV relativeFrom="paragraph">
-              <wp:posOffset>401954</wp:posOffset>
+              <wp:posOffset>535304</wp:posOffset>
             </wp:positionV>
-            <wp:extent cx="6584865" cy="1381125"/>
-            <wp:effectExtent l="152400" t="152400" r="159385" b="161925"/>
+            <wp:extent cx="6623962" cy="1457325"/>
+            <wp:effectExtent l="76200" t="76200" r="139065" b="123825"/>
             <wp:wrapNone/>
-            <wp:docPr id="304835886" name="Picture 1"/>
+            <wp:docPr id="539870644" name="Picture 1"/>
             <wp:cNvGraphicFramePr>
               <a:graphicFrameLocks xmlns:a="http://schemas.openxmlformats.org/drawingml/2006/main" noChangeAspect="1"/>
             </wp:cNvGraphicFramePr>
@@ -3511,154 +3705,7 @@
               <a:graphicData uri="http://schemas.openxmlformats.org/drawingml/2006/picture">
                 <pic:pic xmlns:pic="http://schemas.openxmlformats.org/drawingml/2006/picture">
                   <pic:nvPicPr>
-                    <pic:cNvPr id="304835886" name=""/>
-                    <pic:cNvPicPr/>
-                  </pic:nvPicPr>
-                  <pic:blipFill>
-                    <a:blip r:embed="rId24">
-                      <a:extLst>
-                        <a:ext uri="{28A0092B-C50C-407E-A947-70E740481C1C}">
-                          <a14:useLocalDpi xmlns:a14="http://schemas.microsoft.com/office/drawing/2010/main" val="0"/>
-                        </a:ext>
-                      </a:extLst>
-                    </a:blip>
-                    <a:stretch>
-                      <a:fillRect/>
-                    </a:stretch>
-                  </pic:blipFill>
-                  <pic:spPr>
-                    <a:xfrm>
-                      <a:off x="0" y="0"/>
-                      <a:ext cx="6598291" cy="1383941"/>
-                    </a:xfrm>
-                    <a:prstGeom prst="snip2DiagRect">
-                      <a:avLst/>
-                    </a:prstGeom>
-                    <a:solidFill>
-                      <a:srgbClr val="FFFFFF">
-                        <a:shade val="85000"/>
-                      </a:srgbClr>
-                    </a:solidFill>
-                    <a:ln w="88900" cap="sq">
-                      <a:solidFill>
-                        <a:srgbClr val="FFFFFF"/>
-                      </a:solidFill>
-                      <a:miter lim="800000"/>
-                    </a:ln>
-                    <a:effectLst>
-                      <a:outerShdw blurRad="88900" algn="tl" rotWithShape="0">
-                        <a:srgbClr val="000000">
-                          <a:alpha val="45000"/>
-                        </a:srgbClr>
-                      </a:outerShdw>
-                    </a:effectLst>
-                    <a:scene3d>
-                      <a:camera prst="orthographicFront"/>
-                      <a:lightRig rig="twoPt" dir="t">
-                        <a:rot lat="0" lon="0" rev="7200000"/>
-                      </a:lightRig>
-                    </a:scene3d>
-                    <a:sp3d>
-                      <a:bevelT w="25400" h="19050"/>
-                      <a:contourClr>
-                        <a:srgbClr val="FFFFFF"/>
-                      </a:contourClr>
-                    </a:sp3d>
-                  </pic:spPr>
-                </pic:pic>
-              </a:graphicData>
-            </a:graphic>
-            <wp14:sizeRelH relativeFrom="margin">
-              <wp14:pctWidth>0</wp14:pctWidth>
-            </wp14:sizeRelH>
-            <wp14:sizeRelV relativeFrom="margin">
-              <wp14:pctHeight>0</wp14:pctHeight>
-            </wp14:sizeRelV>
-          </wp:anchor>
-        </w:drawing>
-      </w:r>
-      <w:r>
-        <w:rPr>
-          <w:b/>
-          <w:bCs/>
-          <w:i/>
-          <w:iCs/>
-          <w:color w:val="FF0000"/>
-          <w:sz w:val="48"/>
-          <w:szCs w:val="48"/>
-        </w:rPr>
-        <w:t>-Waveforms:</w:t>
-      </w:r>
-    </w:p>
-    <w:p>
-      <w:pPr>
-        <w:jc w:val="right"/>
-        <w:rPr>
-          <w:noProof/>
-          <w:sz w:val="36"/>
-          <w:szCs w:val="36"/>
-        </w:rPr>
-      </w:pPr>
-    </w:p>
-    <w:p>
-      <w:pPr>
-        <w:jc w:val="right"/>
-        <w:rPr>
-          <w:sz w:val="36"/>
-          <w:szCs w:val="36"/>
-        </w:rPr>
-      </w:pPr>
-    </w:p>
-    <w:p>
-      <w:pPr>
-        <w:tabs>
-          <w:tab w:val="left" w:pos="3480"/>
-          <w:tab w:val="center" w:pos="4968"/>
-        </w:tabs>
-        <w:rPr>
-          <w:sz w:val="36"/>
-          <w:szCs w:val="36"/>
-        </w:rPr>
-      </w:pPr>
-    </w:p>
-    <w:p>
-      <w:pPr>
-        <w:tabs>
-          <w:tab w:val="left" w:pos="3480"/>
-          <w:tab w:val="center" w:pos="4968"/>
-        </w:tabs>
-        <w:rPr>
-          <w:sz w:val="36"/>
-          <w:szCs w:val="36"/>
-        </w:rPr>
-      </w:pPr>
-      <w:r>
-        <w:rPr>
-          <w:noProof/>
-          <w:sz w:val="36"/>
-          <w:szCs w:val="36"/>
-        </w:rPr>
-        <w:drawing>
-          <wp:anchor distT="0" distB="0" distL="114300" distR="114300" simplePos="0" relativeHeight="251770880" behindDoc="0" locked="0" layoutInCell="1" allowOverlap="1" wp14:anchorId="399948CE" wp14:editId="00D152BB">
-            <wp:simplePos x="0" y="0"/>
-            <wp:positionH relativeFrom="column">
-              <wp:posOffset>-102870</wp:posOffset>
-            </wp:positionH>
-            <wp:positionV relativeFrom="paragraph">
-              <wp:posOffset>90169</wp:posOffset>
-            </wp:positionV>
-            <wp:extent cx="6496050" cy="1213433"/>
-            <wp:effectExtent l="152400" t="152400" r="152400" b="158750"/>
-            <wp:wrapNone/>
-            <wp:docPr id="586016940" name="Picture 1"/>
-            <wp:cNvGraphicFramePr>
-              <a:graphicFrameLocks xmlns:a="http://schemas.openxmlformats.org/drawingml/2006/main" noChangeAspect="1"/>
-            </wp:cNvGraphicFramePr>
-            <a:graphic xmlns:a="http://schemas.openxmlformats.org/drawingml/2006/main">
-              <a:graphicData uri="http://schemas.openxmlformats.org/drawingml/2006/picture">
-                <pic:pic xmlns:pic="http://schemas.openxmlformats.org/drawingml/2006/picture">
-                  <pic:nvPicPr>
-                    <pic:cNvPr id="586016940" name=""/>
+                    <pic:cNvPr id="539870644" name=""/>
                     <pic:cNvPicPr/>
                   </pic:nvPicPr>
                   <pic:blipFill>
@@ -3676,613 +3723,7 @@
                   <pic:spPr>
                     <a:xfrm>
                       <a:off x="0" y="0"/>
-                      <a:ext cx="6513409" cy="1216676"/>
-                    </a:xfrm>
-                    <a:prstGeom prst="snip2DiagRect">
-                      <a:avLst/>
-                    </a:prstGeom>
-                    <a:solidFill>
-                      <a:srgbClr val="FFFFFF">
-                        <a:shade val="85000"/>
-                      </a:srgbClr>
-                    </a:solidFill>
-                    <a:ln w="88900" cap="sq">
-                      <a:solidFill>
-                        <a:srgbClr val="FFFFFF"/>
-                      </a:solidFill>
-                      <a:miter lim="800000"/>
-                    </a:ln>
-                    <a:effectLst>
-                      <a:outerShdw blurRad="88900" algn="tl" rotWithShape="0">
-                        <a:srgbClr val="000000">
-                          <a:alpha val="45000"/>
-                        </a:srgbClr>
-                      </a:outerShdw>
-                    </a:effectLst>
-                    <a:scene3d>
-                      <a:camera prst="orthographicFront"/>
-                      <a:lightRig rig="twoPt" dir="t">
-                        <a:rot lat="0" lon="0" rev="7200000"/>
-                      </a:lightRig>
-                    </a:scene3d>
-                    <a:sp3d>
-                      <a:bevelT w="25400" h="19050"/>
-                      <a:contourClr>
-                        <a:srgbClr val="FFFFFF"/>
-                      </a:contourClr>
-                    </a:sp3d>
-                  </pic:spPr>
-                </pic:pic>
-              </a:graphicData>
-            </a:graphic>
-            <wp14:sizeRelH relativeFrom="margin">
-              <wp14:pctWidth>0</wp14:pctWidth>
-            </wp14:sizeRelH>
-            <wp14:sizeRelV relativeFrom="margin">
-              <wp14:pctHeight>0</wp14:pctHeight>
-            </wp14:sizeRelV>
-          </wp:anchor>
-        </w:drawing>
-      </w:r>
-      <w:r>
-        <w:rPr>
-          <w:sz w:val="36"/>
-          <w:szCs w:val="36"/>
-        </w:rPr>
-        <w:br/>
-      </w:r>
-      <w:r>
-        <w:rPr>
-          <w:sz w:val="36"/>
-          <w:szCs w:val="36"/>
-        </w:rPr>
-        <w:tab/>
-      </w:r>
-      <w:r>
-        <w:rPr>
-          <w:sz w:val="36"/>
-          <w:szCs w:val="36"/>
-        </w:rPr>
-        <w:tab/>
-      </w:r>
-    </w:p>
-    <w:p>
-      <w:pPr>
-        <w:rPr>
-          <w:sz w:val="36"/>
-          <w:szCs w:val="36"/>
-        </w:rPr>
-      </w:pPr>
-    </w:p>
-    <w:p>
-      <w:pPr>
-        <w:rPr>
-          <w:sz w:val="36"/>
-          <w:szCs w:val="36"/>
-        </w:rPr>
-      </w:pPr>
-    </w:p>
-    <w:p>
-      <w:pPr>
-        <w:rPr>
-          <w:b/>
-          <w:bCs/>
-          <w:i/>
-          <w:iCs/>
-          <w:color w:val="FF0000"/>
-          <w:sz w:val="48"/>
-          <w:szCs w:val="48"/>
-        </w:rPr>
-      </w:pPr>
-      <w:r>
-        <w:rPr>
-          <w:b/>
-          <w:bCs/>
-          <w:i/>
-          <w:iCs/>
-          <w:color w:val="FF0000"/>
-          <w:sz w:val="48"/>
-          <w:szCs w:val="48"/>
-        </w:rPr>
-        <w:t>-Coverage Snippets:</w:t>
-      </w:r>
-    </w:p>
-    <w:p>
-      <w:pPr>
-        <w:ind w:firstLine="720"/>
-        <w:rPr>
-          <w:b/>
-          <w:bCs/>
-          <w:i/>
-          <w:iCs/>
-          <w:color w:val="FF0000"/>
-          <w:sz w:val="48"/>
-          <w:szCs w:val="48"/>
-        </w:rPr>
-      </w:pPr>
-      <w:r>
-        <w:rPr>
-          <w:b/>
-          <w:bCs/>
-          <w:i/>
-          <w:iCs/>
-          <w:noProof/>
-          <w:color w:val="FF0000"/>
-          <w:sz w:val="48"/>
-          <w:szCs w:val="48"/>
-        </w:rPr>
-        <w:drawing>
-          <wp:anchor distT="0" distB="0" distL="114300" distR="114300" simplePos="0" relativeHeight="251771904" behindDoc="0" locked="0" layoutInCell="1" allowOverlap="1" wp14:anchorId="1433CDB0" wp14:editId="4531C4BB">
-            <wp:simplePos x="0" y="0"/>
-            <wp:positionH relativeFrom="column">
-              <wp:posOffset>163830</wp:posOffset>
-            </wp:positionH>
-            <wp:positionV relativeFrom="paragraph">
-              <wp:posOffset>312420</wp:posOffset>
-            </wp:positionV>
-            <wp:extent cx="2105025" cy="1285875"/>
-            <wp:effectExtent l="76200" t="76200" r="142875" b="142875"/>
-            <wp:wrapNone/>
-            <wp:docPr id="38543639" name="Picture 1"/>
-            <wp:cNvGraphicFramePr>
-              <a:graphicFrameLocks xmlns:a="http://schemas.openxmlformats.org/drawingml/2006/main" noChangeAspect="1"/>
-            </wp:cNvGraphicFramePr>
-            <a:graphic xmlns:a="http://schemas.openxmlformats.org/drawingml/2006/main">
-              <a:graphicData uri="http://schemas.openxmlformats.org/drawingml/2006/picture">
-                <pic:pic xmlns:pic="http://schemas.openxmlformats.org/drawingml/2006/picture">
-                  <pic:nvPicPr>
-                    <pic:cNvPr id="38543639" name=""/>
-                    <pic:cNvPicPr/>
-                  </pic:nvPicPr>
-                  <pic:blipFill>
-                    <a:blip r:embed="rId26">
-                      <a:extLst>
-                        <a:ext uri="{28A0092B-C50C-407E-A947-70E740481C1C}">
-                          <a14:useLocalDpi xmlns:a14="http://schemas.microsoft.com/office/drawing/2010/main" val="0"/>
-                        </a:ext>
-                      </a:extLst>
-                    </a:blip>
-                    <a:stretch>
-                      <a:fillRect/>
-                    </a:stretch>
-                  </pic:blipFill>
-                  <pic:spPr>
-                    <a:xfrm>
-                      <a:off x="0" y="0"/>
-                      <a:ext cx="2105025" cy="1285875"/>
-                    </a:xfrm>
-                    <a:prstGeom prst="rect">
-                      <a:avLst/>
-                    </a:prstGeom>
-                    <a:ln w="38100" cap="sq">
-                      <a:solidFill>
-                        <a:srgbClr val="000000"/>
-                      </a:solidFill>
-                      <a:prstDash val="solid"/>
-                      <a:miter lim="800000"/>
-                    </a:ln>
-                    <a:effectLst>
-                      <a:outerShdw blurRad="50800" dist="38100" dir="2700000" algn="tl" rotWithShape="0">
-                        <a:srgbClr val="000000">
-                          <a:alpha val="43000"/>
-                        </a:srgbClr>
-                      </a:outerShdw>
-                    </a:effectLst>
-                  </pic:spPr>
-                </pic:pic>
-              </a:graphicData>
-            </a:graphic>
-          </wp:anchor>
-        </w:drawing>
-      </w:r>
-      <w:r>
-        <w:rPr>
-          <w:sz w:val="28"/>
-          <w:szCs w:val="28"/>
-        </w:rPr>
-        <w:t xml:space="preserve">Toggle Coverage    </w:t>
-      </w:r>
-      <w:r>
-        <w:rPr>
-          <w:sz w:val="28"/>
-          <w:szCs w:val="28"/>
-        </w:rPr>
-        <w:tab/>
-        <w:t xml:space="preserve">  </w:t>
-      </w:r>
-      <w:r>
-        <w:rPr>
-          <w:sz w:val="28"/>
-          <w:szCs w:val="28"/>
-        </w:rPr>
-        <w:tab/>
-      </w:r>
-      <w:r>
-        <w:rPr>
-          <w:sz w:val="28"/>
-          <w:szCs w:val="28"/>
-        </w:rPr>
-        <w:tab/>
-      </w:r>
-      <w:r>
-        <w:rPr>
-          <w:sz w:val="28"/>
-          <w:szCs w:val="28"/>
-        </w:rPr>
-        <w:tab/>
-        <w:t xml:space="preserve"> Branch Coverage           </w:t>
-      </w:r>
-      <w:r>
-        <w:rPr>
-          <w:sz w:val="28"/>
-          <w:szCs w:val="28"/>
-        </w:rPr>
-        <w:tab/>
-        <w:t xml:space="preserve"> </w:t>
-      </w:r>
-    </w:p>
-    <w:p>
-      <w:pPr>
-        <w:rPr>
-          <w:b/>
-          <w:bCs/>
-          <w:i/>
-          <w:iCs/>
-          <w:color w:val="FF0000"/>
-          <w:sz w:val="48"/>
-          <w:szCs w:val="48"/>
-        </w:rPr>
-      </w:pPr>
-      <w:r>
-        <w:rPr>
-          <w:b/>
-          <w:bCs/>
-          <w:i/>
-          <w:iCs/>
-          <w:noProof/>
-          <w:color w:val="FF0000"/>
-          <w:sz w:val="48"/>
-          <w:szCs w:val="48"/>
-        </w:rPr>
-        <w:drawing>
-          <wp:anchor distT="0" distB="0" distL="114300" distR="114300" simplePos="0" relativeHeight="251772928" behindDoc="0" locked="0" layoutInCell="1" allowOverlap="1" wp14:anchorId="1619DB6A" wp14:editId="03CB712C">
-            <wp:simplePos x="0" y="0"/>
-            <wp:positionH relativeFrom="column">
-              <wp:posOffset>3126105</wp:posOffset>
-            </wp:positionH>
-            <wp:positionV relativeFrom="paragraph">
-              <wp:posOffset>6985</wp:posOffset>
-            </wp:positionV>
-            <wp:extent cx="2571750" cy="1628775"/>
-            <wp:effectExtent l="76200" t="76200" r="133350" b="142875"/>
-            <wp:wrapNone/>
-            <wp:docPr id="101441097" name="Picture 1"/>
-            <wp:cNvGraphicFramePr>
-              <a:graphicFrameLocks xmlns:a="http://schemas.openxmlformats.org/drawingml/2006/main" noChangeAspect="1"/>
-            </wp:cNvGraphicFramePr>
-            <a:graphic xmlns:a="http://schemas.openxmlformats.org/drawingml/2006/main">
-              <a:graphicData uri="http://schemas.openxmlformats.org/drawingml/2006/picture">
-                <pic:pic xmlns:pic="http://schemas.openxmlformats.org/drawingml/2006/picture">
-                  <pic:nvPicPr>
-                    <pic:cNvPr id="101441097" name=""/>
-                    <pic:cNvPicPr/>
-                  </pic:nvPicPr>
-                  <pic:blipFill>
-                    <a:blip r:embed="rId27">
-                      <a:extLst>
-                        <a:ext uri="{28A0092B-C50C-407E-A947-70E740481C1C}">
-                          <a14:useLocalDpi xmlns:a14="http://schemas.microsoft.com/office/drawing/2010/main" val="0"/>
-                        </a:ext>
-                      </a:extLst>
-                    </a:blip>
-                    <a:stretch>
-                      <a:fillRect/>
-                    </a:stretch>
-                  </pic:blipFill>
-                  <pic:spPr>
-                    <a:xfrm>
-                      <a:off x="0" y="0"/>
-                      <a:ext cx="2571750" cy="1628775"/>
-                    </a:xfrm>
-                    <a:prstGeom prst="rect">
-                      <a:avLst/>
-                    </a:prstGeom>
-                    <a:ln w="38100" cap="sq">
-                      <a:solidFill>
-                        <a:srgbClr val="000000"/>
-                      </a:solidFill>
-                      <a:prstDash val="solid"/>
-                      <a:miter lim="800000"/>
-                    </a:ln>
-                    <a:effectLst>
-                      <a:outerShdw blurRad="50800" dist="38100" dir="2700000" algn="tl" rotWithShape="0">
-                        <a:srgbClr val="000000">
-                          <a:alpha val="43000"/>
-                        </a:srgbClr>
-                      </a:outerShdw>
-                    </a:effectLst>
-                  </pic:spPr>
-                </pic:pic>
-              </a:graphicData>
-            </a:graphic>
-          </wp:anchor>
-        </w:drawing>
-      </w:r>
-      <w:r>
-        <w:rPr>
-          <w:b/>
-          <w:bCs/>
-          <w:i/>
-          <w:iCs/>
-          <w:color w:val="FF0000"/>
-          <w:sz w:val="48"/>
-          <w:szCs w:val="48"/>
-        </w:rPr>
-        <w:t xml:space="preserve"> </w:t>
-      </w:r>
-    </w:p>
-    <w:p>
-      <w:pPr>
-        <w:rPr>
-          <w:b/>
-          <w:bCs/>
-          <w:i/>
-          <w:iCs/>
-          <w:color w:val="FF0000"/>
-          <w:sz w:val="48"/>
-          <w:szCs w:val="48"/>
-        </w:rPr>
-      </w:pPr>
-    </w:p>
-    <w:p>
-      <w:pPr>
-        <w:rPr>
-          <w:b/>
-          <w:bCs/>
-          <w:i/>
-          <w:iCs/>
-          <w:color w:val="FF0000"/>
-          <w:sz w:val="48"/>
-          <w:szCs w:val="48"/>
-        </w:rPr>
-      </w:pPr>
-    </w:p>
-    <w:p>
-      <w:pPr>
-        <w:rPr>
-          <w:sz w:val="36"/>
-          <w:szCs w:val="36"/>
-        </w:rPr>
-      </w:pPr>
-      <w:r>
-        <w:rPr>
-          <w:sz w:val="28"/>
-          <w:szCs w:val="28"/>
-        </w:rPr>
-        <w:t xml:space="preserve">Statement Coverage    </w:t>
-      </w:r>
-    </w:p>
-    <w:p>
-      <w:pPr>
-        <w:rPr>
-          <w:sz w:val="36"/>
-          <w:szCs w:val="36"/>
-        </w:rPr>
-      </w:pPr>
-      <w:r>
-        <w:rPr>
-          <w:noProof/>
-          <w:sz w:val="36"/>
-          <w:szCs w:val="36"/>
-        </w:rPr>
-        <w:drawing>
-          <wp:anchor distT="0" distB="0" distL="114300" distR="114300" simplePos="0" relativeHeight="251773952" behindDoc="0" locked="0" layoutInCell="1" allowOverlap="1" wp14:anchorId="0740996C" wp14:editId="1C28791A">
-            <wp:simplePos x="0" y="0"/>
-            <wp:positionH relativeFrom="column">
-              <wp:posOffset>163830</wp:posOffset>
-            </wp:positionH>
-            <wp:positionV relativeFrom="paragraph">
-              <wp:posOffset>218440</wp:posOffset>
-            </wp:positionV>
-            <wp:extent cx="3657600" cy="1914525"/>
-            <wp:effectExtent l="76200" t="76200" r="133350" b="142875"/>
-            <wp:wrapNone/>
-            <wp:docPr id="2043656139" name="Picture 1"/>
-            <wp:cNvGraphicFramePr>
-              <a:graphicFrameLocks xmlns:a="http://schemas.openxmlformats.org/drawingml/2006/main" noChangeAspect="1"/>
-            </wp:cNvGraphicFramePr>
-            <a:graphic xmlns:a="http://schemas.openxmlformats.org/drawingml/2006/main">
-              <a:graphicData uri="http://schemas.openxmlformats.org/drawingml/2006/picture">
-                <pic:pic xmlns:pic="http://schemas.openxmlformats.org/drawingml/2006/picture">
-                  <pic:nvPicPr>
-                    <pic:cNvPr id="2043656139" name=""/>
-                    <pic:cNvPicPr/>
-                  </pic:nvPicPr>
-                  <pic:blipFill>
-                    <a:blip r:embed="rId28">
-                      <a:extLst>
-                        <a:ext uri="{28A0092B-C50C-407E-A947-70E740481C1C}">
-                          <a14:useLocalDpi xmlns:a14="http://schemas.microsoft.com/office/drawing/2010/main" val="0"/>
-                        </a:ext>
-                      </a:extLst>
-                    </a:blip>
-                    <a:stretch>
-                      <a:fillRect/>
-                    </a:stretch>
-                  </pic:blipFill>
-                  <pic:spPr>
-                    <a:xfrm>
-                      <a:off x="0" y="0"/>
-                      <a:ext cx="3657600" cy="1914525"/>
-                    </a:xfrm>
-                    <a:prstGeom prst="rect">
-                      <a:avLst/>
-                    </a:prstGeom>
-                    <a:ln w="38100" cap="sq">
-                      <a:solidFill>
-                        <a:srgbClr val="000000"/>
-                      </a:solidFill>
-                      <a:prstDash val="solid"/>
-                      <a:miter lim="800000"/>
-                    </a:ln>
-                    <a:effectLst>
-                      <a:outerShdw blurRad="50800" dist="38100" dir="2700000" algn="tl" rotWithShape="0">
-                        <a:srgbClr val="000000">
-                          <a:alpha val="43000"/>
-                        </a:srgbClr>
-                      </a:outerShdw>
-                    </a:effectLst>
-                  </pic:spPr>
-                </pic:pic>
-              </a:graphicData>
-            </a:graphic>
-          </wp:anchor>
-        </w:drawing>
-      </w:r>
-    </w:p>
-    <w:p>
-      <w:pPr>
-        <w:tabs>
-          <w:tab w:val="left" w:pos="960"/>
-          <w:tab w:val="left" w:pos="3450"/>
-        </w:tabs>
-        <w:rPr>
-          <w:sz w:val="36"/>
-          <w:szCs w:val="36"/>
-        </w:rPr>
-      </w:pPr>
-      <w:r>
-        <w:rPr>
-          <w:sz w:val="36"/>
-          <w:szCs w:val="36"/>
-        </w:rPr>
-        <w:tab/>
-      </w:r>
-      <w:r>
-        <w:rPr>
-          <w:sz w:val="36"/>
-          <w:szCs w:val="36"/>
-        </w:rPr>
-        <w:tab/>
-      </w:r>
-    </w:p>
-    <w:p>
-      <w:pPr>
-        <w:tabs>
-          <w:tab w:val="left" w:pos="960"/>
-        </w:tabs>
-        <w:rPr>
-          <w:sz w:val="36"/>
-          <w:szCs w:val="36"/>
-        </w:rPr>
-      </w:pPr>
-    </w:p>
-    <w:p>
-      <w:pPr>
-        <w:tabs>
-          <w:tab w:val="left" w:pos="960"/>
-        </w:tabs>
-        <w:rPr>
-          <w:sz w:val="36"/>
-          <w:szCs w:val="36"/>
-        </w:rPr>
-      </w:pPr>
-    </w:p>
-    <w:p>
-      <w:pPr>
-        <w:rPr>
-          <w:sz w:val="28"/>
-          <w:szCs w:val="28"/>
-        </w:rPr>
-      </w:pPr>
-    </w:p>
-    <w:p>
-      <w:pPr>
-        <w:rPr>
-          <w:sz w:val="28"/>
-          <w:szCs w:val="28"/>
-        </w:rPr>
-      </w:pPr>
-    </w:p>
-    <w:p>
-      <w:pPr>
-        <w:tabs>
-          <w:tab w:val="left" w:pos="915"/>
-        </w:tabs>
-        <w:jc w:val="center"/>
-        <w:rPr>
-          <w:sz w:val="36"/>
-          <w:szCs w:val="36"/>
-          <w:lang w:val="it-IT"/>
-        </w:rPr>
-      </w:pPr>
-      <w:r>
-        <w:rPr>
-          <w:b/>
-          <w:bCs/>
-          <w:color w:val="215E99" w:themeColor="text2" w:themeTint="BF"/>
-          <w:sz w:val="48"/>
-          <w:szCs w:val="48"/>
-          <w:u w:val="single"/>
-          <w:lang w:val="it-IT"/>
-        </w:rPr>
-        <w:lastRenderedPageBreak/>
-        <w:t>Design 3:  ALU</w:t>
-      </w:r>
-    </w:p>
-    <w:p>
-      <w:pPr>
-        <w:rPr>
-          <w:sz w:val="28"/>
-          <w:szCs w:val="28"/>
-          <w:lang w:val="it-IT"/>
-        </w:rPr>
-      </w:pPr>
-      <w:r>
-        <w:rPr>
-          <w:noProof/>
-          <w:sz w:val="28"/>
-          <w:szCs w:val="28"/>
-        </w:rPr>
-        <w:drawing>
-          <wp:anchor distT="0" distB="0" distL="114300" distR="114300" simplePos="0" relativeHeight="251794432" behindDoc="0" locked="0" layoutInCell="1" allowOverlap="1" wp14:anchorId="0AD03C55" wp14:editId="539BB0BF">
-            <wp:simplePos x="0" y="0"/>
-            <wp:positionH relativeFrom="column">
-              <wp:posOffset>1905</wp:posOffset>
-            </wp:positionH>
-            <wp:positionV relativeFrom="paragraph">
-              <wp:posOffset>459740</wp:posOffset>
-            </wp:positionV>
-            <wp:extent cx="6048375" cy="7916578"/>
-            <wp:effectExtent l="76200" t="76200" r="123825" b="141605"/>
-            <wp:wrapNone/>
-            <wp:docPr id="2130200531" name="Picture 1"/>
-            <wp:cNvGraphicFramePr>
-              <a:graphicFrameLocks xmlns:a="http://schemas.openxmlformats.org/drawingml/2006/main" noChangeAspect="1"/>
-            </wp:cNvGraphicFramePr>
-            <a:graphic xmlns:a="http://schemas.openxmlformats.org/drawingml/2006/main">
-              <a:graphicData uri="http://schemas.openxmlformats.org/drawingml/2006/picture">
-                <pic:pic xmlns:pic="http://schemas.openxmlformats.org/drawingml/2006/picture">
-                  <pic:nvPicPr>
-                    <pic:cNvPr id="2130200531" name=""/>
-                    <pic:cNvPicPr/>
-                  </pic:nvPicPr>
-                  <pic:blipFill>
-                    <a:blip r:embed="rId29">
-                      <a:extLst>
-                        <a:ext uri="{28A0092B-C50C-407E-A947-70E740481C1C}">
-                          <a14:useLocalDpi xmlns:a14="http://schemas.microsoft.com/office/drawing/2010/main" val="0"/>
-                        </a:ext>
-                      </a:extLst>
-                    </a:blip>
-                    <a:stretch>
-                      <a:fillRect/>
-                    </a:stretch>
-                  </pic:blipFill>
-                  <pic:spPr>
-                    <a:xfrm>
-                      <a:off x="0" y="0"/>
-                      <a:ext cx="6052064" cy="7921407"/>
+                      <a:ext cx="6624516" cy="1457447"/>
                     </a:xfrm>
                     <a:prstGeom prst="rect">
                       <a:avLst/>
@@ -4323,8 +3764,361 @@
           <w:color w:val="FF0000"/>
           <w:sz w:val="48"/>
           <w:szCs w:val="48"/>
+        </w:rPr>
+        <w:t>-Waveforms:</w:t>
+      </w:r>
+    </w:p>
+    <w:p>
+      <w:pPr>
+        <w:jc w:val="right"/>
+        <w:rPr>
+          <w:noProof/>
+          <w:sz w:val="36"/>
+          <w:szCs w:val="36"/>
+        </w:rPr>
+      </w:pPr>
+    </w:p>
+    <w:p>
+      <w:pPr>
+        <w:jc w:val="right"/>
+        <w:rPr>
+          <w:sz w:val="36"/>
+          <w:szCs w:val="36"/>
+        </w:rPr>
+      </w:pPr>
+    </w:p>
+    <w:p>
+      <w:pPr>
+        <w:tabs>
+          <w:tab w:val="left" w:pos="3480"/>
+          <w:tab w:val="center" w:pos="4968"/>
+        </w:tabs>
+        <w:rPr>
+          <w:sz w:val="36"/>
+          <w:szCs w:val="36"/>
+        </w:rPr>
+      </w:pPr>
+    </w:p>
+    <w:p>
+      <w:pPr>
+        <w:tabs>
+          <w:tab w:val="left" w:pos="3480"/>
+          <w:tab w:val="center" w:pos="4968"/>
+        </w:tabs>
+        <w:rPr>
+          <w:sz w:val="36"/>
+          <w:szCs w:val="36"/>
+        </w:rPr>
+      </w:pPr>
+      <w:r>
+        <w:rPr>
+          <w:sz w:val="36"/>
+          <w:szCs w:val="36"/>
+        </w:rPr>
+        <w:drawing>
+          <wp:anchor distT="0" distB="0" distL="114300" distR="114300" simplePos="0" relativeHeight="251869184" behindDoc="0" locked="0" layoutInCell="1" allowOverlap="1" wp14:anchorId="2F6AAC32" wp14:editId="501FF93C">
+            <wp:simplePos x="0" y="0"/>
+            <wp:positionH relativeFrom="column">
+              <wp:posOffset>0</wp:posOffset>
+            </wp:positionH>
+            <wp:positionV relativeFrom="paragraph">
+              <wp:posOffset>366108</wp:posOffset>
+            </wp:positionV>
+            <wp:extent cx="6548886" cy="1742019"/>
+            <wp:effectExtent l="76200" t="76200" r="137795" b="125095"/>
+            <wp:wrapNone/>
+            <wp:docPr id="333995414" name="Picture 1"/>
+            <wp:cNvGraphicFramePr>
+              <a:graphicFrameLocks xmlns:a="http://schemas.openxmlformats.org/drawingml/2006/main" noChangeAspect="1"/>
+            </wp:cNvGraphicFramePr>
+            <a:graphic xmlns:a="http://schemas.openxmlformats.org/drawingml/2006/main">
+              <a:graphicData uri="http://schemas.openxmlformats.org/drawingml/2006/picture">
+                <pic:pic xmlns:pic="http://schemas.openxmlformats.org/drawingml/2006/picture">
+                  <pic:nvPicPr>
+                    <pic:cNvPr id="333995414" name=""/>
+                    <pic:cNvPicPr/>
+                  </pic:nvPicPr>
+                  <pic:blipFill>
+                    <a:blip r:embed="rId26">
+                      <a:extLst>
+                        <a:ext uri="{28A0092B-C50C-407E-A947-70E740481C1C}">
+                          <a14:useLocalDpi xmlns:a14="http://schemas.microsoft.com/office/drawing/2010/main" val="0"/>
+                        </a:ext>
+                      </a:extLst>
+                    </a:blip>
+                    <a:stretch>
+                      <a:fillRect/>
+                    </a:stretch>
+                  </pic:blipFill>
+                  <pic:spPr>
+                    <a:xfrm>
+                      <a:off x="0" y="0"/>
+                      <a:ext cx="6548886" cy="1742019"/>
+                    </a:xfrm>
+                    <a:prstGeom prst="rect">
+                      <a:avLst/>
+                    </a:prstGeom>
+                    <a:ln w="38100" cap="sq">
+                      <a:solidFill>
+                        <a:srgbClr val="000000"/>
+                      </a:solidFill>
+                      <a:prstDash val="solid"/>
+                      <a:miter lim="800000"/>
+                    </a:ln>
+                    <a:effectLst>
+                      <a:outerShdw blurRad="50800" dist="38100" dir="2700000" algn="tl" rotWithShape="0">
+                        <a:srgbClr val="000000">
+                          <a:alpha val="43000"/>
+                        </a:srgbClr>
+                      </a:outerShdw>
+                    </a:effectLst>
+                  </pic:spPr>
+                </pic:pic>
+              </a:graphicData>
+            </a:graphic>
+            <wp14:sizeRelH relativeFrom="margin">
+              <wp14:pctWidth>0</wp14:pctWidth>
+            </wp14:sizeRelH>
+            <wp14:sizeRelV relativeFrom="margin">
+              <wp14:pctHeight>0</wp14:pctHeight>
+            </wp14:sizeRelV>
+          </wp:anchor>
+        </w:drawing>
+      </w:r>
+      <w:r>
+        <w:rPr>
+          <w:sz w:val="36"/>
+          <w:szCs w:val="36"/>
+        </w:rPr>
+        <w:br/>
+      </w:r>
+      <w:r>
+        <w:rPr>
+          <w:sz w:val="36"/>
+          <w:szCs w:val="36"/>
+        </w:rPr>
+        <w:tab/>
+      </w:r>
+      <w:r>
+        <w:rPr>
+          <w:sz w:val="36"/>
+          <w:szCs w:val="36"/>
+        </w:rPr>
+        <w:tab/>
+      </w:r>
+    </w:p>
+    <w:p>
+      <w:pPr>
+        <w:rPr>
+          <w:sz w:val="36"/>
+          <w:szCs w:val="36"/>
+        </w:rPr>
+      </w:pPr>
+    </w:p>
+    <w:p>
+      <w:pPr>
+        <w:rPr>
+          <w:sz w:val="36"/>
+          <w:szCs w:val="36"/>
+        </w:rPr>
+      </w:pPr>
+    </w:p>
+    <w:p>
+      <w:pPr>
+        <w:rPr>
+          <w:sz w:val="36"/>
+          <w:szCs w:val="36"/>
+        </w:rPr>
+      </w:pPr>
+    </w:p>
+    <w:p>
+      <w:pPr>
+        <w:rPr>
+          <w:sz w:val="36"/>
+          <w:szCs w:val="36"/>
+        </w:rPr>
+      </w:pPr>
+    </w:p>
+    <w:p>
+      <w:pPr>
+        <w:rPr>
+          <w:b/>
+          <w:bCs/>
+          <w:i/>
+          <w:iCs/>
+          <w:color w:val="FF0000"/>
+          <w:sz w:val="48"/>
+          <w:szCs w:val="48"/>
+        </w:rPr>
+      </w:pPr>
+    </w:p>
+    <w:p>
+      <w:pPr>
+        <w:rPr>
+          <w:b/>
+          <w:bCs/>
+          <w:i/>
+          <w:iCs/>
+          <w:color w:val="FF0000"/>
+          <w:sz w:val="48"/>
+          <w:szCs w:val="48"/>
+        </w:rPr>
+      </w:pPr>
+    </w:p>
+    <w:p>
+      <w:pPr>
+        <w:rPr>
+          <w:b/>
+          <w:bCs/>
+          <w:i/>
+          <w:iCs/>
+          <w:color w:val="FF0000"/>
+          <w:sz w:val="48"/>
+          <w:szCs w:val="48"/>
+        </w:rPr>
+      </w:pPr>
+    </w:p>
+    <w:p>
+      <w:pPr>
+        <w:rPr>
+          <w:sz w:val="36"/>
+          <w:szCs w:val="36"/>
+        </w:rPr>
+      </w:pPr>
+    </w:p>
+    <w:p>
+      <w:pPr>
+        <w:tabs>
+          <w:tab w:val="left" w:pos="960"/>
+          <w:tab w:val="left" w:pos="3450"/>
+        </w:tabs>
+        <w:rPr>
+          <w:sz w:val="36"/>
+          <w:szCs w:val="36"/>
+        </w:rPr>
+      </w:pPr>
+      <w:r>
+        <w:rPr>
+          <w:sz w:val="36"/>
+          <w:szCs w:val="36"/>
+        </w:rPr>
+        <w:tab/>
+      </w:r>
+      <w:r>
+        <w:rPr>
+          <w:sz w:val="36"/>
+          <w:szCs w:val="36"/>
+        </w:rPr>
+        <w:tab/>
+      </w:r>
+    </w:p>
+    <w:p>
+      <w:pPr>
+        <w:tabs>
+          <w:tab w:val="left" w:pos="960"/>
+        </w:tabs>
+        <w:rPr>
+          <w:sz w:val="36"/>
+          <w:szCs w:val="36"/>
+        </w:rPr>
+      </w:pPr>
+    </w:p>
+    <w:p>
+      <w:pPr>
+        <w:tabs>
+          <w:tab w:val="left" w:pos="960"/>
+        </w:tabs>
+        <w:rPr>
+          <w:sz w:val="36"/>
+          <w:szCs w:val="36"/>
+        </w:rPr>
+      </w:pPr>
+    </w:p>
+    <w:p>
+      <w:pPr>
+        <w:rPr>
+          <w:sz w:val="28"/>
+          <w:szCs w:val="28"/>
+        </w:rPr>
+      </w:pPr>
+    </w:p>
+    <w:p>
+      <w:pPr>
+        <w:rPr>
+          <w:sz w:val="28"/>
+          <w:szCs w:val="28"/>
+        </w:rPr>
+      </w:pPr>
+    </w:p>
+    <w:p>
+      <w:pPr>
+        <w:tabs>
+          <w:tab w:val="left" w:pos="915"/>
+        </w:tabs>
+        <w:jc w:val="center"/>
+        <w:rPr>
+          <w:sz w:val="36"/>
+          <w:szCs w:val="36"/>
           <w:lang w:val="it-IT"/>
         </w:rPr>
+      </w:pPr>
+      <w:r>
+        <w:rPr>
+          <w:b/>
+          <w:bCs/>
+          <w:color w:val="215E99" w:themeColor="text2" w:themeTint="BF"/>
+          <w:sz w:val="48"/>
+          <w:szCs w:val="48"/>
+          <w:u w:val="single"/>
+          <w:lang w:val="it-IT"/>
+        </w:rPr>
+        <w:lastRenderedPageBreak/>
+        <w:t>Design 3:  AL</w:t>
+      </w:r>
+      <w:r>
+        <w:rPr>
+          <w:b/>
+          <w:bCs/>
+          <w:color w:val="215E99" w:themeColor="text2" w:themeTint="BF"/>
+          <w:sz w:val="48"/>
+          <w:szCs w:val="48"/>
+          <w:u w:val="single"/>
+          <w:lang w:val="it-IT"/>
+        </w:rPr>
+        <w:t>S</w:t>
+      </w:r>
+      <w:r>
+        <w:rPr>
+          <w:b/>
+          <w:bCs/>
+          <w:color w:val="215E99" w:themeColor="text2" w:themeTint="BF"/>
+          <w:sz w:val="48"/>
+          <w:szCs w:val="48"/>
+          <w:u w:val="single"/>
+          <w:lang w:val="it-IT"/>
+        </w:rPr>
+        <w:t>U</w:t>
+      </w:r>
+    </w:p>
+    <w:p>
+      <w:pPr>
+        <w:rPr>
+          <w:sz w:val="28"/>
+          <w:szCs w:val="28"/>
+          <w:lang w:val="it-IT"/>
+        </w:rPr>
+      </w:pPr>
+      <w:r>
+        <w:rPr>
+          <w:b/>
+          <w:bCs/>
+          <w:i/>
+          <w:iCs/>
+          <w:color w:val="FF0000"/>
+          <w:sz w:val="48"/>
+          <w:szCs w:val="48"/>
+          <w:lang w:val="it-IT"/>
+        </w:rPr>
         <w:t>-</w:t>
       </w:r>
       <w:r>
@@ -4338,7 +4132,33 @@
           <w:szCs w:val="48"/>
           <w:lang w:val="it-IT"/>
         </w:rPr>
-        <w:t>ALU</w:t>
+        <w:t>AL</w:t>
+      </w:r>
+      <w:r>
+        <w:rPr>
+          <w:b/>
+          <w:bCs/>
+          <w:i/>
+          <w:iCs/>
+          <w:color w:val="FF0000"/>
+          <w:sz w:val="48"/>
+          <w:szCs w:val="48"/>
+          <w:lang w:val="it-IT"/>
+        </w:rPr>
+        <w:t>S</w:t>
+      </w:r>
+      <w:r>
+        <w:rPr>
+          <w:b/>
+          <w:bCs/>
+          <w:i/>
+          <w:iCs/>
+          <w:color w:val="FF0000"/>
+          <w:sz w:val="48"/>
+          <w:szCs w:val="48"/>
+          <w:lang w:val="it-IT"/>
+        </w:rPr>
+        <w:t>U</w:t>
       </w:r>
       <w:r>
         <w:rPr>
@@ -4639,7 +4459,7 @@
                     <pic:cNvPicPr/>
                   </pic:nvPicPr>
                   <pic:blipFill>
-                    <a:blip r:embed="rId30">
+                    <a:blip r:embed="rId27">
                       <a:extLst>
                         <a:ext uri="{28A0092B-C50C-407E-A947-70E740481C1C}">
                           <a14:useLocalDpi xmlns:a14="http://schemas.microsoft.com/office/drawing/2010/main" val="0"/>
@@ -4961,7 +4781,7 @@
                     <pic:cNvPicPr/>
                   </pic:nvPicPr>
                   <pic:blipFill>
-                    <a:blip r:embed="rId31">
+                    <a:blip r:embed="rId28">
                       <a:extLst>
                         <a:ext uri="{28A0092B-C50C-407E-A947-70E740481C1C}">
                           <a14:useLocalDpi xmlns:a14="http://schemas.microsoft.com/office/drawing/2010/main" val="0"/>
@@ -5200,7 +5020,7 @@
                     <pic:cNvPicPr/>
                   </pic:nvPicPr>
                   <pic:blipFill>
-                    <a:blip r:embed="rId32">
+                    <a:blip r:embed="rId29">
                       <a:extLst>
                         <a:ext uri="{28A0092B-C50C-407E-A947-70E740481C1C}">
                           <a14:useLocalDpi xmlns:a14="http://schemas.microsoft.com/office/drawing/2010/main" val="0"/>
@@ -5333,7 +5153,7 @@
                     <pic:cNvPicPr/>
                   </pic:nvPicPr>
                   <pic:blipFill>
-                    <a:blip r:embed="rId33">
+                    <a:blip r:embed="rId30">
                       <a:extLst>
                         <a:ext uri="{28A0092B-C50C-407E-A947-70E740481C1C}">
                           <a14:useLocalDpi xmlns:a14="http://schemas.microsoft.com/office/drawing/2010/main" val="0"/>
@@ -5545,7 +5365,7 @@
                     <pic:cNvPicPr/>
                   </pic:nvPicPr>
                   <pic:blipFill>
-                    <a:blip r:embed="rId34">
+                    <a:blip r:embed="rId31">
                       <a:extLst>
                         <a:ext uri="{28A0092B-C50C-407E-A947-70E740481C1C}">
                           <a14:useLocalDpi xmlns:a14="http://schemas.microsoft.com/office/drawing/2010/main" val="0"/>
@@ -5696,7 +5516,7 @@
                     <pic:cNvPicPr/>
                   </pic:nvPicPr>
                   <pic:blipFill>
-                    <a:blip r:embed="rId35">
+                    <a:blip r:embed="rId32">
                       <a:extLst>
                         <a:ext uri="{28A0092B-C50C-407E-A947-70E740481C1C}">
                           <a14:useLocalDpi xmlns:a14="http://schemas.microsoft.com/office/drawing/2010/main" val="0"/>
@@ -5803,13 +5623,13 @@
           <w:szCs w:val="48"/>
         </w:rPr>
         <w:drawing>
-          <wp:anchor distT="0" distB="0" distL="114300" distR="114300" simplePos="0" relativeHeight="251829248" behindDoc="0" locked="0" layoutInCell="1" allowOverlap="1" wp14:anchorId="7E410C9A" wp14:editId="51764D46">
+          <wp:anchor distT="0" distB="0" distL="114300" distR="114300" simplePos="0" relativeHeight="251829248" behindDoc="0" locked="0" layoutInCell="1" allowOverlap="1" wp14:anchorId="7E410C9A" wp14:editId="15495184">
             <wp:simplePos x="0" y="0"/>
             <wp:positionH relativeFrom="column">
-              <wp:posOffset>-80645</wp:posOffset>
+              <wp:posOffset>-77240</wp:posOffset>
             </wp:positionH>
             <wp:positionV relativeFrom="paragraph">
-              <wp:posOffset>251460</wp:posOffset>
+              <wp:posOffset>130690</wp:posOffset>
             </wp:positionV>
             <wp:extent cx="6381618" cy="948636"/>
             <wp:effectExtent l="76200" t="76200" r="133985" b="137795"/>
@@ -5826,7 +5646,7 @@
                     <pic:cNvPicPr/>
                   </pic:nvPicPr>
                   <pic:blipFill>
-                    <a:blip r:embed="rId36">
+                    <a:blip r:embed="rId33">
                       <a:extLst>
                         <a:ext uri="{28A0092B-C50C-407E-A947-70E740481C1C}">
                           <a14:useLocalDpi xmlns:a14="http://schemas.microsoft.com/office/drawing/2010/main" val="0"/>
@@ -5910,13 +5730,13 @@
           <w:szCs w:val="48"/>
         </w:rPr>
         <w:drawing>
-          <wp:anchor distT="0" distB="0" distL="114300" distR="114300" simplePos="0" relativeHeight="251830272" behindDoc="0" locked="0" layoutInCell="1" allowOverlap="1" wp14:anchorId="31131A88" wp14:editId="5BE736CF">
+          <wp:anchor distT="0" distB="0" distL="114300" distR="114300" simplePos="0" relativeHeight="251830272" behindDoc="0" locked="0" layoutInCell="1" allowOverlap="1" wp14:anchorId="31131A88" wp14:editId="2600F0D0">
             <wp:simplePos x="0" y="0"/>
             <wp:positionH relativeFrom="column">
               <wp:posOffset>-89535</wp:posOffset>
             </wp:positionH>
             <wp:positionV relativeFrom="paragraph">
-              <wp:posOffset>252730</wp:posOffset>
+              <wp:posOffset>97454</wp:posOffset>
             </wp:positionV>
             <wp:extent cx="6386063" cy="908163"/>
             <wp:effectExtent l="76200" t="76200" r="129540" b="139700"/>
@@ -5933,7 +5753,7 @@
                     <pic:cNvPicPr/>
                   </pic:nvPicPr>
                   <pic:blipFill>
-                    <a:blip r:embed="rId37">
+                    <a:blip r:embed="rId34">
                       <a:extLst>
                         <a:ext uri="{28A0092B-C50C-407E-A947-70E740481C1C}">
                           <a14:useLocalDpi xmlns:a14="http://schemas.microsoft.com/office/drawing/2010/main" val="0"/>
@@ -5987,14 +5807,6 @@
           <w:szCs w:val="48"/>
         </w:rPr>
       </w:pPr>
-    </w:p>
-    <w:p>
-      <w:pPr>
-        <w:rPr>
-          <w:sz w:val="48"/>
-          <w:szCs w:val="48"/>
-        </w:rPr>
-      </w:pPr>
       <w:r>
         <w:rPr>
           <w:b/>
@@ -6007,13 +5819,13 @@
           <w:szCs w:val="48"/>
         </w:rPr>
         <w:drawing>
-          <wp:anchor distT="0" distB="0" distL="114300" distR="114300" simplePos="0" relativeHeight="251837440" behindDoc="0" locked="0" layoutInCell="1" allowOverlap="1" wp14:anchorId="40057F89" wp14:editId="70A48470">
+          <wp:anchor distT="0" distB="0" distL="114300" distR="114300" simplePos="0" relativeHeight="251837440" behindDoc="0" locked="0" layoutInCell="1" allowOverlap="1" wp14:anchorId="40057F89" wp14:editId="3A221394">
             <wp:simplePos x="0" y="0"/>
             <wp:positionH relativeFrom="column">
-              <wp:posOffset>459105</wp:posOffset>
+              <wp:posOffset>459739</wp:posOffset>
             </wp:positionH>
             <wp:positionV relativeFrom="paragraph">
-              <wp:posOffset>160020</wp:posOffset>
+              <wp:posOffset>470774</wp:posOffset>
             </wp:positionV>
             <wp:extent cx="5134692" cy="1305107"/>
             <wp:effectExtent l="76200" t="76200" r="142240" b="142875"/>
@@ -6030,7 +5842,7 @@
                     <pic:cNvPicPr/>
                   </pic:nvPicPr>
                   <pic:blipFill>
-                    <a:blip r:embed="rId38">
+                    <a:blip r:embed="rId35">
                       <a:extLst>
                         <a:ext uri="{28A0092B-C50C-407E-A947-70E740481C1C}">
                           <a14:useLocalDpi xmlns:a14="http://schemas.microsoft.com/office/drawing/2010/main" val="0"/>
@@ -6074,6 +5886,14 @@
     <w:p>
       <w:pPr>
         <w:rPr>
+          <w:sz w:val="48"/>
+          <w:szCs w:val="48"/>
+        </w:rPr>
+      </w:pPr>
+    </w:p>
+    <w:p>
+      <w:pPr>
+        <w:rPr>
           <w:b/>
           <w:bCs/>
           <w:i/>
@@ -6208,7 +6028,7 @@
                     <pic:cNvPicPr/>
                   </pic:nvPicPr>
                   <pic:blipFill rotWithShape="1">
-                    <a:blip r:embed="rId39">
+                    <a:blip r:embed="rId36">
                       <a:extLst>
                         <a:ext uri="{28A0092B-C50C-407E-A947-70E740481C1C}">
                           <a14:useLocalDpi xmlns:a14="http://schemas.microsoft.com/office/drawing/2010/main" val="0"/>
@@ -6363,7 +6183,7 @@
                     <pic:cNvPicPr/>
                   </pic:nvPicPr>
                   <pic:blipFill>
-                    <a:blip r:embed="rId40">
+                    <a:blip r:embed="rId37">
                       <a:extLst>
                         <a:ext uri="{28A0092B-C50C-407E-A947-70E740481C1C}">
                           <a14:useLocalDpi xmlns:a14="http://schemas.microsoft.com/office/drawing/2010/main" val="0"/>
@@ -6531,7 +6351,7 @@
                     <pic:cNvPicPr/>
                   </pic:nvPicPr>
                   <pic:blipFill>
-                    <a:blip r:embed="rId41">
+                    <a:blip r:embed="rId38">
                       <a:extLst>
                         <a:ext uri="{28A0092B-C50C-407E-A947-70E740481C1C}">
                           <a14:useLocalDpi xmlns:a14="http://schemas.microsoft.com/office/drawing/2010/main" val="0"/>
@@ -6612,7 +6432,7 @@
                     <pic:cNvPicPr/>
                   </pic:nvPicPr>
                   <pic:blipFill>
-                    <a:blip r:embed="rId42">
+                    <a:blip r:embed="rId39">
                       <a:extLst>
                         <a:ext uri="{28A0092B-C50C-407E-A947-70E740481C1C}">
                           <a14:useLocalDpi xmlns:a14="http://schemas.microsoft.com/office/drawing/2010/main" val="0"/>
@@ -6796,7 +6616,7 @@
                     <pic:cNvPicPr/>
                   </pic:nvPicPr>
                   <pic:blipFill rotWithShape="1">
-                    <a:blip r:embed="rId43">
+                    <a:blip r:embed="rId40">
                       <a:extLst>
                         <a:ext uri="{28A0092B-C50C-407E-A947-70E740481C1C}">
                           <a14:useLocalDpi xmlns:a14="http://schemas.microsoft.com/office/drawing/2010/main" val="0"/>
@@ -6983,7 +6803,7 @@
                     <pic:cNvPicPr/>
                   </pic:nvPicPr>
                   <pic:blipFill>
-                    <a:blip r:embed="rId44">
+                    <a:blip r:embed="rId41">
                       <a:extLst>
                         <a:ext uri="{28A0092B-C50C-407E-A947-70E740481C1C}">
                           <a14:useLocalDpi xmlns:a14="http://schemas.microsoft.com/office/drawing/2010/main" val="0"/>
@@ -7262,12 +7082,21 @@
         </w:rPr>
         <w:t>-</w:t>
       </w:r>
+      <w:proofErr w:type="spellStart"/>
       <w:r>
         <w:rPr>
           <w:sz w:val="28"/>
           <w:szCs w:val="28"/>
         </w:rPr>
-        <w:t>C_reg wasn’t included in the reset sequence</w:t>
+        <w:t>C_reg</w:t>
+      </w:r>
+      <w:proofErr w:type="spellEnd"/>
+      <w:r>
+        <w:rPr>
+          <w:sz w:val="28"/>
+          <w:szCs w:val="28"/>
+        </w:rPr>
+        <w:t xml:space="preserve"> wasn’t included in the reset sequence</w:t>
       </w:r>
     </w:p>
     <w:p>
@@ -7315,7 +7144,7 @@
                     <pic:cNvPicPr/>
                   </pic:nvPicPr>
                   <pic:blipFill>
-                    <a:blip r:embed="rId45">
+                    <a:blip r:embed="rId42">
                       <a:extLst>
                         <a:ext uri="{28A0092B-C50C-407E-A947-70E740481C1C}">
                           <a14:useLocalDpi xmlns:a14="http://schemas.microsoft.com/office/drawing/2010/main" val="0"/>
@@ -7360,7 +7189,23 @@
           <w:sz w:val="28"/>
           <w:szCs w:val="28"/>
         </w:rPr>
-        <w:t>-An extra adder stage that was not needed and not included in the diagram</w:t>
+        <w:t xml:space="preserve">-An extra </w:t>
+      </w:r>
+      <w:proofErr w:type="gramStart"/>
+      <w:r>
+        <w:rPr>
+          <w:sz w:val="28"/>
+          <w:szCs w:val="28"/>
+        </w:rPr>
+        <w:t>adder stage</w:t>
+      </w:r>
+      <w:proofErr w:type="gramEnd"/>
+      <w:r>
+        <w:rPr>
+          <w:sz w:val="28"/>
+          <w:szCs w:val="28"/>
+        </w:rPr>
+        <w:t xml:space="preserve"> that was not needed and not included in the diagram</w:t>
       </w:r>
     </w:p>
     <w:p>
@@ -7625,7 +7470,7 @@
                     <pic:cNvPicPr/>
                   </pic:nvPicPr>
                   <pic:blipFill>
-                    <a:blip r:embed="rId46">
+                    <a:blip r:embed="rId43">
                       <a:extLst>
                         <a:ext uri="{28A0092B-C50C-407E-A947-70E740481C1C}">
                           <a14:useLocalDpi xmlns:a14="http://schemas.microsoft.com/office/drawing/2010/main" val="0"/>
@@ -7775,7 +7620,7 @@
                     <pic:cNvPicPr/>
                   </pic:nvPicPr>
                   <pic:blipFill>
-                    <a:blip r:embed="rId47">
+                    <a:blip r:embed="rId44">
                       <a:extLst>
                         <a:ext uri="{28A0092B-C50C-407E-A947-70E740481C1C}">
                           <a14:useLocalDpi xmlns:a14="http://schemas.microsoft.com/office/drawing/2010/main" val="0"/>
@@ -8006,7 +7851,7 @@
                     <pic:cNvPicPr/>
                   </pic:nvPicPr>
                   <pic:blipFill>
-                    <a:blip r:embed="rId48">
+                    <a:blip r:embed="rId45">
                       <a:extLst>
                         <a:ext uri="{28A0092B-C50C-407E-A947-70E740481C1C}">
                           <a14:useLocalDpi xmlns:a14="http://schemas.microsoft.com/office/drawing/2010/main" val="0"/>
@@ -8239,7 +8084,7 @@
                     <pic:cNvPicPr/>
                   </pic:nvPicPr>
                   <pic:blipFill>
-                    <a:blip r:embed="rId49">
+                    <a:blip r:embed="rId46">
                       <a:extLst>
                         <a:ext uri="{28A0092B-C50C-407E-A947-70E740481C1C}">
                           <a14:useLocalDpi xmlns:a14="http://schemas.microsoft.com/office/drawing/2010/main" val="0"/>
@@ -8370,7 +8215,7 @@
                     <pic:cNvPicPr/>
                   </pic:nvPicPr>
                   <pic:blipFill>
-                    <a:blip r:embed="rId50">
+                    <a:blip r:embed="rId47">
                       <a:extLst>
                         <a:ext uri="{28A0092B-C50C-407E-A947-70E740481C1C}">
                           <a14:useLocalDpi xmlns:a14="http://schemas.microsoft.com/office/drawing/2010/main" val="0"/>
@@ -8493,7 +8338,7 @@
                     <pic:cNvPicPr/>
                   </pic:nvPicPr>
                   <pic:blipFill>
-                    <a:blip r:embed="rId51">
+                    <a:blip r:embed="rId48">
                       <a:extLst>
                         <a:ext uri="{28A0092B-C50C-407E-A947-70E740481C1C}">
                           <a14:useLocalDpi xmlns:a14="http://schemas.microsoft.com/office/drawing/2010/main" val="0"/>
@@ -8606,7 +8451,7 @@
                     <pic:cNvPicPr/>
                   </pic:nvPicPr>
                   <pic:blipFill>
-                    <a:blip r:embed="rId52">
+                    <a:blip r:embed="rId49">
                       <a:extLst>
                         <a:ext uri="{28A0092B-C50C-407E-A947-70E740481C1C}">
                           <a14:useLocalDpi xmlns:a14="http://schemas.microsoft.com/office/drawing/2010/main" val="0"/>
@@ -8791,7 +8636,7 @@
                     <pic:cNvPicPr/>
                   </pic:nvPicPr>
                   <pic:blipFill>
-                    <a:blip r:embed="rId53">
+                    <a:blip r:embed="rId50">
                       <a:extLst>
                         <a:ext uri="{28A0092B-C50C-407E-A947-70E740481C1C}">
                           <a14:useLocalDpi xmlns:a14="http://schemas.microsoft.com/office/drawing/2010/main" val="0"/>
@@ -9013,7 +8858,7 @@
                     <pic:cNvPicPr/>
                   </pic:nvPicPr>
                   <pic:blipFill>
-                    <a:blip r:embed="rId54">
+                    <a:blip r:embed="rId51">
                       <a:extLst>
                         <a:ext uri="{28A0092B-C50C-407E-A947-70E740481C1C}">
                           <a14:useLocalDpi xmlns:a14="http://schemas.microsoft.com/office/drawing/2010/main" val="0"/>
@@ -9146,7 +8991,7 @@
                     <pic:cNvPicPr/>
                   </pic:nvPicPr>
                   <pic:blipFill>
-                    <a:blip r:embed="rId55">
+                    <a:blip r:embed="rId52">
                       <a:extLst>
                         <a:ext uri="{28A0092B-C50C-407E-A947-70E740481C1C}">
                           <a14:useLocalDpi xmlns:a14="http://schemas.microsoft.com/office/drawing/2010/main" val="0"/>
@@ -9254,7 +9099,7 @@
                     <pic:cNvPicPr/>
                   </pic:nvPicPr>
                   <pic:blipFill>
-                    <a:blip r:embed="rId56">
+                    <a:blip r:embed="rId53">
                       <a:extLst>
                         <a:ext uri="{28A0092B-C50C-407E-A947-70E740481C1C}">
                           <a14:useLocalDpi xmlns:a14="http://schemas.microsoft.com/office/drawing/2010/main" val="0"/>
@@ -10988,7 +10833,7 @@
   <w:style w:type="paragraph" w:default="1" w:styleId="Normal">
     <w:name w:val="Normal"/>
     <w:qFormat/>
-    <w:rsid w:val="002A4C43"/>
+    <w:rsid w:val="007635FD"/>
   </w:style>
   <w:style w:type="paragraph" w:styleId="Heading1">
     <w:name w:val="heading 1"/>
@@ -11192,6 +11037,7 @@
   <w:style w:type="character" w:default="1" w:styleId="DefaultParagraphFont">
     <w:name w:val="Default Paragraph Font"/>
     <w:uiPriority w:val="1"/>
+    <w:semiHidden/>
     <w:unhideWhenUsed/>
   </w:style>
   <w:style w:type="table" w:default="1" w:styleId="TableNormal">

--- a/Documentaion/Ibrahim_Mohamed_Assignment2.docx
+++ b/Documentaion/Ibrahim_Mohamed_Assignment2.docx
@@ -477,25 +477,7 @@
                 <w:sz w:val="32"/>
                 <w:szCs w:val="32"/>
               </w:rPr>
-              <w:t xml:space="preserve">Ibrahim Mohamed </w:t>
-            </w:r>
-            <w:proofErr w:type="spellStart"/>
-            <w:r>
-              <w:rPr>
-                <w:bCs w:val="0"/>
-                <w:sz w:val="32"/>
-                <w:szCs w:val="32"/>
-              </w:rPr>
-              <w:t>Mohamed</w:t>
-            </w:r>
-            <w:proofErr w:type="spellEnd"/>
-            <w:r>
-              <w:rPr>
-                <w:bCs w:val="0"/>
-                <w:sz w:val="32"/>
-                <w:szCs w:val="32"/>
-              </w:rPr>
-              <w:t xml:space="preserve"> Hanafy</w:t>
+              <w:t>Ibrahim Mohamed Mohamed Hanafy</w:t>
             </w:r>
           </w:p>
         </w:tc>
@@ -2207,21 +2189,22 @@
           <w:bCs/>
           <w:i/>
           <w:iCs/>
+          <w:noProof/>
           <w:color w:val="FF0000"/>
           <w:sz w:val="48"/>
           <w:szCs w:val="48"/>
         </w:rPr>
         <w:drawing>
-          <wp:anchor distT="0" distB="0" distL="114300" distR="114300" simplePos="0" relativeHeight="251858944" behindDoc="0" locked="0" layoutInCell="1" allowOverlap="1" wp14:anchorId="51E8E820" wp14:editId="04C8579F">
+          <wp:anchor distT="0" distB="0" distL="114300" distR="114300" simplePos="0" relativeHeight="251858944" behindDoc="0" locked="0" layoutInCell="1" allowOverlap="1" wp14:anchorId="51E8E820" wp14:editId="64FD4B7B">
             <wp:simplePos x="0" y="0"/>
             <wp:positionH relativeFrom="column">
-              <wp:posOffset>287020</wp:posOffset>
+              <wp:posOffset>291737</wp:posOffset>
             </wp:positionH>
             <wp:positionV relativeFrom="paragraph">
-              <wp:posOffset>59690</wp:posOffset>
+              <wp:posOffset>63772</wp:posOffset>
             </wp:positionV>
-            <wp:extent cx="5839640" cy="5125165"/>
-            <wp:effectExtent l="0" t="0" r="8890" b="0"/>
+            <wp:extent cx="5954486" cy="5225960"/>
+            <wp:effectExtent l="0" t="0" r="8255" b="0"/>
             <wp:wrapNone/>
             <wp:docPr id="1800567489" name="Picture 1"/>
             <wp:cNvGraphicFramePr>
@@ -2249,7 +2232,7 @@
                   <pic:spPr>
                     <a:xfrm>
                       <a:off x="0" y="0"/>
-                      <a:ext cx="5839640" cy="5125165"/>
+                      <a:ext cx="5957459" cy="5228569"/>
                     </a:xfrm>
                     <a:prstGeom prst="rect">
                       <a:avLst/>
@@ -2258,6 +2241,12 @@
                 </pic:pic>
               </a:graphicData>
             </a:graphic>
+            <wp14:sizeRelH relativeFrom="margin">
+              <wp14:pctWidth>0</wp14:pctWidth>
+            </wp14:sizeRelH>
+            <wp14:sizeRelV relativeFrom="margin">
+              <wp14:pctHeight>0</wp14:pctHeight>
+            </wp14:sizeRelV>
           </wp:anchor>
         </w:drawing>
       </w:r>
@@ -2457,6 +2446,7 @@
       </w:pPr>
       <w:r>
         <w:rPr>
+          <w:noProof/>
           <w:sz w:val="36"/>
           <w:szCs w:val="36"/>
         </w:rPr>
@@ -2541,66 +2531,43 @@
           <w:sz w:val="48"/>
           <w:szCs w:val="48"/>
         </w:rPr>
-        <w:t xml:space="preserve">- </w:t>
-      </w:r>
-      <w:r>
-        <w:rPr>
-          <w:b/>
-          <w:bCs/>
-          <w:i/>
-          <w:iCs/>
-          <w:color w:val="FF0000"/>
-          <w:sz w:val="48"/>
-          <w:szCs w:val="48"/>
-        </w:rPr>
-        <w:t>Testbench</w:t>
-      </w:r>
-      <w:r>
-        <w:rPr>
-          <w:b/>
-          <w:bCs/>
-          <w:i/>
-          <w:iCs/>
-          <w:color w:val="FF0000"/>
-          <w:sz w:val="48"/>
-          <w:szCs w:val="48"/>
-        </w:rPr>
-        <w:t>:</w:t>
-      </w:r>
-    </w:p>
-    <w:p>
-      <w:pPr>
-        <w:rPr>
-          <w:sz w:val="36"/>
-          <w:szCs w:val="36"/>
-        </w:rPr>
-      </w:pPr>
-    </w:p>
-    <w:p>
-      <w:pPr>
-        <w:rPr>
-          <w:sz w:val="36"/>
-          <w:szCs w:val="36"/>
-        </w:rPr>
-      </w:pPr>
-    </w:p>
-    <w:p>
-      <w:pPr>
-        <w:rPr>
-          <w:sz w:val="36"/>
-          <w:szCs w:val="36"/>
-        </w:rPr>
-      </w:pPr>
-    </w:p>
-    <w:p>
-      <w:pPr>
-        <w:rPr>
-          <w:sz w:val="36"/>
-          <w:szCs w:val="36"/>
-        </w:rPr>
-      </w:pPr>
-      <w:r>
-        <w:rPr>
+        <w:t>- Testbench:</w:t>
+      </w:r>
+    </w:p>
+    <w:p>
+      <w:pPr>
+        <w:rPr>
+          <w:sz w:val="36"/>
+          <w:szCs w:val="36"/>
+        </w:rPr>
+      </w:pPr>
+    </w:p>
+    <w:p>
+      <w:pPr>
+        <w:rPr>
+          <w:sz w:val="36"/>
+          <w:szCs w:val="36"/>
+        </w:rPr>
+      </w:pPr>
+    </w:p>
+    <w:p>
+      <w:pPr>
+        <w:rPr>
+          <w:sz w:val="36"/>
+          <w:szCs w:val="36"/>
+        </w:rPr>
+      </w:pPr>
+    </w:p>
+    <w:p>
+      <w:pPr>
+        <w:rPr>
+          <w:sz w:val="36"/>
+          <w:szCs w:val="36"/>
+        </w:rPr>
+      </w:pPr>
+      <w:r>
+        <w:rPr>
+          <w:noProof/>
           <w:sz w:val="36"/>
           <w:szCs w:val="36"/>
         </w:rPr>
@@ -2734,6 +2701,7 @@
       </w:pPr>
       <w:r>
         <w:rPr>
+          <w:noProof/>
           <w:sz w:val="36"/>
           <w:szCs w:val="36"/>
         </w:rPr>
@@ -2873,6 +2841,7 @@
       </w:pPr>
       <w:r>
         <w:rPr>
+          <w:noProof/>
           <w:sz w:val="36"/>
           <w:szCs w:val="36"/>
         </w:rPr>
@@ -3013,6 +2982,7 @@
       </w:pPr>
       <w:r>
         <w:rPr>
+          <w:noProof/>
           <w:sz w:val="36"/>
           <w:szCs w:val="36"/>
         </w:rPr>
@@ -3163,6 +3133,7 @@
       </w:pPr>
       <w:r>
         <w:rPr>
+          <w:noProof/>
           <w:sz w:val="36"/>
           <w:szCs w:val="36"/>
         </w:rPr>
@@ -3333,6 +3304,7 @@
         <w:rPr>
           <w:b/>
           <w:bCs/>
+          <w:noProof/>
           <w:color w:val="215E99" w:themeColor="text2" w:themeTint="BF"/>
           <w:sz w:val="48"/>
           <w:szCs w:val="48"/>
@@ -3410,6 +3382,7 @@
       </w:r>
       <w:r>
         <w:rPr>
+          <w:noProof/>
           <w:sz w:val="36"/>
           <w:szCs w:val="36"/>
         </w:rPr>
@@ -3486,6 +3459,7 @@
       </w:pPr>
       <w:r>
         <w:rPr>
+          <w:noProof/>
           <w:sz w:val="36"/>
           <w:szCs w:val="36"/>
         </w:rPr>
@@ -3812,6 +3786,7 @@
       </w:pPr>
       <w:r>
         <w:rPr>
+          <w:noProof/>
           <w:sz w:val="36"/>
           <w:szCs w:val="36"/>
         </w:rPr>
@@ -4048,6 +4023,26 @@
           <w:sz w:val="28"/>
           <w:szCs w:val="28"/>
         </w:rPr>
+        <w:sectPr>
+          <w:pgSz w:w="12240" w:h="15840" w:code="1"/>
+          <w:pgMar w:top="1152" w:right="1152" w:bottom="1152" w:left="1152" w:header="720" w:footer="720" w:gutter="0"/>
+          <w:pgBorders w:offsetFrom="page">
+            <w:top w:val="single" w:sz="4" w:space="24" w:color="auto"/>
+            <w:left w:val="single" w:sz="4" w:space="24" w:color="auto"/>
+            <w:bottom w:val="single" w:sz="4" w:space="24" w:color="auto"/>
+            <w:right w:val="single" w:sz="4" w:space="24" w:color="auto"/>
+          </w:pgBorders>
+          <w:cols w:space="720"/>
+          <w:docGrid w:linePitch="360"/>
+        </w:sectPr>
+      </w:pPr>
+    </w:p>
+    <w:p>
+      <w:pPr>
+        <w:rPr>
+          <w:sz w:val="28"/>
+          <w:szCs w:val="28"/>
+        </w:rPr>
       </w:pPr>
     </w:p>
     <w:p>
@@ -4059,7 +4054,7 @@
         <w:rPr>
           <w:sz w:val="36"/>
           <w:szCs w:val="36"/>
-          <w:lang w:val="it-IT"/>
+          <w:lang w:val="en-CA"/>
         </w:rPr>
       </w:pPr>
       <w:r>
@@ -4070,9 +4065,8 @@
           <w:sz w:val="48"/>
           <w:szCs w:val="48"/>
           <w:u w:val="single"/>
-          <w:lang w:val="it-IT"/>
-        </w:rPr>
-        <w:lastRenderedPageBreak/>
+          <w:lang w:val="en-CA"/>
+        </w:rPr>
         <w:t>Design 3:  AL</w:t>
       </w:r>
       <w:r>
@@ -4083,7 +4077,7 @@
           <w:sz w:val="48"/>
           <w:szCs w:val="48"/>
           <w:u w:val="single"/>
-          <w:lang w:val="it-IT"/>
+          <w:lang w:val="en-CA"/>
         </w:rPr>
         <w:t>S</w:t>
       </w:r>
@@ -4095,13 +4089,103 @@
           <w:sz w:val="48"/>
           <w:szCs w:val="48"/>
           <w:u w:val="single"/>
-          <w:lang w:val="it-IT"/>
+          <w:lang w:val="en-CA"/>
         </w:rPr>
         <w:t>U</w:t>
       </w:r>
     </w:p>
     <w:p>
       <w:pPr>
+        <w:rPr>
+          <w:sz w:val="28"/>
+          <w:szCs w:val="28"/>
+          <w:lang w:val="en-CA"/>
+        </w:rPr>
+      </w:pPr>
+      <w:r>
+        <w:rPr>
+          <w:b/>
+          <w:bCs/>
+          <w:i/>
+          <w:iCs/>
+          <w:color w:val="FF0000"/>
+          <w:sz w:val="48"/>
+          <w:szCs w:val="48"/>
+          <w:lang w:val="en-CA"/>
+        </w:rPr>
+        <w:t>-</w:t>
+      </w:r>
+      <w:r>
+        <w:rPr>
+          <w:b/>
+          <w:bCs/>
+          <w:i/>
+          <w:iCs/>
+          <w:color w:val="FF0000"/>
+          <w:sz w:val="48"/>
+          <w:szCs w:val="48"/>
+          <w:lang w:val="en-CA"/>
+        </w:rPr>
+        <w:t>AL</w:t>
+      </w:r>
+      <w:r>
+        <w:rPr>
+          <w:b/>
+          <w:bCs/>
+          <w:i/>
+          <w:iCs/>
+          <w:color w:val="FF0000"/>
+          <w:sz w:val="48"/>
+          <w:szCs w:val="48"/>
+          <w:lang w:val="en-CA"/>
+        </w:rPr>
+        <w:t>S</w:t>
+      </w:r>
+      <w:r>
+        <w:rPr>
+          <w:b/>
+          <w:bCs/>
+          <w:i/>
+          <w:iCs/>
+          <w:color w:val="FF0000"/>
+          <w:sz w:val="48"/>
+          <w:szCs w:val="48"/>
+          <w:lang w:val="en-CA"/>
+        </w:rPr>
+        <w:t>U</w:t>
+      </w:r>
+      <w:r>
+        <w:rPr>
+          <w:b/>
+          <w:bCs/>
+          <w:i/>
+          <w:iCs/>
+          <w:color w:val="FF0000"/>
+          <w:sz w:val="48"/>
+          <w:szCs w:val="48"/>
+          <w:lang w:val="en-CA"/>
+        </w:rPr>
+        <w:t xml:space="preserve"> </w:t>
+      </w:r>
+      <w:r>
+        <w:rPr>
+          <w:b/>
+          <w:bCs/>
+          <w:i/>
+          <w:iCs/>
+          <w:color w:val="FF0000"/>
+          <w:sz w:val="48"/>
+          <w:szCs w:val="48"/>
+          <w:lang w:val="en-CA"/>
+        </w:rPr>
+        <w:t>Design Code:</w:t>
+      </w:r>
+    </w:p>
+    <w:p>
+      <w:pPr>
+        <w:tabs>
+          <w:tab w:val="left" w:pos="3350"/>
+        </w:tabs>
         <w:rPr>
           <w:sz w:val="28"/>
           <w:szCs w:val="28"/>
@@ -4110,344 +4194,23 @@
       </w:pPr>
       <w:r>
         <w:rPr>
-          <w:b/>
-          <w:bCs/>
-          <w:i/>
-          <w:iCs/>
-          <w:color w:val="FF0000"/>
-          <w:sz w:val="48"/>
-          <w:szCs w:val="48"/>
-          <w:lang w:val="it-IT"/>
-        </w:rPr>
-        <w:t>-</w:t>
-      </w:r>
-      <w:r>
-        <w:rPr>
-          <w:b/>
-          <w:bCs/>
-          <w:i/>
-          <w:iCs/>
-          <w:color w:val="FF0000"/>
-          <w:sz w:val="48"/>
-          <w:szCs w:val="48"/>
-          <w:lang w:val="it-IT"/>
-        </w:rPr>
-        <w:t>AL</w:t>
-      </w:r>
-      <w:r>
-        <w:rPr>
-          <w:b/>
-          <w:bCs/>
-          <w:i/>
-          <w:iCs/>
-          <w:color w:val="FF0000"/>
-          <w:sz w:val="48"/>
-          <w:szCs w:val="48"/>
-          <w:lang w:val="it-IT"/>
-        </w:rPr>
-        <w:t>S</w:t>
-      </w:r>
-      <w:r>
-        <w:rPr>
-          <w:b/>
-          <w:bCs/>
-          <w:i/>
-          <w:iCs/>
-          <w:color w:val="FF0000"/>
-          <w:sz w:val="48"/>
-          <w:szCs w:val="48"/>
-          <w:lang w:val="it-IT"/>
-        </w:rPr>
-        <w:t>U</w:t>
-      </w:r>
-      <w:r>
-        <w:rPr>
-          <w:b/>
-          <w:bCs/>
-          <w:i/>
-          <w:iCs/>
-          <w:color w:val="FF0000"/>
-          <w:sz w:val="48"/>
-          <w:szCs w:val="48"/>
-          <w:lang w:val="it-IT"/>
-        </w:rPr>
-        <w:t xml:space="preserve"> </w:t>
-      </w:r>
-      <w:r>
-        <w:rPr>
-          <w:b/>
-          <w:bCs/>
-          <w:i/>
-          <w:iCs/>
-          <w:color w:val="FF0000"/>
-          <w:sz w:val="48"/>
-          <w:szCs w:val="48"/>
-          <w:lang w:val="it-IT"/>
-        </w:rPr>
-        <w:t>Design Code:</w:t>
-      </w:r>
-    </w:p>
-    <w:p>
-      <w:pPr>
-        <w:tabs>
-          <w:tab w:val="left" w:pos="3350"/>
-        </w:tabs>
-        <w:rPr>
           <w:sz w:val="28"/>
           <w:szCs w:val="28"/>
           <w:lang w:val="it-IT"/>
         </w:rPr>
-      </w:pPr>
-      <w:r>
-        <w:rPr>
-          <w:sz w:val="28"/>
-          <w:szCs w:val="28"/>
-          <w:lang w:val="it-IT"/>
-        </w:rPr>
-        <w:tab/>
-      </w:r>
-    </w:p>
-    <w:p>
-      <w:pPr>
-        <w:tabs>
-          <w:tab w:val="left" w:pos="5578"/>
-        </w:tabs>
-        <w:rPr>
-          <w:sz w:val="28"/>
-          <w:szCs w:val="28"/>
-          <w:lang w:val="it-IT"/>
-        </w:rPr>
-      </w:pPr>
-      <w:r>
-        <w:rPr>
-          <w:sz w:val="28"/>
-          <w:szCs w:val="28"/>
-          <w:lang w:val="it-IT"/>
-        </w:rPr>
-        <w:tab/>
-      </w:r>
-    </w:p>
-    <w:p>
-      <w:pPr>
-        <w:tabs>
-          <w:tab w:val="left" w:pos="4420"/>
-        </w:tabs>
-        <w:rPr>
-          <w:sz w:val="28"/>
-          <w:szCs w:val="28"/>
-          <w:lang w:val="it-IT"/>
-        </w:rPr>
-      </w:pPr>
-      <w:r>
-        <w:rPr>
-          <w:sz w:val="28"/>
-          <w:szCs w:val="28"/>
-          <w:lang w:val="it-IT"/>
-        </w:rPr>
-        <w:tab/>
-      </w:r>
-    </w:p>
-    <w:p>
-      <w:pPr>
-        <w:rPr>
-          <w:noProof/>
-          <w:sz w:val="36"/>
-          <w:szCs w:val="36"/>
-          <w:lang w:val="it-IT"/>
-        </w:rPr>
-      </w:pPr>
-    </w:p>
-    <w:p>
-      <w:pPr>
-        <w:rPr>
-          <w:b/>
-          <w:bCs/>
-          <w:i/>
-          <w:iCs/>
-          <w:color w:val="FF0000"/>
-          <w:sz w:val="48"/>
-          <w:szCs w:val="48"/>
-          <w:lang w:val="it-IT"/>
-        </w:rPr>
-      </w:pPr>
-    </w:p>
-    <w:p>
-      <w:pPr>
-        <w:rPr>
-          <w:b/>
-          <w:bCs/>
-          <w:i/>
-          <w:iCs/>
-          <w:color w:val="FF0000"/>
-          <w:sz w:val="48"/>
-          <w:szCs w:val="48"/>
-          <w:lang w:val="it-IT"/>
-        </w:rPr>
-      </w:pPr>
-    </w:p>
-    <w:p>
-      <w:pPr>
-        <w:rPr>
-          <w:b/>
-          <w:bCs/>
-          <w:i/>
-          <w:iCs/>
-          <w:color w:val="FF0000"/>
-          <w:sz w:val="48"/>
-          <w:szCs w:val="48"/>
-          <w:lang w:val="it-IT"/>
-        </w:rPr>
-      </w:pPr>
-    </w:p>
-    <w:p>
-      <w:pPr>
-        <w:rPr>
-          <w:b/>
-          <w:bCs/>
-          <w:i/>
-          <w:iCs/>
-          <w:color w:val="FF0000"/>
-          <w:sz w:val="48"/>
-          <w:szCs w:val="48"/>
-          <w:lang w:val="it-IT"/>
-        </w:rPr>
-      </w:pPr>
-    </w:p>
-    <w:p>
-      <w:pPr>
-        <w:rPr>
-          <w:b/>
-          <w:bCs/>
-          <w:i/>
-          <w:iCs/>
-          <w:color w:val="FF0000"/>
-          <w:sz w:val="48"/>
-          <w:szCs w:val="48"/>
-          <w:lang w:val="it-IT"/>
-        </w:rPr>
-      </w:pPr>
-    </w:p>
-    <w:p>
-      <w:pPr>
-        <w:rPr>
-          <w:b/>
-          <w:bCs/>
-          <w:i/>
-          <w:iCs/>
-          <w:color w:val="FF0000"/>
-          <w:sz w:val="48"/>
-          <w:szCs w:val="48"/>
-          <w:lang w:val="it-IT"/>
-        </w:rPr>
-      </w:pPr>
-    </w:p>
-    <w:p>
-      <w:pPr>
-        <w:rPr>
-          <w:b/>
-          <w:bCs/>
-          <w:i/>
-          <w:iCs/>
-          <w:color w:val="FF0000"/>
-          <w:sz w:val="48"/>
-          <w:szCs w:val="48"/>
-          <w:lang w:val="it-IT"/>
-        </w:rPr>
-      </w:pPr>
-    </w:p>
-    <w:p>
-      <w:pPr>
-        <w:rPr>
-          <w:b/>
-          <w:bCs/>
-          <w:i/>
-          <w:iCs/>
-          <w:color w:val="FF0000"/>
-          <w:sz w:val="48"/>
-          <w:szCs w:val="48"/>
-          <w:lang w:val="it-IT"/>
-        </w:rPr>
-      </w:pPr>
-    </w:p>
-    <w:p>
-      <w:pPr>
-        <w:rPr>
-          <w:b/>
-          <w:bCs/>
-          <w:i/>
-          <w:iCs/>
-          <w:color w:val="FF0000"/>
-          <w:sz w:val="48"/>
-          <w:szCs w:val="48"/>
-          <w:lang w:val="it-IT"/>
-        </w:rPr>
-      </w:pPr>
-    </w:p>
-    <w:p>
-      <w:pPr>
-        <w:rPr>
-          <w:b/>
-          <w:bCs/>
-          <w:i/>
-          <w:iCs/>
-          <w:color w:val="FF0000"/>
-          <w:sz w:val="48"/>
-          <w:szCs w:val="48"/>
-          <w:lang w:val="it-IT"/>
-        </w:rPr>
-      </w:pPr>
-    </w:p>
-    <w:p>
-      <w:pPr>
-        <w:rPr>
-          <w:b/>
-          <w:bCs/>
-          <w:i/>
-          <w:iCs/>
-          <w:color w:val="FF0000"/>
-          <w:sz w:val="48"/>
-          <w:szCs w:val="48"/>
-          <w:lang w:val="it-IT"/>
-        </w:rPr>
-      </w:pPr>
-    </w:p>
-    <w:p>
-      <w:pPr>
-        <w:rPr>
-          <w:b/>
-          <w:bCs/>
-          <w:i/>
-          <w:iCs/>
-          <w:color w:val="FF0000"/>
-          <w:sz w:val="48"/>
-          <w:szCs w:val="48"/>
-        </w:rPr>
-      </w:pPr>
-      <w:r>
-        <w:rPr>
-          <w:b/>
-          <w:bCs/>
-          <w:i/>
-          <w:iCs/>
-          <w:noProof/>
-          <w:color w:val="FF0000"/>
-          <w:sz w:val="48"/>
-          <w:szCs w:val="48"/>
-        </w:rPr>
-        <w:lastRenderedPageBreak/>
         <w:drawing>
-          <wp:anchor distT="0" distB="0" distL="114300" distR="114300" simplePos="0" relativeHeight="251811840" behindDoc="0" locked="0" layoutInCell="1" allowOverlap="1" wp14:anchorId="71F97835" wp14:editId="4BE49DB9">
+          <wp:anchor distT="0" distB="0" distL="114300" distR="114300" simplePos="0" relativeHeight="251870208" behindDoc="0" locked="0" layoutInCell="1" allowOverlap="1" wp14:anchorId="5C6276DE" wp14:editId="0E4C37E3">
             <wp:simplePos x="0" y="0"/>
             <wp:positionH relativeFrom="column">
-              <wp:posOffset>1905</wp:posOffset>
+              <wp:posOffset>-2177</wp:posOffset>
             </wp:positionH>
             <wp:positionV relativeFrom="paragraph">
-              <wp:posOffset>516255</wp:posOffset>
+              <wp:posOffset>-272</wp:posOffset>
             </wp:positionV>
-            <wp:extent cx="6309360" cy="1651000"/>
-            <wp:effectExtent l="76200" t="76200" r="129540" b="139700"/>
+            <wp:extent cx="6309360" cy="5041265"/>
+            <wp:effectExtent l="76200" t="76200" r="129540" b="140335"/>
             <wp:wrapNone/>
-            <wp:docPr id="1668622391" name="Picture 1"/>
+            <wp:docPr id="550834915" name="Picture 1"/>
             <wp:cNvGraphicFramePr>
               <a:graphicFrameLocks xmlns:a="http://schemas.openxmlformats.org/drawingml/2006/main" noChangeAspect="1"/>
             </wp:cNvGraphicFramePr>
@@ -4455,7 +4218,7 @@
               <a:graphicData uri="http://schemas.openxmlformats.org/drawingml/2006/picture">
                 <pic:pic xmlns:pic="http://schemas.openxmlformats.org/drawingml/2006/picture">
                   <pic:nvPicPr>
-                    <pic:cNvPr id="1668622391" name=""/>
+                    <pic:cNvPr id="550834915" name=""/>
                     <pic:cNvPicPr/>
                   </pic:nvPicPr>
                   <pic:blipFill>
@@ -4473,7 +4236,7 @@
                   <pic:spPr>
                     <a:xfrm>
                       <a:off x="0" y="0"/>
-                      <a:ext cx="6309360" cy="1651000"/>
+                      <a:ext cx="6309360" cy="5041265"/>
                     </a:xfrm>
                     <a:prstGeom prst="rect">
                       <a:avLst/>
@@ -4501,14 +4264,1161 @@
       </w:r>
       <w:r>
         <w:rPr>
-          <w:b/>
-          <w:bCs/>
-          <w:i/>
-          <w:iCs/>
-          <w:color w:val="FF0000"/>
-          <w:sz w:val="48"/>
-          <w:szCs w:val="48"/>
-        </w:rPr>
+          <w:sz w:val="28"/>
+          <w:szCs w:val="28"/>
+          <w:lang w:val="it-IT"/>
+        </w:rPr>
+        <w:tab/>
+      </w:r>
+    </w:p>
+    <w:p>
+      <w:pPr>
+        <w:tabs>
+          <w:tab w:val="left" w:pos="5578"/>
+        </w:tabs>
+        <w:rPr>
+          <w:sz w:val="28"/>
+          <w:szCs w:val="28"/>
+          <w:lang w:val="it-IT"/>
+        </w:rPr>
+      </w:pPr>
+      <w:r>
+        <w:rPr>
+          <w:sz w:val="28"/>
+          <w:szCs w:val="28"/>
+          <w:lang w:val="it-IT"/>
+        </w:rPr>
+        <w:tab/>
+      </w:r>
+    </w:p>
+    <w:p>
+      <w:pPr>
+        <w:tabs>
+          <w:tab w:val="left" w:pos="4420"/>
+        </w:tabs>
+        <w:rPr>
+          <w:sz w:val="28"/>
+          <w:szCs w:val="28"/>
+          <w:lang w:val="it-IT"/>
+        </w:rPr>
+      </w:pPr>
+      <w:r>
+        <w:rPr>
+          <w:sz w:val="28"/>
+          <w:szCs w:val="28"/>
+          <w:lang w:val="it-IT"/>
+        </w:rPr>
+        <w:tab/>
+      </w:r>
+    </w:p>
+    <w:p>
+      <w:pPr>
+        <w:rPr>
+          <w:noProof/>
+          <w:sz w:val="36"/>
+          <w:szCs w:val="36"/>
+          <w:lang w:val="it-IT"/>
+        </w:rPr>
+      </w:pPr>
+    </w:p>
+    <w:p>
+      <w:pPr>
+        <w:rPr>
+          <w:b/>
+          <w:bCs/>
+          <w:i/>
+          <w:iCs/>
+          <w:color w:val="FF0000"/>
+          <w:sz w:val="48"/>
+          <w:szCs w:val="48"/>
+          <w:lang w:val="it-IT"/>
+        </w:rPr>
+      </w:pPr>
+    </w:p>
+    <w:p>
+      <w:pPr>
+        <w:rPr>
+          <w:b/>
+          <w:bCs/>
+          <w:i/>
+          <w:iCs/>
+          <w:color w:val="FF0000"/>
+          <w:sz w:val="48"/>
+          <w:szCs w:val="48"/>
+          <w:lang w:val="it-IT"/>
+        </w:rPr>
+      </w:pPr>
+    </w:p>
+    <w:p>
+      <w:pPr>
+        <w:rPr>
+          <w:b/>
+          <w:bCs/>
+          <w:i/>
+          <w:iCs/>
+          <w:color w:val="FF0000"/>
+          <w:sz w:val="48"/>
+          <w:szCs w:val="48"/>
+          <w:lang w:val="it-IT"/>
+        </w:rPr>
+      </w:pPr>
+    </w:p>
+    <w:p>
+      <w:pPr>
+        <w:rPr>
+          <w:b/>
+          <w:bCs/>
+          <w:i/>
+          <w:iCs/>
+          <w:color w:val="FF0000"/>
+          <w:sz w:val="48"/>
+          <w:szCs w:val="48"/>
+          <w:lang w:val="it-IT"/>
+        </w:rPr>
+      </w:pPr>
+    </w:p>
+    <w:p>
+      <w:pPr>
+        <w:rPr>
+          <w:b/>
+          <w:bCs/>
+          <w:i/>
+          <w:iCs/>
+          <w:color w:val="FF0000"/>
+          <w:sz w:val="48"/>
+          <w:szCs w:val="48"/>
+          <w:lang w:val="it-IT"/>
+        </w:rPr>
+      </w:pPr>
+    </w:p>
+    <w:p>
+      <w:pPr>
+        <w:rPr>
+          <w:b/>
+          <w:bCs/>
+          <w:i/>
+          <w:iCs/>
+          <w:color w:val="FF0000"/>
+          <w:sz w:val="48"/>
+          <w:szCs w:val="48"/>
+          <w:lang w:val="it-IT"/>
+        </w:rPr>
+      </w:pPr>
+    </w:p>
+    <w:p>
+      <w:pPr>
+        <w:rPr>
+          <w:b/>
+          <w:bCs/>
+          <w:i/>
+          <w:iCs/>
+          <w:color w:val="FF0000"/>
+          <w:sz w:val="48"/>
+          <w:szCs w:val="48"/>
+          <w:lang w:val="it-IT"/>
+        </w:rPr>
+      </w:pPr>
+      <w:r>
+        <w:rPr>
+          <w:b/>
+          <w:bCs/>
+          <w:i/>
+          <w:iCs/>
+          <w:color w:val="FF0000"/>
+          <w:sz w:val="48"/>
+          <w:szCs w:val="48"/>
+          <w:lang w:val="it-IT"/>
+        </w:rPr>
+        <w:drawing>
+          <wp:anchor distT="0" distB="0" distL="114300" distR="114300" simplePos="0" relativeHeight="251871232" behindDoc="0" locked="0" layoutInCell="1" allowOverlap="1" wp14:anchorId="6A73C4D7" wp14:editId="789F2FE0">
+            <wp:simplePos x="0" y="0"/>
+            <wp:positionH relativeFrom="margin">
+              <wp:posOffset>0</wp:posOffset>
+            </wp:positionH>
+            <wp:positionV relativeFrom="paragraph">
+              <wp:posOffset>392430</wp:posOffset>
+            </wp:positionV>
+            <wp:extent cx="4386943" cy="5970646"/>
+            <wp:effectExtent l="76200" t="76200" r="128270" b="125730"/>
+            <wp:wrapNone/>
+            <wp:docPr id="846019797" name="Picture 1"/>
+            <wp:cNvGraphicFramePr>
+              <a:graphicFrameLocks xmlns:a="http://schemas.openxmlformats.org/drawingml/2006/main" noChangeAspect="1"/>
+            </wp:cNvGraphicFramePr>
+            <a:graphic xmlns:a="http://schemas.openxmlformats.org/drawingml/2006/main">
+              <a:graphicData uri="http://schemas.openxmlformats.org/drawingml/2006/picture">
+                <pic:pic xmlns:pic="http://schemas.openxmlformats.org/drawingml/2006/picture">
+                  <pic:nvPicPr>
+                    <pic:cNvPr id="846019797" name=""/>
+                    <pic:cNvPicPr/>
+                  </pic:nvPicPr>
+                  <pic:blipFill>
+                    <a:blip r:embed="rId28">
+                      <a:extLst>
+                        <a:ext uri="{28A0092B-C50C-407E-A947-70E740481C1C}">
+                          <a14:useLocalDpi xmlns:a14="http://schemas.microsoft.com/office/drawing/2010/main" val="0"/>
+                        </a:ext>
+                      </a:extLst>
+                    </a:blip>
+                    <a:stretch>
+                      <a:fillRect/>
+                    </a:stretch>
+                  </pic:blipFill>
+                  <pic:spPr>
+                    <a:xfrm>
+                      <a:off x="0" y="0"/>
+                      <a:ext cx="4386943" cy="5970646"/>
+                    </a:xfrm>
+                    <a:prstGeom prst="rect">
+                      <a:avLst/>
+                    </a:prstGeom>
+                    <a:ln w="38100" cap="sq">
+                      <a:solidFill>
+                        <a:srgbClr val="000000"/>
+                      </a:solidFill>
+                      <a:prstDash val="solid"/>
+                      <a:miter lim="800000"/>
+                    </a:ln>
+                    <a:effectLst>
+                      <a:outerShdw blurRad="50800" dist="38100" dir="2700000" algn="tl" rotWithShape="0">
+                        <a:srgbClr val="000000">
+                          <a:alpha val="43000"/>
+                        </a:srgbClr>
+                      </a:outerShdw>
+                    </a:effectLst>
+                  </pic:spPr>
+                </pic:pic>
+              </a:graphicData>
+            </a:graphic>
+            <wp14:sizeRelH relativeFrom="margin">
+              <wp14:pctWidth>0</wp14:pctWidth>
+            </wp14:sizeRelH>
+            <wp14:sizeRelV relativeFrom="margin">
+              <wp14:pctHeight>0</wp14:pctHeight>
+            </wp14:sizeRelV>
+          </wp:anchor>
+        </w:drawing>
+      </w:r>
+    </w:p>
+    <w:p>
+      <w:pPr>
+        <w:rPr>
+          <w:b/>
+          <w:bCs/>
+          <w:i/>
+          <w:iCs/>
+          <w:color w:val="FF0000"/>
+          <w:sz w:val="48"/>
+          <w:szCs w:val="48"/>
+          <w:lang w:val="it-IT"/>
+        </w:rPr>
+      </w:pPr>
+    </w:p>
+    <w:p>
+      <w:pPr>
+        <w:rPr>
+          <w:b/>
+          <w:bCs/>
+          <w:i/>
+          <w:iCs/>
+          <w:color w:val="FF0000"/>
+          <w:sz w:val="48"/>
+          <w:szCs w:val="48"/>
+          <w:lang w:val="it-IT"/>
+        </w:rPr>
+      </w:pPr>
+      <w:r>
+        <w:rPr>
+          <w:b/>
+          <w:bCs/>
+          <w:i/>
+          <w:iCs/>
+          <w:color w:val="FF0000"/>
+          <w:sz w:val="48"/>
+          <w:szCs w:val="48"/>
+          <w:lang w:val="it-IT"/>
+        </w:rPr>
+        <w:drawing>
+          <wp:anchor distT="0" distB="0" distL="114300" distR="114300" simplePos="0" relativeHeight="251874304" behindDoc="0" locked="0" layoutInCell="1" allowOverlap="1" wp14:anchorId="4B8DC577" wp14:editId="5E79414E">
+            <wp:simplePos x="0" y="0"/>
+            <wp:positionH relativeFrom="margin">
+              <wp:posOffset>2578372</wp:posOffset>
+            </wp:positionH>
+            <wp:positionV relativeFrom="paragraph">
+              <wp:posOffset>9343</wp:posOffset>
+            </wp:positionV>
+            <wp:extent cx="3729446" cy="2448853"/>
+            <wp:effectExtent l="76200" t="76200" r="137795" b="142240"/>
+            <wp:wrapNone/>
+            <wp:docPr id="1218382672" name="Picture 1"/>
+            <wp:cNvGraphicFramePr>
+              <a:graphicFrameLocks xmlns:a="http://schemas.openxmlformats.org/drawingml/2006/main" noChangeAspect="1"/>
+            </wp:cNvGraphicFramePr>
+            <a:graphic xmlns:a="http://schemas.openxmlformats.org/drawingml/2006/main">
+              <a:graphicData uri="http://schemas.openxmlformats.org/drawingml/2006/picture">
+                <pic:pic xmlns:pic="http://schemas.openxmlformats.org/drawingml/2006/picture">
+                  <pic:nvPicPr>
+                    <pic:cNvPr id="1218382672" name=""/>
+                    <pic:cNvPicPr/>
+                  </pic:nvPicPr>
+                  <pic:blipFill>
+                    <a:blip r:embed="rId29">
+                      <a:extLst>
+                        <a:ext uri="{28A0092B-C50C-407E-A947-70E740481C1C}">
+                          <a14:useLocalDpi xmlns:a14="http://schemas.microsoft.com/office/drawing/2010/main" val="0"/>
+                        </a:ext>
+                      </a:extLst>
+                    </a:blip>
+                    <a:stretch>
+                      <a:fillRect/>
+                    </a:stretch>
+                  </pic:blipFill>
+                  <pic:spPr>
+                    <a:xfrm>
+                      <a:off x="0" y="0"/>
+                      <a:ext cx="3731047" cy="2449904"/>
+                    </a:xfrm>
+                    <a:prstGeom prst="rect">
+                      <a:avLst/>
+                    </a:prstGeom>
+                    <a:ln w="38100" cap="sq">
+                      <a:solidFill>
+                        <a:srgbClr val="000000"/>
+                      </a:solidFill>
+                      <a:prstDash val="solid"/>
+                      <a:miter lim="800000"/>
+                    </a:ln>
+                    <a:effectLst>
+                      <a:outerShdw blurRad="50800" dist="38100" dir="2700000" algn="tl" rotWithShape="0">
+                        <a:srgbClr val="000000">
+                          <a:alpha val="43000"/>
+                        </a:srgbClr>
+                      </a:outerShdw>
+                    </a:effectLst>
+                  </pic:spPr>
+                </pic:pic>
+              </a:graphicData>
+            </a:graphic>
+            <wp14:sizeRelH relativeFrom="margin">
+              <wp14:pctWidth>0</wp14:pctWidth>
+            </wp14:sizeRelH>
+            <wp14:sizeRelV relativeFrom="margin">
+              <wp14:pctHeight>0</wp14:pctHeight>
+            </wp14:sizeRelV>
+          </wp:anchor>
+        </w:drawing>
+      </w:r>
+    </w:p>
+    <w:p>
+      <w:pPr>
+        <w:rPr>
+          <w:b/>
+          <w:bCs/>
+          <w:i/>
+          <w:iCs/>
+          <w:color w:val="FF0000"/>
+          <w:sz w:val="48"/>
+          <w:szCs w:val="48"/>
+          <w:lang w:val="it-IT"/>
+        </w:rPr>
+      </w:pPr>
+    </w:p>
+    <w:p>
+      <w:pPr>
+        <w:rPr>
+          <w:b/>
+          <w:bCs/>
+          <w:i/>
+          <w:iCs/>
+          <w:color w:val="FF0000"/>
+          <w:sz w:val="48"/>
+          <w:szCs w:val="48"/>
+          <w:lang w:val="it-IT"/>
+        </w:rPr>
+      </w:pPr>
+    </w:p>
+    <w:p>
+      <w:pPr>
+        <w:rPr>
+          <w:b/>
+          <w:bCs/>
+          <w:i/>
+          <w:iCs/>
+          <w:color w:val="FF0000"/>
+          <w:sz w:val="48"/>
+          <w:szCs w:val="48"/>
+          <w:lang w:val="it-IT"/>
+        </w:rPr>
+      </w:pPr>
+    </w:p>
+    <w:p>
+      <w:pPr>
+        <w:rPr>
+          <w:b/>
+          <w:bCs/>
+          <w:i/>
+          <w:iCs/>
+          <w:color w:val="FF0000"/>
+          <w:sz w:val="48"/>
+          <w:szCs w:val="48"/>
+          <w:lang w:val="it-IT"/>
+        </w:rPr>
+      </w:pPr>
+    </w:p>
+    <w:p>
+      <w:pPr>
+        <w:rPr>
+          <w:b/>
+          <w:bCs/>
+          <w:i/>
+          <w:iCs/>
+          <w:color w:val="FF0000"/>
+          <w:sz w:val="48"/>
+          <w:szCs w:val="48"/>
+          <w:lang w:val="it-IT"/>
+        </w:rPr>
+      </w:pPr>
+    </w:p>
+    <w:p>
+      <w:pPr>
+        <w:rPr>
+          <w:b/>
+          <w:bCs/>
+          <w:i/>
+          <w:iCs/>
+          <w:color w:val="FF0000"/>
+          <w:sz w:val="48"/>
+          <w:szCs w:val="48"/>
+          <w:lang w:val="it-IT"/>
+        </w:rPr>
+      </w:pPr>
+    </w:p>
+    <w:p>
+      <w:pPr>
+        <w:rPr>
+          <w:b/>
+          <w:bCs/>
+          <w:i/>
+          <w:iCs/>
+          <w:color w:val="FF0000"/>
+          <w:sz w:val="48"/>
+          <w:szCs w:val="48"/>
+          <w:lang w:val="it-IT"/>
+        </w:rPr>
+      </w:pPr>
+    </w:p>
+    <w:p>
+      <w:pPr>
+        <w:rPr>
+          <w:b/>
+          <w:bCs/>
+          <w:i/>
+          <w:iCs/>
+          <w:color w:val="FF0000"/>
+          <w:sz w:val="48"/>
+          <w:szCs w:val="48"/>
+          <w:lang w:val="it-IT"/>
+        </w:rPr>
+      </w:pPr>
+    </w:p>
+    <w:p>
+      <w:pPr>
+        <w:rPr>
+          <w:b/>
+          <w:bCs/>
+          <w:i/>
+          <w:iCs/>
+          <w:color w:val="FF0000"/>
+          <w:sz w:val="48"/>
+          <w:szCs w:val="48"/>
+          <w:lang w:val="it-IT"/>
+        </w:rPr>
+      </w:pPr>
+    </w:p>
+    <w:p>
+      <w:pPr>
+        <w:rPr>
+          <w:b/>
+          <w:bCs/>
+          <w:i/>
+          <w:iCs/>
+          <w:color w:val="FF0000"/>
+          <w:sz w:val="48"/>
+          <w:szCs w:val="48"/>
+          <w:lang w:val="it-IT"/>
+        </w:rPr>
+      </w:pPr>
+    </w:p>
+    <w:p>
+      <w:pPr>
+        <w:tabs>
+          <w:tab w:val="left" w:pos="1234"/>
+        </w:tabs>
+        <w:rPr>
+          <w:b/>
+          <w:bCs/>
+          <w:i/>
+          <w:iCs/>
+          <w:color w:val="FF0000"/>
+          <w:sz w:val="48"/>
+          <w:szCs w:val="48"/>
+          <w:lang w:val="it-IT"/>
+        </w:rPr>
+      </w:pPr>
+      <w:r>
+        <w:rPr>
+          <w:b/>
+          <w:bCs/>
+          <w:i/>
+          <w:iCs/>
+          <w:color w:val="FF0000"/>
+          <w:sz w:val="48"/>
+          <w:szCs w:val="48"/>
+          <w:lang w:val="it-IT"/>
+        </w:rPr>
+        <w:lastRenderedPageBreak/>
+        <w:drawing>
+          <wp:anchor distT="0" distB="0" distL="114300" distR="114300" simplePos="0" relativeHeight="251873280" behindDoc="0" locked="0" layoutInCell="1" allowOverlap="1" wp14:anchorId="21158D31" wp14:editId="0C07D3B9">
+            <wp:simplePos x="0" y="0"/>
+            <wp:positionH relativeFrom="column">
+              <wp:posOffset>-197485</wp:posOffset>
+            </wp:positionH>
+            <wp:positionV relativeFrom="paragraph">
+              <wp:posOffset>-143056</wp:posOffset>
+            </wp:positionV>
+            <wp:extent cx="5982528" cy="4898571"/>
+            <wp:effectExtent l="76200" t="76200" r="132715" b="130810"/>
+            <wp:wrapNone/>
+            <wp:docPr id="2027829627" name="Picture 1"/>
+            <wp:cNvGraphicFramePr>
+              <a:graphicFrameLocks xmlns:a="http://schemas.openxmlformats.org/drawingml/2006/main" noChangeAspect="1"/>
+            </wp:cNvGraphicFramePr>
+            <a:graphic xmlns:a="http://schemas.openxmlformats.org/drawingml/2006/main">
+              <a:graphicData uri="http://schemas.openxmlformats.org/drawingml/2006/picture">
+                <pic:pic xmlns:pic="http://schemas.openxmlformats.org/drawingml/2006/picture">
+                  <pic:nvPicPr>
+                    <pic:cNvPr id="2027829627" name=""/>
+                    <pic:cNvPicPr/>
+                  </pic:nvPicPr>
+                  <pic:blipFill>
+                    <a:blip r:embed="rId30">
+                      <a:extLst>
+                        <a:ext uri="{28A0092B-C50C-407E-A947-70E740481C1C}">
+                          <a14:useLocalDpi xmlns:a14="http://schemas.microsoft.com/office/drawing/2010/main" val="0"/>
+                        </a:ext>
+                      </a:extLst>
+                    </a:blip>
+                    <a:stretch>
+                      <a:fillRect/>
+                    </a:stretch>
+                  </pic:blipFill>
+                  <pic:spPr>
+                    <a:xfrm>
+                      <a:off x="0" y="0"/>
+                      <a:ext cx="5988342" cy="4903331"/>
+                    </a:xfrm>
+                    <a:prstGeom prst="rect">
+                      <a:avLst/>
+                    </a:prstGeom>
+                    <a:ln w="38100" cap="sq">
+                      <a:solidFill>
+                        <a:srgbClr val="000000"/>
+                      </a:solidFill>
+                      <a:prstDash val="solid"/>
+                      <a:miter lim="800000"/>
+                    </a:ln>
+                    <a:effectLst>
+                      <a:outerShdw blurRad="50800" dist="38100" dir="2700000" algn="tl" rotWithShape="0">
+                        <a:srgbClr val="000000">
+                          <a:alpha val="43000"/>
+                        </a:srgbClr>
+                      </a:outerShdw>
+                    </a:effectLst>
+                  </pic:spPr>
+                </pic:pic>
+              </a:graphicData>
+            </a:graphic>
+            <wp14:sizeRelH relativeFrom="margin">
+              <wp14:pctWidth>0</wp14:pctWidth>
+            </wp14:sizeRelH>
+            <wp14:sizeRelV relativeFrom="margin">
+              <wp14:pctHeight>0</wp14:pctHeight>
+            </wp14:sizeRelV>
+          </wp:anchor>
+        </w:drawing>
+      </w:r>
+      <w:r>
+        <w:rPr>
+          <w:b/>
+          <w:bCs/>
+          <w:i/>
+          <w:iCs/>
+          <w:color w:val="FF0000"/>
+          <w:sz w:val="48"/>
+          <w:szCs w:val="48"/>
+          <w:lang w:val="it-IT"/>
+        </w:rPr>
+        <w:tab/>
+      </w:r>
+    </w:p>
+    <w:p>
+      <w:pPr>
+        <w:rPr>
+          <w:b/>
+          <w:bCs/>
+          <w:i/>
+          <w:iCs/>
+          <w:color w:val="FF0000"/>
+          <w:sz w:val="48"/>
+          <w:szCs w:val="48"/>
+          <w:lang w:val="it-IT"/>
+        </w:rPr>
+      </w:pPr>
+    </w:p>
+    <w:p>
+      <w:pPr>
+        <w:rPr>
+          <w:b/>
+          <w:bCs/>
+          <w:i/>
+          <w:iCs/>
+          <w:color w:val="FF0000"/>
+          <w:sz w:val="48"/>
+          <w:szCs w:val="48"/>
+          <w:lang w:val="it-IT"/>
+        </w:rPr>
+      </w:pPr>
+    </w:p>
+    <w:p>
+      <w:pPr>
+        <w:rPr>
+          <w:b/>
+          <w:bCs/>
+          <w:i/>
+          <w:iCs/>
+          <w:color w:val="FF0000"/>
+          <w:sz w:val="48"/>
+          <w:szCs w:val="48"/>
+          <w:lang w:val="it-IT"/>
+        </w:rPr>
+      </w:pPr>
+    </w:p>
+    <w:p>
+      <w:pPr>
+        <w:rPr>
+          <w:b/>
+          <w:bCs/>
+          <w:i/>
+          <w:iCs/>
+          <w:color w:val="FF0000"/>
+          <w:sz w:val="48"/>
+          <w:szCs w:val="48"/>
+          <w:lang w:val="it-IT"/>
+        </w:rPr>
+      </w:pPr>
+    </w:p>
+    <w:p>
+      <w:pPr>
+        <w:rPr>
+          <w:b/>
+          <w:bCs/>
+          <w:i/>
+          <w:iCs/>
+          <w:color w:val="FF0000"/>
+          <w:sz w:val="48"/>
+          <w:szCs w:val="48"/>
+          <w:lang w:val="it-IT"/>
+        </w:rPr>
+      </w:pPr>
+    </w:p>
+    <w:p>
+      <w:pPr>
+        <w:rPr>
+          <w:b/>
+          <w:bCs/>
+          <w:i/>
+          <w:iCs/>
+          <w:color w:val="FF0000"/>
+          <w:sz w:val="48"/>
+          <w:szCs w:val="48"/>
+          <w:lang w:val="it-IT"/>
+        </w:rPr>
+      </w:pPr>
+    </w:p>
+    <w:p>
+      <w:pPr>
+        <w:rPr>
+          <w:b/>
+          <w:bCs/>
+          <w:i/>
+          <w:iCs/>
+          <w:color w:val="FF0000"/>
+          <w:sz w:val="48"/>
+          <w:szCs w:val="48"/>
+          <w:lang w:val="it-IT"/>
+        </w:rPr>
+      </w:pPr>
+    </w:p>
+    <w:p>
+      <w:pPr>
+        <w:rPr>
+          <w:b/>
+          <w:bCs/>
+          <w:i/>
+          <w:iCs/>
+          <w:color w:val="FF0000"/>
+          <w:sz w:val="48"/>
+          <w:szCs w:val="48"/>
+          <w:lang w:val="it-IT"/>
+        </w:rPr>
+      </w:pPr>
+      <w:r>
+        <w:rPr>
+          <w:b/>
+          <w:bCs/>
+          <w:i/>
+          <w:iCs/>
+          <w:color w:val="FF0000"/>
+          <w:sz w:val="48"/>
+          <w:szCs w:val="48"/>
+          <w:lang w:val="it-IT"/>
+        </w:rPr>
+        <w:drawing>
+          <wp:anchor distT="0" distB="0" distL="114300" distR="114300" simplePos="0" relativeHeight="251872256" behindDoc="0" locked="0" layoutInCell="1" allowOverlap="1" wp14:anchorId="4388485E" wp14:editId="5E478381">
+            <wp:simplePos x="0" y="0"/>
+            <wp:positionH relativeFrom="page">
+              <wp:posOffset>533400</wp:posOffset>
+            </wp:positionH>
+            <wp:positionV relativeFrom="paragraph">
+              <wp:posOffset>549094</wp:posOffset>
+            </wp:positionV>
+            <wp:extent cx="5998029" cy="5550289"/>
+            <wp:effectExtent l="76200" t="76200" r="136525" b="127000"/>
+            <wp:wrapNone/>
+            <wp:docPr id="1946210416" name="Picture 1"/>
+            <wp:cNvGraphicFramePr>
+              <a:graphicFrameLocks xmlns:a="http://schemas.openxmlformats.org/drawingml/2006/main" noChangeAspect="1"/>
+            </wp:cNvGraphicFramePr>
+            <a:graphic xmlns:a="http://schemas.openxmlformats.org/drawingml/2006/main">
+              <a:graphicData uri="http://schemas.openxmlformats.org/drawingml/2006/picture">
+                <pic:pic xmlns:pic="http://schemas.openxmlformats.org/drawingml/2006/picture">
+                  <pic:nvPicPr>
+                    <pic:cNvPr id="1946210416" name=""/>
+                    <pic:cNvPicPr/>
+                  </pic:nvPicPr>
+                  <pic:blipFill>
+                    <a:blip r:embed="rId31">
+                      <a:extLst>
+                        <a:ext uri="{28A0092B-C50C-407E-A947-70E740481C1C}">
+                          <a14:useLocalDpi xmlns:a14="http://schemas.microsoft.com/office/drawing/2010/main" val="0"/>
+                        </a:ext>
+                      </a:extLst>
+                    </a:blip>
+                    <a:stretch>
+                      <a:fillRect/>
+                    </a:stretch>
+                  </pic:blipFill>
+                  <pic:spPr>
+                    <a:xfrm>
+                      <a:off x="0" y="0"/>
+                      <a:ext cx="6003001" cy="5554890"/>
+                    </a:xfrm>
+                    <a:prstGeom prst="rect">
+                      <a:avLst/>
+                    </a:prstGeom>
+                    <a:ln w="38100" cap="sq">
+                      <a:solidFill>
+                        <a:srgbClr val="000000"/>
+                      </a:solidFill>
+                      <a:prstDash val="solid"/>
+                      <a:miter lim="800000"/>
+                    </a:ln>
+                    <a:effectLst>
+                      <a:outerShdw blurRad="50800" dist="38100" dir="2700000" algn="tl" rotWithShape="0">
+                        <a:srgbClr val="000000">
+                          <a:alpha val="43000"/>
+                        </a:srgbClr>
+                      </a:outerShdw>
+                    </a:effectLst>
+                  </pic:spPr>
+                </pic:pic>
+              </a:graphicData>
+            </a:graphic>
+            <wp14:sizeRelH relativeFrom="margin">
+              <wp14:pctWidth>0</wp14:pctWidth>
+            </wp14:sizeRelH>
+            <wp14:sizeRelV relativeFrom="margin">
+              <wp14:pctHeight>0</wp14:pctHeight>
+            </wp14:sizeRelV>
+          </wp:anchor>
+        </w:drawing>
+      </w:r>
+    </w:p>
+    <w:p>
+      <w:pPr>
+        <w:rPr>
+          <w:b/>
+          <w:bCs/>
+          <w:i/>
+          <w:iCs/>
+          <w:color w:val="FF0000"/>
+          <w:sz w:val="48"/>
+          <w:szCs w:val="48"/>
+          <w:lang w:val="it-IT"/>
+        </w:rPr>
+      </w:pPr>
+    </w:p>
+    <w:p>
+      <w:pPr>
+        <w:rPr>
+          <w:b/>
+          <w:bCs/>
+          <w:i/>
+          <w:iCs/>
+          <w:color w:val="FF0000"/>
+          <w:sz w:val="48"/>
+          <w:szCs w:val="48"/>
+          <w:lang w:val="it-IT"/>
+        </w:rPr>
+      </w:pPr>
+    </w:p>
+    <w:p>
+      <w:pPr>
+        <w:rPr>
+          <w:b/>
+          <w:bCs/>
+          <w:i/>
+          <w:iCs/>
+          <w:color w:val="FF0000"/>
+          <w:sz w:val="48"/>
+          <w:szCs w:val="48"/>
+          <w:lang w:val="it-IT"/>
+        </w:rPr>
+      </w:pPr>
+    </w:p>
+    <w:p>
+      <w:pPr>
+        <w:rPr>
+          <w:b/>
+          <w:bCs/>
+          <w:i/>
+          <w:iCs/>
+          <w:color w:val="FF0000"/>
+          <w:sz w:val="48"/>
+          <w:szCs w:val="48"/>
+          <w:lang w:val="it-IT"/>
+        </w:rPr>
+      </w:pPr>
+    </w:p>
+    <w:p>
+      <w:pPr>
+        <w:rPr>
+          <w:b/>
+          <w:bCs/>
+          <w:i/>
+          <w:iCs/>
+          <w:color w:val="FF0000"/>
+          <w:sz w:val="48"/>
+          <w:szCs w:val="48"/>
+          <w:lang w:val="it-IT"/>
+        </w:rPr>
+      </w:pPr>
+    </w:p>
+    <w:p>
+      <w:pPr>
+        <w:rPr>
+          <w:b/>
+          <w:bCs/>
+          <w:i/>
+          <w:iCs/>
+          <w:color w:val="FF0000"/>
+          <w:sz w:val="48"/>
+          <w:szCs w:val="48"/>
+          <w:lang w:val="it-IT"/>
+        </w:rPr>
+      </w:pPr>
+    </w:p>
+    <w:p>
+      <w:pPr>
+        <w:rPr>
+          <w:b/>
+          <w:bCs/>
+          <w:i/>
+          <w:iCs/>
+          <w:color w:val="FF0000"/>
+          <w:sz w:val="48"/>
+          <w:szCs w:val="48"/>
+          <w:lang w:val="it-IT"/>
+        </w:rPr>
+      </w:pPr>
+    </w:p>
+    <w:p>
+      <w:pPr>
+        <w:rPr>
+          <w:b/>
+          <w:bCs/>
+          <w:i/>
+          <w:iCs/>
+          <w:color w:val="FF0000"/>
+          <w:sz w:val="48"/>
+          <w:szCs w:val="48"/>
+          <w:lang w:val="it-IT"/>
+        </w:rPr>
+      </w:pPr>
+    </w:p>
+    <w:p>
+      <w:pPr>
+        <w:rPr>
+          <w:b/>
+          <w:bCs/>
+          <w:i/>
+          <w:iCs/>
+          <w:color w:val="FF0000"/>
+          <w:sz w:val="48"/>
+          <w:szCs w:val="48"/>
+          <w:lang w:val="it-IT"/>
+        </w:rPr>
+      </w:pPr>
+    </w:p>
+    <w:p>
+      <w:pPr>
+        <w:rPr>
+          <w:b/>
+          <w:bCs/>
+          <w:i/>
+          <w:iCs/>
+          <w:color w:val="FF0000"/>
+          <w:sz w:val="48"/>
+          <w:szCs w:val="48"/>
+          <w:lang w:val="it-IT"/>
+        </w:rPr>
+      </w:pPr>
+    </w:p>
+    <w:p>
+      <w:pPr>
+        <w:rPr>
+          <w:b/>
+          <w:bCs/>
+          <w:i/>
+          <w:iCs/>
+          <w:color w:val="FF0000"/>
+          <w:sz w:val="48"/>
+          <w:szCs w:val="48"/>
+          <w:lang w:val="it-IT"/>
+        </w:rPr>
+      </w:pPr>
+    </w:p>
+    <w:p>
+      <w:pPr>
+        <w:rPr>
+          <w:b/>
+          <w:bCs/>
+          <w:i/>
+          <w:iCs/>
+          <w:color w:val="FF0000"/>
+          <w:sz w:val="48"/>
+          <w:szCs w:val="48"/>
+          <w:lang w:val="en-AS"/>
+        </w:rPr>
+      </w:pPr>
+      <w:r>
+        <w:rPr>
+          <w:b/>
+          <w:bCs/>
+          <w:i/>
+          <w:iCs/>
+          <w:color w:val="FF0000"/>
+          <w:sz w:val="48"/>
+          <w:szCs w:val="48"/>
+        </w:rPr>
+        <w:t>-</w:t>
+      </w:r>
+      <w:r>
+        <w:rPr>
+          <w:b/>
+          <w:bCs/>
+          <w:i/>
+          <w:iCs/>
+          <w:color w:val="FF0000"/>
+          <w:sz w:val="48"/>
+          <w:szCs w:val="48"/>
+        </w:rPr>
+        <w:t>Bugs &amp; Fixes</w:t>
+      </w:r>
+    </w:p>
+    <w:p>
+      <w:pPr>
+        <w:tabs>
+          <w:tab w:val="left" w:pos="6045"/>
+        </w:tabs>
+        <w:rPr>
+          <w:sz w:val="28"/>
+          <w:szCs w:val="28"/>
+          <w:lang w:val="en-CA"/>
+        </w:rPr>
+      </w:pPr>
+      <w:r>
+        <w:rPr>
+          <w:sz w:val="28"/>
+          <w:szCs w:val="28"/>
+        </w:rPr>
+        <w:t>-</w:t>
+      </w:r>
+      <w:r>
+        <w:rPr>
+          <w:sz w:val="28"/>
+          <w:szCs w:val="28"/>
+        </w:rPr>
+        <w:t xml:space="preserve">Adder didn’t implement cin </w:t>
+      </w:r>
+      <w:r>
+        <w:rPr>
+          <w:sz w:val="28"/>
+          <w:szCs w:val="28"/>
+        </w:rPr>
+        <w:t>where we check if</w:t>
+      </w:r>
+      <w:r>
+        <w:rPr>
+          <w:sz w:val="28"/>
+          <w:szCs w:val="28"/>
+        </w:rPr>
+        <w:t xml:space="preserve"> </w:t>
+      </w:r>
+      <w:r>
+        <w:rPr>
+          <w:sz w:val="28"/>
+          <w:szCs w:val="28"/>
+          <w:lang w:val="en-CA"/>
+        </w:rPr>
+        <w:t>FULL_ADDER</w:t>
+      </w:r>
+      <w:r>
+        <w:rPr>
+          <w:sz w:val="28"/>
+          <w:szCs w:val="28"/>
+          <w:lang w:val="en-CA"/>
+        </w:rPr>
+        <w:t xml:space="preserve"> is ON</w:t>
+      </w:r>
+    </w:p>
+    <w:p>
+      <w:pPr>
+        <w:tabs>
+          <w:tab w:val="left" w:pos="6045"/>
+        </w:tabs>
+        <w:rPr>
+          <w:sz w:val="28"/>
+          <w:szCs w:val="28"/>
+        </w:rPr>
+      </w:pPr>
+      <w:r>
+        <w:rPr>
+          <w:sz w:val="28"/>
+          <w:szCs w:val="28"/>
+        </w:rPr>
+        <w:t>-</w:t>
+      </w:r>
+      <w:r>
+        <w:rPr>
+          <w:sz w:val="28"/>
+          <w:szCs w:val="28"/>
+        </w:rPr>
+        <w:t>Registered opcode wasn’t used in case block</w:t>
+      </w:r>
+    </w:p>
+    <w:p>
+      <w:pPr>
+        <w:tabs>
+          <w:tab w:val="left" w:pos="6045"/>
+        </w:tabs>
+        <w:rPr>
+          <w:sz w:val="28"/>
+          <w:szCs w:val="28"/>
+        </w:rPr>
+      </w:pPr>
+      <w:r>
+        <w:rPr>
+          <w:sz w:val="28"/>
+          <w:szCs w:val="28"/>
+        </w:rPr>
+        <w:t>-</w:t>
+      </w:r>
+      <w:r>
+        <w:rPr>
+          <w:sz w:val="28"/>
+          <w:szCs w:val="28"/>
+        </w:rPr>
+        <w:t>cin_reg size is wrong</w:t>
+      </w:r>
+    </w:p>
+    <w:p>
+      <w:pPr>
+        <w:tabs>
+          <w:tab w:val="center" w:pos="4970"/>
+        </w:tabs>
+        <w:rPr>
+          <w:sz w:val="28"/>
+          <w:szCs w:val="28"/>
+        </w:rPr>
+        <w:sectPr>
+          <w:pgSz w:w="12242" w:h="22680" w:code="1"/>
+          <w:pgMar w:top="1151" w:right="1151" w:bottom="1151" w:left="1151" w:header="720" w:footer="720" w:gutter="0"/>
+          <w:pgBorders w:offsetFrom="page">
+            <w:top w:val="single" w:sz="4" w:space="24" w:color="auto"/>
+            <w:left w:val="single" w:sz="4" w:space="24" w:color="auto"/>
+            <w:bottom w:val="single" w:sz="4" w:space="24" w:color="auto"/>
+            <w:right w:val="single" w:sz="4" w:space="24" w:color="auto"/>
+          </w:pgBorders>
+          <w:cols w:space="720"/>
+          <w:docGrid w:linePitch="360"/>
+        </w:sectPr>
+      </w:pPr>
+      <w:r>
+        <w:rPr>
+          <w:sz w:val="28"/>
+          <w:szCs w:val="28"/>
+        </w:rPr>
+        <w:t>-</w:t>
+      </w:r>
+      <w:r>
+        <w:rPr>
+          <w:sz w:val="28"/>
+          <w:szCs w:val="28"/>
+        </w:rPr>
+        <w:t>cases 3’h6 &amp; 3’h7 weren’t stat</w:t>
+      </w:r>
+      <w:r>
+        <w:rPr>
+          <w:sz w:val="28"/>
+          <w:szCs w:val="28"/>
+        </w:rPr>
+        <w:t>ed</w:t>
+      </w:r>
+    </w:p>
+    <w:p>
+      <w:pPr>
+        <w:rPr>
+          <w:b/>
+          <w:bCs/>
+          <w:i/>
+          <w:iCs/>
+          <w:color w:val="FF0000"/>
+          <w:sz w:val="48"/>
+          <w:szCs w:val="48"/>
+        </w:rPr>
+      </w:pPr>
+      <w:r>
+        <w:rPr>
+          <w:b/>
+          <w:bCs/>
+          <w:i/>
+          <w:iCs/>
+          <w:color w:val="FF0000"/>
+          <w:sz w:val="48"/>
+          <w:szCs w:val="48"/>
+        </w:rPr>
+        <w:lastRenderedPageBreak/>
         <w:t>-Verification Plan:</w:t>
       </w:r>
       <w:r>
@@ -4521,6 +5431,7 @@
     <w:p>
       <w:pPr>
         <w:tabs>
+          <w:tab w:val="left" w:pos="874"/>
           <w:tab w:val="left" w:pos="2438"/>
         </w:tabs>
         <w:rPr>
@@ -4533,6 +5444,148 @@
           <w:szCs w:val="48"/>
         </w:rPr>
       </w:pPr>
+      <w:r>
+        <w:rPr>
+          <w:b/>
+          <w:bCs/>
+          <w:i/>
+          <w:iCs/>
+          <w:color w:val="FF0000"/>
+          <w:sz w:val="48"/>
+          <w:szCs w:val="48"/>
+        </w:rPr>
+        <w:drawing>
+          <wp:anchor distT="0" distB="0" distL="114300" distR="114300" simplePos="0" relativeHeight="251875328" behindDoc="0" locked="0" layoutInCell="1" allowOverlap="1" wp14:anchorId="71DD08DD" wp14:editId="112650D7">
+            <wp:simplePos x="0" y="0"/>
+            <wp:positionH relativeFrom="margin">
+              <wp:posOffset>-254000</wp:posOffset>
+            </wp:positionH>
+            <wp:positionV relativeFrom="paragraph">
+              <wp:posOffset>74295</wp:posOffset>
+            </wp:positionV>
+            <wp:extent cx="7174865" cy="2970530"/>
+            <wp:effectExtent l="76200" t="76200" r="140335" b="134620"/>
+            <wp:wrapNone/>
+            <wp:docPr id="1117723756" name="Picture 1"/>
+            <wp:cNvGraphicFramePr>
+              <a:graphicFrameLocks xmlns:a="http://schemas.openxmlformats.org/drawingml/2006/main" noChangeAspect="1"/>
+            </wp:cNvGraphicFramePr>
+            <a:graphic xmlns:a="http://schemas.openxmlformats.org/drawingml/2006/main">
+              <a:graphicData uri="http://schemas.openxmlformats.org/drawingml/2006/picture">
+                <pic:pic xmlns:pic="http://schemas.openxmlformats.org/drawingml/2006/picture">
+                  <pic:nvPicPr>
+                    <pic:cNvPr id="1117723756" name=""/>
+                    <pic:cNvPicPr/>
+                  </pic:nvPicPr>
+                  <pic:blipFill>
+                    <a:blip r:embed="rId32">
+                      <a:extLst>
+                        <a:ext uri="{28A0092B-C50C-407E-A947-70E740481C1C}">
+                          <a14:useLocalDpi xmlns:a14="http://schemas.microsoft.com/office/drawing/2010/main" val="0"/>
+                        </a:ext>
+                      </a:extLst>
+                    </a:blip>
+                    <a:stretch>
+                      <a:fillRect/>
+                    </a:stretch>
+                  </pic:blipFill>
+                  <pic:spPr>
+                    <a:xfrm>
+                      <a:off x="0" y="0"/>
+                      <a:ext cx="7174865" cy="2970530"/>
+                    </a:xfrm>
+                    <a:prstGeom prst="rect">
+                      <a:avLst/>
+                    </a:prstGeom>
+                    <a:ln w="38100" cap="sq">
+                      <a:solidFill>
+                        <a:srgbClr val="000000"/>
+                      </a:solidFill>
+                      <a:prstDash val="solid"/>
+                      <a:miter lim="800000"/>
+                    </a:ln>
+                    <a:effectLst>
+                      <a:outerShdw blurRad="50800" dist="38100" dir="2700000" algn="tl" rotWithShape="0">
+                        <a:srgbClr val="000000">
+                          <a:alpha val="43000"/>
+                        </a:srgbClr>
+                      </a:outerShdw>
+                    </a:effectLst>
+                  </pic:spPr>
+                </pic:pic>
+              </a:graphicData>
+            </a:graphic>
+            <wp14:sizeRelH relativeFrom="margin">
+              <wp14:pctWidth>0</wp14:pctWidth>
+            </wp14:sizeRelH>
+            <wp14:sizeRelV relativeFrom="margin">
+              <wp14:pctHeight>0</wp14:pctHeight>
+            </wp14:sizeRelV>
+          </wp:anchor>
+        </w:drawing>
+      </w:r>
+      <w:r>
+        <w:rPr>
+          <w:b/>
+          <w:bCs/>
+          <w:i/>
+          <w:iCs/>
+          <w:color w:val="FF0000"/>
+          <w:sz w:val="48"/>
+          <w:szCs w:val="48"/>
+        </w:rPr>
+        <w:tab/>
+      </w:r>
+      <w:r>
+        <w:drawing>
+          <wp:inline distT="0" distB="0" distL="0" distR="0" wp14:anchorId="49F6FE5A" wp14:editId="286308B1">
+            <wp:extent cx="5943600" cy="315595"/>
+            <wp:effectExtent l="0" t="0" r="0" b="0"/>
+            <wp:docPr id="1647819750" name="Picture 2"/>
+            <wp:cNvGraphicFramePr>
+              <a:graphicFrameLocks xmlns:a="http://schemas.openxmlformats.org/drawingml/2006/main" noChangeAspect="1"/>
+            </wp:cNvGraphicFramePr>
+            <a:graphic xmlns:a="http://schemas.openxmlformats.org/drawingml/2006/main">
+              <a:graphicData uri="http://schemas.openxmlformats.org/drawingml/2006/picture">
+                <pic:pic xmlns:pic="http://schemas.openxmlformats.org/drawingml/2006/picture">
+                  <pic:nvPicPr>
+                    <pic:cNvPr id="0" name="Picture 1"/>
+                    <pic:cNvPicPr>
+                      <a:picLocks noChangeAspect="1" noChangeArrowheads="1"/>
+                    </pic:cNvPicPr>
+                  </pic:nvPicPr>
+                  <pic:blipFill>
+                    <a:blip r:embed="rId33">
+                      <a:extLst>
+                        <a:ext uri="{28A0092B-C50C-407E-A947-70E740481C1C}">
+                          <a14:useLocalDpi xmlns:a14="http://schemas.microsoft.com/office/drawing/2010/main" val="0"/>
+                        </a:ext>
+                      </a:extLst>
+                    </a:blip>
+                    <a:srcRect/>
+                    <a:stretch>
+                      <a:fillRect/>
+                    </a:stretch>
+                  </pic:blipFill>
+                  <pic:spPr bwMode="auto">
+                    <a:xfrm>
+                      <a:off x="0" y="0"/>
+                      <a:ext cx="5943600" cy="315595"/>
+                    </a:xfrm>
+                    <a:prstGeom prst="rect">
+                      <a:avLst/>
+                    </a:prstGeom>
+                    <a:noFill/>
+                    <a:ln>
+                      <a:noFill/>
+                    </a:ln>
+                  </pic:spPr>
+                </pic:pic>
+              </a:graphicData>
+            </a:graphic>
+          </wp:inline>
+        </w:drawing>
+      </w:r>
       <w:r>
         <w:rPr>
           <w:b/>
@@ -4592,6 +5645,97 @@
     </w:p>
     <w:p>
       <w:pPr>
+        <w:tabs>
+          <w:tab w:val="center" w:pos="4970"/>
+        </w:tabs>
+        <w:rPr>
+          <w:sz w:val="28"/>
+          <w:szCs w:val="28"/>
+        </w:rPr>
+      </w:pPr>
+    </w:p>
+    <w:p>
+      <w:pPr>
+        <w:rPr>
+          <w:sz w:val="28"/>
+          <w:szCs w:val="28"/>
+        </w:rPr>
+      </w:pPr>
+    </w:p>
+    <w:p>
+      <w:pPr>
+        <w:rPr>
+          <w:sz w:val="28"/>
+          <w:szCs w:val="28"/>
+        </w:rPr>
+      </w:pPr>
+    </w:p>
+    <w:p>
+      <w:pPr>
+        <w:rPr>
+          <w:sz w:val="28"/>
+          <w:szCs w:val="28"/>
+        </w:rPr>
+      </w:pPr>
+      <w:r>
+        <w:rPr>
+          <w:b/>
+          <w:bCs/>
+          <w:i/>
+          <w:iCs/>
+          <w:color w:val="FF0000"/>
+          <w:sz w:val="48"/>
+          <w:szCs w:val="48"/>
+        </w:rPr>
+        <w:t>-</w:t>
+      </w:r>
+      <w:r>
+        <w:rPr>
+          <w:b/>
+          <w:bCs/>
+          <w:i/>
+          <w:iCs/>
+          <w:color w:val="FF0000"/>
+          <w:sz w:val="48"/>
+          <w:szCs w:val="48"/>
+        </w:rPr>
+        <w:t>Package</w:t>
+      </w:r>
+      <w:r>
+        <w:rPr>
+          <w:b/>
+          <w:bCs/>
+          <w:i/>
+          <w:iCs/>
+          <w:color w:val="FF0000"/>
+          <w:sz w:val="48"/>
+          <w:szCs w:val="48"/>
+        </w:rPr>
+        <w:t>:</w:t>
+      </w:r>
+    </w:p>
+    <w:p>
+      <w:pPr>
+        <w:rPr>
+          <w:sz w:val="28"/>
+          <w:szCs w:val="28"/>
+        </w:rPr>
+        <w:sectPr>
+          <w:pgSz w:w="12644" w:h="16840" w:code="146"/>
+          <w:pgMar w:top="1151" w:right="1151" w:bottom="1151" w:left="1151" w:header="720" w:footer="720" w:gutter="0"/>
+          <w:pgBorders w:offsetFrom="page">
+            <w:top w:val="single" w:sz="4" w:space="24" w:color="auto"/>
+            <w:left w:val="single" w:sz="4" w:space="24" w:color="auto"/>
+            <w:bottom w:val="single" w:sz="4" w:space="24" w:color="auto"/>
+            <w:right w:val="single" w:sz="4" w:space="24" w:color="auto"/>
+          </w:pgBorders>
+          <w:cols w:space="720"/>
+          <w:docGrid w:linePitch="360"/>
+        </w:sectPr>
+      </w:pPr>
+    </w:p>
+    <w:p>
+      <w:pPr>
         <w:rPr>
           <w:b/>
           <w:bCs/>
@@ -4756,7 +5900,6 @@
           <w:sz w:val="48"/>
           <w:szCs w:val="48"/>
         </w:rPr>
-        <w:lastRenderedPageBreak/>
         <w:drawing>
           <wp:anchor distT="0" distB="0" distL="114300" distR="114300" simplePos="0" relativeHeight="251825152" behindDoc="0" locked="0" layoutInCell="1" allowOverlap="1" wp14:anchorId="480E99A1" wp14:editId="235C29F3">
             <wp:simplePos x="0" y="0"/>
@@ -4781,7 +5924,7 @@
                     <pic:cNvPicPr/>
                   </pic:nvPicPr>
                   <pic:blipFill>
-                    <a:blip r:embed="rId28">
+                    <a:blip r:embed="rId34">
                       <a:extLst>
                         <a:ext uri="{28A0092B-C50C-407E-A947-70E740481C1C}">
                           <a14:useLocalDpi xmlns:a14="http://schemas.microsoft.com/office/drawing/2010/main" val="0"/>
@@ -5020,7 +6163,7 @@
                     <pic:cNvPicPr/>
                   </pic:nvPicPr>
                   <pic:blipFill>
-                    <a:blip r:embed="rId29">
+                    <a:blip r:embed="rId35">
                       <a:extLst>
                         <a:ext uri="{28A0092B-C50C-407E-A947-70E740481C1C}">
                           <a14:useLocalDpi xmlns:a14="http://schemas.microsoft.com/office/drawing/2010/main" val="0"/>
@@ -5128,7 +6271,6 @@
           <w:sz w:val="36"/>
           <w:szCs w:val="36"/>
         </w:rPr>
-        <w:lastRenderedPageBreak/>
         <w:drawing>
           <wp:anchor distT="0" distB="0" distL="114300" distR="114300" simplePos="0" relativeHeight="251827200" behindDoc="0" locked="0" layoutInCell="1" allowOverlap="1" wp14:anchorId="690E2E7A" wp14:editId="4720C8F0">
             <wp:simplePos x="0" y="0"/>
@@ -5153,7 +6295,7 @@
                     <pic:cNvPicPr/>
                   </pic:nvPicPr>
                   <pic:blipFill>
-                    <a:blip r:embed="rId30">
+                    <a:blip r:embed="rId36">
                       <a:extLst>
                         <a:ext uri="{28A0092B-C50C-407E-A947-70E740481C1C}">
                           <a14:useLocalDpi xmlns:a14="http://schemas.microsoft.com/office/drawing/2010/main" val="0"/>
@@ -5365,7 +6507,7 @@
                     <pic:cNvPicPr/>
                   </pic:nvPicPr>
                   <pic:blipFill>
-                    <a:blip r:embed="rId31">
+                    <a:blip r:embed="rId37">
                       <a:extLst>
                         <a:ext uri="{28A0092B-C50C-407E-A947-70E740481C1C}">
                           <a14:useLocalDpi xmlns:a14="http://schemas.microsoft.com/office/drawing/2010/main" val="0"/>
@@ -5491,7 +6633,6 @@
           <w:sz w:val="48"/>
           <w:szCs w:val="48"/>
         </w:rPr>
-        <w:lastRenderedPageBreak/>
         <w:drawing>
           <wp:anchor distT="0" distB="0" distL="114300" distR="114300" simplePos="0" relativeHeight="251828224" behindDoc="0" locked="0" layoutInCell="1" allowOverlap="1" wp14:anchorId="13EFB738" wp14:editId="495BD435">
             <wp:simplePos x="0" y="0"/>
@@ -5516,7 +6657,7 @@
                     <pic:cNvPicPr/>
                   </pic:nvPicPr>
                   <pic:blipFill>
-                    <a:blip r:embed="rId32">
+                    <a:blip r:embed="rId38">
                       <a:extLst>
                         <a:ext uri="{28A0092B-C50C-407E-A947-70E740481C1C}">
                           <a14:useLocalDpi xmlns:a14="http://schemas.microsoft.com/office/drawing/2010/main" val="0"/>
@@ -5646,7 +6787,7 @@
                     <pic:cNvPicPr/>
                   </pic:nvPicPr>
                   <pic:blipFill>
-                    <a:blip r:embed="rId33">
+                    <a:blip r:embed="rId39">
                       <a:extLst>
                         <a:ext uri="{28A0092B-C50C-407E-A947-70E740481C1C}">
                           <a14:useLocalDpi xmlns:a14="http://schemas.microsoft.com/office/drawing/2010/main" val="0"/>
@@ -5753,7 +6894,7 @@
                     <pic:cNvPicPr/>
                   </pic:nvPicPr>
                   <pic:blipFill>
-                    <a:blip r:embed="rId34">
+                    <a:blip r:embed="rId40">
                       <a:extLst>
                         <a:ext uri="{28A0092B-C50C-407E-A947-70E740481C1C}">
                           <a14:useLocalDpi xmlns:a14="http://schemas.microsoft.com/office/drawing/2010/main" val="0"/>
@@ -5842,7 +6983,7 @@
                     <pic:cNvPicPr/>
                   </pic:nvPicPr>
                   <pic:blipFill>
-                    <a:blip r:embed="rId35">
+                    <a:blip r:embed="rId41">
                       <a:extLst>
                         <a:ext uri="{28A0092B-C50C-407E-A947-70E740481C1C}">
                           <a14:useLocalDpi xmlns:a14="http://schemas.microsoft.com/office/drawing/2010/main" val="0"/>
@@ -6003,7 +7144,6 @@
           <w:sz w:val="48"/>
           <w:szCs w:val="48"/>
         </w:rPr>
-        <w:lastRenderedPageBreak/>
         <w:drawing>
           <wp:anchor distT="0" distB="0" distL="114300" distR="114300" simplePos="0" relativeHeight="251831296" behindDoc="0" locked="0" layoutInCell="1" allowOverlap="1" wp14:anchorId="5F47371C" wp14:editId="5A2CAB97">
             <wp:simplePos x="0" y="0"/>
@@ -6028,7 +7168,7 @@
                     <pic:cNvPicPr/>
                   </pic:nvPicPr>
                   <pic:blipFill rotWithShape="1">
-                    <a:blip r:embed="rId36">
+                    <a:blip r:embed="rId42">
                       <a:extLst>
                         <a:ext uri="{28A0092B-C50C-407E-A947-70E740481C1C}">
                           <a14:useLocalDpi xmlns:a14="http://schemas.microsoft.com/office/drawing/2010/main" val="0"/>
@@ -6183,7 +7323,7 @@
                     <pic:cNvPicPr/>
                   </pic:nvPicPr>
                   <pic:blipFill>
-                    <a:blip r:embed="rId37">
+                    <a:blip r:embed="rId43">
                       <a:extLst>
                         <a:ext uri="{28A0092B-C50C-407E-A947-70E740481C1C}">
                           <a14:useLocalDpi xmlns:a14="http://schemas.microsoft.com/office/drawing/2010/main" val="0"/>
@@ -6327,6 +7467,7 @@
           <w:sz w:val="48"/>
           <w:szCs w:val="48"/>
         </w:rPr>
+        <w:lastRenderedPageBreak/>
         <w:drawing>
           <wp:anchor distT="0" distB="0" distL="114300" distR="114300" simplePos="0" relativeHeight="251836416" behindDoc="0" locked="0" layoutInCell="1" allowOverlap="1" wp14:anchorId="760FC387" wp14:editId="55CD07C1">
             <wp:simplePos x="0" y="0"/>
@@ -6351,7 +7492,7 @@
                     <pic:cNvPicPr/>
                   </pic:nvPicPr>
                   <pic:blipFill>
-                    <a:blip r:embed="rId38">
+                    <a:blip r:embed="rId44">
                       <a:extLst>
                         <a:ext uri="{28A0092B-C50C-407E-A947-70E740481C1C}">
                           <a14:useLocalDpi xmlns:a14="http://schemas.microsoft.com/office/drawing/2010/main" val="0"/>
@@ -6432,7 +7573,7 @@
                     <pic:cNvPicPr/>
                   </pic:nvPicPr>
                   <pic:blipFill>
-                    <a:blip r:embed="rId39">
+                    <a:blip r:embed="rId45">
                       <a:extLst>
                         <a:ext uri="{28A0092B-C50C-407E-A947-70E740481C1C}">
                           <a14:useLocalDpi xmlns:a14="http://schemas.microsoft.com/office/drawing/2010/main" val="0"/>
@@ -6616,7 +7757,7 @@
                     <pic:cNvPicPr/>
                   </pic:nvPicPr>
                   <pic:blipFill rotWithShape="1">
-                    <a:blip r:embed="rId40">
+                    <a:blip r:embed="rId46">
                       <a:extLst>
                         <a:ext uri="{28A0092B-C50C-407E-A947-70E740481C1C}">
                           <a14:useLocalDpi xmlns:a14="http://schemas.microsoft.com/office/drawing/2010/main" val="0"/>
@@ -6717,7 +7858,6 @@
           <w:szCs w:val="48"/>
           <w:u w:val="single"/>
         </w:rPr>
-        <w:lastRenderedPageBreak/>
         <w:t>Design 4</w:t>
       </w:r>
       <w:r>
@@ -6803,7 +7943,7 @@
                     <pic:cNvPicPr/>
                   </pic:nvPicPr>
                   <pic:blipFill>
-                    <a:blip r:embed="rId41">
+                    <a:blip r:embed="rId47">
                       <a:extLst>
                         <a:ext uri="{28A0092B-C50C-407E-A947-70E740481C1C}">
                           <a14:useLocalDpi xmlns:a14="http://schemas.microsoft.com/office/drawing/2010/main" val="0"/>
@@ -7061,7 +8201,6 @@
           <w:sz w:val="48"/>
           <w:szCs w:val="48"/>
         </w:rPr>
-        <w:lastRenderedPageBreak/>
         <w:t>-Bugs &amp; fixes:</w:t>
       </w:r>
     </w:p>
@@ -7082,21 +8221,12 @@
         </w:rPr>
         <w:t>-</w:t>
       </w:r>
-      <w:proofErr w:type="spellStart"/>
       <w:r>
         <w:rPr>
           <w:sz w:val="28"/>
           <w:szCs w:val="28"/>
         </w:rPr>
-        <w:t>C_reg</w:t>
-      </w:r>
-      <w:proofErr w:type="spellEnd"/>
-      <w:r>
-        <w:rPr>
-          <w:sz w:val="28"/>
-          <w:szCs w:val="28"/>
-        </w:rPr>
-        <w:t xml:space="preserve"> wasn’t included in the reset sequence</w:t>
+        <w:t>C_reg wasn’t included in the reset sequence</w:t>
       </w:r>
     </w:p>
     <w:p>
@@ -7144,7 +8274,7 @@
                     <pic:cNvPicPr/>
                   </pic:nvPicPr>
                   <pic:blipFill>
-                    <a:blip r:embed="rId42">
+                    <a:blip r:embed="rId48">
                       <a:extLst>
                         <a:ext uri="{28A0092B-C50C-407E-A947-70E740481C1C}">
                           <a14:useLocalDpi xmlns:a14="http://schemas.microsoft.com/office/drawing/2010/main" val="0"/>
@@ -7189,23 +8319,7 @@
           <w:sz w:val="28"/>
           <w:szCs w:val="28"/>
         </w:rPr>
-        <w:t xml:space="preserve">-An extra </w:t>
-      </w:r>
-      <w:proofErr w:type="gramStart"/>
-      <w:r>
-        <w:rPr>
-          <w:sz w:val="28"/>
-          <w:szCs w:val="28"/>
-        </w:rPr>
-        <w:t>adder stage</w:t>
-      </w:r>
-      <w:proofErr w:type="gramEnd"/>
-      <w:r>
-        <w:rPr>
-          <w:sz w:val="28"/>
-          <w:szCs w:val="28"/>
-        </w:rPr>
-        <w:t xml:space="preserve"> that was not needed and not included in the diagram</w:t>
+        <w:t>-An extra adder stage that was not needed and not included in the diagram</w:t>
       </w:r>
     </w:p>
     <w:p>
@@ -7415,7 +8529,6 @@
           <w:sz w:val="48"/>
           <w:szCs w:val="48"/>
         </w:rPr>
-        <w:lastRenderedPageBreak/>
         <w:t>-Verification Plan:</w:t>
       </w:r>
       <w:r>
@@ -7470,7 +8583,7 @@
                     <pic:cNvPicPr/>
                   </pic:nvPicPr>
                   <pic:blipFill>
-                    <a:blip r:embed="rId43">
+                    <a:blip r:embed="rId49">
                       <a:extLst>
                         <a:ext uri="{28A0092B-C50C-407E-A947-70E740481C1C}">
                           <a14:useLocalDpi xmlns:a14="http://schemas.microsoft.com/office/drawing/2010/main" val="0"/>
@@ -7620,7 +8733,7 @@
                     <pic:cNvPicPr/>
                   </pic:nvPicPr>
                   <pic:blipFill>
-                    <a:blip r:embed="rId44">
+                    <a:blip r:embed="rId50">
                       <a:extLst>
                         <a:ext uri="{28A0092B-C50C-407E-A947-70E740481C1C}">
                           <a14:useLocalDpi xmlns:a14="http://schemas.microsoft.com/office/drawing/2010/main" val="0"/>
@@ -7826,7 +8939,6 @@
           <w:sz w:val="48"/>
           <w:szCs w:val="48"/>
         </w:rPr>
-        <w:lastRenderedPageBreak/>
         <w:drawing>
           <wp:anchor distT="0" distB="0" distL="114300" distR="114300" simplePos="0" relativeHeight="251842560" behindDoc="0" locked="0" layoutInCell="1" allowOverlap="1" wp14:anchorId="2DB1E41D" wp14:editId="64EF688D">
             <wp:simplePos x="0" y="0"/>
@@ -7851,7 +8963,7 @@
                     <pic:cNvPicPr/>
                   </pic:nvPicPr>
                   <pic:blipFill>
-                    <a:blip r:embed="rId45">
+                    <a:blip r:embed="rId51">
                       <a:extLst>
                         <a:ext uri="{28A0092B-C50C-407E-A947-70E740481C1C}">
                           <a14:useLocalDpi xmlns:a14="http://schemas.microsoft.com/office/drawing/2010/main" val="0"/>
@@ -8084,7 +9196,7 @@
                     <pic:cNvPicPr/>
                   </pic:nvPicPr>
                   <pic:blipFill>
-                    <a:blip r:embed="rId46">
+                    <a:blip r:embed="rId52">
                       <a:extLst>
                         <a:ext uri="{28A0092B-C50C-407E-A947-70E740481C1C}">
                           <a14:useLocalDpi xmlns:a14="http://schemas.microsoft.com/office/drawing/2010/main" val="0"/>
@@ -8164,8 +9276,8 @@
           <w:szCs w:val="36"/>
         </w:rPr>
         <w:sectPr>
-          <w:pgSz w:w="12240" w:h="15840" w:code="1"/>
-          <w:pgMar w:top="1152" w:right="1152" w:bottom="1152" w:left="1152" w:header="720" w:footer="720" w:gutter="0"/>
+          <w:pgSz w:w="12644" w:h="16840" w:code="146"/>
+          <w:pgMar w:top="1151" w:right="1151" w:bottom="1151" w:left="1151" w:header="720" w:footer="720" w:gutter="0"/>
           <w:pgBorders w:offsetFrom="page">
             <w:top w:val="single" w:sz="4" w:space="24" w:color="auto"/>
             <w:left w:val="single" w:sz="4" w:space="24" w:color="auto"/>
@@ -8215,7 +9327,7 @@
                     <pic:cNvPicPr/>
                   </pic:nvPicPr>
                   <pic:blipFill>
-                    <a:blip r:embed="rId47">
+                    <a:blip r:embed="rId53">
                       <a:extLst>
                         <a:ext uri="{28A0092B-C50C-407E-A947-70E740481C1C}">
                           <a14:useLocalDpi xmlns:a14="http://schemas.microsoft.com/office/drawing/2010/main" val="0"/>
@@ -8338,7 +9450,7 @@
                     <pic:cNvPicPr/>
                   </pic:nvPicPr>
                   <pic:blipFill>
-                    <a:blip r:embed="rId48">
+                    <a:blip r:embed="rId54">
                       <a:extLst>
                         <a:ext uri="{28A0092B-C50C-407E-A947-70E740481C1C}">
                           <a14:useLocalDpi xmlns:a14="http://schemas.microsoft.com/office/drawing/2010/main" val="0"/>
@@ -8451,7 +9563,7 @@
                     <pic:cNvPicPr/>
                   </pic:nvPicPr>
                   <pic:blipFill>
-                    <a:blip r:embed="rId49">
+                    <a:blip r:embed="rId55">
                       <a:extLst>
                         <a:ext uri="{28A0092B-C50C-407E-A947-70E740481C1C}">
                           <a14:useLocalDpi xmlns:a14="http://schemas.microsoft.com/office/drawing/2010/main" val="0"/>
@@ -8611,7 +9723,6 @@
           <w:sz w:val="36"/>
           <w:szCs w:val="36"/>
         </w:rPr>
-        <w:lastRenderedPageBreak/>
         <w:drawing>
           <wp:anchor distT="0" distB="0" distL="114300" distR="114300" simplePos="0" relativeHeight="251847680" behindDoc="0" locked="0" layoutInCell="1" allowOverlap="1" wp14:anchorId="4C5A106D" wp14:editId="3B748327">
             <wp:simplePos x="0" y="0"/>
@@ -8636,7 +9747,7 @@
                     <pic:cNvPicPr/>
                   </pic:nvPicPr>
                   <pic:blipFill>
-                    <a:blip r:embed="rId50">
+                    <a:blip r:embed="rId56">
                       <a:extLst>
                         <a:ext uri="{28A0092B-C50C-407E-A947-70E740481C1C}">
                           <a14:useLocalDpi xmlns:a14="http://schemas.microsoft.com/office/drawing/2010/main" val="0"/>
@@ -8858,7 +9969,7 @@
                     <pic:cNvPicPr/>
                   </pic:nvPicPr>
                   <pic:blipFill>
-                    <a:blip r:embed="rId51">
+                    <a:blip r:embed="rId57">
                       <a:extLst>
                         <a:ext uri="{28A0092B-C50C-407E-A947-70E740481C1C}">
                           <a14:useLocalDpi xmlns:a14="http://schemas.microsoft.com/office/drawing/2010/main" val="0"/>
@@ -8991,7 +10102,7 @@
                     <pic:cNvPicPr/>
                   </pic:nvPicPr>
                   <pic:blipFill>
-                    <a:blip r:embed="rId52">
+                    <a:blip r:embed="rId58">
                       <a:extLst>
                         <a:ext uri="{28A0092B-C50C-407E-A947-70E740481C1C}">
                           <a14:useLocalDpi xmlns:a14="http://schemas.microsoft.com/office/drawing/2010/main" val="0"/>
@@ -9099,7 +10210,7 @@
                     <pic:cNvPicPr/>
                   </pic:nvPicPr>
                   <pic:blipFill>
-                    <a:blip r:embed="rId53">
+                    <a:blip r:embed="rId59">
                       <a:extLst>
                         <a:ext uri="{28A0092B-C50C-407E-A947-70E740481C1C}">
                           <a14:useLocalDpi xmlns:a14="http://schemas.microsoft.com/office/drawing/2010/main" val="0"/>
@@ -9230,8 +10341,8 @@
       </w:r>
     </w:p>
     <w:sectPr>
-      <w:pgSz w:w="12240" w:h="15840" w:code="1"/>
-      <w:pgMar w:top="1152" w:right="1152" w:bottom="1152" w:left="1152" w:header="720" w:footer="720" w:gutter="0"/>
+      <w:pgSz w:w="12644" w:h="16840" w:code="146"/>
+      <w:pgMar w:top="1151" w:right="1151" w:bottom="1151" w:left="1151" w:header="720" w:footer="720" w:gutter="0"/>
       <w:pgBorders w:offsetFrom="page">
         <w:top w:val="single" w:sz="4" w:space="24" w:color="auto"/>
         <w:left w:val="single" w:sz="4" w:space="24" w:color="auto"/>
@@ -11037,7 +12148,6 @@
   <w:style w:type="character" w:default="1" w:styleId="DefaultParagraphFont">
     <w:name w:val="Default Paragraph Font"/>
     <w:uiPriority w:val="1"/>
-    <w:semiHidden/>
     <w:unhideWhenUsed/>
   </w:style>
   <w:style w:type="table" w:default="1" w:styleId="TableNormal">

--- a/Documentaion/Ibrahim_Mohamed_Assignment2.docx
+++ b/Documentaion/Ibrahim_Mohamed_Assignment2.docx
@@ -477,7 +477,25 @@
                 <w:sz w:val="32"/>
                 <w:szCs w:val="32"/>
               </w:rPr>
-              <w:t>Ibrahim Mohamed Mohamed Hanafy</w:t>
+              <w:t xml:space="preserve">Ibrahim Mohamed </w:t>
+            </w:r>
+            <w:proofErr w:type="spellStart"/>
+            <w:r>
+              <w:rPr>
+                <w:bCs w:val="0"/>
+                <w:sz w:val="32"/>
+                <w:szCs w:val="32"/>
+              </w:rPr>
+              <w:t>Mohamed</w:t>
+            </w:r>
+            <w:proofErr w:type="spellEnd"/>
+            <w:r>
+              <w:rPr>
+                <w:bCs w:val="0"/>
+                <w:sz w:val="32"/>
+                <w:szCs w:val="32"/>
+              </w:rPr>
+              <w:t xml:space="preserve"> Hanafy</w:t>
             </w:r>
           </w:p>
         </w:tc>
@@ -4194,6 +4212,7 @@
       </w:pPr>
       <w:r>
         <w:rPr>
+          <w:noProof/>
           <w:sz w:val="28"/>
           <w:szCs w:val="28"/>
           <w:lang w:val="it-IT"/>
@@ -4424,6 +4443,7 @@
           <w:bCs/>
           <w:i/>
           <w:iCs/>
+          <w:noProof/>
           <w:color w:val="FF0000"/>
           <w:sz w:val="48"/>
           <w:szCs w:val="48"/>
@@ -4533,6 +4553,7 @@
           <w:bCs/>
           <w:i/>
           <w:iCs/>
+          <w:noProof/>
           <w:color w:val="FF0000"/>
           <w:sz w:val="48"/>
           <w:szCs w:val="48"/>
@@ -4771,6 +4792,7 @@
           <w:bCs/>
           <w:i/>
           <w:iCs/>
+          <w:noProof/>
           <w:color w:val="FF0000"/>
           <w:sz w:val="48"/>
           <w:szCs w:val="48"/>
@@ -4978,6 +5000,7 @@
           <w:bCs/>
           <w:i/>
           <w:iCs/>
+          <w:noProof/>
           <w:color w:val="FF0000"/>
           <w:sz w:val="48"/>
           <w:szCs w:val="48"/>
@@ -5231,19 +5254,7 @@
           <w:sz w:val="48"/>
           <w:szCs w:val="48"/>
         </w:rPr>
-        <w:t>-</w:t>
-      </w:r>
-      <w:r>
-        <w:rPr>
-          <w:b/>
-          <w:bCs/>
-          <w:i/>
-          <w:iCs/>
-          <w:color w:val="FF0000"/>
-          <w:sz w:val="48"/>
-          <w:szCs w:val="48"/>
-        </w:rPr>
-        <w:t>Bugs &amp; Fixes</w:t>
+        <w:t>-Bugs &amp; Fixes</w:t>
       </w:r>
     </w:p>
     <w:p>
@@ -5262,14 +5273,23 @@
           <w:sz w:val="28"/>
           <w:szCs w:val="28"/>
         </w:rPr>
-        <w:t>-</w:t>
-      </w:r>
+        <w:t xml:space="preserve">-Adder didn’t implement </w:t>
+      </w:r>
+      <w:proofErr w:type="spellStart"/>
       <w:r>
         <w:rPr>
           <w:sz w:val="28"/>
           <w:szCs w:val="28"/>
         </w:rPr>
-        <w:t xml:space="preserve">Adder didn’t implement cin </w:t>
+        <w:t>cin</w:t>
+      </w:r>
+      <w:proofErr w:type="spellEnd"/>
+      <w:r>
+        <w:rPr>
+          <w:sz w:val="28"/>
+          <w:szCs w:val="28"/>
+        </w:rPr>
+        <w:t xml:space="preserve"> </w:t>
       </w:r>
       <w:r>
         <w:rPr>
@@ -5317,14 +5337,7 @@
           <w:sz w:val="28"/>
           <w:szCs w:val="28"/>
         </w:rPr>
-        <w:t>-</w:t>
-      </w:r>
-      <w:r>
-        <w:rPr>
-          <w:sz w:val="28"/>
-          <w:szCs w:val="28"/>
-        </w:rPr>
-        <w:t>Registered opcode wasn’t used in case block</w:t>
+        <w:t>-Registered opcode wasn’t used in case block</w:t>
       </w:r>
     </w:p>
     <w:p>
@@ -5344,18 +5357,27 @@
         </w:rPr>
         <w:t>-</w:t>
       </w:r>
+      <w:proofErr w:type="spellStart"/>
       <w:r>
         <w:rPr>
           <w:sz w:val="28"/>
           <w:szCs w:val="28"/>
         </w:rPr>
-        <w:t>cin_reg size is wrong</w:t>
+        <w:t>cin_reg</w:t>
+      </w:r>
+      <w:proofErr w:type="spellEnd"/>
+      <w:r>
+        <w:rPr>
+          <w:sz w:val="28"/>
+          <w:szCs w:val="28"/>
+        </w:rPr>
+        <w:t xml:space="preserve"> size is wrong</w:t>
       </w:r>
     </w:p>
     <w:p>
       <w:pPr>
         <w:tabs>
-          <w:tab w:val="center" w:pos="4970"/>
+          <w:tab w:val="left" w:pos="4429"/>
         </w:tabs>
         <w:rPr>
           <w:sz w:val="28"/>
@@ -5379,21 +5401,21 @@
           <w:sz w:val="28"/>
           <w:szCs w:val="28"/>
         </w:rPr>
-        <w:t>-</w:t>
+        <w:t>-cases 3’h6 &amp; 3’h7 weren’t stat</w:t>
       </w:r>
       <w:r>
         <w:rPr>
           <w:sz w:val="28"/>
           <w:szCs w:val="28"/>
         </w:rPr>
-        <w:t>cases 3’h6 &amp; 3’h7 weren’t stat</w:t>
+        <w:t>ed</w:t>
       </w:r>
       <w:r>
         <w:rPr>
           <w:sz w:val="28"/>
           <w:szCs w:val="28"/>
         </w:rPr>
-        <w:t>ed</w:t>
+        <w:tab/>
       </w:r>
     </w:p>
     <w:p>
@@ -5450,12 +5472,13 @@
           <w:bCs/>
           <w:i/>
           <w:iCs/>
+          <w:noProof/>
           <w:color w:val="FF0000"/>
           <w:sz w:val="48"/>
           <w:szCs w:val="48"/>
         </w:rPr>
         <w:drawing>
-          <wp:anchor distT="0" distB="0" distL="114300" distR="114300" simplePos="0" relativeHeight="251875328" behindDoc="0" locked="0" layoutInCell="1" allowOverlap="1" wp14:anchorId="71DD08DD" wp14:editId="112650D7">
+          <wp:anchor distT="0" distB="0" distL="114300" distR="114300" simplePos="0" relativeHeight="251876352" behindDoc="0" locked="0" layoutInCell="1" allowOverlap="1" wp14:anchorId="268BC73A" wp14:editId="44B58196">
             <wp:simplePos x="0" y="0"/>
             <wp:positionH relativeFrom="margin">
               <wp:posOffset>-254000</wp:posOffset>
@@ -5537,8 +5560,11 @@
         <w:tab/>
       </w:r>
       <w:r>
+        <w:rPr>
+          <w:noProof/>
+        </w:rPr>
         <w:drawing>
-          <wp:inline distT="0" distB="0" distL="0" distR="0" wp14:anchorId="49F6FE5A" wp14:editId="286308B1">
+          <wp:inline distT="0" distB="0" distL="0" distR="0" wp14:anchorId="12FB1F63" wp14:editId="46EFE791">
             <wp:extent cx="5943600" cy="315595"/>
             <wp:effectExtent l="0" t="0" r="0" b="0"/>
             <wp:docPr id="1647819750" name="Picture 2"/>
@@ -5669,250 +5695,29 @@
           <w:szCs w:val="28"/>
         </w:rPr>
       </w:pPr>
-    </w:p>
-    <w:p>
-      <w:pPr>
-        <w:rPr>
-          <w:sz w:val="28"/>
-          <w:szCs w:val="28"/>
-        </w:rPr>
-      </w:pPr>
-      <w:r>
-        <w:rPr>
-          <w:b/>
-          <w:bCs/>
-          <w:i/>
-          <w:iCs/>
-          <w:color w:val="FF0000"/>
-          <w:sz w:val="48"/>
-          <w:szCs w:val="48"/>
-        </w:rPr>
-        <w:t>-</w:t>
-      </w:r>
-      <w:r>
-        <w:rPr>
-          <w:b/>
-          <w:bCs/>
-          <w:i/>
-          <w:iCs/>
-          <w:color w:val="FF0000"/>
-          <w:sz w:val="48"/>
-          <w:szCs w:val="48"/>
-        </w:rPr>
-        <w:t>Package</w:t>
-      </w:r>
-      <w:r>
-        <w:rPr>
-          <w:b/>
-          <w:bCs/>
-          <w:i/>
-          <w:iCs/>
-          <w:color w:val="FF0000"/>
-          <w:sz w:val="48"/>
-          <w:szCs w:val="48"/>
-        </w:rPr>
-        <w:t>:</w:t>
-      </w:r>
-    </w:p>
-    <w:p>
-      <w:pPr>
-        <w:rPr>
-          <w:sz w:val="28"/>
-          <w:szCs w:val="28"/>
-        </w:rPr>
-        <w:sectPr>
-          <w:pgSz w:w="12644" w:h="16840" w:code="146"/>
-          <w:pgMar w:top="1151" w:right="1151" w:bottom="1151" w:left="1151" w:header="720" w:footer="720" w:gutter="0"/>
-          <w:pgBorders w:offsetFrom="page">
-            <w:top w:val="single" w:sz="4" w:space="24" w:color="auto"/>
-            <w:left w:val="single" w:sz="4" w:space="24" w:color="auto"/>
-            <w:bottom w:val="single" w:sz="4" w:space="24" w:color="auto"/>
-            <w:right w:val="single" w:sz="4" w:space="24" w:color="auto"/>
-          </w:pgBorders>
-          <w:cols w:space="720"/>
-          <w:docGrid w:linePitch="360"/>
-        </w:sectPr>
-      </w:pPr>
-    </w:p>
-    <w:p>
-      <w:pPr>
-        <w:rPr>
-          <w:b/>
-          <w:bCs/>
-          <w:i/>
-          <w:iCs/>
-          <w:color w:val="FF0000"/>
-          <w:sz w:val="48"/>
-          <w:szCs w:val="48"/>
-        </w:rPr>
-      </w:pPr>
-    </w:p>
-    <w:p>
-      <w:pPr>
-        <w:rPr>
-          <w:b/>
-          <w:bCs/>
-          <w:i/>
-          <w:iCs/>
-          <w:color w:val="FF0000"/>
-          <w:sz w:val="48"/>
-          <w:szCs w:val="48"/>
-        </w:rPr>
-      </w:pPr>
-    </w:p>
-    <w:p>
-      <w:pPr>
-        <w:rPr>
-          <w:b/>
-          <w:bCs/>
-          <w:i/>
-          <w:iCs/>
-          <w:color w:val="FF0000"/>
-          <w:sz w:val="48"/>
-          <w:szCs w:val="48"/>
-        </w:rPr>
-      </w:pPr>
-    </w:p>
-    <w:p>
-      <w:pPr>
-        <w:rPr>
-          <w:b/>
-          <w:bCs/>
-          <w:i/>
-          <w:iCs/>
-          <w:color w:val="FF0000"/>
-          <w:sz w:val="48"/>
-          <w:szCs w:val="48"/>
-        </w:rPr>
-      </w:pPr>
-    </w:p>
-    <w:p>
-      <w:pPr>
-        <w:rPr>
-          <w:b/>
-          <w:bCs/>
-          <w:i/>
-          <w:iCs/>
-          <w:color w:val="FF0000"/>
-          <w:sz w:val="48"/>
-          <w:szCs w:val="48"/>
-        </w:rPr>
-      </w:pPr>
-    </w:p>
-    <w:p>
-      <w:pPr>
-        <w:rPr>
-          <w:b/>
-          <w:bCs/>
-          <w:i/>
-          <w:iCs/>
-          <w:color w:val="FF0000"/>
-          <w:sz w:val="48"/>
-          <w:szCs w:val="48"/>
-        </w:rPr>
-      </w:pPr>
-    </w:p>
-    <w:p>
-      <w:pPr>
-        <w:rPr>
-          <w:b/>
-          <w:bCs/>
-          <w:i/>
-          <w:iCs/>
-          <w:color w:val="FF0000"/>
-          <w:sz w:val="48"/>
-          <w:szCs w:val="48"/>
-        </w:rPr>
-      </w:pPr>
-    </w:p>
-    <w:p>
-      <w:pPr>
-        <w:rPr>
-          <w:b/>
-          <w:bCs/>
-          <w:i/>
-          <w:iCs/>
-          <w:color w:val="FF0000"/>
-          <w:sz w:val="48"/>
-          <w:szCs w:val="48"/>
-        </w:rPr>
-      </w:pPr>
-    </w:p>
-    <w:p>
-      <w:pPr>
-        <w:rPr>
-          <w:b/>
-          <w:bCs/>
-          <w:i/>
-          <w:iCs/>
-          <w:color w:val="FF0000"/>
-          <w:sz w:val="48"/>
-          <w:szCs w:val="48"/>
-        </w:rPr>
-      </w:pPr>
-    </w:p>
-    <w:p>
-      <w:pPr>
-        <w:rPr>
-          <w:b/>
-          <w:bCs/>
-          <w:i/>
-          <w:iCs/>
-          <w:color w:val="FF0000"/>
-          <w:sz w:val="48"/>
-          <w:szCs w:val="48"/>
-        </w:rPr>
-      </w:pPr>
-    </w:p>
-    <w:p>
-      <w:pPr>
-        <w:rPr>
-          <w:b/>
-          <w:bCs/>
-          <w:i/>
-          <w:iCs/>
-          <w:color w:val="FF0000"/>
-          <w:sz w:val="48"/>
-          <w:szCs w:val="48"/>
-        </w:rPr>
-      </w:pPr>
-    </w:p>
-    <w:p>
-      <w:pPr>
-        <w:rPr>
-          <w:b/>
-          <w:bCs/>
-          <w:i/>
-          <w:iCs/>
-          <w:color w:val="FF0000"/>
-          <w:sz w:val="48"/>
-          <w:szCs w:val="48"/>
-        </w:rPr>
-      </w:pPr>
-      <w:r>
-        <w:rPr>
-          <w:b/>
-          <w:bCs/>
-          <w:i/>
-          <w:iCs/>
-          <w:noProof/>
+      <w:r>
+        <w:rPr>
+          <w:b/>
+          <w:bCs/>
+          <w:i/>
+          <w:iCs/>
           <w:color w:val="FF0000"/>
           <w:sz w:val="48"/>
           <w:szCs w:val="48"/>
         </w:rPr>
         <w:drawing>
-          <wp:anchor distT="0" distB="0" distL="114300" distR="114300" simplePos="0" relativeHeight="251825152" behindDoc="0" locked="0" layoutInCell="1" allowOverlap="1" wp14:anchorId="480E99A1" wp14:editId="235C29F3">
+          <wp:anchor distT="0" distB="0" distL="114300" distR="114300" simplePos="0" relativeHeight="251877376" behindDoc="0" locked="0" layoutInCell="1" allowOverlap="1" wp14:anchorId="7C936DE7" wp14:editId="2C960D0C">
             <wp:simplePos x="0" y="0"/>
             <wp:positionH relativeFrom="column">
-              <wp:posOffset>68960</wp:posOffset>
+              <wp:posOffset>-66651</wp:posOffset>
             </wp:positionH>
             <wp:positionV relativeFrom="paragraph">
-              <wp:posOffset>401584</wp:posOffset>
+              <wp:posOffset>408257</wp:posOffset>
             </wp:positionV>
-            <wp:extent cx="4384191" cy="5493327"/>
-            <wp:effectExtent l="76200" t="76200" r="130810" b="127000"/>
+            <wp:extent cx="5469147" cy="4287743"/>
+            <wp:effectExtent l="76200" t="76200" r="132080" b="132080"/>
             <wp:wrapNone/>
-            <wp:docPr id="1872295003" name="Picture 1"/>
+            <wp:docPr id="292063237" name="Picture 1"/>
             <wp:cNvGraphicFramePr>
               <a:graphicFrameLocks xmlns:a="http://schemas.openxmlformats.org/drawingml/2006/main" noChangeAspect="1"/>
             </wp:cNvGraphicFramePr>
@@ -5920,7 +5725,7 @@
               <a:graphicData uri="http://schemas.openxmlformats.org/drawingml/2006/picture">
                 <pic:pic xmlns:pic="http://schemas.openxmlformats.org/drawingml/2006/picture">
                   <pic:nvPicPr>
-                    <pic:cNvPr id="1872295003" name=""/>
+                    <pic:cNvPr id="292063237" name=""/>
                     <pic:cNvPicPr/>
                   </pic:nvPicPr>
                   <pic:blipFill>
@@ -5938,7 +5743,7 @@
                   <pic:spPr>
                     <a:xfrm>
                       <a:off x="0" y="0"/>
-                      <a:ext cx="4384191" cy="5493327"/>
+                      <a:ext cx="5474890" cy="4292245"/>
                     </a:xfrm>
                     <a:prstGeom prst="rect">
                       <a:avLst/>
@@ -5980,8 +5785,21 @@
           <w:sz w:val="48"/>
           <w:szCs w:val="48"/>
         </w:rPr>
-        <w:t>- Testbench:</w:t>
-      </w:r>
+        <w:t>-Package:</w:t>
+      </w:r>
+    </w:p>
+    <w:p>
+      <w:pPr>
+        <w:rPr>
+          <w:b/>
+          <w:bCs/>
+          <w:i/>
+          <w:iCs/>
+          <w:color w:val="FF0000"/>
+          <w:sz w:val="48"/>
+          <w:szCs w:val="48"/>
+        </w:rPr>
+      </w:pPr>
     </w:p>
     <w:p>
       <w:pPr>
@@ -5999,159 +5817,95 @@
     <w:p>
       <w:pPr>
         <w:tabs>
-          <w:tab w:val="left" w:pos="2265"/>
+          <w:tab w:val="left" w:pos="4429"/>
         </w:tabs>
         <w:rPr>
-          <w:b/>
-          <w:bCs/>
-          <w:i/>
-          <w:iCs/>
-          <w:color w:val="FF0000"/>
-          <w:sz w:val="48"/>
-          <w:szCs w:val="48"/>
-        </w:rPr>
-      </w:pPr>
-      <w:r>
-        <w:rPr>
-          <w:b/>
-          <w:bCs/>
-          <w:i/>
-          <w:iCs/>
-          <w:color w:val="FF0000"/>
-          <w:sz w:val="48"/>
-          <w:szCs w:val="48"/>
-        </w:rPr>
-        <w:tab/>
-      </w:r>
-    </w:p>
-    <w:p>
-      <w:pPr>
-        <w:tabs>
-          <w:tab w:val="left" w:pos="4504"/>
-        </w:tabs>
-        <w:rPr>
-          <w:b/>
-          <w:bCs/>
-          <w:i/>
-          <w:iCs/>
-          <w:color w:val="FF0000"/>
-          <w:sz w:val="48"/>
-          <w:szCs w:val="48"/>
-        </w:rPr>
-      </w:pPr>
-      <w:r>
-        <w:rPr>
-          <w:b/>
-          <w:bCs/>
-          <w:i/>
-          <w:iCs/>
-          <w:color w:val="FF0000"/>
-          <w:sz w:val="48"/>
-          <w:szCs w:val="48"/>
-        </w:rPr>
-        <w:tab/>
-      </w:r>
-    </w:p>
-    <w:p>
-      <w:pPr>
-        <w:rPr>
-          <w:b/>
-          <w:bCs/>
-          <w:i/>
-          <w:iCs/>
-          <w:color w:val="FF0000"/>
-          <w:sz w:val="48"/>
-          <w:szCs w:val="48"/>
-        </w:rPr>
-      </w:pPr>
-    </w:p>
-    <w:p>
-      <w:pPr>
-        <w:rPr>
-          <w:sz w:val="36"/>
-          <w:szCs w:val="36"/>
-        </w:rPr>
-      </w:pPr>
-    </w:p>
-    <w:p>
-      <w:pPr>
-        <w:rPr>
-          <w:sz w:val="36"/>
-          <w:szCs w:val="36"/>
-        </w:rPr>
-      </w:pPr>
-    </w:p>
-    <w:p>
-      <w:pPr>
-        <w:rPr>
-          <w:sz w:val="36"/>
-          <w:szCs w:val="36"/>
-        </w:rPr>
-      </w:pPr>
-    </w:p>
-    <w:p>
-      <w:pPr>
-        <w:rPr>
-          <w:sz w:val="36"/>
-          <w:szCs w:val="36"/>
-        </w:rPr>
-      </w:pPr>
-    </w:p>
-    <w:p>
-      <w:pPr>
-        <w:rPr>
-          <w:sz w:val="36"/>
-          <w:szCs w:val="36"/>
-        </w:rPr>
-      </w:pPr>
-    </w:p>
-    <w:p>
-      <w:pPr>
-        <w:rPr>
-          <w:sz w:val="36"/>
-          <w:szCs w:val="36"/>
-        </w:rPr>
-      </w:pPr>
-    </w:p>
-    <w:p>
-      <w:pPr>
-        <w:rPr>
-          <w:sz w:val="36"/>
-          <w:szCs w:val="36"/>
-        </w:rPr>
-      </w:pPr>
-    </w:p>
-    <w:p>
-      <w:pPr>
-        <w:rPr>
-          <w:sz w:val="36"/>
-          <w:szCs w:val="36"/>
-        </w:rPr>
-      </w:pPr>
-      <w:r>
-        <w:rPr>
-          <w:b/>
-          <w:bCs/>
-          <w:i/>
-          <w:iCs/>
-          <w:noProof/>
-          <w:color w:val="FF0000"/>
-          <w:sz w:val="48"/>
-          <w:szCs w:val="48"/>
+          <w:sz w:val="28"/>
+          <w:szCs w:val="28"/>
+        </w:rPr>
+      </w:pPr>
+    </w:p>
+    <w:p>
+      <w:pPr>
+        <w:rPr>
+          <w:sz w:val="28"/>
+          <w:szCs w:val="28"/>
+        </w:rPr>
+      </w:pPr>
+    </w:p>
+    <w:p>
+      <w:pPr>
+        <w:rPr>
+          <w:sz w:val="28"/>
+          <w:szCs w:val="28"/>
+        </w:rPr>
+      </w:pPr>
+    </w:p>
+    <w:p>
+      <w:pPr>
+        <w:rPr>
+          <w:sz w:val="28"/>
+          <w:szCs w:val="28"/>
+        </w:rPr>
+      </w:pPr>
+    </w:p>
+    <w:p>
+      <w:pPr>
+        <w:rPr>
+          <w:sz w:val="28"/>
+          <w:szCs w:val="28"/>
+        </w:rPr>
+      </w:pPr>
+    </w:p>
+    <w:p>
+      <w:pPr>
+        <w:rPr>
+          <w:sz w:val="28"/>
+          <w:szCs w:val="28"/>
+        </w:rPr>
+      </w:pPr>
+    </w:p>
+    <w:p>
+      <w:pPr>
+        <w:rPr>
+          <w:sz w:val="28"/>
+          <w:szCs w:val="28"/>
+        </w:rPr>
+      </w:pPr>
+    </w:p>
+    <w:p>
+      <w:pPr>
+        <w:rPr>
+          <w:sz w:val="28"/>
+          <w:szCs w:val="28"/>
+        </w:rPr>
+      </w:pPr>
+    </w:p>
+    <w:p>
+      <w:pPr>
+        <w:rPr>
+          <w:sz w:val="28"/>
+          <w:szCs w:val="28"/>
+        </w:rPr>
+      </w:pPr>
+      <w:r>
+        <w:rPr>
+          <w:sz w:val="28"/>
+          <w:szCs w:val="28"/>
         </w:rPr>
         <w:drawing>
-          <wp:anchor distT="0" distB="0" distL="114300" distR="114300" simplePos="0" relativeHeight="251826176" behindDoc="0" locked="0" layoutInCell="1" allowOverlap="1" wp14:anchorId="06BC17C6" wp14:editId="4C157952">
+          <wp:anchor distT="0" distB="0" distL="114300" distR="114300" simplePos="0" relativeHeight="251878400" behindDoc="0" locked="0" layoutInCell="1" allowOverlap="1" wp14:anchorId="2FB12B19" wp14:editId="136A7D59">
             <wp:simplePos x="0" y="0"/>
             <wp:positionH relativeFrom="column">
-              <wp:posOffset>69075</wp:posOffset>
+              <wp:posOffset>-66040</wp:posOffset>
             </wp:positionH>
             <wp:positionV relativeFrom="paragraph">
-              <wp:posOffset>251088</wp:posOffset>
+              <wp:posOffset>324808</wp:posOffset>
             </wp:positionV>
-            <wp:extent cx="5208270" cy="3408753"/>
-            <wp:effectExtent l="76200" t="76200" r="125730" b="134620"/>
+            <wp:extent cx="4787265" cy="4335780"/>
+            <wp:effectExtent l="76200" t="76200" r="127635" b="140970"/>
             <wp:wrapNone/>
-            <wp:docPr id="1292547510" name="Picture 1"/>
+            <wp:docPr id="1002598441" name="Picture 1"/>
             <wp:cNvGraphicFramePr>
               <a:graphicFrameLocks xmlns:a="http://schemas.openxmlformats.org/drawingml/2006/main" noChangeAspect="1"/>
             </wp:cNvGraphicFramePr>
@@ -6159,11 +5913,214 @@
               <a:graphicData uri="http://schemas.openxmlformats.org/drawingml/2006/picture">
                 <pic:pic xmlns:pic="http://schemas.openxmlformats.org/drawingml/2006/picture">
                   <pic:nvPicPr>
-                    <pic:cNvPr id="1292547510" name=""/>
+                    <pic:cNvPr id="1002598441" name=""/>
+                    <pic:cNvPicPr/>
+                  </pic:nvPicPr>
+                  <pic:blipFill rotWithShape="1">
+                    <a:blip r:embed="rId35">
+                      <a:extLst>
+                        <a:ext uri="{28A0092B-C50C-407E-A947-70E740481C1C}">
+                          <a14:useLocalDpi xmlns:a14="http://schemas.microsoft.com/office/drawing/2010/main" val="0"/>
+                        </a:ext>
+                      </a:extLst>
+                    </a:blip>
+                    <a:srcRect b="13483"/>
+                    <a:stretch>
+                      <a:fillRect/>
+                    </a:stretch>
+                  </pic:blipFill>
+                  <pic:spPr bwMode="auto">
+                    <a:xfrm>
+                      <a:off x="0" y="0"/>
+                      <a:ext cx="4787265" cy="4335780"/>
+                    </a:xfrm>
+                    <a:prstGeom prst="rect">
+                      <a:avLst/>
+                    </a:prstGeom>
+                    <a:ln w="38100" cap="sq">
+                      <a:solidFill>
+                        <a:srgbClr val="000000"/>
+                      </a:solidFill>
+                      <a:prstDash val="solid"/>
+                      <a:miter lim="800000"/>
+                    </a:ln>
+                    <a:effectLst>
+                      <a:outerShdw blurRad="50800" dist="38100" dir="2700000" algn="tl" rotWithShape="0">
+                        <a:srgbClr val="000000">
+                          <a:alpha val="43000"/>
+                        </a:srgbClr>
+                      </a:outerShdw>
+                    </a:effectLst>
+                    <a:extLst>
+                      <a:ext uri="{53640926-AAD7-44D8-BBD7-CCE9431645EC}">
+                        <a14:shadowObscured xmlns:a14="http://schemas.microsoft.com/office/drawing/2010/main"/>
+                      </a:ext>
+                    </a:extLst>
+                  </pic:spPr>
+                </pic:pic>
+              </a:graphicData>
+            </a:graphic>
+            <wp14:sizeRelH relativeFrom="margin">
+              <wp14:pctWidth>0</wp14:pctWidth>
+            </wp14:sizeRelH>
+            <wp14:sizeRelV relativeFrom="margin">
+              <wp14:pctHeight>0</wp14:pctHeight>
+            </wp14:sizeRelV>
+          </wp:anchor>
+        </w:drawing>
+      </w:r>
+    </w:p>
+    <w:p>
+      <w:pPr>
+        <w:rPr>
+          <w:sz w:val="28"/>
+          <w:szCs w:val="28"/>
+        </w:rPr>
+      </w:pPr>
+    </w:p>
+    <w:p>
+      <w:pPr>
+        <w:rPr>
+          <w:sz w:val="28"/>
+          <w:szCs w:val="28"/>
+        </w:rPr>
+      </w:pPr>
+    </w:p>
+    <w:p>
+      <w:pPr>
+        <w:rPr>
+          <w:sz w:val="28"/>
+          <w:szCs w:val="28"/>
+        </w:rPr>
+      </w:pPr>
+    </w:p>
+    <w:p>
+      <w:pPr>
+        <w:rPr>
+          <w:sz w:val="28"/>
+          <w:szCs w:val="28"/>
+        </w:rPr>
+      </w:pPr>
+    </w:p>
+    <w:p>
+      <w:pPr>
+        <w:rPr>
+          <w:sz w:val="28"/>
+          <w:szCs w:val="28"/>
+        </w:rPr>
+      </w:pPr>
+    </w:p>
+    <w:p>
+      <w:pPr>
+        <w:rPr>
+          <w:sz w:val="28"/>
+          <w:szCs w:val="28"/>
+        </w:rPr>
+      </w:pPr>
+    </w:p>
+    <w:p>
+      <w:pPr>
+        <w:rPr>
+          <w:sz w:val="28"/>
+          <w:szCs w:val="28"/>
+        </w:rPr>
+      </w:pPr>
+    </w:p>
+    <w:p>
+      <w:pPr>
+        <w:rPr>
+          <w:sz w:val="28"/>
+          <w:szCs w:val="28"/>
+        </w:rPr>
+      </w:pPr>
+    </w:p>
+    <w:p>
+      <w:pPr>
+        <w:rPr>
+          <w:sz w:val="28"/>
+          <w:szCs w:val="28"/>
+        </w:rPr>
+      </w:pPr>
+    </w:p>
+    <w:p>
+      <w:pPr>
+        <w:rPr>
+          <w:sz w:val="28"/>
+          <w:szCs w:val="28"/>
+        </w:rPr>
+      </w:pPr>
+    </w:p>
+    <w:p>
+      <w:pPr>
+        <w:rPr>
+          <w:sz w:val="28"/>
+          <w:szCs w:val="28"/>
+        </w:rPr>
+      </w:pPr>
+    </w:p>
+    <w:p>
+      <w:pPr>
+        <w:rPr>
+          <w:sz w:val="28"/>
+          <w:szCs w:val="28"/>
+        </w:rPr>
+        <w:sectPr>
+          <w:pgSz w:w="12242" w:h="22680" w:code="1"/>
+          <w:pgMar w:top="1151" w:right="1151" w:bottom="1151" w:left="1151" w:header="720" w:footer="720" w:gutter="0"/>
+          <w:pgBorders w:offsetFrom="page">
+            <w:top w:val="single" w:sz="4" w:space="24" w:color="auto"/>
+            <w:left w:val="single" w:sz="4" w:space="24" w:color="auto"/>
+            <w:bottom w:val="single" w:sz="4" w:space="24" w:color="auto"/>
+            <w:right w:val="single" w:sz="4" w:space="24" w:color="auto"/>
+          </w:pgBorders>
+          <w:cols w:space="720"/>
+          <w:docGrid w:linePitch="360"/>
+        </w:sectPr>
+      </w:pPr>
+    </w:p>
+    <w:p>
+      <w:pPr>
+        <w:rPr>
+          <w:b/>
+          <w:bCs/>
+          <w:i/>
+          <w:iCs/>
+          <w:color w:val="FF0000"/>
+          <w:sz w:val="48"/>
+          <w:szCs w:val="48"/>
+        </w:rPr>
+      </w:pPr>
+      <w:r>
+        <w:rPr>
+          <w:sz w:val="36"/>
+          <w:szCs w:val="36"/>
+        </w:rPr>
+        <w:lastRenderedPageBreak/>
+        <w:drawing>
+          <wp:anchor distT="0" distB="0" distL="114300" distR="114300" simplePos="0" relativeHeight="251883520" behindDoc="0" locked="0" layoutInCell="1" allowOverlap="1" wp14:anchorId="6BA96153" wp14:editId="4B14F6C4">
+            <wp:simplePos x="0" y="0"/>
+            <wp:positionH relativeFrom="column">
+              <wp:posOffset>3495172</wp:posOffset>
+            </wp:positionH>
+            <wp:positionV relativeFrom="paragraph">
+              <wp:posOffset>28779</wp:posOffset>
+            </wp:positionV>
+            <wp:extent cx="3118367" cy="1889185"/>
+            <wp:effectExtent l="76200" t="76200" r="139700" b="130175"/>
+            <wp:wrapNone/>
+            <wp:docPr id="516858038" name="Picture 1"/>
+            <wp:cNvGraphicFramePr>
+              <a:graphicFrameLocks xmlns:a="http://schemas.openxmlformats.org/drawingml/2006/main" noChangeAspect="1"/>
+            </wp:cNvGraphicFramePr>
+            <a:graphic xmlns:a="http://schemas.openxmlformats.org/drawingml/2006/main">
+              <a:graphicData uri="http://schemas.openxmlformats.org/drawingml/2006/picture">
+                <pic:pic xmlns:pic="http://schemas.openxmlformats.org/drawingml/2006/picture">
+                  <pic:nvPicPr>
+                    <pic:cNvPr id="516858038" name=""/>
                     <pic:cNvPicPr/>
                   </pic:nvPicPr>
                   <pic:blipFill>
-                    <a:blip r:embed="rId35">
+                    <a:blip r:embed="rId36">
                       <a:extLst>
                         <a:ext uri="{28A0092B-C50C-407E-A947-70E740481C1C}">
                           <a14:useLocalDpi xmlns:a14="http://schemas.microsoft.com/office/drawing/2010/main" val="0"/>
@@ -6177,7 +6134,7 @@
                   <pic:spPr>
                     <a:xfrm>
                       <a:off x="0" y="0"/>
-                      <a:ext cx="5214810" cy="3413033"/>
+                      <a:ext cx="3118367" cy="1889185"/>
                     </a:xfrm>
                     <a:prstGeom prst="rect">
                       <a:avLst/>
@@ -6209,81 +6166,29 @@
           </wp:anchor>
         </w:drawing>
       </w:r>
-    </w:p>
-    <w:p>
-      <w:pPr>
-        <w:rPr>
-          <w:sz w:val="36"/>
-          <w:szCs w:val="36"/>
-        </w:rPr>
-      </w:pPr>
-    </w:p>
-    <w:p>
-      <w:pPr>
-        <w:rPr>
-          <w:sz w:val="36"/>
-          <w:szCs w:val="36"/>
-        </w:rPr>
-      </w:pPr>
-    </w:p>
-    <w:p>
-      <w:pPr>
-        <w:rPr>
-          <w:sz w:val="36"/>
-          <w:szCs w:val="36"/>
-        </w:rPr>
-      </w:pPr>
-    </w:p>
-    <w:p>
-      <w:pPr>
-        <w:rPr>
-          <w:sz w:val="36"/>
-          <w:szCs w:val="36"/>
-        </w:rPr>
-      </w:pPr>
-    </w:p>
-    <w:p>
-      <w:pPr>
-        <w:rPr>
-          <w:sz w:val="36"/>
-          <w:szCs w:val="36"/>
-        </w:rPr>
-      </w:pPr>
-    </w:p>
-    <w:p>
-      <w:pPr>
-        <w:rPr>
-          <w:sz w:val="36"/>
-          <w:szCs w:val="36"/>
-        </w:rPr>
-      </w:pPr>
-    </w:p>
-    <w:p>
-      <w:pPr>
-        <w:rPr>
-          <w:sz w:val="36"/>
-          <w:szCs w:val="36"/>
-        </w:rPr>
-      </w:pPr>
-      <w:r>
-        <w:rPr>
-          <w:noProof/>
-          <w:sz w:val="36"/>
-          <w:szCs w:val="36"/>
+      <w:r>
+        <w:rPr>
+          <w:b/>
+          <w:bCs/>
+          <w:i/>
+          <w:iCs/>
+          <w:color w:val="FF0000"/>
+          <w:sz w:val="48"/>
+          <w:szCs w:val="48"/>
         </w:rPr>
         <w:drawing>
-          <wp:anchor distT="0" distB="0" distL="114300" distR="114300" simplePos="0" relativeHeight="251827200" behindDoc="0" locked="0" layoutInCell="1" allowOverlap="1" wp14:anchorId="690E2E7A" wp14:editId="4720C8F0">
+          <wp:anchor distT="0" distB="0" distL="114300" distR="114300" simplePos="0" relativeHeight="251880448" behindDoc="0" locked="0" layoutInCell="1" allowOverlap="1" wp14:anchorId="1C7E2D7C" wp14:editId="00FBEF30">
             <wp:simplePos x="0" y="0"/>
             <wp:positionH relativeFrom="column">
-              <wp:posOffset>4749</wp:posOffset>
+              <wp:posOffset>-92986</wp:posOffset>
             </wp:positionH>
             <wp:positionV relativeFrom="paragraph">
-              <wp:posOffset>-161504</wp:posOffset>
+              <wp:posOffset>391999</wp:posOffset>
             </wp:positionV>
-            <wp:extent cx="6317673" cy="6345650"/>
-            <wp:effectExtent l="76200" t="76200" r="140335" b="131445"/>
+            <wp:extent cx="6567170" cy="5938520"/>
+            <wp:effectExtent l="76200" t="76200" r="138430" b="138430"/>
             <wp:wrapNone/>
-            <wp:docPr id="428721690" name="Picture 1"/>
+            <wp:docPr id="153625235" name="Picture 1"/>
             <wp:cNvGraphicFramePr>
               <a:graphicFrameLocks xmlns:a="http://schemas.openxmlformats.org/drawingml/2006/main" noChangeAspect="1"/>
             </wp:cNvGraphicFramePr>
@@ -6291,11 +6196,11 @@
               <a:graphicData uri="http://schemas.openxmlformats.org/drawingml/2006/picture">
                 <pic:pic xmlns:pic="http://schemas.openxmlformats.org/drawingml/2006/picture">
                   <pic:nvPicPr>
-                    <pic:cNvPr id="428721690" name=""/>
+                    <pic:cNvPr id="153625235" name=""/>
                     <pic:cNvPicPr/>
                   </pic:nvPicPr>
                   <pic:blipFill>
-                    <a:blip r:embed="rId36">
+                    <a:blip r:embed="rId37">
                       <a:extLst>
                         <a:ext uri="{28A0092B-C50C-407E-A947-70E740481C1C}">
                           <a14:useLocalDpi xmlns:a14="http://schemas.microsoft.com/office/drawing/2010/main" val="0"/>
@@ -6309,7 +6214,263 @@
                   <pic:spPr>
                     <a:xfrm>
                       <a:off x="0" y="0"/>
-                      <a:ext cx="6321478" cy="6349472"/>
+                      <a:ext cx="6567170" cy="5938520"/>
+                    </a:xfrm>
+                    <a:prstGeom prst="rect">
+                      <a:avLst/>
+                    </a:prstGeom>
+                    <a:ln w="38100" cap="sq">
+                      <a:solidFill>
+                        <a:srgbClr val="000000"/>
+                      </a:solidFill>
+                      <a:prstDash val="solid"/>
+                      <a:miter lim="800000"/>
+                    </a:ln>
+                    <a:effectLst>
+                      <a:outerShdw blurRad="50800" dist="38100" dir="2700000" algn="tl" rotWithShape="0">
+                        <a:srgbClr val="000000">
+                          <a:alpha val="43000"/>
+                        </a:srgbClr>
+                      </a:outerShdw>
+                    </a:effectLst>
+                  </pic:spPr>
+                </pic:pic>
+              </a:graphicData>
+            </a:graphic>
+          </wp:anchor>
+        </w:drawing>
+      </w:r>
+      <w:r>
+        <w:rPr>
+          <w:b/>
+          <w:bCs/>
+          <w:i/>
+          <w:iCs/>
+          <w:color w:val="FF0000"/>
+          <w:sz w:val="40"/>
+          <w:szCs w:val="40"/>
+        </w:rPr>
+        <w:t xml:space="preserve">- </w:t>
+      </w:r>
+      <w:r>
+        <w:rPr>
+          <w:b/>
+          <w:bCs/>
+          <w:i/>
+          <w:iCs/>
+          <w:color w:val="FF0000"/>
+          <w:sz w:val="40"/>
+          <w:szCs w:val="40"/>
+        </w:rPr>
+        <w:t>Golden Model</w:t>
+      </w:r>
+      <w:r>
+        <w:rPr>
+          <w:b/>
+          <w:bCs/>
+          <w:i/>
+          <w:iCs/>
+          <w:color w:val="FF0000"/>
+          <w:sz w:val="40"/>
+          <w:szCs w:val="40"/>
+        </w:rPr>
+        <w:t>:</w:t>
+      </w:r>
+    </w:p>
+    <w:p>
+      <w:pPr>
+        <w:rPr>
+          <w:b/>
+          <w:bCs/>
+          <w:i/>
+          <w:iCs/>
+          <w:color w:val="FF0000"/>
+          <w:sz w:val="48"/>
+          <w:szCs w:val="48"/>
+        </w:rPr>
+      </w:pPr>
+    </w:p>
+    <w:p>
+      <w:pPr>
+        <w:tabs>
+          <w:tab w:val="left" w:pos="2265"/>
+        </w:tabs>
+        <w:rPr>
+          <w:b/>
+          <w:bCs/>
+          <w:i/>
+          <w:iCs/>
+          <w:color w:val="FF0000"/>
+          <w:sz w:val="48"/>
+          <w:szCs w:val="48"/>
+        </w:rPr>
+      </w:pPr>
+      <w:r>
+        <w:rPr>
+          <w:b/>
+          <w:bCs/>
+          <w:i/>
+          <w:iCs/>
+          <w:color w:val="FF0000"/>
+          <w:sz w:val="48"/>
+          <w:szCs w:val="48"/>
+        </w:rPr>
+        <w:tab/>
+      </w:r>
+    </w:p>
+    <w:p>
+      <w:pPr>
+        <w:tabs>
+          <w:tab w:val="left" w:pos="4504"/>
+        </w:tabs>
+        <w:rPr>
+          <w:b/>
+          <w:bCs/>
+          <w:i/>
+          <w:iCs/>
+          <w:color w:val="FF0000"/>
+          <w:sz w:val="48"/>
+          <w:szCs w:val="48"/>
+        </w:rPr>
+      </w:pPr>
+      <w:r>
+        <w:rPr>
+          <w:b/>
+          <w:bCs/>
+          <w:i/>
+          <w:iCs/>
+          <w:color w:val="FF0000"/>
+          <w:sz w:val="48"/>
+          <w:szCs w:val="48"/>
+        </w:rPr>
+        <w:tab/>
+      </w:r>
+    </w:p>
+    <w:p>
+      <w:pPr>
+        <w:rPr>
+          <w:b/>
+          <w:bCs/>
+          <w:i/>
+          <w:iCs/>
+          <w:color w:val="FF0000"/>
+          <w:sz w:val="48"/>
+          <w:szCs w:val="48"/>
+        </w:rPr>
+      </w:pPr>
+    </w:p>
+    <w:p>
+      <w:pPr>
+        <w:rPr>
+          <w:sz w:val="36"/>
+          <w:szCs w:val="36"/>
+        </w:rPr>
+      </w:pPr>
+    </w:p>
+    <w:p>
+      <w:pPr>
+        <w:rPr>
+          <w:sz w:val="36"/>
+          <w:szCs w:val="36"/>
+        </w:rPr>
+      </w:pPr>
+    </w:p>
+    <w:p>
+      <w:pPr>
+        <w:rPr>
+          <w:sz w:val="36"/>
+          <w:szCs w:val="36"/>
+        </w:rPr>
+      </w:pPr>
+    </w:p>
+    <w:p>
+      <w:pPr>
+        <w:rPr>
+          <w:sz w:val="36"/>
+          <w:szCs w:val="36"/>
+        </w:rPr>
+      </w:pPr>
+    </w:p>
+    <w:p>
+      <w:pPr>
+        <w:rPr>
+          <w:sz w:val="36"/>
+          <w:szCs w:val="36"/>
+        </w:rPr>
+      </w:pPr>
+    </w:p>
+    <w:p>
+      <w:pPr>
+        <w:rPr>
+          <w:sz w:val="36"/>
+          <w:szCs w:val="36"/>
+        </w:rPr>
+      </w:pPr>
+    </w:p>
+    <w:p>
+      <w:pPr>
+        <w:rPr>
+          <w:sz w:val="36"/>
+          <w:szCs w:val="36"/>
+        </w:rPr>
+      </w:pPr>
+    </w:p>
+    <w:p>
+      <w:pPr>
+        <w:rPr>
+          <w:sz w:val="36"/>
+          <w:szCs w:val="36"/>
+        </w:rPr>
+      </w:pPr>
+      <w:r>
+        <w:rPr>
+          <w:b/>
+          <w:bCs/>
+          <w:i/>
+          <w:iCs/>
+          <w:color w:val="FF0000"/>
+          <w:sz w:val="48"/>
+          <w:szCs w:val="48"/>
+        </w:rPr>
+        <w:drawing>
+          <wp:anchor distT="0" distB="0" distL="114300" distR="114300" simplePos="0" relativeHeight="251881472" behindDoc="0" locked="0" layoutInCell="1" allowOverlap="1" wp14:anchorId="2D0EA69E" wp14:editId="72BAE6DF">
+            <wp:simplePos x="0" y="0"/>
+            <wp:positionH relativeFrom="column">
+              <wp:posOffset>3883540</wp:posOffset>
+            </wp:positionH>
+            <wp:positionV relativeFrom="paragraph">
+              <wp:posOffset>219075</wp:posOffset>
+            </wp:positionV>
+            <wp:extent cx="2346385" cy="3273805"/>
+            <wp:effectExtent l="76200" t="76200" r="130175" b="136525"/>
+            <wp:wrapNone/>
+            <wp:docPr id="1940588142" name="Picture 1"/>
+            <wp:cNvGraphicFramePr>
+              <a:graphicFrameLocks xmlns:a="http://schemas.openxmlformats.org/drawingml/2006/main" noChangeAspect="1"/>
+            </wp:cNvGraphicFramePr>
+            <a:graphic xmlns:a="http://schemas.openxmlformats.org/drawingml/2006/main">
+              <a:graphicData uri="http://schemas.openxmlformats.org/drawingml/2006/picture">
+                <pic:pic xmlns:pic="http://schemas.openxmlformats.org/drawingml/2006/picture">
+                  <pic:nvPicPr>
+                    <pic:cNvPr id="1940588142" name=""/>
+                    <pic:cNvPicPr/>
+                  </pic:nvPicPr>
+                  <pic:blipFill>
+                    <a:blip r:embed="rId38" cstate="print">
+                      <a:extLst>
+                        <a:ext uri="{28A0092B-C50C-407E-A947-70E740481C1C}">
+                          <a14:useLocalDpi xmlns:a14="http://schemas.microsoft.com/office/drawing/2010/main" val="0"/>
+                        </a:ext>
+                      </a:extLst>
+                    </a:blip>
+                    <a:stretch>
+                      <a:fillRect/>
+                    </a:stretch>
+                  </pic:blipFill>
+                  <pic:spPr>
+                    <a:xfrm>
+                      <a:off x="0" y="0"/>
+                      <a:ext cx="2346385" cy="3273805"/>
                     </a:xfrm>
                     <a:prstGeom prst="rect">
                       <a:avLst/>
@@ -6349,153 +6510,24 @@
           <w:szCs w:val="36"/>
         </w:rPr>
       </w:pPr>
-    </w:p>
-    <w:p>
-      <w:pPr>
-        <w:rPr>
-          <w:sz w:val="36"/>
-          <w:szCs w:val="36"/>
-        </w:rPr>
-      </w:pPr>
-    </w:p>
-    <w:p>
-      <w:pPr>
-        <w:rPr>
-          <w:sz w:val="36"/>
-          <w:szCs w:val="36"/>
-        </w:rPr>
-      </w:pPr>
-    </w:p>
-    <w:p>
-      <w:pPr>
-        <w:rPr>
-          <w:sz w:val="36"/>
-          <w:szCs w:val="36"/>
-        </w:rPr>
-      </w:pPr>
-    </w:p>
-    <w:p>
-      <w:pPr>
-        <w:rPr>
-          <w:sz w:val="36"/>
-          <w:szCs w:val="36"/>
-        </w:rPr>
-      </w:pPr>
-    </w:p>
-    <w:p>
-      <w:pPr>
-        <w:rPr>
-          <w:sz w:val="36"/>
-          <w:szCs w:val="36"/>
-        </w:rPr>
-      </w:pPr>
-    </w:p>
-    <w:p>
-      <w:pPr>
-        <w:rPr>
-          <w:sz w:val="36"/>
-          <w:szCs w:val="36"/>
-        </w:rPr>
-      </w:pPr>
-    </w:p>
-    <w:p>
-      <w:pPr>
-        <w:rPr>
-          <w:sz w:val="36"/>
-          <w:szCs w:val="36"/>
-        </w:rPr>
-      </w:pPr>
-    </w:p>
-    <w:p>
-      <w:pPr>
-        <w:rPr>
-          <w:sz w:val="36"/>
-          <w:szCs w:val="36"/>
-        </w:rPr>
-      </w:pPr>
-    </w:p>
-    <w:p>
-      <w:pPr>
-        <w:rPr>
-          <w:sz w:val="36"/>
-          <w:szCs w:val="36"/>
-        </w:rPr>
-      </w:pPr>
-    </w:p>
-    <w:p>
-      <w:pPr>
-        <w:rPr>
-          <w:sz w:val="36"/>
-          <w:szCs w:val="36"/>
-        </w:rPr>
-      </w:pPr>
-    </w:p>
-    <w:p>
-      <w:pPr>
-        <w:rPr>
-          <w:sz w:val="36"/>
-          <w:szCs w:val="36"/>
-        </w:rPr>
-      </w:pPr>
-    </w:p>
-    <w:p>
-      <w:pPr>
-        <w:rPr>
-          <w:sz w:val="36"/>
-          <w:szCs w:val="36"/>
-        </w:rPr>
-      </w:pPr>
-    </w:p>
-    <w:p>
-      <w:pPr>
-        <w:tabs>
-          <w:tab w:val="center" w:pos="4968"/>
-        </w:tabs>
-        <w:rPr>
-          <w:b/>
-          <w:bCs/>
-          <w:i/>
-          <w:iCs/>
-          <w:color w:val="FF0000"/>
-          <w:sz w:val="48"/>
-          <w:szCs w:val="48"/>
-        </w:rPr>
-      </w:pPr>
-    </w:p>
-    <w:p>
-      <w:pPr>
-        <w:tabs>
-          <w:tab w:val="center" w:pos="4968"/>
-        </w:tabs>
-        <w:rPr>
-          <w:b/>
-          <w:bCs/>
-          <w:i/>
-          <w:iCs/>
-          <w:color w:val="FF0000"/>
-          <w:sz w:val="48"/>
-          <w:szCs w:val="48"/>
-        </w:rPr>
-      </w:pPr>
-      <w:r>
-        <w:rPr>
-          <w:noProof/>
+      <w:r>
+        <w:rPr>
           <w:sz w:val="36"/>
           <w:szCs w:val="36"/>
         </w:rPr>
         <w:drawing>
-          <wp:anchor distT="0" distB="0" distL="114300" distR="114300" simplePos="0" relativeHeight="251824128" behindDoc="0" locked="0" layoutInCell="1" allowOverlap="1" wp14:anchorId="2169C47B" wp14:editId="4AB7EA23">
+          <wp:anchor distT="0" distB="0" distL="114300" distR="114300" simplePos="0" relativeHeight="251882496" behindDoc="0" locked="0" layoutInCell="1" allowOverlap="1" wp14:anchorId="17FC0F38" wp14:editId="37773745">
             <wp:simplePos x="0" y="0"/>
             <wp:positionH relativeFrom="column">
-              <wp:posOffset>1904</wp:posOffset>
+              <wp:posOffset>-92075</wp:posOffset>
             </wp:positionH>
             <wp:positionV relativeFrom="paragraph">
-              <wp:posOffset>535304</wp:posOffset>
+              <wp:posOffset>306717</wp:posOffset>
             </wp:positionV>
-            <wp:extent cx="6620385" cy="1419225"/>
-            <wp:effectExtent l="76200" t="76200" r="142875" b="123825"/>
+            <wp:extent cx="3415665" cy="4330065"/>
+            <wp:effectExtent l="76200" t="76200" r="127635" b="127635"/>
             <wp:wrapNone/>
-            <wp:docPr id="1581871196" name="Picture 1"/>
+            <wp:docPr id="1357278104" name="Picture 1"/>
             <wp:cNvGraphicFramePr>
               <a:graphicFrameLocks xmlns:a="http://schemas.openxmlformats.org/drawingml/2006/main" noChangeAspect="1"/>
             </wp:cNvGraphicFramePr>
@@ -6503,11 +6535,11 @@
               <a:graphicData uri="http://schemas.openxmlformats.org/drawingml/2006/picture">
                 <pic:pic xmlns:pic="http://schemas.openxmlformats.org/drawingml/2006/picture">
                   <pic:nvPicPr>
-                    <pic:cNvPr id="1581871196" name=""/>
+                    <pic:cNvPr id="1357278104" name=""/>
                     <pic:cNvPicPr/>
                   </pic:nvPicPr>
                   <pic:blipFill>
-                    <a:blip r:embed="rId37">
+                    <a:blip r:embed="rId39">
                       <a:extLst>
                         <a:ext uri="{28A0092B-C50C-407E-A947-70E740481C1C}">
                           <a14:useLocalDpi xmlns:a14="http://schemas.microsoft.com/office/drawing/2010/main" val="0"/>
@@ -6521,7 +6553,7 @@
                   <pic:spPr>
                     <a:xfrm>
                       <a:off x="0" y="0"/>
-                      <a:ext cx="6627549" cy="1420761"/>
+                      <a:ext cx="3415665" cy="4330065"/>
                     </a:xfrm>
                     <a:prstGeom prst="rect">
                       <a:avLst/>
@@ -6553,99 +6585,81 @@
           </wp:anchor>
         </w:drawing>
       </w:r>
-      <w:r>
-        <w:rPr>
-          <w:b/>
-          <w:bCs/>
-          <w:i/>
-          <w:iCs/>
-          <w:color w:val="FF0000"/>
-          <w:sz w:val="48"/>
-          <w:szCs w:val="48"/>
-        </w:rPr>
-        <w:t>- Do fil</w:t>
-      </w:r>
-      <w:r>
-        <w:rPr>
-          <w:b/>
-          <w:bCs/>
-          <w:i/>
-          <w:iCs/>
-          <w:color w:val="FF0000"/>
-          <w:sz w:val="48"/>
-          <w:szCs w:val="48"/>
-        </w:rPr>
-        <w:t>e</w:t>
-      </w:r>
-    </w:p>
-    <w:p>
-      <w:pPr>
-        <w:rPr>
-          <w:sz w:val="36"/>
-          <w:szCs w:val="36"/>
-        </w:rPr>
-      </w:pPr>
-    </w:p>
-    <w:p>
-      <w:pPr>
-        <w:rPr>
-          <w:sz w:val="36"/>
-          <w:szCs w:val="36"/>
-        </w:rPr>
-      </w:pPr>
-    </w:p>
-    <w:p>
-      <w:pPr>
-        <w:rPr>
-          <w:sz w:val="36"/>
-          <w:szCs w:val="36"/>
-        </w:rPr>
-      </w:pPr>
-    </w:p>
-    <w:p>
-      <w:pPr>
-        <w:rPr>
-          <w:sz w:val="36"/>
-          <w:szCs w:val="36"/>
-        </w:rPr>
-      </w:pPr>
-    </w:p>
-    <w:p>
-      <w:pPr>
-        <w:rPr>
-          <w:b/>
-          <w:bCs/>
-          <w:i/>
-          <w:iCs/>
-          <w:color w:val="FF0000"/>
-          <w:sz w:val="48"/>
-          <w:szCs w:val="48"/>
-        </w:rPr>
-      </w:pPr>
-      <w:r>
-        <w:rPr>
-          <w:b/>
-          <w:bCs/>
-          <w:i/>
-          <w:iCs/>
-          <w:noProof/>
-          <w:color w:val="FF0000"/>
-          <w:sz w:val="48"/>
-          <w:szCs w:val="48"/>
-        </w:rPr>
+    </w:p>
+    <w:p>
+      <w:pPr>
+        <w:rPr>
+          <w:sz w:val="36"/>
+          <w:szCs w:val="36"/>
+        </w:rPr>
+      </w:pPr>
+    </w:p>
+    <w:p>
+      <w:pPr>
+        <w:rPr>
+          <w:sz w:val="36"/>
+          <w:szCs w:val="36"/>
+        </w:rPr>
+      </w:pPr>
+    </w:p>
+    <w:p>
+      <w:pPr>
+        <w:rPr>
+          <w:sz w:val="36"/>
+          <w:szCs w:val="36"/>
+        </w:rPr>
+      </w:pPr>
+    </w:p>
+    <w:p>
+      <w:pPr>
+        <w:rPr>
+          <w:sz w:val="36"/>
+          <w:szCs w:val="36"/>
+        </w:rPr>
+      </w:pPr>
+    </w:p>
+    <w:p>
+      <w:pPr>
+        <w:rPr>
+          <w:sz w:val="36"/>
+          <w:szCs w:val="36"/>
+        </w:rPr>
+      </w:pPr>
+    </w:p>
+    <w:p>
+      <w:pPr>
+        <w:rPr>
+          <w:sz w:val="36"/>
+          <w:szCs w:val="36"/>
+        </w:rPr>
+      </w:pPr>
+    </w:p>
+    <w:p>
+      <w:pPr>
+        <w:rPr>
+          <w:sz w:val="36"/>
+          <w:szCs w:val="36"/>
+        </w:rPr>
+      </w:pPr>
+      <w:r>
+        <w:rPr>
+          <w:sz w:val="36"/>
+          <w:szCs w:val="36"/>
+        </w:rPr>
+        <w:lastRenderedPageBreak/>
         <w:drawing>
-          <wp:anchor distT="0" distB="0" distL="114300" distR="114300" simplePos="0" relativeHeight="251828224" behindDoc="0" locked="0" layoutInCell="1" allowOverlap="1" wp14:anchorId="13EFB738" wp14:editId="495BD435">
+          <wp:anchor distT="0" distB="0" distL="114300" distR="114300" simplePos="0" relativeHeight="251884544" behindDoc="0" locked="0" layoutInCell="1" allowOverlap="1" wp14:anchorId="7D05C02E" wp14:editId="2BACB0E6">
             <wp:simplePos x="0" y="0"/>
             <wp:positionH relativeFrom="column">
-              <wp:posOffset>-87841</wp:posOffset>
+              <wp:posOffset>2787255</wp:posOffset>
             </wp:positionH>
             <wp:positionV relativeFrom="paragraph">
-              <wp:posOffset>574304</wp:posOffset>
+              <wp:posOffset>-292376</wp:posOffset>
             </wp:positionV>
-            <wp:extent cx="6377049" cy="1308656"/>
-            <wp:effectExtent l="76200" t="76200" r="138430" b="139700"/>
+            <wp:extent cx="3641785" cy="1342594"/>
+            <wp:effectExtent l="76200" t="76200" r="130175" b="124460"/>
             <wp:wrapNone/>
-            <wp:docPr id="1067834348" name="Picture 1"/>
+            <wp:docPr id="579349504" name="Picture 1"/>
             <wp:cNvGraphicFramePr>
               <a:graphicFrameLocks xmlns:a="http://schemas.openxmlformats.org/drawingml/2006/main" noChangeAspect="1"/>
             </wp:cNvGraphicFramePr>
@@ -6653,11 +6667,11 @@
               <a:graphicData uri="http://schemas.openxmlformats.org/drawingml/2006/picture">
                 <pic:pic xmlns:pic="http://schemas.openxmlformats.org/drawingml/2006/picture">
                   <pic:nvPicPr>
-                    <pic:cNvPr id="1067834348" name=""/>
+                    <pic:cNvPr id="579349504" name=""/>
                     <pic:cNvPicPr/>
                   </pic:nvPicPr>
                   <pic:blipFill>
-                    <a:blip r:embed="rId38">
+                    <a:blip r:embed="rId40">
                       <a:extLst>
                         <a:ext uri="{28A0092B-C50C-407E-A947-70E740481C1C}">
                           <a14:useLocalDpi xmlns:a14="http://schemas.microsoft.com/office/drawing/2010/main" val="0"/>
@@ -6671,7 +6685,7 @@
                   <pic:spPr>
                     <a:xfrm>
                       <a:off x="0" y="0"/>
-                      <a:ext cx="6377049" cy="1308656"/>
+                      <a:ext cx="3650247" cy="1345713"/>
                     </a:xfrm>
                     <a:prstGeom prst="rect">
                       <a:avLst/>
@@ -6713,69 +6727,46 @@
           <w:sz w:val="48"/>
           <w:szCs w:val="48"/>
         </w:rPr>
-        <w:t>Coverage Report</w:t>
-      </w:r>
-    </w:p>
-    <w:p>
-      <w:pPr>
-        <w:rPr>
-          <w:sz w:val="36"/>
-          <w:szCs w:val="36"/>
-        </w:rPr>
-      </w:pPr>
-    </w:p>
-    <w:p>
-      <w:pPr>
-        <w:rPr>
-          <w:sz w:val="36"/>
-          <w:szCs w:val="36"/>
-        </w:rPr>
-      </w:pPr>
-    </w:p>
-    <w:p>
-      <w:pPr>
-        <w:rPr>
-          <w:sz w:val="36"/>
-          <w:szCs w:val="36"/>
-        </w:rPr>
-      </w:pPr>
-    </w:p>
-    <w:p>
-      <w:pPr>
-        <w:rPr>
-          <w:b/>
-          <w:bCs/>
-          <w:i/>
-          <w:iCs/>
-          <w:color w:val="FF0000"/>
-          <w:sz w:val="48"/>
-          <w:szCs w:val="48"/>
-        </w:rPr>
-      </w:pPr>
-      <w:r>
-        <w:rPr>
-          <w:b/>
-          <w:bCs/>
-          <w:i/>
-          <w:iCs/>
-          <w:noProof/>
-          <w:color w:val="FF0000"/>
-          <w:sz w:val="48"/>
-          <w:szCs w:val="48"/>
+        <w:t>- Testbench</w:t>
+      </w:r>
+      <w:r>
+        <w:rPr>
+          <w:b/>
+          <w:bCs/>
+          <w:i/>
+          <w:iCs/>
+          <w:color w:val="FF0000"/>
+          <w:sz w:val="48"/>
+          <w:szCs w:val="48"/>
+        </w:rPr>
+        <w:t>:</w:t>
+      </w:r>
+    </w:p>
+    <w:p>
+      <w:pPr>
+        <w:rPr>
+          <w:sz w:val="36"/>
+          <w:szCs w:val="36"/>
+        </w:rPr>
+      </w:pPr>
+      <w:r>
+        <w:rPr>
+          <w:sz w:val="36"/>
+          <w:szCs w:val="36"/>
         </w:rPr>
         <w:drawing>
-          <wp:anchor distT="0" distB="0" distL="114300" distR="114300" simplePos="0" relativeHeight="251829248" behindDoc="0" locked="0" layoutInCell="1" allowOverlap="1" wp14:anchorId="7E410C9A" wp14:editId="15495184">
+          <wp:anchor distT="0" distB="0" distL="114300" distR="114300" simplePos="0" relativeHeight="251885568" behindDoc="0" locked="0" layoutInCell="1" allowOverlap="1" wp14:anchorId="30999C0F" wp14:editId="754EEE66">
             <wp:simplePos x="0" y="0"/>
             <wp:positionH relativeFrom="column">
-              <wp:posOffset>-77240</wp:posOffset>
+              <wp:posOffset>388560</wp:posOffset>
             </wp:positionH>
             <wp:positionV relativeFrom="paragraph">
-              <wp:posOffset>130690</wp:posOffset>
+              <wp:posOffset>6092825</wp:posOffset>
             </wp:positionV>
-            <wp:extent cx="6381618" cy="948636"/>
-            <wp:effectExtent l="76200" t="76200" r="133985" b="137795"/>
+            <wp:extent cx="5979484" cy="2977023"/>
+            <wp:effectExtent l="76200" t="76200" r="135890" b="128270"/>
             <wp:wrapNone/>
-            <wp:docPr id="599876042" name="Picture 1"/>
+            <wp:docPr id="114743048" name="Picture 1"/>
             <wp:cNvGraphicFramePr>
               <a:graphicFrameLocks xmlns:a="http://schemas.openxmlformats.org/drawingml/2006/main" noChangeAspect="1"/>
             </wp:cNvGraphicFramePr>
@@ -6783,11 +6774,11 @@
               <a:graphicData uri="http://schemas.openxmlformats.org/drawingml/2006/picture">
                 <pic:pic xmlns:pic="http://schemas.openxmlformats.org/drawingml/2006/picture">
                   <pic:nvPicPr>
-                    <pic:cNvPr id="599876042" name=""/>
+                    <pic:cNvPr id="114743048" name=""/>
                     <pic:cNvPicPr/>
                   </pic:nvPicPr>
                   <pic:blipFill>
-                    <a:blip r:embed="rId39">
+                    <a:blip r:embed="rId41">
                       <a:extLst>
                         <a:ext uri="{28A0092B-C50C-407E-A947-70E740481C1C}">
                           <a14:useLocalDpi xmlns:a14="http://schemas.microsoft.com/office/drawing/2010/main" val="0"/>
@@ -6801,7 +6792,7 @@
                   <pic:spPr>
                     <a:xfrm>
                       <a:off x="0" y="0"/>
-                      <a:ext cx="6381618" cy="948636"/>
+                      <a:ext cx="5979484" cy="2977023"/>
                     </a:xfrm>
                     <a:prstGeom prst="rect">
                       <a:avLst/>
@@ -6833,56 +6824,16 @@
           </wp:anchor>
         </w:drawing>
       </w:r>
-    </w:p>
-    <w:p>
-      <w:pPr>
-        <w:rPr>
-          <w:b/>
-          <w:bCs/>
-          <w:i/>
-          <w:iCs/>
-          <w:color w:val="FF0000"/>
-          <w:sz w:val="48"/>
-          <w:szCs w:val="48"/>
-        </w:rPr>
-      </w:pPr>
-    </w:p>
-    <w:p>
-      <w:pPr>
-        <w:rPr>
-          <w:b/>
-          <w:bCs/>
-          <w:i/>
-          <w:iCs/>
-          <w:color w:val="FF0000"/>
-          <w:sz w:val="48"/>
-          <w:szCs w:val="48"/>
-        </w:rPr>
-      </w:pPr>
-      <w:r>
-        <w:rPr>
-          <w:b/>
-          <w:bCs/>
-          <w:i/>
-          <w:iCs/>
-          <w:noProof/>
-          <w:color w:val="FF0000"/>
-          <w:sz w:val="48"/>
-          <w:szCs w:val="48"/>
+      <w:r>
+        <w:rPr>
+          <w:sz w:val="36"/>
+          <w:szCs w:val="36"/>
         </w:rPr>
         <w:drawing>
-          <wp:anchor distT="0" distB="0" distL="114300" distR="114300" simplePos="0" relativeHeight="251830272" behindDoc="0" locked="0" layoutInCell="1" allowOverlap="1" wp14:anchorId="31131A88" wp14:editId="2600F0D0">
-            <wp:simplePos x="0" y="0"/>
-            <wp:positionH relativeFrom="column">
-              <wp:posOffset>-89535</wp:posOffset>
-            </wp:positionH>
-            <wp:positionV relativeFrom="paragraph">
-              <wp:posOffset>97454</wp:posOffset>
-            </wp:positionV>
-            <wp:extent cx="6386063" cy="908163"/>
-            <wp:effectExtent l="76200" t="76200" r="129540" b="139700"/>
-            <wp:wrapNone/>
-            <wp:docPr id="598552487" name="Picture 1"/>
+          <wp:inline distT="0" distB="0" distL="0" distR="0" wp14:anchorId="1835FDBD" wp14:editId="45550346">
+            <wp:extent cx="6567170" cy="6146165"/>
+            <wp:effectExtent l="76200" t="76200" r="138430" b="140335"/>
+            <wp:docPr id="485003230" name="Picture 1"/>
             <wp:cNvGraphicFramePr>
               <a:graphicFrameLocks xmlns:a="http://schemas.openxmlformats.org/drawingml/2006/main" noChangeAspect="1"/>
             </wp:cNvGraphicFramePr>
@@ -6890,17 +6841,11 @@
               <a:graphicData uri="http://schemas.openxmlformats.org/drawingml/2006/picture">
                 <pic:pic xmlns:pic="http://schemas.openxmlformats.org/drawingml/2006/picture">
                   <pic:nvPicPr>
-                    <pic:cNvPr id="598552487" name=""/>
+                    <pic:cNvPr id="485003230" name=""/>
                     <pic:cNvPicPr/>
                   </pic:nvPicPr>
                   <pic:blipFill>
-                    <a:blip r:embed="rId40">
-                      <a:extLst>
-                        <a:ext uri="{28A0092B-C50C-407E-A947-70E740481C1C}">
-                          <a14:useLocalDpi xmlns:a14="http://schemas.microsoft.com/office/drawing/2010/main" val="0"/>
-                        </a:ext>
-                      </a:extLst>
-                    </a:blip>
+                    <a:blip r:embed="rId42"/>
                     <a:stretch>
                       <a:fillRect/>
                     </a:stretch>
@@ -6908,7 +6853,7 @@
                   <pic:spPr>
                     <a:xfrm>
                       <a:off x="0" y="0"/>
-                      <a:ext cx="6386063" cy="908163"/>
+                      <a:ext cx="6567170" cy="6146165"/>
                     </a:xfrm>
                     <a:prstGeom prst="rect">
                       <a:avLst/>
@@ -6931,47 +6876,124 @@
                 </pic:pic>
               </a:graphicData>
             </a:graphic>
-            <wp14:sizeRelH relativeFrom="margin">
-              <wp14:pctWidth>0</wp14:pctWidth>
-            </wp14:sizeRelH>
-            <wp14:sizeRelV relativeFrom="margin">
-              <wp14:pctHeight>0</wp14:pctHeight>
-            </wp14:sizeRelV>
-          </wp:anchor>
+          </wp:inline>
         </w:drawing>
       </w:r>
     </w:p>
     <w:p>
       <w:pPr>
         <w:rPr>
-          <w:sz w:val="48"/>
-          <w:szCs w:val="48"/>
-        </w:rPr>
-      </w:pPr>
-      <w:r>
-        <w:rPr>
-          <w:b/>
-          <w:bCs/>
-          <w:i/>
-          <w:iCs/>
-          <w:noProof/>
-          <w:color w:val="FF0000"/>
-          <w:sz w:val="48"/>
-          <w:szCs w:val="48"/>
+          <w:sz w:val="36"/>
+          <w:szCs w:val="36"/>
+        </w:rPr>
+      </w:pPr>
+    </w:p>
+    <w:p>
+      <w:pPr>
+        <w:rPr>
+          <w:sz w:val="36"/>
+          <w:szCs w:val="36"/>
+        </w:rPr>
+      </w:pPr>
+    </w:p>
+    <w:p>
+      <w:pPr>
+        <w:rPr>
+          <w:sz w:val="36"/>
+          <w:szCs w:val="36"/>
+        </w:rPr>
+      </w:pPr>
+    </w:p>
+    <w:p>
+      <w:pPr>
+        <w:rPr>
+          <w:sz w:val="36"/>
+          <w:szCs w:val="36"/>
+        </w:rPr>
+      </w:pPr>
+    </w:p>
+    <w:p>
+      <w:pPr>
+        <w:tabs>
+          <w:tab w:val="center" w:pos="4968"/>
+        </w:tabs>
+        <w:rPr>
+          <w:b/>
+          <w:bCs/>
+          <w:i/>
+          <w:iCs/>
+          <w:color w:val="FF0000"/>
+          <w:sz w:val="48"/>
+          <w:szCs w:val="48"/>
+        </w:rPr>
+      </w:pPr>
+    </w:p>
+    <w:p>
+      <w:pPr>
+        <w:tabs>
+          <w:tab w:val="center" w:pos="4968"/>
+        </w:tabs>
+        <w:rPr>
+          <w:b/>
+          <w:bCs/>
+          <w:i/>
+          <w:iCs/>
+          <w:color w:val="FF0000"/>
+          <w:sz w:val="48"/>
+          <w:szCs w:val="48"/>
+        </w:rPr>
+      </w:pPr>
+      <w:r>
+        <w:rPr>
+          <w:b/>
+          <w:bCs/>
+          <w:i/>
+          <w:iCs/>
+          <w:color w:val="FF0000"/>
+          <w:sz w:val="48"/>
+          <w:szCs w:val="48"/>
+        </w:rPr>
+        <w:lastRenderedPageBreak/>
+        <w:t>- Do fil</w:t>
+      </w:r>
+      <w:r>
+        <w:rPr>
+          <w:b/>
+          <w:bCs/>
+          <w:i/>
+          <w:iCs/>
+          <w:color w:val="FF0000"/>
+          <w:sz w:val="48"/>
+          <w:szCs w:val="48"/>
+        </w:rPr>
+        <w:t>e</w:t>
+      </w:r>
+    </w:p>
+    <w:p>
+      <w:pPr>
+        <w:rPr>
+          <w:sz w:val="36"/>
+          <w:szCs w:val="36"/>
+        </w:rPr>
+      </w:pPr>
+      <w:r>
+        <w:rPr>
+          <w:sz w:val="36"/>
+          <w:szCs w:val="36"/>
         </w:rPr>
         <w:drawing>
-          <wp:anchor distT="0" distB="0" distL="114300" distR="114300" simplePos="0" relativeHeight="251837440" behindDoc="0" locked="0" layoutInCell="1" allowOverlap="1" wp14:anchorId="40057F89" wp14:editId="3A221394">
+          <wp:anchor distT="0" distB="0" distL="114300" distR="114300" simplePos="0" relativeHeight="251886592" behindDoc="0" locked="0" layoutInCell="1" allowOverlap="1" wp14:anchorId="3E49E505" wp14:editId="07760934">
             <wp:simplePos x="0" y="0"/>
             <wp:positionH relativeFrom="column">
-              <wp:posOffset>459739</wp:posOffset>
+              <wp:posOffset>1905</wp:posOffset>
             </wp:positionH>
             <wp:positionV relativeFrom="paragraph">
-              <wp:posOffset>470774</wp:posOffset>
+              <wp:posOffset>38531</wp:posOffset>
             </wp:positionV>
-            <wp:extent cx="5134692" cy="1305107"/>
-            <wp:effectExtent l="76200" t="76200" r="142240" b="142875"/>
+            <wp:extent cx="6567170" cy="2280920"/>
+            <wp:effectExtent l="76200" t="76200" r="138430" b="138430"/>
             <wp:wrapNone/>
-            <wp:docPr id="714206214" name="Picture 1"/>
+            <wp:docPr id="486988547" name="Picture 1"/>
             <wp:cNvGraphicFramePr>
               <a:graphicFrameLocks xmlns:a="http://schemas.openxmlformats.org/drawingml/2006/main" noChangeAspect="1"/>
             </wp:cNvGraphicFramePr>
@@ -6979,11 +7001,11 @@
               <a:graphicData uri="http://schemas.openxmlformats.org/drawingml/2006/picture">
                 <pic:pic xmlns:pic="http://schemas.openxmlformats.org/drawingml/2006/picture">
                   <pic:nvPicPr>
-                    <pic:cNvPr id="714206214" name=""/>
+                    <pic:cNvPr id="486988547" name=""/>
                     <pic:cNvPicPr/>
                   </pic:nvPicPr>
                   <pic:blipFill>
-                    <a:blip r:embed="rId41">
+                    <a:blip r:embed="rId43">
                       <a:extLst>
                         <a:ext uri="{28A0092B-C50C-407E-A947-70E740481C1C}">
                           <a14:useLocalDpi xmlns:a14="http://schemas.microsoft.com/office/drawing/2010/main" val="0"/>
@@ -6997,7 +7019,7 @@
                   <pic:spPr>
                     <a:xfrm>
                       <a:off x="0" y="0"/>
-                      <a:ext cx="5134692" cy="1305107"/>
+                      <a:ext cx="6567170" cy="2280920"/>
                     </a:xfrm>
                     <a:prstGeom prst="rect">
                       <a:avLst/>
@@ -7027,136 +7049,103 @@
     <w:p>
       <w:pPr>
         <w:rPr>
-          <w:sz w:val="48"/>
-          <w:szCs w:val="48"/>
-        </w:rPr>
-      </w:pPr>
-    </w:p>
-    <w:p>
-      <w:pPr>
-        <w:rPr>
-          <w:b/>
-          <w:bCs/>
-          <w:i/>
-          <w:iCs/>
-          <w:color w:val="FF0000"/>
-          <w:sz w:val="48"/>
-          <w:szCs w:val="48"/>
-        </w:rPr>
-      </w:pPr>
-    </w:p>
-    <w:p>
-      <w:pPr>
-        <w:rPr>
-          <w:b/>
-          <w:bCs/>
-          <w:i/>
-          <w:iCs/>
-          <w:color w:val="FF0000"/>
-          <w:sz w:val="48"/>
-          <w:szCs w:val="48"/>
-        </w:rPr>
-      </w:pPr>
-    </w:p>
-    <w:p>
-      <w:pPr>
-        <w:rPr>
-          <w:b/>
-          <w:bCs/>
-          <w:i/>
-          <w:iCs/>
-          <w:color w:val="FF0000"/>
-          <w:sz w:val="48"/>
-          <w:szCs w:val="48"/>
-        </w:rPr>
-      </w:pPr>
-    </w:p>
-    <w:p>
-      <w:pPr>
-        <w:rPr>
-          <w:b/>
-          <w:bCs/>
-          <w:i/>
-          <w:iCs/>
-          <w:color w:val="FF0000"/>
-          <w:sz w:val="48"/>
-          <w:szCs w:val="48"/>
-        </w:rPr>
-      </w:pPr>
-    </w:p>
-    <w:p>
-      <w:pPr>
-        <w:rPr>
-          <w:b/>
-          <w:bCs/>
-          <w:i/>
-          <w:iCs/>
-          <w:color w:val="FF0000"/>
-          <w:sz w:val="48"/>
-          <w:szCs w:val="48"/>
-        </w:rPr>
-      </w:pPr>
-    </w:p>
-    <w:p>
-      <w:pPr>
-        <w:rPr>
-          <w:b/>
-          <w:bCs/>
-          <w:i/>
-          <w:iCs/>
-          <w:color w:val="FF0000"/>
-          <w:sz w:val="48"/>
-          <w:szCs w:val="48"/>
-        </w:rPr>
-      </w:pPr>
-    </w:p>
-    <w:p>
-      <w:pPr>
-        <w:rPr>
-          <w:b/>
-          <w:bCs/>
-          <w:i/>
-          <w:iCs/>
-          <w:color w:val="FF0000"/>
-          <w:sz w:val="48"/>
-          <w:szCs w:val="48"/>
-        </w:rPr>
-      </w:pPr>
-    </w:p>
-    <w:p>
-      <w:pPr>
-        <w:rPr>
-          <w:sz w:val="48"/>
-          <w:szCs w:val="48"/>
-        </w:rPr>
-      </w:pPr>
-    </w:p>
-    <w:p>
-      <w:pPr>
-        <w:rPr>
-          <w:sz w:val="36"/>
-          <w:szCs w:val="36"/>
-        </w:rPr>
-      </w:pPr>
-      <w:r>
-        <w:rPr>
-          <w:noProof/>
-          <w:sz w:val="48"/>
-          <w:szCs w:val="48"/>
+          <w:sz w:val="36"/>
+          <w:szCs w:val="36"/>
+        </w:rPr>
+      </w:pPr>
+    </w:p>
+    <w:p>
+      <w:pPr>
+        <w:rPr>
+          <w:sz w:val="36"/>
+          <w:szCs w:val="36"/>
+        </w:rPr>
+      </w:pPr>
+    </w:p>
+    <w:p>
+      <w:pPr>
+        <w:rPr>
+          <w:sz w:val="36"/>
+          <w:szCs w:val="36"/>
+        </w:rPr>
+      </w:pPr>
+    </w:p>
+    <w:p>
+      <w:pPr>
+        <w:rPr>
+          <w:b/>
+          <w:bCs/>
+          <w:i/>
+          <w:iCs/>
+          <w:color w:val="FF0000"/>
+          <w:sz w:val="48"/>
+          <w:szCs w:val="48"/>
+        </w:rPr>
+      </w:pPr>
+    </w:p>
+    <w:p>
+      <w:pPr>
+        <w:rPr>
+          <w:b/>
+          <w:bCs/>
+          <w:i/>
+          <w:iCs/>
+          <w:color w:val="FF0000"/>
+          <w:sz w:val="48"/>
+          <w:szCs w:val="48"/>
+        </w:rPr>
+      </w:pPr>
+    </w:p>
+    <w:p>
+      <w:pPr>
+        <w:rPr>
+          <w:b/>
+          <w:bCs/>
+          <w:i/>
+          <w:iCs/>
+          <w:color w:val="FF0000"/>
+          <w:sz w:val="48"/>
+          <w:szCs w:val="48"/>
+        </w:rPr>
+      </w:pPr>
+      <w:r>
+        <w:rPr>
+          <w:b/>
+          <w:bCs/>
+          <w:i/>
+          <w:iCs/>
+          <w:color w:val="FF0000"/>
+          <w:sz w:val="48"/>
+          <w:szCs w:val="48"/>
+        </w:rPr>
+        <w:t>Coverage Report</w:t>
+      </w:r>
+    </w:p>
+    <w:p>
+      <w:pPr>
+        <w:rPr>
+          <w:sz w:val="36"/>
+          <w:szCs w:val="36"/>
+        </w:rPr>
+      </w:pPr>
+      <w:r>
+        <w:rPr>
+          <w:sz w:val="36"/>
+          <w:szCs w:val="36"/>
         </w:rPr>
         <w:drawing>
-          <wp:anchor distT="0" distB="0" distL="114300" distR="114300" simplePos="0" relativeHeight="251831296" behindDoc="0" locked="0" layoutInCell="1" allowOverlap="1" wp14:anchorId="5F47371C" wp14:editId="5A2CAB97">
+          <wp:anchor distT="0" distB="0" distL="114300" distR="114300" simplePos="0" relativeHeight="251887616" behindDoc="0" locked="0" layoutInCell="1" allowOverlap="1" wp14:anchorId="20303404" wp14:editId="41E2CACD">
             <wp:simplePos x="0" y="0"/>
             <wp:positionH relativeFrom="column">
-              <wp:posOffset>1905</wp:posOffset>
+              <wp:posOffset>468</wp:posOffset>
             </wp:positionH>
             <wp:positionV relativeFrom="paragraph">
-              <wp:posOffset>535939</wp:posOffset>
+              <wp:posOffset>19590</wp:posOffset>
             </wp:positionV>
-            <wp:extent cx="6260648" cy="1457325"/>
-            <wp:effectExtent l="152400" t="152400" r="159385" b="161925"/>
+            <wp:extent cx="6567170" cy="1396365"/>
+            <wp:effectExtent l="76200" t="76200" r="138430" b="127635"/>
             <wp:wrapNone/>
-            <wp:docPr id="1334675475" name="Picture 1"/>
+            <wp:docPr id="799846850" name="Picture 1"/>
             <wp:cNvGraphicFramePr>
               <a:graphicFrameLocks xmlns:a="http://schemas.openxmlformats.org/drawingml/2006/main" noChangeAspect="1"/>
             </wp:cNvGraphicFramePr>
@@ -7164,18 +7153,211 @@
               <a:graphicData uri="http://schemas.openxmlformats.org/drawingml/2006/picture">
                 <pic:pic xmlns:pic="http://schemas.openxmlformats.org/drawingml/2006/picture">
                   <pic:nvPicPr>
-                    <pic:cNvPr id="1334675475" name=""/>
+                    <pic:cNvPr id="799846850" name=""/>
                     <pic:cNvPicPr/>
                   </pic:nvPicPr>
-                  <pic:blipFill rotWithShape="1">
-                    <a:blip r:embed="rId42">
+                  <pic:blipFill>
+                    <a:blip r:embed="rId44">
                       <a:extLst>
                         <a:ext uri="{28A0092B-C50C-407E-A947-70E740481C1C}">
                           <a14:useLocalDpi xmlns:a14="http://schemas.microsoft.com/office/drawing/2010/main" val="0"/>
                         </a:ext>
                       </a:extLst>
                     </a:blip>
-                    <a:srcRect r="9592"/>
+                    <a:stretch>
+                      <a:fillRect/>
+                    </a:stretch>
+                  </pic:blipFill>
+                  <pic:spPr>
+                    <a:xfrm>
+                      <a:off x="0" y="0"/>
+                      <a:ext cx="6567170" cy="1396365"/>
+                    </a:xfrm>
+                    <a:prstGeom prst="rect">
+                      <a:avLst/>
+                    </a:prstGeom>
+                    <a:ln w="38100" cap="sq">
+                      <a:solidFill>
+                        <a:srgbClr val="000000"/>
+                      </a:solidFill>
+                      <a:prstDash val="solid"/>
+                      <a:miter lim="800000"/>
+                    </a:ln>
+                    <a:effectLst>
+                      <a:outerShdw blurRad="50800" dist="38100" dir="2700000" algn="tl" rotWithShape="0">
+                        <a:srgbClr val="000000">
+                          <a:alpha val="43000"/>
+                        </a:srgbClr>
+                      </a:outerShdw>
+                    </a:effectLst>
+                  </pic:spPr>
+                </pic:pic>
+              </a:graphicData>
+            </a:graphic>
+          </wp:anchor>
+        </w:drawing>
+      </w:r>
+    </w:p>
+    <w:p>
+      <w:pPr>
+        <w:rPr>
+          <w:sz w:val="36"/>
+          <w:szCs w:val="36"/>
+        </w:rPr>
+      </w:pPr>
+    </w:p>
+    <w:p>
+      <w:pPr>
+        <w:rPr>
+          <w:sz w:val="36"/>
+          <w:szCs w:val="36"/>
+        </w:rPr>
+      </w:pPr>
+    </w:p>
+    <w:p>
+      <w:pPr>
+        <w:rPr>
+          <w:b/>
+          <w:bCs/>
+          <w:i/>
+          <w:iCs/>
+          <w:color w:val="FF0000"/>
+          <w:sz w:val="48"/>
+          <w:szCs w:val="48"/>
+        </w:rPr>
+      </w:pPr>
+      <w:r>
+        <w:rPr>
+          <w:b/>
+          <w:bCs/>
+          <w:i/>
+          <w:iCs/>
+          <w:color w:val="FF0000"/>
+          <w:sz w:val="48"/>
+          <w:szCs w:val="48"/>
+        </w:rPr>
+        <w:drawing>
+          <wp:anchor distT="0" distB="0" distL="114300" distR="114300" simplePos="0" relativeHeight="251888640" behindDoc="0" locked="0" layoutInCell="1" allowOverlap="1" wp14:anchorId="139DA5BE" wp14:editId="36569A2B">
+            <wp:simplePos x="0" y="0"/>
+            <wp:positionH relativeFrom="column">
+              <wp:posOffset>0</wp:posOffset>
+            </wp:positionH>
+            <wp:positionV relativeFrom="paragraph">
+              <wp:posOffset>194669</wp:posOffset>
+            </wp:positionV>
+            <wp:extent cx="6567170" cy="1055370"/>
+            <wp:effectExtent l="76200" t="76200" r="138430" b="125730"/>
+            <wp:wrapNone/>
+            <wp:docPr id="854791159" name="Picture 1"/>
+            <wp:cNvGraphicFramePr>
+              <a:graphicFrameLocks xmlns:a="http://schemas.openxmlformats.org/drawingml/2006/main" noChangeAspect="1"/>
+            </wp:cNvGraphicFramePr>
+            <a:graphic xmlns:a="http://schemas.openxmlformats.org/drawingml/2006/main">
+              <a:graphicData uri="http://schemas.openxmlformats.org/drawingml/2006/picture">
+                <pic:pic xmlns:pic="http://schemas.openxmlformats.org/drawingml/2006/picture">
+                  <pic:nvPicPr>
+                    <pic:cNvPr id="854791159" name=""/>
+                    <pic:cNvPicPr/>
+                  </pic:nvPicPr>
+                  <pic:blipFill>
+                    <a:blip r:embed="rId45">
+                      <a:extLst>
+                        <a:ext uri="{28A0092B-C50C-407E-A947-70E740481C1C}">
+                          <a14:useLocalDpi xmlns:a14="http://schemas.microsoft.com/office/drawing/2010/main" val="0"/>
+                        </a:ext>
+                      </a:extLst>
+                    </a:blip>
+                    <a:stretch>
+                      <a:fillRect/>
+                    </a:stretch>
+                  </pic:blipFill>
+                  <pic:spPr>
+                    <a:xfrm>
+                      <a:off x="0" y="0"/>
+                      <a:ext cx="6567170" cy="1055370"/>
+                    </a:xfrm>
+                    <a:prstGeom prst="rect">
+                      <a:avLst/>
+                    </a:prstGeom>
+                    <a:ln w="38100" cap="sq">
+                      <a:solidFill>
+                        <a:srgbClr val="000000"/>
+                      </a:solidFill>
+                      <a:prstDash val="solid"/>
+                      <a:miter lim="800000"/>
+                    </a:ln>
+                    <a:effectLst>
+                      <a:outerShdw blurRad="50800" dist="38100" dir="2700000" algn="tl" rotWithShape="0">
+                        <a:srgbClr val="000000">
+                          <a:alpha val="43000"/>
+                        </a:srgbClr>
+                      </a:outerShdw>
+                    </a:effectLst>
+                  </pic:spPr>
+                </pic:pic>
+              </a:graphicData>
+            </a:graphic>
+          </wp:anchor>
+        </w:drawing>
+      </w:r>
+    </w:p>
+    <w:p>
+      <w:pPr>
+        <w:rPr>
+          <w:b/>
+          <w:bCs/>
+          <w:i/>
+          <w:iCs/>
+          <w:color w:val="FF0000"/>
+          <w:sz w:val="48"/>
+          <w:szCs w:val="48"/>
+        </w:rPr>
+      </w:pPr>
+    </w:p>
+    <w:p>
+      <w:pPr>
+        <w:rPr>
+          <w:sz w:val="48"/>
+          <w:szCs w:val="48"/>
+        </w:rPr>
+      </w:pPr>
+      <w:r>
+        <w:rPr>
+          <w:sz w:val="48"/>
+          <w:szCs w:val="48"/>
+        </w:rPr>
+        <w:drawing>
+          <wp:anchor distT="0" distB="0" distL="114300" distR="114300" simplePos="0" relativeHeight="251889664" behindDoc="0" locked="0" layoutInCell="1" allowOverlap="1" wp14:anchorId="375B6619" wp14:editId="783175DA">
+            <wp:simplePos x="0" y="0"/>
+            <wp:positionH relativeFrom="column">
+              <wp:posOffset>2164</wp:posOffset>
+            </wp:positionH>
+            <wp:positionV relativeFrom="paragraph">
+              <wp:posOffset>230337</wp:posOffset>
+            </wp:positionV>
+            <wp:extent cx="6567170" cy="976222"/>
+            <wp:effectExtent l="76200" t="76200" r="138430" b="128905"/>
+            <wp:wrapNone/>
+            <wp:docPr id="1547034221" name="Picture 1"/>
+            <wp:cNvGraphicFramePr>
+              <a:graphicFrameLocks xmlns:a="http://schemas.openxmlformats.org/drawingml/2006/main" noChangeAspect="1"/>
+            </wp:cNvGraphicFramePr>
+            <a:graphic xmlns:a="http://schemas.openxmlformats.org/drawingml/2006/main">
+              <a:graphicData uri="http://schemas.openxmlformats.org/drawingml/2006/picture">
+                <pic:pic xmlns:pic="http://schemas.openxmlformats.org/drawingml/2006/picture">
+                  <pic:nvPicPr>
+                    <pic:cNvPr id="1547034221" name=""/>
+                    <pic:cNvPicPr/>
+                  </pic:nvPicPr>
+                  <pic:blipFill rotWithShape="1">
+                    <a:blip r:embed="rId46">
+                      <a:extLst>
+                        <a:ext uri="{28A0092B-C50C-407E-A947-70E740481C1C}">
+                          <a14:useLocalDpi xmlns:a14="http://schemas.microsoft.com/office/drawing/2010/main" val="0"/>
+                        </a:ext>
+                      </a:extLst>
+                    </a:blip>
+                    <a:srcRect b="12351"/>
                     <a:stretch>
                       <a:fillRect/>
                     </a:stretch>
@@ -7183,19 +7365,14 @@
                   <pic:spPr bwMode="auto">
                     <a:xfrm>
                       <a:off x="0" y="0"/>
-                      <a:ext cx="6278061" cy="1461378"/>
+                      <a:ext cx="6567170" cy="976222"/>
                     </a:xfrm>
-                    <a:prstGeom prst="snip2DiagRect">
+                    <a:prstGeom prst="rect">
                       <a:avLst/>
                     </a:prstGeom>
-                    <a:solidFill>
-                      <a:srgbClr val="FFFFFF">
-                        <a:shade val="85000"/>
-                      </a:srgbClr>
-                    </a:solidFill>
-                    <a:ln w="88900" cap="sq" cmpd="sng" algn="ctr">
+                    <a:ln w="38100" cap="sq" cmpd="sng" algn="ctr">
                       <a:solidFill>
-                        <a:srgbClr val="FFFFFF"/>
+                        <a:srgbClr val="000000"/>
                       </a:solidFill>
                       <a:prstDash val="solid"/>
                       <a:miter lim="800000"/>
@@ -7218,24 +7395,12 @@
                       </a:extLst>
                     </a:ln>
                     <a:effectLst>
-                      <a:outerShdw blurRad="88900" algn="tl" rotWithShape="0">
+                      <a:outerShdw blurRad="50800" dist="38100" dir="2700000" algn="tl" rotWithShape="0">
                         <a:srgbClr val="000000">
-                          <a:alpha val="45000"/>
+                          <a:alpha val="43000"/>
                         </a:srgbClr>
                       </a:outerShdw>
                     </a:effectLst>
-                    <a:scene3d>
-                      <a:camera prst="orthographicFront"/>
-                      <a:lightRig rig="twoPt" dir="t">
-                        <a:rot lat="0" lon="0" rev="7200000"/>
-                      </a:lightRig>
-                    </a:scene3d>
-                    <a:sp3d>
-                      <a:bevelT w="25400" h="19050"/>
-                      <a:contourClr>
-                        <a:srgbClr val="FFFFFF"/>
-                      </a:contourClr>
-                    </a:sp3d>
                     <a:extLst>
                       <a:ext uri="{53640926-AAD7-44D8-BBD7-CCE9431645EC}">
                         <a14:shadowObscured xmlns:a14="http://schemas.microsoft.com/office/drawing/2010/main"/>
@@ -7254,64 +7419,97 @@
           </wp:anchor>
         </w:drawing>
       </w:r>
-      <w:r>
-        <w:rPr>
-          <w:b/>
-          <w:bCs/>
-          <w:i/>
-          <w:iCs/>
-          <w:color w:val="FF0000"/>
-          <w:sz w:val="48"/>
-          <w:szCs w:val="48"/>
-        </w:rPr>
-        <w:t>-Waveforms:</w:t>
-      </w:r>
-    </w:p>
-    <w:p>
-      <w:pPr>
-        <w:rPr>
-          <w:sz w:val="48"/>
-          <w:szCs w:val="48"/>
-        </w:rPr>
-      </w:pPr>
-    </w:p>
-    <w:p>
-      <w:pPr>
-        <w:rPr>
-          <w:sz w:val="48"/>
-          <w:szCs w:val="48"/>
-        </w:rPr>
-      </w:pPr>
-    </w:p>
-    <w:p>
-      <w:pPr>
-        <w:tabs>
-          <w:tab w:val="left" w:pos="1814"/>
-        </w:tabs>
-        <w:rPr>
-          <w:sz w:val="48"/>
-          <w:szCs w:val="48"/>
-        </w:rPr>
-      </w:pPr>
-      <w:r>
-        <w:rPr>
-          <w:noProof/>
-          <w:sz w:val="48"/>
-          <w:szCs w:val="48"/>
-        </w:rPr>
+    </w:p>
+    <w:p>
+      <w:pPr>
+        <w:rPr>
+          <w:b/>
+          <w:bCs/>
+          <w:i/>
+          <w:iCs/>
+          <w:color w:val="FF0000"/>
+          <w:sz w:val="48"/>
+          <w:szCs w:val="48"/>
+        </w:rPr>
+      </w:pPr>
+    </w:p>
+    <w:p>
+      <w:pPr>
+        <w:rPr>
+          <w:sz w:val="48"/>
+          <w:szCs w:val="48"/>
+        </w:rPr>
+      </w:pPr>
+    </w:p>
+    <w:p>
+      <w:pPr>
+        <w:rPr>
+          <w:color w:val="404040" w:themeColor="text1" w:themeTint="BF"/>
+          <w:sz w:val="36"/>
+          <w:szCs w:val="36"/>
+        </w:rPr>
+      </w:pPr>
+      <w:r>
+        <w:rPr>
+          <w:color w:val="404040" w:themeColor="text1" w:themeTint="BF"/>
+          <w:sz w:val="36"/>
+          <w:szCs w:val="36"/>
+        </w:rPr>
+        <w:t xml:space="preserve">-The 2 missed statements and branches are the ones concerning invalid opcodes in the case, they are infact impossible to reach as we check for invalidity </w:t>
+      </w:r>
+      <w:r>
+        <w:rPr>
+          <w:b/>
+          <w:bCs/>
+          <w:color w:val="404040" w:themeColor="text1" w:themeTint="BF"/>
+          <w:sz w:val="36"/>
+          <w:szCs w:val="36"/>
+        </w:rPr>
+        <w:t xml:space="preserve">before </w:t>
+      </w:r>
+      <w:r>
+        <w:rPr>
+          <w:color w:val="404040" w:themeColor="text1" w:themeTint="BF"/>
+          <w:sz w:val="36"/>
+          <w:szCs w:val="36"/>
+        </w:rPr>
+        <w:t>the case</w:t>
+      </w:r>
+    </w:p>
+    <w:p>
+      <w:pPr>
+        <w:rPr>
+          <w:sz w:val="48"/>
+          <w:szCs w:val="48"/>
+        </w:rPr>
+      </w:pPr>
+    </w:p>
+    <w:p>
+      <w:pPr>
+        <w:rPr>
+          <w:sz w:val="36"/>
+          <w:szCs w:val="36"/>
+        </w:rPr>
+      </w:pPr>
+      <w:r>
+        <w:rPr>
+          <w:sz w:val="48"/>
+          <w:szCs w:val="48"/>
+        </w:rPr>
+        <w:lastRenderedPageBreak/>
         <w:drawing>
-          <wp:anchor distT="0" distB="0" distL="114300" distR="114300" simplePos="0" relativeHeight="251832320" behindDoc="0" locked="0" layoutInCell="1" allowOverlap="1" wp14:anchorId="19C526D7" wp14:editId="64FBA943">
+          <wp:anchor distT="0" distB="0" distL="114300" distR="114300" simplePos="0" relativeHeight="251890688" behindDoc="0" locked="0" layoutInCell="1" allowOverlap="1" wp14:anchorId="5ACB0C88" wp14:editId="5B5C64F8">
             <wp:simplePos x="0" y="0"/>
             <wp:positionH relativeFrom="column">
-              <wp:posOffset>1904</wp:posOffset>
+              <wp:posOffset>-152915</wp:posOffset>
             </wp:positionH>
             <wp:positionV relativeFrom="paragraph">
-              <wp:posOffset>537845</wp:posOffset>
+              <wp:posOffset>528571</wp:posOffset>
             </wp:positionV>
-            <wp:extent cx="6372225" cy="1678353"/>
-            <wp:effectExtent l="152400" t="152400" r="161925" b="169545"/>
+            <wp:extent cx="6986905" cy="1738957"/>
+            <wp:effectExtent l="152400" t="171450" r="156845" b="166370"/>
             <wp:wrapNone/>
-            <wp:docPr id="861154209" name="Picture 1"/>
+            <wp:docPr id="1289496244" name="Picture 1"/>
             <wp:cNvGraphicFramePr>
               <a:graphicFrameLocks xmlns:a="http://schemas.openxmlformats.org/drawingml/2006/main" noChangeAspect="1"/>
             </wp:cNvGraphicFramePr>
@@ -7319,11 +7517,11 @@
               <a:graphicData uri="http://schemas.openxmlformats.org/drawingml/2006/picture">
                 <pic:pic xmlns:pic="http://schemas.openxmlformats.org/drawingml/2006/picture">
                   <pic:nvPicPr>
-                    <pic:cNvPr id="861154209" name=""/>
+                    <pic:cNvPr id="1289496244" name=""/>
                     <pic:cNvPicPr/>
                   </pic:nvPicPr>
                   <pic:blipFill>
-                    <a:blip r:embed="rId43">
+                    <a:blip r:embed="rId47">
                       <a:extLst>
                         <a:ext uri="{28A0092B-C50C-407E-A947-70E740481C1C}">
                           <a14:useLocalDpi xmlns:a14="http://schemas.microsoft.com/office/drawing/2010/main" val="0"/>
@@ -7337,7 +7535,7 @@
                   <pic:spPr>
                     <a:xfrm>
                       <a:off x="0" y="0"/>
-                      <a:ext cx="6372407" cy="1678401"/>
+                      <a:ext cx="7010804" cy="1744905"/>
                     </a:xfrm>
                     <a:prstGeom prst="snip2DiagRect">
                       <a:avLst/>
@@ -7385,102 +7583,71 @@
           </wp:anchor>
         </w:drawing>
       </w:r>
-    </w:p>
-    <w:p>
-      <w:pPr>
-        <w:rPr>
-          <w:sz w:val="48"/>
-          <w:szCs w:val="48"/>
-        </w:rPr>
-      </w:pPr>
-    </w:p>
-    <w:p>
-      <w:pPr>
-        <w:rPr>
-          <w:sz w:val="48"/>
-          <w:szCs w:val="48"/>
-        </w:rPr>
-      </w:pPr>
-    </w:p>
-    <w:p>
-      <w:pPr>
-        <w:rPr>
-          <w:sz w:val="48"/>
-          <w:szCs w:val="48"/>
-        </w:rPr>
-      </w:pPr>
-    </w:p>
-    <w:p>
-      <w:pPr>
-        <w:rPr>
-          <w:sz w:val="48"/>
-          <w:szCs w:val="48"/>
-        </w:rPr>
-      </w:pPr>
-    </w:p>
-    <w:p>
-      <w:pPr>
-        <w:rPr>
-          <w:b/>
-          <w:bCs/>
-          <w:i/>
-          <w:iCs/>
-          <w:color w:val="FF0000"/>
-          <w:sz w:val="48"/>
-          <w:szCs w:val="48"/>
-        </w:rPr>
-      </w:pPr>
-      <w:r>
-        <w:rPr>
-          <w:b/>
-          <w:bCs/>
-          <w:i/>
-          <w:iCs/>
-          <w:color w:val="FF0000"/>
-          <w:sz w:val="48"/>
-          <w:szCs w:val="48"/>
-        </w:rPr>
-        <w:t>-Coverage Snippets:</w:t>
-      </w:r>
-    </w:p>
-    <w:p>
-      <w:pPr>
-        <w:ind w:firstLine="720"/>
-        <w:rPr>
-          <w:b/>
-          <w:bCs/>
-          <w:i/>
-          <w:iCs/>
-          <w:color w:val="FF0000"/>
-          <w:sz w:val="48"/>
-          <w:szCs w:val="48"/>
-        </w:rPr>
-      </w:pPr>
-      <w:r>
-        <w:rPr>
-          <w:b/>
-          <w:bCs/>
-          <w:i/>
-          <w:iCs/>
-          <w:noProof/>
-          <w:color w:val="FF0000"/>
-          <w:sz w:val="48"/>
-          <w:szCs w:val="48"/>
-        </w:rPr>
-        <w:lastRenderedPageBreak/>
+      <w:r>
+        <w:rPr>
+          <w:b/>
+          <w:bCs/>
+          <w:i/>
+          <w:iCs/>
+          <w:color w:val="FF0000"/>
+          <w:sz w:val="48"/>
+          <w:szCs w:val="48"/>
+        </w:rPr>
+        <w:t>-Waveforms:</w:t>
+      </w:r>
+    </w:p>
+    <w:p>
+      <w:pPr>
+        <w:rPr>
+          <w:sz w:val="48"/>
+          <w:szCs w:val="48"/>
+        </w:rPr>
+      </w:pPr>
+    </w:p>
+    <w:p>
+      <w:pPr>
+        <w:rPr>
+          <w:sz w:val="48"/>
+          <w:szCs w:val="48"/>
+        </w:rPr>
+      </w:pPr>
+    </w:p>
+    <w:p>
+      <w:pPr>
+        <w:tabs>
+          <w:tab w:val="left" w:pos="1814"/>
+        </w:tabs>
+        <w:rPr>
+          <w:sz w:val="48"/>
+          <w:szCs w:val="48"/>
+        </w:rPr>
+      </w:pPr>
+    </w:p>
+    <w:p>
+      <w:pPr>
+        <w:rPr>
+          <w:sz w:val="48"/>
+          <w:szCs w:val="48"/>
+        </w:rPr>
+      </w:pPr>
+      <w:r>
+        <w:rPr>
+          <w:sz w:val="48"/>
+          <w:szCs w:val="48"/>
+        </w:rPr>
         <w:drawing>
-          <wp:anchor distT="0" distB="0" distL="114300" distR="114300" simplePos="0" relativeHeight="251836416" behindDoc="0" locked="0" layoutInCell="1" allowOverlap="1" wp14:anchorId="760FC387" wp14:editId="55CD07C1">
+          <wp:anchor distT="0" distB="0" distL="114300" distR="114300" simplePos="0" relativeHeight="251891712" behindDoc="0" locked="0" layoutInCell="1" allowOverlap="1" wp14:anchorId="5F260EBC" wp14:editId="37356F76">
             <wp:simplePos x="0" y="0"/>
             <wp:positionH relativeFrom="column">
-              <wp:posOffset>2668905</wp:posOffset>
+              <wp:posOffset>-152622</wp:posOffset>
             </wp:positionH>
             <wp:positionV relativeFrom="paragraph">
-              <wp:posOffset>304801</wp:posOffset>
+              <wp:posOffset>253557</wp:posOffset>
             </wp:positionV>
-            <wp:extent cx="3124200" cy="1479426"/>
-            <wp:effectExtent l="76200" t="76200" r="133350" b="140335"/>
+            <wp:extent cx="7062594" cy="1679944"/>
+            <wp:effectExtent l="171450" t="152400" r="157480" b="168275"/>
             <wp:wrapNone/>
-            <wp:docPr id="1621692981" name="Picture 1"/>
+            <wp:docPr id="666639032" name="Picture 1"/>
             <wp:cNvGraphicFramePr>
               <a:graphicFrameLocks xmlns:a="http://schemas.openxmlformats.org/drawingml/2006/main" noChangeAspect="1"/>
             </wp:cNvGraphicFramePr>
@@ -7488,789 +7655,7 @@
               <a:graphicData uri="http://schemas.openxmlformats.org/drawingml/2006/picture">
                 <pic:pic xmlns:pic="http://schemas.openxmlformats.org/drawingml/2006/picture">
                   <pic:nvPicPr>
-                    <pic:cNvPr id="1621692981" name=""/>
-                    <pic:cNvPicPr/>
-                  </pic:nvPicPr>
-                  <pic:blipFill>
-                    <a:blip r:embed="rId44">
-                      <a:extLst>
-                        <a:ext uri="{28A0092B-C50C-407E-A947-70E740481C1C}">
-                          <a14:useLocalDpi xmlns:a14="http://schemas.microsoft.com/office/drawing/2010/main" val="0"/>
-                        </a:ext>
-                      </a:extLst>
-                    </a:blip>
-                    <a:stretch>
-                      <a:fillRect/>
-                    </a:stretch>
-                  </pic:blipFill>
-                  <pic:spPr>
-                    <a:xfrm>
-                      <a:off x="0" y="0"/>
-                      <a:ext cx="3133729" cy="1483939"/>
-                    </a:xfrm>
-                    <a:prstGeom prst="rect">
-                      <a:avLst/>
-                    </a:prstGeom>
-                    <a:ln w="38100" cap="sq">
-                      <a:solidFill>
-                        <a:srgbClr val="000000"/>
-                      </a:solidFill>
-                      <a:prstDash val="solid"/>
-                      <a:miter lim="800000"/>
-                    </a:ln>
-                    <a:effectLst>
-                      <a:outerShdw blurRad="50800" dist="38100" dir="2700000" algn="tl" rotWithShape="0">
-                        <a:srgbClr val="000000">
-                          <a:alpha val="43000"/>
-                        </a:srgbClr>
-                      </a:outerShdw>
-                    </a:effectLst>
-                  </pic:spPr>
-                </pic:pic>
-              </a:graphicData>
-            </a:graphic>
-            <wp14:sizeRelH relativeFrom="margin">
-              <wp14:pctWidth>0</wp14:pctWidth>
-            </wp14:sizeRelH>
-            <wp14:sizeRelV relativeFrom="margin">
-              <wp14:pctHeight>0</wp14:pctHeight>
-            </wp14:sizeRelV>
-          </wp:anchor>
-        </w:drawing>
-      </w:r>
-      <w:r>
-        <w:rPr>
-          <w:b/>
-          <w:bCs/>
-          <w:i/>
-          <w:iCs/>
-          <w:noProof/>
-          <w:color w:val="FF0000"/>
-          <w:sz w:val="48"/>
-          <w:szCs w:val="48"/>
-        </w:rPr>
-        <w:drawing>
-          <wp:anchor distT="0" distB="0" distL="114300" distR="114300" simplePos="0" relativeHeight="251834368" behindDoc="0" locked="0" layoutInCell="1" allowOverlap="1" wp14:anchorId="35AF5EBD" wp14:editId="23D25A85">
-            <wp:simplePos x="0" y="0"/>
-            <wp:positionH relativeFrom="column">
-              <wp:posOffset>297180</wp:posOffset>
-            </wp:positionH>
-            <wp:positionV relativeFrom="paragraph">
-              <wp:posOffset>304800</wp:posOffset>
-            </wp:positionV>
-            <wp:extent cx="1628775" cy="1476375"/>
-            <wp:effectExtent l="76200" t="76200" r="142875" b="142875"/>
-            <wp:wrapNone/>
-            <wp:docPr id="1258353523" name="Picture 1"/>
-            <wp:cNvGraphicFramePr>
-              <a:graphicFrameLocks xmlns:a="http://schemas.openxmlformats.org/drawingml/2006/main" noChangeAspect="1"/>
-            </wp:cNvGraphicFramePr>
-            <a:graphic xmlns:a="http://schemas.openxmlformats.org/drawingml/2006/main">
-              <a:graphicData uri="http://schemas.openxmlformats.org/drawingml/2006/picture">
-                <pic:pic xmlns:pic="http://schemas.openxmlformats.org/drawingml/2006/picture">
-                  <pic:nvPicPr>
-                    <pic:cNvPr id="1258353523" name=""/>
-                    <pic:cNvPicPr/>
-                  </pic:nvPicPr>
-                  <pic:blipFill>
-                    <a:blip r:embed="rId45">
-                      <a:extLst>
-                        <a:ext uri="{28A0092B-C50C-407E-A947-70E740481C1C}">
-                          <a14:useLocalDpi xmlns:a14="http://schemas.microsoft.com/office/drawing/2010/main" val="0"/>
-                        </a:ext>
-                      </a:extLst>
-                    </a:blip>
-                    <a:stretch>
-                      <a:fillRect/>
-                    </a:stretch>
-                  </pic:blipFill>
-                  <pic:spPr>
-                    <a:xfrm>
-                      <a:off x="0" y="0"/>
-                      <a:ext cx="1628775" cy="1476375"/>
-                    </a:xfrm>
-                    <a:prstGeom prst="rect">
-                      <a:avLst/>
-                    </a:prstGeom>
-                    <a:ln w="38100" cap="sq">
-                      <a:solidFill>
-                        <a:srgbClr val="000000"/>
-                      </a:solidFill>
-                      <a:prstDash val="solid"/>
-                      <a:miter lim="800000"/>
-                    </a:ln>
-                    <a:effectLst>
-                      <a:outerShdw blurRad="50800" dist="38100" dir="2700000" algn="tl" rotWithShape="0">
-                        <a:srgbClr val="000000">
-                          <a:alpha val="43000"/>
-                        </a:srgbClr>
-                      </a:outerShdw>
-                    </a:effectLst>
-                  </pic:spPr>
-                </pic:pic>
-              </a:graphicData>
-            </a:graphic>
-          </wp:anchor>
-        </w:drawing>
-      </w:r>
-      <w:r>
-        <w:rPr>
-          <w:sz w:val="28"/>
-          <w:szCs w:val="28"/>
-        </w:rPr>
-        <w:t xml:space="preserve">Toggle Coverage    </w:t>
-      </w:r>
-      <w:r>
-        <w:rPr>
-          <w:sz w:val="28"/>
-          <w:szCs w:val="28"/>
-        </w:rPr>
-        <w:tab/>
-        <w:t xml:space="preserve">  </w:t>
-      </w:r>
-      <w:r>
-        <w:rPr>
-          <w:sz w:val="28"/>
-          <w:szCs w:val="28"/>
-        </w:rPr>
-        <w:tab/>
-      </w:r>
-      <w:r>
-        <w:rPr>
-          <w:sz w:val="28"/>
-          <w:szCs w:val="28"/>
-        </w:rPr>
-        <w:tab/>
-      </w:r>
-      <w:r>
-        <w:rPr>
-          <w:sz w:val="28"/>
-          <w:szCs w:val="28"/>
-        </w:rPr>
-        <w:tab/>
-        <w:t xml:space="preserve"> Branch Coverage           </w:t>
-      </w:r>
-      <w:r>
-        <w:rPr>
-          <w:sz w:val="28"/>
-          <w:szCs w:val="28"/>
-        </w:rPr>
-        <w:tab/>
-        <w:t xml:space="preserve"> </w:t>
-      </w:r>
-    </w:p>
-    <w:p>
-      <w:pPr>
-        <w:rPr>
-          <w:b/>
-          <w:bCs/>
-          <w:i/>
-          <w:iCs/>
-          <w:color w:val="FF0000"/>
-          <w:sz w:val="48"/>
-          <w:szCs w:val="48"/>
-        </w:rPr>
-      </w:pPr>
-      <w:r>
-        <w:rPr>
-          <w:b/>
-          <w:bCs/>
-          <w:i/>
-          <w:iCs/>
-          <w:color w:val="FF0000"/>
-          <w:sz w:val="48"/>
-          <w:szCs w:val="48"/>
-        </w:rPr>
-        <w:t xml:space="preserve"> </w:t>
-      </w:r>
-    </w:p>
-    <w:p>
-      <w:pPr>
-        <w:rPr>
-          <w:b/>
-          <w:bCs/>
-          <w:i/>
-          <w:iCs/>
-          <w:color w:val="FF0000"/>
-          <w:sz w:val="48"/>
-          <w:szCs w:val="48"/>
-        </w:rPr>
-      </w:pPr>
-    </w:p>
-    <w:p>
-      <w:pPr>
-        <w:rPr>
-          <w:b/>
-          <w:bCs/>
-          <w:i/>
-          <w:iCs/>
-          <w:color w:val="FF0000"/>
-          <w:sz w:val="48"/>
-          <w:szCs w:val="48"/>
-        </w:rPr>
-      </w:pPr>
-    </w:p>
-    <w:p>
-      <w:pPr>
-        <w:rPr>
-          <w:b/>
-          <w:bCs/>
-          <w:i/>
-          <w:iCs/>
-          <w:color w:val="FF0000"/>
-          <w:sz w:val="48"/>
-          <w:szCs w:val="48"/>
-        </w:rPr>
-      </w:pPr>
-      <w:r>
-        <w:rPr>
-          <w:b/>
-          <w:bCs/>
-          <w:i/>
-          <w:iCs/>
-          <w:noProof/>
-          <w:color w:val="FF0000"/>
-          <w:sz w:val="48"/>
-          <w:szCs w:val="48"/>
-        </w:rPr>
-        <w:drawing>
-          <wp:anchor distT="0" distB="0" distL="114300" distR="114300" simplePos="0" relativeHeight="251835392" behindDoc="0" locked="0" layoutInCell="1" allowOverlap="1" wp14:anchorId="57E75C55" wp14:editId="61CE15AC">
-            <wp:simplePos x="0" y="0"/>
-            <wp:positionH relativeFrom="column">
-              <wp:posOffset>1854200</wp:posOffset>
-            </wp:positionH>
-            <wp:positionV relativeFrom="paragraph">
-              <wp:posOffset>66675</wp:posOffset>
-            </wp:positionV>
-            <wp:extent cx="4238625" cy="1943100"/>
-            <wp:effectExtent l="76200" t="76200" r="142875" b="133350"/>
-            <wp:wrapNone/>
-            <wp:docPr id="1581766529" name="Picture 1"/>
-            <wp:cNvGraphicFramePr>
-              <a:graphicFrameLocks xmlns:a="http://schemas.openxmlformats.org/drawingml/2006/main" noChangeAspect="1"/>
-            </wp:cNvGraphicFramePr>
-            <a:graphic xmlns:a="http://schemas.openxmlformats.org/drawingml/2006/main">
-              <a:graphicData uri="http://schemas.openxmlformats.org/drawingml/2006/picture">
-                <pic:pic xmlns:pic="http://schemas.openxmlformats.org/drawingml/2006/picture">
-                  <pic:nvPicPr>
-                    <pic:cNvPr id="1581766529" name=""/>
-                    <pic:cNvPicPr/>
-                  </pic:nvPicPr>
-                  <pic:blipFill rotWithShape="1">
-                    <a:blip r:embed="rId46">
-                      <a:extLst>
-                        <a:ext uri="{28A0092B-C50C-407E-A947-70E740481C1C}">
-                          <a14:useLocalDpi xmlns:a14="http://schemas.microsoft.com/office/drawing/2010/main" val="0"/>
-                        </a:ext>
-                      </a:extLst>
-                    </a:blip>
-                    <a:srcRect r="21793"/>
-                    <a:stretch>
-                      <a:fillRect/>
-                    </a:stretch>
-                  </pic:blipFill>
-                  <pic:spPr bwMode="auto">
-                    <a:xfrm>
-                      <a:off x="0" y="0"/>
-                      <a:ext cx="4238625" cy="1943100"/>
-                    </a:xfrm>
-                    <a:prstGeom prst="rect">
-                      <a:avLst/>
-                    </a:prstGeom>
-                    <a:ln w="38100" cap="sq">
-                      <a:solidFill>
-                        <a:srgbClr val="000000"/>
-                      </a:solidFill>
-                      <a:prstDash val="solid"/>
-                      <a:miter lim="800000"/>
-                    </a:ln>
-                    <a:effectLst>
-                      <a:outerShdw blurRad="50800" dist="38100" dir="2700000" algn="tl" rotWithShape="0">
-                        <a:srgbClr val="000000">
-                          <a:alpha val="43000"/>
-                        </a:srgbClr>
-                      </a:outerShdw>
-                    </a:effectLst>
-                    <a:extLst>
-                      <a:ext uri="{53640926-AAD7-44D8-BBD7-CCE9431645EC}">
-                        <a14:shadowObscured xmlns:a14="http://schemas.microsoft.com/office/drawing/2010/main"/>
-                      </a:ext>
-                    </a:extLst>
-                  </pic:spPr>
-                </pic:pic>
-              </a:graphicData>
-            </a:graphic>
-            <wp14:sizeRelH relativeFrom="margin">
-              <wp14:pctWidth>0</wp14:pctWidth>
-            </wp14:sizeRelH>
-          </wp:anchor>
-        </w:drawing>
-      </w:r>
-    </w:p>
-    <w:p>
-      <w:pPr>
-        <w:rPr>
-          <w:sz w:val="36"/>
-          <w:szCs w:val="36"/>
-        </w:rPr>
-      </w:pPr>
-      <w:r>
-        <w:rPr>
-          <w:sz w:val="28"/>
-          <w:szCs w:val="28"/>
-        </w:rPr>
-        <w:t xml:space="preserve">Statement Coverage    </w:t>
-      </w:r>
-    </w:p>
-    <w:p>
-      <w:pPr>
-        <w:rPr>
-          <w:sz w:val="36"/>
-          <w:szCs w:val="36"/>
-        </w:rPr>
-      </w:pPr>
-    </w:p>
-    <w:p>
-      <w:pPr>
-        <w:rPr>
-          <w:sz w:val="28"/>
-          <w:szCs w:val="28"/>
-        </w:rPr>
-      </w:pPr>
-    </w:p>
-    <w:p>
-      <w:pPr>
-        <w:tabs>
-          <w:tab w:val="left" w:pos="915"/>
-        </w:tabs>
-        <w:jc w:val="center"/>
-        <w:rPr>
-          <w:sz w:val="36"/>
-          <w:szCs w:val="36"/>
-        </w:rPr>
-      </w:pPr>
-      <w:r>
-        <w:rPr>
-          <w:b/>
-          <w:bCs/>
-          <w:color w:val="215E99" w:themeColor="text2" w:themeTint="BF"/>
-          <w:sz w:val="48"/>
-          <w:szCs w:val="48"/>
-          <w:u w:val="single"/>
-        </w:rPr>
-        <w:t>Design 4</w:t>
-      </w:r>
-      <w:r>
-        <w:rPr>
-          <w:b/>
-          <w:bCs/>
-          <w:color w:val="215E99" w:themeColor="text2" w:themeTint="BF"/>
-          <w:sz w:val="48"/>
-          <w:szCs w:val="48"/>
-          <w:u w:val="single"/>
-        </w:rPr>
-        <w:t>:</w:t>
-      </w:r>
-      <w:r>
-        <w:rPr>
-          <w:b/>
-          <w:bCs/>
-          <w:color w:val="215E99" w:themeColor="text2" w:themeTint="BF"/>
-          <w:sz w:val="48"/>
-          <w:szCs w:val="48"/>
-          <w:u w:val="single"/>
-        </w:rPr>
-        <w:t xml:space="preserve">  DSP</w:t>
-      </w:r>
-    </w:p>
-    <w:p>
-      <w:pPr>
-        <w:rPr>
-          <w:sz w:val="28"/>
-          <w:szCs w:val="28"/>
-        </w:rPr>
-      </w:pPr>
-      <w:r>
-        <w:rPr>
-          <w:b/>
-          <w:bCs/>
-          <w:i/>
-          <w:iCs/>
-          <w:color w:val="FF0000"/>
-          <w:sz w:val="48"/>
-          <w:szCs w:val="48"/>
-        </w:rPr>
-        <w:t>-DSP Design Code:</w:t>
-      </w:r>
-    </w:p>
-    <w:p>
-      <w:pPr>
-        <w:tabs>
-          <w:tab w:val="left" w:pos="3350"/>
-        </w:tabs>
-        <w:rPr>
-          <w:sz w:val="28"/>
-          <w:szCs w:val="28"/>
-        </w:rPr>
-      </w:pPr>
-      <w:r>
-        <w:rPr>
-          <w:noProof/>
-          <w:sz w:val="28"/>
-          <w:szCs w:val="28"/>
-        </w:rPr>
-        <w:drawing>
-          <wp:anchor distT="0" distB="0" distL="114300" distR="114300" simplePos="0" relativeHeight="251838464" behindDoc="0" locked="0" layoutInCell="1" allowOverlap="1" wp14:anchorId="005FAAEE" wp14:editId="53008899">
-            <wp:simplePos x="0" y="0"/>
-            <wp:positionH relativeFrom="column">
-              <wp:posOffset>1905</wp:posOffset>
-            </wp:positionH>
-            <wp:positionV relativeFrom="paragraph">
-              <wp:posOffset>118110</wp:posOffset>
-            </wp:positionV>
-            <wp:extent cx="6309360" cy="7505065"/>
-            <wp:effectExtent l="76200" t="76200" r="129540" b="133985"/>
-            <wp:wrapNone/>
-            <wp:docPr id="1693340403" name="Picture 1"/>
-            <wp:cNvGraphicFramePr>
-              <a:graphicFrameLocks xmlns:a="http://schemas.openxmlformats.org/drawingml/2006/main" noChangeAspect="1"/>
-            </wp:cNvGraphicFramePr>
-            <a:graphic xmlns:a="http://schemas.openxmlformats.org/drawingml/2006/main">
-              <a:graphicData uri="http://schemas.openxmlformats.org/drawingml/2006/picture">
-                <pic:pic xmlns:pic="http://schemas.openxmlformats.org/drawingml/2006/picture">
-                  <pic:nvPicPr>
-                    <pic:cNvPr id="1693340403" name=""/>
-                    <pic:cNvPicPr/>
-                  </pic:nvPicPr>
-                  <pic:blipFill>
-                    <a:blip r:embed="rId47">
-                      <a:extLst>
-                        <a:ext uri="{28A0092B-C50C-407E-A947-70E740481C1C}">
-                          <a14:useLocalDpi xmlns:a14="http://schemas.microsoft.com/office/drawing/2010/main" val="0"/>
-                        </a:ext>
-                      </a:extLst>
-                    </a:blip>
-                    <a:stretch>
-                      <a:fillRect/>
-                    </a:stretch>
-                  </pic:blipFill>
-                  <pic:spPr>
-                    <a:xfrm>
-                      <a:off x="0" y="0"/>
-                      <a:ext cx="6309360" cy="7505065"/>
-                    </a:xfrm>
-                    <a:prstGeom prst="rect">
-                      <a:avLst/>
-                    </a:prstGeom>
-                    <a:ln w="38100" cap="sq">
-                      <a:solidFill>
-                        <a:srgbClr val="000000"/>
-                      </a:solidFill>
-                      <a:prstDash val="solid"/>
-                      <a:miter lim="800000"/>
-                    </a:ln>
-                    <a:effectLst>
-                      <a:outerShdw blurRad="50800" dist="38100" dir="2700000" algn="tl" rotWithShape="0">
-                        <a:srgbClr val="000000">
-                          <a:alpha val="43000"/>
-                        </a:srgbClr>
-                      </a:outerShdw>
-                    </a:effectLst>
-                  </pic:spPr>
-                </pic:pic>
-              </a:graphicData>
-            </a:graphic>
-          </wp:anchor>
-        </w:drawing>
-      </w:r>
-      <w:r>
-        <w:rPr>
-          <w:sz w:val="28"/>
-          <w:szCs w:val="28"/>
-        </w:rPr>
-        <w:tab/>
-      </w:r>
-    </w:p>
-    <w:p>
-      <w:pPr>
-        <w:tabs>
-          <w:tab w:val="left" w:pos="5578"/>
-        </w:tabs>
-        <w:rPr>
-          <w:sz w:val="28"/>
-          <w:szCs w:val="28"/>
-        </w:rPr>
-      </w:pPr>
-      <w:r>
-        <w:rPr>
-          <w:sz w:val="28"/>
-          <w:szCs w:val="28"/>
-        </w:rPr>
-        <w:tab/>
-      </w:r>
-    </w:p>
-    <w:p>
-      <w:pPr>
-        <w:tabs>
-          <w:tab w:val="left" w:pos="4420"/>
-        </w:tabs>
-        <w:rPr>
-          <w:sz w:val="28"/>
-          <w:szCs w:val="28"/>
-        </w:rPr>
-      </w:pPr>
-      <w:r>
-        <w:rPr>
-          <w:sz w:val="28"/>
-          <w:szCs w:val="28"/>
-        </w:rPr>
-        <w:tab/>
-      </w:r>
-    </w:p>
-    <w:p>
-      <w:pPr>
-        <w:rPr>
-          <w:noProof/>
-          <w:sz w:val="36"/>
-          <w:szCs w:val="36"/>
-        </w:rPr>
-      </w:pPr>
-    </w:p>
-    <w:p>
-      <w:pPr>
-        <w:rPr>
-          <w:b/>
-          <w:bCs/>
-          <w:i/>
-          <w:iCs/>
-          <w:color w:val="FF0000"/>
-          <w:sz w:val="48"/>
-          <w:szCs w:val="48"/>
-        </w:rPr>
-      </w:pPr>
-    </w:p>
-    <w:p>
-      <w:pPr>
-        <w:rPr>
-          <w:b/>
-          <w:bCs/>
-          <w:i/>
-          <w:iCs/>
-          <w:color w:val="FF0000"/>
-          <w:sz w:val="48"/>
-          <w:szCs w:val="48"/>
-        </w:rPr>
-      </w:pPr>
-    </w:p>
-    <w:p>
-      <w:pPr>
-        <w:rPr>
-          <w:b/>
-          <w:bCs/>
-          <w:i/>
-          <w:iCs/>
-          <w:color w:val="FF0000"/>
-          <w:sz w:val="48"/>
-          <w:szCs w:val="48"/>
-        </w:rPr>
-      </w:pPr>
-    </w:p>
-    <w:p>
-      <w:pPr>
-        <w:rPr>
-          <w:b/>
-          <w:bCs/>
-          <w:i/>
-          <w:iCs/>
-          <w:color w:val="FF0000"/>
-          <w:sz w:val="48"/>
-          <w:szCs w:val="48"/>
-        </w:rPr>
-      </w:pPr>
-    </w:p>
-    <w:p>
-      <w:pPr>
-        <w:rPr>
-          <w:b/>
-          <w:bCs/>
-          <w:i/>
-          <w:iCs/>
-          <w:color w:val="FF0000"/>
-          <w:sz w:val="48"/>
-          <w:szCs w:val="48"/>
-        </w:rPr>
-      </w:pPr>
-    </w:p>
-    <w:p>
-      <w:pPr>
-        <w:rPr>
-          <w:b/>
-          <w:bCs/>
-          <w:i/>
-          <w:iCs/>
-          <w:color w:val="FF0000"/>
-          <w:sz w:val="48"/>
-          <w:szCs w:val="48"/>
-        </w:rPr>
-      </w:pPr>
-    </w:p>
-    <w:p>
-      <w:pPr>
-        <w:rPr>
-          <w:b/>
-          <w:bCs/>
-          <w:i/>
-          <w:iCs/>
-          <w:color w:val="FF0000"/>
-          <w:sz w:val="48"/>
-          <w:szCs w:val="48"/>
-        </w:rPr>
-      </w:pPr>
-    </w:p>
-    <w:p>
-      <w:pPr>
-        <w:rPr>
-          <w:b/>
-          <w:bCs/>
-          <w:i/>
-          <w:iCs/>
-          <w:color w:val="FF0000"/>
-          <w:sz w:val="48"/>
-          <w:szCs w:val="48"/>
-        </w:rPr>
-      </w:pPr>
-    </w:p>
-    <w:p>
-      <w:pPr>
-        <w:rPr>
-          <w:b/>
-          <w:bCs/>
-          <w:i/>
-          <w:iCs/>
-          <w:color w:val="FF0000"/>
-          <w:sz w:val="48"/>
-          <w:szCs w:val="48"/>
-        </w:rPr>
-      </w:pPr>
-    </w:p>
-    <w:p>
-      <w:pPr>
-        <w:rPr>
-          <w:b/>
-          <w:bCs/>
-          <w:i/>
-          <w:iCs/>
-          <w:color w:val="FF0000"/>
-          <w:sz w:val="48"/>
-          <w:szCs w:val="48"/>
-        </w:rPr>
-      </w:pPr>
-    </w:p>
-    <w:p>
-      <w:pPr>
-        <w:rPr>
-          <w:b/>
-          <w:bCs/>
-          <w:i/>
-          <w:iCs/>
-          <w:color w:val="FF0000"/>
-          <w:sz w:val="48"/>
-          <w:szCs w:val="48"/>
-        </w:rPr>
-      </w:pPr>
-    </w:p>
-    <w:p>
-      <w:pPr>
-        <w:rPr>
-          <w:b/>
-          <w:bCs/>
-          <w:i/>
-          <w:iCs/>
-          <w:color w:val="FF0000"/>
-          <w:sz w:val="48"/>
-          <w:szCs w:val="48"/>
-        </w:rPr>
-      </w:pPr>
-      <w:r>
-        <w:rPr>
-          <w:b/>
-          <w:bCs/>
-          <w:i/>
-          <w:iCs/>
-          <w:color w:val="FF0000"/>
-          <w:sz w:val="48"/>
-          <w:szCs w:val="48"/>
-        </w:rPr>
-        <w:t>-Bugs &amp; fixes:</w:t>
-      </w:r>
-    </w:p>
-    <w:p>
-      <w:pPr>
-        <w:tabs>
-          <w:tab w:val="left" w:pos="6045"/>
-        </w:tabs>
-        <w:rPr>
-          <w:sz w:val="28"/>
-          <w:szCs w:val="28"/>
-        </w:rPr>
-      </w:pPr>
-      <w:r>
-        <w:rPr>
-          <w:sz w:val="28"/>
-          <w:szCs w:val="28"/>
-        </w:rPr>
-        <w:t>-</w:t>
-      </w:r>
-      <w:r>
-        <w:rPr>
-          <w:sz w:val="28"/>
-          <w:szCs w:val="28"/>
-        </w:rPr>
-        <w:t>C_reg wasn’t included in the reset sequence</w:t>
-      </w:r>
-    </w:p>
-    <w:p>
-      <w:pPr>
-        <w:tabs>
-          <w:tab w:val="left" w:pos="6045"/>
-        </w:tabs>
-        <w:rPr>
-          <w:sz w:val="28"/>
-          <w:szCs w:val="28"/>
-        </w:rPr>
-      </w:pPr>
-      <w:r>
-        <w:rPr>
-          <w:b/>
-          <w:bCs/>
-          <w:i/>
-          <w:iCs/>
-          <w:noProof/>
-          <w:color w:val="FF0000"/>
-          <w:sz w:val="48"/>
-          <w:szCs w:val="48"/>
-        </w:rPr>
-        <w:drawing>
-          <wp:anchor distT="0" distB="0" distL="114300" distR="114300" simplePos="0" relativeHeight="251839488" behindDoc="0" locked="0" layoutInCell="1" allowOverlap="1" wp14:anchorId="3901CBF1" wp14:editId="4A92C874">
-            <wp:simplePos x="0" y="0"/>
-            <wp:positionH relativeFrom="column">
-              <wp:posOffset>-74295</wp:posOffset>
-            </wp:positionH>
-            <wp:positionV relativeFrom="paragraph">
-              <wp:posOffset>373380</wp:posOffset>
-            </wp:positionV>
-            <wp:extent cx="6309360" cy="7452995"/>
-            <wp:effectExtent l="76200" t="76200" r="129540" b="128905"/>
-            <wp:wrapNone/>
-            <wp:docPr id="1827180732" name="Picture 1"/>
-            <wp:cNvGraphicFramePr>
-              <a:graphicFrameLocks xmlns:a="http://schemas.openxmlformats.org/drawingml/2006/main" noChangeAspect="1"/>
-            </wp:cNvGraphicFramePr>
-            <a:graphic xmlns:a="http://schemas.openxmlformats.org/drawingml/2006/main">
-              <a:graphicData uri="http://schemas.openxmlformats.org/drawingml/2006/picture">
-                <pic:pic xmlns:pic="http://schemas.openxmlformats.org/drawingml/2006/picture">
-                  <pic:nvPicPr>
-                    <pic:cNvPr id="1827180732" name=""/>
+                    <pic:cNvPr id="666639032" name=""/>
                     <pic:cNvPicPr/>
                   </pic:nvPicPr>
                   <pic:blipFill>
@@ -8288,1480 +7673,7 @@
                   <pic:spPr>
                     <a:xfrm>
                       <a:off x="0" y="0"/>
-                      <a:ext cx="6309360" cy="7452995"/>
-                    </a:xfrm>
-                    <a:prstGeom prst="rect">
-                      <a:avLst/>
-                    </a:prstGeom>
-                    <a:ln w="38100" cap="sq">
-                      <a:solidFill>
-                        <a:srgbClr val="000000"/>
-                      </a:solidFill>
-                      <a:prstDash val="solid"/>
-                      <a:miter lim="800000"/>
-                    </a:ln>
-                    <a:effectLst>
-                      <a:outerShdw blurRad="50800" dist="38100" dir="2700000" algn="tl" rotWithShape="0">
-                        <a:srgbClr val="000000">
-                          <a:alpha val="43000"/>
-                        </a:srgbClr>
-                      </a:outerShdw>
-                    </a:effectLst>
-                  </pic:spPr>
-                </pic:pic>
-              </a:graphicData>
-            </a:graphic>
-          </wp:anchor>
-        </w:drawing>
-      </w:r>
-      <w:r>
-        <w:rPr>
-          <w:sz w:val="28"/>
-          <w:szCs w:val="28"/>
-        </w:rPr>
-        <w:t>-An extra adder stage that was not needed and not included in the diagram</w:t>
-      </w:r>
-    </w:p>
-    <w:p>
-      <w:pPr>
-        <w:tabs>
-          <w:tab w:val="left" w:pos="6510"/>
-        </w:tabs>
-        <w:rPr>
-          <w:b/>
-          <w:bCs/>
-          <w:i/>
-          <w:iCs/>
-          <w:color w:val="FF0000"/>
-          <w:sz w:val="48"/>
-          <w:szCs w:val="48"/>
-        </w:rPr>
-      </w:pPr>
-    </w:p>
-    <w:p>
-      <w:pPr>
-        <w:rPr>
-          <w:b/>
-          <w:bCs/>
-          <w:i/>
-          <w:iCs/>
-          <w:color w:val="FF0000"/>
-          <w:sz w:val="48"/>
-          <w:szCs w:val="48"/>
-        </w:rPr>
-      </w:pPr>
-    </w:p>
-    <w:p>
-      <w:pPr>
-        <w:rPr>
-          <w:b/>
-          <w:bCs/>
-          <w:i/>
-          <w:iCs/>
-          <w:color w:val="FF0000"/>
-          <w:sz w:val="48"/>
-          <w:szCs w:val="48"/>
-        </w:rPr>
-      </w:pPr>
-    </w:p>
-    <w:p>
-      <w:pPr>
-        <w:rPr>
-          <w:b/>
-          <w:bCs/>
-          <w:i/>
-          <w:iCs/>
-          <w:color w:val="FF0000"/>
-          <w:sz w:val="48"/>
-          <w:szCs w:val="48"/>
-        </w:rPr>
-      </w:pPr>
-    </w:p>
-    <w:p>
-      <w:pPr>
-        <w:rPr>
-          <w:b/>
-          <w:bCs/>
-          <w:i/>
-          <w:iCs/>
-          <w:color w:val="FF0000"/>
-          <w:sz w:val="48"/>
-          <w:szCs w:val="48"/>
-        </w:rPr>
-      </w:pPr>
-    </w:p>
-    <w:p>
-      <w:pPr>
-        <w:rPr>
-          <w:b/>
-          <w:bCs/>
-          <w:i/>
-          <w:iCs/>
-          <w:color w:val="FF0000"/>
-          <w:sz w:val="48"/>
-          <w:szCs w:val="48"/>
-        </w:rPr>
-      </w:pPr>
-    </w:p>
-    <w:p>
-      <w:pPr>
-        <w:rPr>
-          <w:b/>
-          <w:bCs/>
-          <w:i/>
-          <w:iCs/>
-          <w:color w:val="FF0000"/>
-          <w:sz w:val="48"/>
-          <w:szCs w:val="48"/>
-        </w:rPr>
-      </w:pPr>
-    </w:p>
-    <w:p>
-      <w:pPr>
-        <w:rPr>
-          <w:b/>
-          <w:bCs/>
-          <w:i/>
-          <w:iCs/>
-          <w:color w:val="FF0000"/>
-          <w:sz w:val="48"/>
-          <w:szCs w:val="48"/>
-        </w:rPr>
-      </w:pPr>
-    </w:p>
-    <w:p>
-      <w:pPr>
-        <w:rPr>
-          <w:b/>
-          <w:bCs/>
-          <w:i/>
-          <w:iCs/>
-          <w:color w:val="FF0000"/>
-          <w:sz w:val="48"/>
-          <w:szCs w:val="48"/>
-        </w:rPr>
-      </w:pPr>
-    </w:p>
-    <w:p>
-      <w:pPr>
-        <w:rPr>
-          <w:b/>
-          <w:bCs/>
-          <w:i/>
-          <w:iCs/>
-          <w:color w:val="FF0000"/>
-          <w:sz w:val="48"/>
-          <w:szCs w:val="48"/>
-        </w:rPr>
-      </w:pPr>
-    </w:p>
-    <w:p>
-      <w:pPr>
-        <w:rPr>
-          <w:b/>
-          <w:bCs/>
-          <w:i/>
-          <w:iCs/>
-          <w:color w:val="FF0000"/>
-          <w:sz w:val="48"/>
-          <w:szCs w:val="48"/>
-        </w:rPr>
-      </w:pPr>
-    </w:p>
-    <w:p>
-      <w:pPr>
-        <w:rPr>
-          <w:b/>
-          <w:bCs/>
-          <w:i/>
-          <w:iCs/>
-          <w:color w:val="FF0000"/>
-          <w:sz w:val="48"/>
-          <w:szCs w:val="48"/>
-        </w:rPr>
-      </w:pPr>
-    </w:p>
-    <w:p>
-      <w:pPr>
-        <w:rPr>
-          <w:b/>
-          <w:bCs/>
-          <w:i/>
-          <w:iCs/>
-          <w:color w:val="FF0000"/>
-          <w:sz w:val="48"/>
-          <w:szCs w:val="48"/>
-        </w:rPr>
-      </w:pPr>
-    </w:p>
-    <w:p>
-      <w:pPr>
-        <w:rPr>
-          <w:b/>
-          <w:bCs/>
-          <w:i/>
-          <w:iCs/>
-          <w:color w:val="FF0000"/>
-          <w:sz w:val="48"/>
-          <w:szCs w:val="48"/>
-        </w:rPr>
-      </w:pPr>
-    </w:p>
-    <w:p>
-      <w:pPr>
-        <w:rPr>
-          <w:b/>
-          <w:bCs/>
-          <w:i/>
-          <w:iCs/>
-          <w:color w:val="FF0000"/>
-          <w:sz w:val="48"/>
-          <w:szCs w:val="48"/>
-        </w:rPr>
-      </w:pPr>
-      <w:r>
-        <w:rPr>
-          <w:b/>
-          <w:bCs/>
-          <w:i/>
-          <w:iCs/>
-          <w:color w:val="FF0000"/>
-          <w:sz w:val="48"/>
-          <w:szCs w:val="48"/>
-        </w:rPr>
-        <w:t>-Verification Plan:</w:t>
-      </w:r>
-      <w:r>
-        <w:rPr>
-          <w:noProof/>
-        </w:rPr>
-        <w:t xml:space="preserve"> </w:t>
-      </w:r>
-    </w:p>
-    <w:p>
-      <w:pPr>
-        <w:tabs>
-          <w:tab w:val="left" w:pos="2438"/>
-        </w:tabs>
-        <w:rPr>
-          <w:b/>
-          <w:bCs/>
-          <w:i/>
-          <w:iCs/>
-          <w:color w:val="FF0000"/>
-          <w:sz w:val="48"/>
-          <w:szCs w:val="48"/>
-        </w:rPr>
-      </w:pPr>
-      <w:r>
-        <w:rPr>
-          <w:noProof/>
-          <w:sz w:val="36"/>
-          <w:szCs w:val="36"/>
-        </w:rPr>
-        <w:drawing>
-          <wp:anchor distT="0" distB="0" distL="114300" distR="114300" simplePos="0" relativeHeight="251851776" behindDoc="0" locked="0" layoutInCell="1" allowOverlap="1" wp14:anchorId="7EFC307B" wp14:editId="6DC2F09E">
-            <wp:simplePos x="0" y="0"/>
-            <wp:positionH relativeFrom="column">
-              <wp:posOffset>-112395</wp:posOffset>
-            </wp:positionH>
-            <wp:positionV relativeFrom="paragraph">
-              <wp:posOffset>69215</wp:posOffset>
-            </wp:positionV>
-            <wp:extent cx="6750756" cy="990600"/>
-            <wp:effectExtent l="76200" t="76200" r="126365" b="142875"/>
-            <wp:wrapNone/>
-            <wp:docPr id="1024180693" name="Picture 1"/>
-            <wp:cNvGraphicFramePr>
-              <a:graphicFrameLocks xmlns:a="http://schemas.openxmlformats.org/drawingml/2006/main" noChangeAspect="1"/>
-            </wp:cNvGraphicFramePr>
-            <a:graphic xmlns:a="http://schemas.openxmlformats.org/drawingml/2006/main">
-              <a:graphicData uri="http://schemas.openxmlformats.org/drawingml/2006/picture">
-                <pic:pic xmlns:pic="http://schemas.openxmlformats.org/drawingml/2006/picture">
-                  <pic:nvPicPr>
-                    <pic:cNvPr id="1024180693" name=""/>
-                    <pic:cNvPicPr/>
-                  </pic:nvPicPr>
-                  <pic:blipFill>
-                    <a:blip r:embed="rId49">
-                      <a:extLst>
-                        <a:ext uri="{28A0092B-C50C-407E-A947-70E740481C1C}">
-                          <a14:useLocalDpi xmlns:a14="http://schemas.microsoft.com/office/drawing/2010/main" val="0"/>
-                        </a:ext>
-                      </a:extLst>
-                    </a:blip>
-                    <a:stretch>
-                      <a:fillRect/>
-                    </a:stretch>
-                  </pic:blipFill>
-                  <pic:spPr>
-                    <a:xfrm>
-                      <a:off x="0" y="0"/>
-                      <a:ext cx="6750756" cy="990600"/>
-                    </a:xfrm>
-                    <a:prstGeom prst="rect">
-                      <a:avLst/>
-                    </a:prstGeom>
-                    <a:ln w="38100" cap="sq">
-                      <a:solidFill>
-                        <a:srgbClr val="000000"/>
-                      </a:solidFill>
-                      <a:prstDash val="solid"/>
-                      <a:miter lim="800000"/>
-                    </a:ln>
-                    <a:effectLst>
-                      <a:outerShdw blurRad="50800" dist="38100" dir="2700000" algn="tl" rotWithShape="0">
-                        <a:srgbClr val="000000">
-                          <a:alpha val="43000"/>
-                        </a:srgbClr>
-                      </a:outerShdw>
-                    </a:effectLst>
-                  </pic:spPr>
-                </pic:pic>
-              </a:graphicData>
-            </a:graphic>
-            <wp14:sizeRelH relativeFrom="margin">
-              <wp14:pctWidth>0</wp14:pctWidth>
-            </wp14:sizeRelH>
-            <wp14:sizeRelV relativeFrom="margin">
-              <wp14:pctHeight>0</wp14:pctHeight>
-            </wp14:sizeRelV>
-          </wp:anchor>
-        </w:drawing>
-      </w:r>
-      <w:r>
-        <w:rPr>
-          <w:b/>
-          <w:bCs/>
-          <w:i/>
-          <w:iCs/>
-          <w:color w:val="FF0000"/>
-          <w:sz w:val="48"/>
-          <w:szCs w:val="48"/>
-        </w:rPr>
-        <w:tab/>
-      </w:r>
-    </w:p>
-    <w:p>
-      <w:pPr>
-        <w:tabs>
-          <w:tab w:val="left" w:pos="3379"/>
-        </w:tabs>
-        <w:rPr>
-          <w:sz w:val="36"/>
-          <w:szCs w:val="36"/>
-        </w:rPr>
-      </w:pPr>
-      <w:r>
-        <w:rPr>
-          <w:sz w:val="36"/>
-          <w:szCs w:val="36"/>
-        </w:rPr>
-        <w:tab/>
-      </w:r>
-    </w:p>
-    <w:p>
-      <w:pPr>
-        <w:rPr>
-          <w:b/>
-          <w:bCs/>
-          <w:i/>
-          <w:iCs/>
-          <w:color w:val="FF0000"/>
-          <w:sz w:val="48"/>
-          <w:szCs w:val="48"/>
-        </w:rPr>
-      </w:pPr>
-    </w:p>
-    <w:p>
-      <w:pPr>
-        <w:rPr>
-          <w:b/>
-          <w:bCs/>
-          <w:i/>
-          <w:iCs/>
-          <w:color w:val="FF0000"/>
-          <w:sz w:val="48"/>
-          <w:szCs w:val="48"/>
-        </w:rPr>
-      </w:pPr>
-    </w:p>
-    <w:p>
-      <w:pPr>
-        <w:rPr>
-          <w:b/>
-          <w:bCs/>
-          <w:i/>
-          <w:iCs/>
-          <w:color w:val="FF0000"/>
-          <w:sz w:val="48"/>
-          <w:szCs w:val="48"/>
-        </w:rPr>
-      </w:pPr>
-      <w:r>
-        <w:rPr>
-          <w:b/>
-          <w:bCs/>
-          <w:i/>
-          <w:iCs/>
-          <w:noProof/>
-          <w:color w:val="FF0000"/>
-          <w:sz w:val="48"/>
-          <w:szCs w:val="48"/>
-        </w:rPr>
-        <w:drawing>
-          <wp:anchor distT="0" distB="0" distL="114300" distR="114300" simplePos="0" relativeHeight="251841536" behindDoc="0" locked="0" layoutInCell="1" allowOverlap="1" wp14:anchorId="6C8CF6D0" wp14:editId="38AB4011">
-            <wp:simplePos x="0" y="0"/>
-            <wp:positionH relativeFrom="column">
-              <wp:posOffset>-7620</wp:posOffset>
-            </wp:positionH>
-            <wp:positionV relativeFrom="paragraph">
-              <wp:posOffset>491490</wp:posOffset>
-            </wp:positionV>
-            <wp:extent cx="6309360" cy="5894070"/>
-            <wp:effectExtent l="76200" t="76200" r="129540" b="125730"/>
-            <wp:wrapNone/>
-            <wp:docPr id="2116131573" name="Picture 1"/>
-            <wp:cNvGraphicFramePr>
-              <a:graphicFrameLocks xmlns:a="http://schemas.openxmlformats.org/drawingml/2006/main" noChangeAspect="1"/>
-            </wp:cNvGraphicFramePr>
-            <a:graphic xmlns:a="http://schemas.openxmlformats.org/drawingml/2006/main">
-              <a:graphicData uri="http://schemas.openxmlformats.org/drawingml/2006/picture">
-                <pic:pic xmlns:pic="http://schemas.openxmlformats.org/drawingml/2006/picture">
-                  <pic:nvPicPr>
-                    <pic:cNvPr id="2116131573" name=""/>
-                    <pic:cNvPicPr/>
-                  </pic:nvPicPr>
-                  <pic:blipFill>
-                    <a:blip r:embed="rId50">
-                      <a:extLst>
-                        <a:ext uri="{28A0092B-C50C-407E-A947-70E740481C1C}">
-                          <a14:useLocalDpi xmlns:a14="http://schemas.microsoft.com/office/drawing/2010/main" val="0"/>
-                        </a:ext>
-                      </a:extLst>
-                    </a:blip>
-                    <a:stretch>
-                      <a:fillRect/>
-                    </a:stretch>
-                  </pic:blipFill>
-                  <pic:spPr>
-                    <a:xfrm>
-                      <a:off x="0" y="0"/>
-                      <a:ext cx="6309360" cy="5894070"/>
-                    </a:xfrm>
-                    <a:prstGeom prst="rect">
-                      <a:avLst/>
-                    </a:prstGeom>
-                    <a:ln w="38100" cap="sq">
-                      <a:solidFill>
-                        <a:srgbClr val="000000"/>
-                      </a:solidFill>
-                      <a:prstDash val="solid"/>
-                      <a:miter lim="800000"/>
-                    </a:ln>
-                    <a:effectLst>
-                      <a:outerShdw blurRad="50800" dist="38100" dir="2700000" algn="tl" rotWithShape="0">
-                        <a:srgbClr val="000000">
-                          <a:alpha val="43000"/>
-                        </a:srgbClr>
-                      </a:outerShdw>
-                    </a:effectLst>
-                  </pic:spPr>
-                </pic:pic>
-              </a:graphicData>
-            </a:graphic>
-          </wp:anchor>
-        </w:drawing>
-      </w:r>
-      <w:r>
-        <w:rPr>
-          <w:b/>
-          <w:bCs/>
-          <w:i/>
-          <w:iCs/>
-          <w:color w:val="FF0000"/>
-          <w:sz w:val="48"/>
-          <w:szCs w:val="48"/>
-        </w:rPr>
-        <w:t>- Testbench:</w:t>
-      </w:r>
-    </w:p>
-    <w:p>
-      <w:pPr>
-        <w:rPr>
-          <w:b/>
-          <w:bCs/>
-          <w:i/>
-          <w:iCs/>
-          <w:color w:val="FF0000"/>
-          <w:sz w:val="48"/>
-          <w:szCs w:val="48"/>
-        </w:rPr>
-      </w:pPr>
-    </w:p>
-    <w:p>
-      <w:pPr>
-        <w:rPr>
-          <w:b/>
-          <w:bCs/>
-          <w:i/>
-          <w:iCs/>
-          <w:color w:val="FF0000"/>
-          <w:sz w:val="48"/>
-          <w:szCs w:val="48"/>
-        </w:rPr>
-      </w:pPr>
-    </w:p>
-    <w:p>
-      <w:pPr>
-        <w:rPr>
-          <w:b/>
-          <w:bCs/>
-          <w:i/>
-          <w:iCs/>
-          <w:color w:val="FF0000"/>
-          <w:sz w:val="48"/>
-          <w:szCs w:val="48"/>
-        </w:rPr>
-      </w:pPr>
-    </w:p>
-    <w:p>
-      <w:pPr>
-        <w:rPr>
-          <w:b/>
-          <w:bCs/>
-          <w:i/>
-          <w:iCs/>
-          <w:color w:val="FF0000"/>
-          <w:sz w:val="48"/>
-          <w:szCs w:val="48"/>
-        </w:rPr>
-      </w:pPr>
-    </w:p>
-    <w:p>
-      <w:pPr>
-        <w:rPr>
-          <w:b/>
-          <w:bCs/>
-          <w:i/>
-          <w:iCs/>
-          <w:color w:val="FF0000"/>
-          <w:sz w:val="48"/>
-          <w:szCs w:val="48"/>
-        </w:rPr>
-      </w:pPr>
-    </w:p>
-    <w:p>
-      <w:pPr>
-        <w:rPr>
-          <w:b/>
-          <w:bCs/>
-          <w:i/>
-          <w:iCs/>
-          <w:color w:val="FF0000"/>
-          <w:sz w:val="48"/>
-          <w:szCs w:val="48"/>
-        </w:rPr>
-      </w:pPr>
-    </w:p>
-    <w:p>
-      <w:pPr>
-        <w:rPr>
-          <w:b/>
-          <w:bCs/>
-          <w:i/>
-          <w:iCs/>
-          <w:color w:val="FF0000"/>
-          <w:sz w:val="48"/>
-          <w:szCs w:val="48"/>
-        </w:rPr>
-      </w:pPr>
-    </w:p>
-    <w:p>
-      <w:pPr>
-        <w:rPr>
-          <w:b/>
-          <w:bCs/>
-          <w:i/>
-          <w:iCs/>
-          <w:color w:val="FF0000"/>
-          <w:sz w:val="48"/>
-          <w:szCs w:val="48"/>
-        </w:rPr>
-      </w:pPr>
-    </w:p>
-    <w:p>
-      <w:pPr>
-        <w:rPr>
-          <w:b/>
-          <w:bCs/>
-          <w:i/>
-          <w:iCs/>
-          <w:color w:val="FF0000"/>
-          <w:sz w:val="48"/>
-          <w:szCs w:val="48"/>
-        </w:rPr>
-      </w:pPr>
-    </w:p>
-    <w:p>
-      <w:pPr>
-        <w:rPr>
-          <w:b/>
-          <w:bCs/>
-          <w:i/>
-          <w:iCs/>
-          <w:color w:val="FF0000"/>
-          <w:sz w:val="48"/>
-          <w:szCs w:val="48"/>
-        </w:rPr>
-      </w:pPr>
-    </w:p>
-    <w:p>
-      <w:pPr>
-        <w:rPr>
-          <w:b/>
-          <w:bCs/>
-          <w:i/>
-          <w:iCs/>
-          <w:color w:val="FF0000"/>
-          <w:sz w:val="48"/>
-          <w:szCs w:val="48"/>
-        </w:rPr>
-      </w:pPr>
-      <w:r>
-        <w:rPr>
-          <w:b/>
-          <w:bCs/>
-          <w:i/>
-          <w:iCs/>
-          <w:noProof/>
-          <w:color w:val="FF0000"/>
-          <w:sz w:val="48"/>
-          <w:szCs w:val="48"/>
-        </w:rPr>
-        <w:drawing>
-          <wp:anchor distT="0" distB="0" distL="114300" distR="114300" simplePos="0" relativeHeight="251842560" behindDoc="0" locked="0" layoutInCell="1" allowOverlap="1" wp14:anchorId="2DB1E41D" wp14:editId="64EF688D">
-            <wp:simplePos x="0" y="0"/>
-            <wp:positionH relativeFrom="column">
-              <wp:posOffset>1905</wp:posOffset>
-            </wp:positionH>
-            <wp:positionV relativeFrom="paragraph">
-              <wp:posOffset>-207646</wp:posOffset>
-            </wp:positionV>
-            <wp:extent cx="6400800" cy="6130235"/>
-            <wp:effectExtent l="76200" t="76200" r="133350" b="137795"/>
-            <wp:wrapNone/>
-            <wp:docPr id="73081929" name="Picture 1"/>
-            <wp:cNvGraphicFramePr>
-              <a:graphicFrameLocks xmlns:a="http://schemas.openxmlformats.org/drawingml/2006/main" noChangeAspect="1"/>
-            </wp:cNvGraphicFramePr>
-            <a:graphic xmlns:a="http://schemas.openxmlformats.org/drawingml/2006/main">
-              <a:graphicData uri="http://schemas.openxmlformats.org/drawingml/2006/picture">
-                <pic:pic xmlns:pic="http://schemas.openxmlformats.org/drawingml/2006/picture">
-                  <pic:nvPicPr>
-                    <pic:cNvPr id="73081929" name=""/>
-                    <pic:cNvPicPr/>
-                  </pic:nvPicPr>
-                  <pic:blipFill>
-                    <a:blip r:embed="rId51">
-                      <a:extLst>
-                        <a:ext uri="{28A0092B-C50C-407E-A947-70E740481C1C}">
-                          <a14:useLocalDpi xmlns:a14="http://schemas.microsoft.com/office/drawing/2010/main" val="0"/>
-                        </a:ext>
-                      </a:extLst>
-                    </a:blip>
-                    <a:stretch>
-                      <a:fillRect/>
-                    </a:stretch>
-                  </pic:blipFill>
-                  <pic:spPr>
-                    <a:xfrm>
-                      <a:off x="0" y="0"/>
-                      <a:ext cx="6401825" cy="6131217"/>
-                    </a:xfrm>
-                    <a:prstGeom prst="rect">
-                      <a:avLst/>
-                    </a:prstGeom>
-                    <a:ln w="38100" cap="sq">
-                      <a:solidFill>
-                        <a:srgbClr val="000000"/>
-                      </a:solidFill>
-                      <a:prstDash val="solid"/>
-                      <a:miter lim="800000"/>
-                    </a:ln>
-                    <a:effectLst>
-                      <a:outerShdw blurRad="50800" dist="38100" dir="2700000" algn="tl" rotWithShape="0">
-                        <a:srgbClr val="000000">
-                          <a:alpha val="43000"/>
-                        </a:srgbClr>
-                      </a:outerShdw>
-                    </a:effectLst>
-                  </pic:spPr>
-                </pic:pic>
-              </a:graphicData>
-            </a:graphic>
-            <wp14:sizeRelH relativeFrom="margin">
-              <wp14:pctWidth>0</wp14:pctWidth>
-            </wp14:sizeRelH>
-            <wp14:sizeRelV relativeFrom="margin">
-              <wp14:pctHeight>0</wp14:pctHeight>
-            </wp14:sizeRelV>
-          </wp:anchor>
-        </w:drawing>
-      </w:r>
-    </w:p>
-    <w:p>
-      <w:pPr>
-        <w:rPr>
-          <w:b/>
-          <w:bCs/>
-          <w:i/>
-          <w:iCs/>
-          <w:color w:val="FF0000"/>
-          <w:sz w:val="48"/>
-          <w:szCs w:val="48"/>
-        </w:rPr>
-      </w:pPr>
-    </w:p>
-    <w:p>
-      <w:pPr>
-        <w:tabs>
-          <w:tab w:val="left" w:pos="2265"/>
-        </w:tabs>
-        <w:rPr>
-          <w:b/>
-          <w:bCs/>
-          <w:i/>
-          <w:iCs/>
-          <w:color w:val="FF0000"/>
-          <w:sz w:val="48"/>
-          <w:szCs w:val="48"/>
-        </w:rPr>
-      </w:pPr>
-      <w:r>
-        <w:rPr>
-          <w:b/>
-          <w:bCs/>
-          <w:i/>
-          <w:iCs/>
-          <w:color w:val="FF0000"/>
-          <w:sz w:val="48"/>
-          <w:szCs w:val="48"/>
-        </w:rPr>
-        <w:tab/>
-      </w:r>
-    </w:p>
-    <w:p>
-      <w:pPr>
-        <w:tabs>
-          <w:tab w:val="left" w:pos="4504"/>
-        </w:tabs>
-        <w:rPr>
-          <w:b/>
-          <w:bCs/>
-          <w:i/>
-          <w:iCs/>
-          <w:color w:val="FF0000"/>
-          <w:sz w:val="48"/>
-          <w:szCs w:val="48"/>
-        </w:rPr>
-      </w:pPr>
-      <w:r>
-        <w:rPr>
-          <w:b/>
-          <w:bCs/>
-          <w:i/>
-          <w:iCs/>
-          <w:color w:val="FF0000"/>
-          <w:sz w:val="48"/>
-          <w:szCs w:val="48"/>
-        </w:rPr>
-        <w:tab/>
-      </w:r>
-    </w:p>
-    <w:p>
-      <w:pPr>
-        <w:rPr>
-          <w:b/>
-          <w:bCs/>
-          <w:i/>
-          <w:iCs/>
-          <w:color w:val="FF0000"/>
-          <w:sz w:val="48"/>
-          <w:szCs w:val="48"/>
-        </w:rPr>
-      </w:pPr>
-    </w:p>
-    <w:p>
-      <w:pPr>
-        <w:rPr>
-          <w:sz w:val="36"/>
-          <w:szCs w:val="36"/>
-        </w:rPr>
-      </w:pPr>
-    </w:p>
-    <w:p>
-      <w:pPr>
-        <w:rPr>
-          <w:sz w:val="36"/>
-          <w:szCs w:val="36"/>
-        </w:rPr>
-      </w:pPr>
-    </w:p>
-    <w:p>
-      <w:pPr>
-        <w:rPr>
-          <w:sz w:val="36"/>
-          <w:szCs w:val="36"/>
-        </w:rPr>
-      </w:pPr>
-    </w:p>
-    <w:p>
-      <w:pPr>
-        <w:rPr>
-          <w:sz w:val="36"/>
-          <w:szCs w:val="36"/>
-        </w:rPr>
-      </w:pPr>
-    </w:p>
-    <w:p>
-      <w:pPr>
-        <w:rPr>
-          <w:sz w:val="36"/>
-          <w:szCs w:val="36"/>
-        </w:rPr>
-      </w:pPr>
-    </w:p>
-    <w:p>
-      <w:pPr>
-        <w:rPr>
-          <w:sz w:val="36"/>
-          <w:szCs w:val="36"/>
-        </w:rPr>
-      </w:pPr>
-    </w:p>
-    <w:p>
-      <w:pPr>
-        <w:rPr>
-          <w:sz w:val="36"/>
-          <w:szCs w:val="36"/>
-        </w:rPr>
-      </w:pPr>
-    </w:p>
-    <w:p>
-      <w:pPr>
-        <w:rPr>
-          <w:sz w:val="36"/>
-          <w:szCs w:val="36"/>
-        </w:rPr>
-      </w:pPr>
-    </w:p>
-    <w:p>
-      <w:pPr>
-        <w:tabs>
-          <w:tab w:val="center" w:pos="4968"/>
-        </w:tabs>
-        <w:rPr>
-          <w:sz w:val="36"/>
-          <w:szCs w:val="36"/>
-        </w:rPr>
-      </w:pPr>
-      <w:r>
-        <w:rPr>
-          <w:noProof/>
-          <w:sz w:val="36"/>
-          <w:szCs w:val="36"/>
-        </w:rPr>
-        <w:drawing>
-          <wp:anchor distT="0" distB="0" distL="114300" distR="114300" simplePos="0" relativeHeight="251843584" behindDoc="0" locked="0" layoutInCell="1" allowOverlap="1" wp14:anchorId="7C6172F7" wp14:editId="3ED5EF40">
-            <wp:simplePos x="0" y="0"/>
-            <wp:positionH relativeFrom="column">
-              <wp:posOffset>-64770</wp:posOffset>
-            </wp:positionH>
-            <wp:positionV relativeFrom="paragraph">
-              <wp:posOffset>398145</wp:posOffset>
-            </wp:positionV>
-            <wp:extent cx="6309360" cy="2371090"/>
-            <wp:effectExtent l="76200" t="76200" r="129540" b="124460"/>
-            <wp:wrapNone/>
-            <wp:docPr id="1000763401" name="Picture 1"/>
-            <wp:cNvGraphicFramePr>
-              <a:graphicFrameLocks xmlns:a="http://schemas.openxmlformats.org/drawingml/2006/main" noChangeAspect="1"/>
-            </wp:cNvGraphicFramePr>
-            <a:graphic xmlns:a="http://schemas.openxmlformats.org/drawingml/2006/main">
-              <a:graphicData uri="http://schemas.openxmlformats.org/drawingml/2006/picture">
-                <pic:pic xmlns:pic="http://schemas.openxmlformats.org/drawingml/2006/picture">
-                  <pic:nvPicPr>
-                    <pic:cNvPr id="1000763401" name=""/>
-                    <pic:cNvPicPr/>
-                  </pic:nvPicPr>
-                  <pic:blipFill>
-                    <a:blip r:embed="rId52">
-                      <a:extLst>
-                        <a:ext uri="{28A0092B-C50C-407E-A947-70E740481C1C}">
-                          <a14:useLocalDpi xmlns:a14="http://schemas.microsoft.com/office/drawing/2010/main" val="0"/>
-                        </a:ext>
-                      </a:extLst>
-                    </a:blip>
-                    <a:stretch>
-                      <a:fillRect/>
-                    </a:stretch>
-                  </pic:blipFill>
-                  <pic:spPr>
-                    <a:xfrm>
-                      <a:off x="0" y="0"/>
-                      <a:ext cx="6309360" cy="2371090"/>
-                    </a:xfrm>
-                    <a:prstGeom prst="rect">
-                      <a:avLst/>
-                    </a:prstGeom>
-                    <a:ln w="38100" cap="sq">
-                      <a:solidFill>
-                        <a:srgbClr val="000000"/>
-                      </a:solidFill>
-                      <a:prstDash val="solid"/>
-                      <a:miter lim="800000"/>
-                    </a:ln>
-                    <a:effectLst>
-                      <a:outerShdw blurRad="50800" dist="38100" dir="2700000" algn="tl" rotWithShape="0">
-                        <a:srgbClr val="000000">
-                          <a:alpha val="43000"/>
-                        </a:srgbClr>
-                      </a:outerShdw>
-                    </a:effectLst>
-                  </pic:spPr>
-                </pic:pic>
-              </a:graphicData>
-            </a:graphic>
-          </wp:anchor>
-        </w:drawing>
-      </w:r>
-      <w:r>
-        <w:rPr>
-          <w:b/>
-          <w:bCs/>
-          <w:i/>
-          <w:iCs/>
-          <w:color w:val="FF0000"/>
-          <w:sz w:val="48"/>
-          <w:szCs w:val="48"/>
-        </w:rPr>
-        <w:t>- Do file:</w:t>
-      </w:r>
-      <w:r>
-        <w:rPr>
-          <w:b/>
-          <w:bCs/>
-          <w:i/>
-          <w:iCs/>
-          <w:color w:val="FF0000"/>
-          <w:sz w:val="48"/>
-          <w:szCs w:val="48"/>
-        </w:rPr>
-        <w:tab/>
-      </w:r>
-    </w:p>
-    <w:p>
-      <w:pPr>
-        <w:rPr>
-          <w:sz w:val="36"/>
-          <w:szCs w:val="36"/>
-        </w:rPr>
-      </w:pPr>
-    </w:p>
-    <w:p>
-      <w:pPr>
-        <w:rPr>
-          <w:sz w:val="36"/>
-          <w:szCs w:val="36"/>
-        </w:rPr>
-        <w:sectPr>
-          <w:pgSz w:w="12644" w:h="16840" w:code="146"/>
-          <w:pgMar w:top="1151" w:right="1151" w:bottom="1151" w:left="1151" w:header="720" w:footer="720" w:gutter="0"/>
-          <w:pgBorders w:offsetFrom="page">
-            <w:top w:val="single" w:sz="4" w:space="24" w:color="auto"/>
-            <w:left w:val="single" w:sz="4" w:space="24" w:color="auto"/>
-            <w:bottom w:val="single" w:sz="4" w:space="24" w:color="auto"/>
-            <w:right w:val="single" w:sz="4" w:space="24" w:color="auto"/>
-          </w:pgBorders>
-          <w:cols w:space="720"/>
-          <w:docGrid w:linePitch="360"/>
-        </w:sectPr>
-      </w:pPr>
-    </w:p>
-    <w:p>
-      <w:pPr>
-        <w:rPr>
-          <w:sz w:val="36"/>
-          <w:szCs w:val="36"/>
-        </w:rPr>
-      </w:pPr>
-      <w:r>
-        <w:rPr>
-          <w:noProof/>
-          <w:sz w:val="36"/>
-          <w:szCs w:val="36"/>
-        </w:rPr>
-        <w:lastRenderedPageBreak/>
-        <w:drawing>
-          <wp:anchor distT="0" distB="0" distL="114300" distR="114300" simplePos="0" relativeHeight="251844608" behindDoc="0" locked="0" layoutInCell="1" allowOverlap="1" wp14:anchorId="44EE10AF" wp14:editId="3A87E206">
-            <wp:simplePos x="0" y="0"/>
-            <wp:positionH relativeFrom="column">
-              <wp:posOffset>-140970</wp:posOffset>
-            </wp:positionH>
-            <wp:positionV relativeFrom="paragraph">
-              <wp:posOffset>535305</wp:posOffset>
-            </wp:positionV>
-            <wp:extent cx="6715125" cy="1063769"/>
-            <wp:effectExtent l="76200" t="76200" r="123825" b="136525"/>
-            <wp:wrapNone/>
-            <wp:docPr id="875447344" name="Picture 1"/>
-            <wp:cNvGraphicFramePr>
-              <a:graphicFrameLocks xmlns:a="http://schemas.openxmlformats.org/drawingml/2006/main" noChangeAspect="1"/>
-            </wp:cNvGraphicFramePr>
-            <a:graphic xmlns:a="http://schemas.openxmlformats.org/drawingml/2006/main">
-              <a:graphicData uri="http://schemas.openxmlformats.org/drawingml/2006/picture">
-                <pic:pic xmlns:pic="http://schemas.openxmlformats.org/drawingml/2006/picture">
-                  <pic:nvPicPr>
-                    <pic:cNvPr id="875447344" name=""/>
-                    <pic:cNvPicPr/>
-                  </pic:nvPicPr>
-                  <pic:blipFill>
-                    <a:blip r:embed="rId53">
-                      <a:extLst>
-                        <a:ext uri="{28A0092B-C50C-407E-A947-70E740481C1C}">
-                          <a14:useLocalDpi xmlns:a14="http://schemas.microsoft.com/office/drawing/2010/main" val="0"/>
-                        </a:ext>
-                      </a:extLst>
-                    </a:blip>
-                    <a:stretch>
-                      <a:fillRect/>
-                    </a:stretch>
-                  </pic:blipFill>
-                  <pic:spPr>
-                    <a:xfrm>
-                      <a:off x="0" y="0"/>
-                      <a:ext cx="6723345" cy="1065071"/>
-                    </a:xfrm>
-                    <a:prstGeom prst="rect">
-                      <a:avLst/>
-                    </a:prstGeom>
-                    <a:ln w="38100" cap="sq">
-                      <a:solidFill>
-                        <a:srgbClr val="000000"/>
-                      </a:solidFill>
-                      <a:prstDash val="solid"/>
-                      <a:miter lim="800000"/>
-                    </a:ln>
-                    <a:effectLst>
-                      <a:outerShdw blurRad="50800" dist="38100" dir="2700000" algn="tl" rotWithShape="0">
-                        <a:srgbClr val="000000">
-                          <a:alpha val="43000"/>
-                        </a:srgbClr>
-                      </a:outerShdw>
-                    </a:effectLst>
-                  </pic:spPr>
-                </pic:pic>
-              </a:graphicData>
-            </a:graphic>
-            <wp14:sizeRelH relativeFrom="margin">
-              <wp14:pctWidth>0</wp14:pctWidth>
-            </wp14:sizeRelH>
-            <wp14:sizeRelV relativeFrom="margin">
-              <wp14:pctHeight>0</wp14:pctHeight>
-            </wp14:sizeRelV>
-          </wp:anchor>
-        </w:drawing>
-      </w:r>
-      <w:r>
-        <w:rPr>
-          <w:b/>
-          <w:bCs/>
-          <w:i/>
-          <w:iCs/>
-          <w:color w:val="FF0000"/>
-          <w:sz w:val="48"/>
-          <w:szCs w:val="48"/>
-        </w:rPr>
-        <w:t>Coverage Report:</w:t>
-      </w:r>
-      <w:r>
-        <w:rPr>
-          <w:noProof/>
-        </w:rPr>
-        <w:t xml:space="preserve"> </w:t>
-      </w:r>
-    </w:p>
-    <w:p>
-      <w:pPr>
-        <w:rPr>
-          <w:sz w:val="36"/>
-          <w:szCs w:val="36"/>
-        </w:rPr>
-      </w:pPr>
-    </w:p>
-    <w:p>
-      <w:pPr>
-        <w:rPr>
-          <w:color w:val="000000" w:themeColor="text1"/>
-          <w:sz w:val="36"/>
-          <w:szCs w:val="36"/>
-        </w:rPr>
-      </w:pPr>
-    </w:p>
-    <w:p>
-      <w:pPr>
-        <w:rPr>
-          <w:b/>
-          <w:bCs/>
-          <w:color w:val="215E99" w:themeColor="text2" w:themeTint="BF"/>
-          <w:sz w:val="48"/>
-          <w:szCs w:val="48"/>
-          <w:u w:val="single"/>
-        </w:rPr>
-      </w:pPr>
-      <w:r>
-        <w:rPr>
-          <w:noProof/>
-          <w:sz w:val="36"/>
-          <w:szCs w:val="36"/>
-        </w:rPr>
-        <w:drawing>
-          <wp:anchor distT="0" distB="0" distL="114300" distR="114300" simplePos="0" relativeHeight="251845632" behindDoc="0" locked="0" layoutInCell="1" allowOverlap="1" wp14:anchorId="2C6CBC8D" wp14:editId="0AB7727B">
-            <wp:simplePos x="0" y="0"/>
-            <wp:positionH relativeFrom="column">
-              <wp:posOffset>-140970</wp:posOffset>
-            </wp:positionH>
-            <wp:positionV relativeFrom="paragraph">
-              <wp:posOffset>305435</wp:posOffset>
-            </wp:positionV>
-            <wp:extent cx="6715125" cy="1119188"/>
-            <wp:effectExtent l="76200" t="76200" r="123825" b="138430"/>
-            <wp:wrapNone/>
-            <wp:docPr id="1767473079" name="Picture 1"/>
-            <wp:cNvGraphicFramePr>
-              <a:graphicFrameLocks xmlns:a="http://schemas.openxmlformats.org/drawingml/2006/main" noChangeAspect="1"/>
-            </wp:cNvGraphicFramePr>
-            <a:graphic xmlns:a="http://schemas.openxmlformats.org/drawingml/2006/main">
-              <a:graphicData uri="http://schemas.openxmlformats.org/drawingml/2006/picture">
-                <pic:pic xmlns:pic="http://schemas.openxmlformats.org/drawingml/2006/picture">
-                  <pic:nvPicPr>
-                    <pic:cNvPr id="1767473079" name=""/>
-                    <pic:cNvPicPr/>
-                  </pic:nvPicPr>
-                  <pic:blipFill>
-                    <a:blip r:embed="rId54">
-                      <a:extLst>
-                        <a:ext uri="{28A0092B-C50C-407E-A947-70E740481C1C}">
-                          <a14:useLocalDpi xmlns:a14="http://schemas.microsoft.com/office/drawing/2010/main" val="0"/>
-                        </a:ext>
-                      </a:extLst>
-                    </a:blip>
-                    <a:stretch>
-                      <a:fillRect/>
-                    </a:stretch>
-                  </pic:blipFill>
-                  <pic:spPr>
-                    <a:xfrm>
-                      <a:off x="0" y="0"/>
-                      <a:ext cx="6715125" cy="1119188"/>
-                    </a:xfrm>
-                    <a:prstGeom prst="rect">
-                      <a:avLst/>
-                    </a:prstGeom>
-                    <a:ln w="38100" cap="sq">
-                      <a:solidFill>
-                        <a:srgbClr val="000000"/>
-                      </a:solidFill>
-                      <a:prstDash val="solid"/>
-                      <a:miter lim="800000"/>
-                    </a:ln>
-                    <a:effectLst>
-                      <a:outerShdw blurRad="50800" dist="38100" dir="2700000" algn="tl" rotWithShape="0">
-                        <a:srgbClr val="000000">
-                          <a:alpha val="43000"/>
-                        </a:srgbClr>
-                      </a:outerShdw>
-                    </a:effectLst>
-                  </pic:spPr>
-                </pic:pic>
-              </a:graphicData>
-            </a:graphic>
-            <wp14:sizeRelH relativeFrom="margin">
-              <wp14:pctWidth>0</wp14:pctWidth>
-            </wp14:sizeRelH>
-            <wp14:sizeRelV relativeFrom="margin">
-              <wp14:pctHeight>0</wp14:pctHeight>
-            </wp14:sizeRelV>
-          </wp:anchor>
-        </w:drawing>
-      </w:r>
-    </w:p>
-    <w:p>
-      <w:pPr>
-        <w:tabs>
-          <w:tab w:val="left" w:pos="914"/>
-        </w:tabs>
-        <w:rPr>
-          <w:sz w:val="36"/>
-          <w:szCs w:val="36"/>
-        </w:rPr>
-      </w:pPr>
-      <w:r>
-        <w:rPr>
-          <w:sz w:val="36"/>
-          <w:szCs w:val="36"/>
-        </w:rPr>
-        <w:tab/>
-      </w:r>
-    </w:p>
-    <w:p>
-      <w:pPr>
-        <w:tabs>
-          <w:tab w:val="left" w:pos="3578"/>
-        </w:tabs>
-        <w:rPr>
-          <w:sz w:val="36"/>
-          <w:szCs w:val="36"/>
-        </w:rPr>
-      </w:pPr>
-    </w:p>
-    <w:p>
-      <w:pPr>
-        <w:rPr>
-          <w:sz w:val="36"/>
-          <w:szCs w:val="36"/>
-        </w:rPr>
-      </w:pPr>
-      <w:r>
-        <w:rPr>
-          <w:noProof/>
-          <w:sz w:val="36"/>
-          <w:szCs w:val="36"/>
-        </w:rPr>
-        <w:drawing>
-          <wp:anchor distT="0" distB="0" distL="114300" distR="114300" simplePos="0" relativeHeight="251846656" behindDoc="0" locked="0" layoutInCell="1" allowOverlap="1" wp14:anchorId="7AB078E3" wp14:editId="221719F9">
-            <wp:simplePos x="0" y="0"/>
-            <wp:positionH relativeFrom="column">
-              <wp:posOffset>1905</wp:posOffset>
-            </wp:positionH>
-            <wp:positionV relativeFrom="paragraph">
-              <wp:posOffset>118110</wp:posOffset>
-            </wp:positionV>
-            <wp:extent cx="6309360" cy="890905"/>
-            <wp:effectExtent l="76200" t="76200" r="129540" b="137795"/>
-            <wp:wrapNone/>
-            <wp:docPr id="568709618" name="Picture 1"/>
-            <wp:cNvGraphicFramePr>
-              <a:graphicFrameLocks xmlns:a="http://schemas.openxmlformats.org/drawingml/2006/main" noChangeAspect="1"/>
-            </wp:cNvGraphicFramePr>
-            <a:graphic xmlns:a="http://schemas.openxmlformats.org/drawingml/2006/main">
-              <a:graphicData uri="http://schemas.openxmlformats.org/drawingml/2006/picture">
-                <pic:pic xmlns:pic="http://schemas.openxmlformats.org/drawingml/2006/picture">
-                  <pic:nvPicPr>
-                    <pic:cNvPr id="568709618" name=""/>
-                    <pic:cNvPicPr/>
-                  </pic:nvPicPr>
-                  <pic:blipFill>
-                    <a:blip r:embed="rId55">
-                      <a:extLst>
-                        <a:ext uri="{28A0092B-C50C-407E-A947-70E740481C1C}">
-                          <a14:useLocalDpi xmlns:a14="http://schemas.microsoft.com/office/drawing/2010/main" val="0"/>
-                        </a:ext>
-                      </a:extLst>
-                    </a:blip>
-                    <a:stretch>
-                      <a:fillRect/>
-                    </a:stretch>
-                  </pic:blipFill>
-                  <pic:spPr>
-                    <a:xfrm>
-                      <a:off x="0" y="0"/>
-                      <a:ext cx="6309360" cy="890905"/>
-                    </a:xfrm>
-                    <a:prstGeom prst="rect">
-                      <a:avLst/>
-                    </a:prstGeom>
-                    <a:ln w="38100" cap="sq">
-                      <a:solidFill>
-                        <a:srgbClr val="000000"/>
-                      </a:solidFill>
-                      <a:prstDash val="solid"/>
-                      <a:miter lim="800000"/>
-                    </a:ln>
-                    <a:effectLst>
-                      <a:outerShdw blurRad="50800" dist="38100" dir="2700000" algn="tl" rotWithShape="0">
-                        <a:srgbClr val="000000">
-                          <a:alpha val="43000"/>
-                        </a:srgbClr>
-                      </a:outerShdw>
-                    </a:effectLst>
-                  </pic:spPr>
-                </pic:pic>
-              </a:graphicData>
-            </a:graphic>
-          </wp:anchor>
-        </w:drawing>
-      </w:r>
-    </w:p>
-    <w:p>
-      <w:pPr>
-        <w:rPr>
-          <w:sz w:val="36"/>
-          <w:szCs w:val="36"/>
-        </w:rPr>
-      </w:pPr>
-    </w:p>
-    <w:p>
-      <w:pPr>
-        <w:rPr>
-          <w:sz w:val="36"/>
-          <w:szCs w:val="36"/>
-        </w:rPr>
-      </w:pPr>
-    </w:p>
-    <w:p>
-      <w:pPr>
-        <w:rPr>
-          <w:sz w:val="36"/>
-          <w:szCs w:val="36"/>
-        </w:rPr>
-      </w:pPr>
-    </w:p>
-    <w:p>
-      <w:pPr>
-        <w:rPr>
-          <w:sz w:val="36"/>
-          <w:szCs w:val="36"/>
-        </w:rPr>
-      </w:pPr>
-    </w:p>
-    <w:p>
-      <w:pPr>
-        <w:rPr>
-          <w:sz w:val="36"/>
-          <w:szCs w:val="36"/>
-        </w:rPr>
-      </w:pPr>
-    </w:p>
-    <w:p>
-      <w:pPr>
-        <w:rPr>
-          <w:sz w:val="36"/>
-          <w:szCs w:val="36"/>
-        </w:rPr>
-      </w:pPr>
-    </w:p>
-    <w:p>
-      <w:pPr>
-        <w:rPr>
-          <w:sz w:val="36"/>
-          <w:szCs w:val="36"/>
-        </w:rPr>
-      </w:pPr>
-    </w:p>
-    <w:p>
-      <w:pPr>
-        <w:rPr>
-          <w:sz w:val="36"/>
-          <w:szCs w:val="36"/>
-        </w:rPr>
-      </w:pPr>
-    </w:p>
-    <w:p>
-      <w:pPr>
-        <w:rPr>
-          <w:sz w:val="36"/>
-          <w:szCs w:val="36"/>
-        </w:rPr>
-      </w:pPr>
-    </w:p>
-    <w:p>
-      <w:pPr>
-        <w:rPr>
-          <w:sz w:val="36"/>
-          <w:szCs w:val="36"/>
-        </w:rPr>
-      </w:pPr>
-    </w:p>
-    <w:p>
-      <w:pPr>
-        <w:rPr>
-          <w:sz w:val="36"/>
-          <w:szCs w:val="36"/>
-        </w:rPr>
-      </w:pPr>
-    </w:p>
-    <w:p>
-      <w:pPr>
-        <w:jc w:val="right"/>
-        <w:rPr>
-          <w:sz w:val="36"/>
-          <w:szCs w:val="36"/>
-        </w:rPr>
-      </w:pPr>
-    </w:p>
-    <w:p>
-      <w:pPr>
-        <w:jc w:val="right"/>
-        <w:rPr>
-          <w:sz w:val="36"/>
-          <w:szCs w:val="36"/>
-        </w:rPr>
-      </w:pPr>
-    </w:p>
-    <w:p>
-      <w:pPr>
-        <w:rPr>
-          <w:sz w:val="36"/>
-          <w:szCs w:val="36"/>
-        </w:rPr>
-      </w:pPr>
-      <w:r>
-        <w:rPr>
-          <w:noProof/>
-          <w:sz w:val="36"/>
-          <w:szCs w:val="36"/>
-        </w:rPr>
-        <w:drawing>
-          <wp:anchor distT="0" distB="0" distL="114300" distR="114300" simplePos="0" relativeHeight="251847680" behindDoc="0" locked="0" layoutInCell="1" allowOverlap="1" wp14:anchorId="4C5A106D" wp14:editId="3B748327">
-            <wp:simplePos x="0" y="0"/>
-            <wp:positionH relativeFrom="column">
-              <wp:posOffset>-36195</wp:posOffset>
-            </wp:positionH>
-            <wp:positionV relativeFrom="paragraph">
-              <wp:posOffset>478155</wp:posOffset>
-            </wp:positionV>
-            <wp:extent cx="6309360" cy="1666240"/>
-            <wp:effectExtent l="171450" t="152400" r="167640" b="162560"/>
-            <wp:wrapNone/>
-            <wp:docPr id="794551233" name="Picture 1"/>
-            <wp:cNvGraphicFramePr>
-              <a:graphicFrameLocks xmlns:a="http://schemas.openxmlformats.org/drawingml/2006/main" noChangeAspect="1"/>
-            </wp:cNvGraphicFramePr>
-            <a:graphic xmlns:a="http://schemas.openxmlformats.org/drawingml/2006/main">
-              <a:graphicData uri="http://schemas.openxmlformats.org/drawingml/2006/picture">
-                <pic:pic xmlns:pic="http://schemas.openxmlformats.org/drawingml/2006/picture">
-                  <pic:nvPicPr>
-                    <pic:cNvPr id="794551233" name=""/>
-                    <pic:cNvPicPr/>
-                  </pic:nvPicPr>
-                  <pic:blipFill>
-                    <a:blip r:embed="rId56">
-                      <a:extLst>
-                        <a:ext uri="{28A0092B-C50C-407E-A947-70E740481C1C}">
-                          <a14:useLocalDpi xmlns:a14="http://schemas.microsoft.com/office/drawing/2010/main" val="0"/>
-                        </a:ext>
-                      </a:extLst>
-                    </a:blip>
-                    <a:stretch>
-                      <a:fillRect/>
-                    </a:stretch>
-                  </pic:blipFill>
-                  <pic:spPr>
-                    <a:xfrm>
-                      <a:off x="0" y="0"/>
-                      <a:ext cx="6309360" cy="1666240"/>
+                      <a:ext cx="7062594" cy="1679944"/>
                     </a:xfrm>
                     <a:prstGeom prst="snip2DiagRect">
                       <a:avLst/>
@@ -9800,453 +7712,6 @@
                 </pic:pic>
               </a:graphicData>
             </a:graphic>
-          </wp:anchor>
-        </w:drawing>
-      </w:r>
-      <w:r>
-        <w:rPr>
-          <w:b/>
-          <w:bCs/>
-          <w:i/>
-          <w:iCs/>
-          <w:color w:val="FF0000"/>
-          <w:sz w:val="48"/>
-          <w:szCs w:val="48"/>
-        </w:rPr>
-        <w:t>-Waveforms:</w:t>
-      </w:r>
-    </w:p>
-    <w:p>
-      <w:pPr>
-        <w:jc w:val="right"/>
-        <w:rPr>
-          <w:noProof/>
-          <w:sz w:val="36"/>
-          <w:szCs w:val="36"/>
-        </w:rPr>
-      </w:pPr>
-    </w:p>
-    <w:p>
-      <w:pPr>
-        <w:jc w:val="right"/>
-        <w:rPr>
-          <w:sz w:val="36"/>
-          <w:szCs w:val="36"/>
-        </w:rPr>
-      </w:pPr>
-    </w:p>
-    <w:p>
-      <w:pPr>
-        <w:tabs>
-          <w:tab w:val="left" w:pos="3480"/>
-          <w:tab w:val="center" w:pos="4968"/>
-        </w:tabs>
-        <w:rPr>
-          <w:sz w:val="36"/>
-          <w:szCs w:val="36"/>
-        </w:rPr>
-      </w:pPr>
-    </w:p>
-    <w:p>
-      <w:pPr>
-        <w:tabs>
-          <w:tab w:val="left" w:pos="3480"/>
-          <w:tab w:val="center" w:pos="4968"/>
-        </w:tabs>
-        <w:rPr>
-          <w:sz w:val="36"/>
-          <w:szCs w:val="36"/>
-        </w:rPr>
-      </w:pPr>
-      <w:r>
-        <w:rPr>
-          <w:sz w:val="36"/>
-          <w:szCs w:val="36"/>
-        </w:rPr>
-        <w:br/>
-      </w:r>
-      <w:r>
-        <w:rPr>
-          <w:sz w:val="36"/>
-          <w:szCs w:val="36"/>
-        </w:rPr>
-        <w:tab/>
-      </w:r>
-      <w:r>
-        <w:rPr>
-          <w:sz w:val="36"/>
-          <w:szCs w:val="36"/>
-        </w:rPr>
-        <w:tab/>
-      </w:r>
-    </w:p>
-    <w:p>
-      <w:pPr>
-        <w:rPr>
-          <w:sz w:val="36"/>
-          <w:szCs w:val="36"/>
-        </w:rPr>
-      </w:pPr>
-    </w:p>
-    <w:p>
-      <w:pPr>
-        <w:rPr>
-          <w:sz w:val="36"/>
-          <w:szCs w:val="36"/>
-        </w:rPr>
-      </w:pPr>
-    </w:p>
-    <w:p>
-      <w:pPr>
-        <w:rPr>
-          <w:b/>
-          <w:bCs/>
-          <w:i/>
-          <w:iCs/>
-          <w:color w:val="FF0000"/>
-          <w:sz w:val="48"/>
-          <w:szCs w:val="48"/>
-        </w:rPr>
-      </w:pPr>
-      <w:r>
-        <w:rPr>
-          <w:b/>
-          <w:bCs/>
-          <w:i/>
-          <w:iCs/>
-          <w:color w:val="FF0000"/>
-          <w:sz w:val="48"/>
-          <w:szCs w:val="48"/>
-        </w:rPr>
-        <w:t>-Coverage Snippets:</w:t>
-      </w:r>
-    </w:p>
-    <w:p>
-      <w:pPr>
-        <w:ind w:firstLine="720"/>
-        <w:rPr>
-          <w:b/>
-          <w:bCs/>
-          <w:i/>
-          <w:iCs/>
-          <w:color w:val="FF0000"/>
-          <w:sz w:val="48"/>
-          <w:szCs w:val="48"/>
-        </w:rPr>
-      </w:pPr>
-      <w:r>
-        <w:rPr>
-          <w:b/>
-          <w:bCs/>
-          <w:i/>
-          <w:iCs/>
-          <w:noProof/>
-          <w:color w:val="FF0000"/>
-          <w:sz w:val="48"/>
-          <w:szCs w:val="48"/>
-        </w:rPr>
-        <w:drawing>
-          <wp:anchor distT="0" distB="0" distL="114300" distR="114300" simplePos="0" relativeHeight="251849728" behindDoc="0" locked="0" layoutInCell="1" allowOverlap="1" wp14:anchorId="48BB4EE1" wp14:editId="73FB47E9">
-            <wp:simplePos x="0" y="0"/>
-            <wp:positionH relativeFrom="column">
-              <wp:posOffset>-36195</wp:posOffset>
-            </wp:positionH>
-            <wp:positionV relativeFrom="paragraph">
-              <wp:posOffset>369570</wp:posOffset>
-            </wp:positionV>
-            <wp:extent cx="2009775" cy="2667000"/>
-            <wp:effectExtent l="76200" t="76200" r="142875" b="133350"/>
-            <wp:wrapNone/>
-            <wp:docPr id="1626187633" name="Picture 1"/>
-            <wp:cNvGraphicFramePr>
-              <a:graphicFrameLocks xmlns:a="http://schemas.openxmlformats.org/drawingml/2006/main" noChangeAspect="1"/>
-            </wp:cNvGraphicFramePr>
-            <a:graphic xmlns:a="http://schemas.openxmlformats.org/drawingml/2006/main">
-              <a:graphicData uri="http://schemas.openxmlformats.org/drawingml/2006/picture">
-                <pic:pic xmlns:pic="http://schemas.openxmlformats.org/drawingml/2006/picture">
-                  <pic:nvPicPr>
-                    <pic:cNvPr id="1626187633" name=""/>
-                    <pic:cNvPicPr/>
-                  </pic:nvPicPr>
-                  <pic:blipFill>
-                    <a:blip r:embed="rId57">
-                      <a:extLst>
-                        <a:ext uri="{28A0092B-C50C-407E-A947-70E740481C1C}">
-                          <a14:useLocalDpi xmlns:a14="http://schemas.microsoft.com/office/drawing/2010/main" val="0"/>
-                        </a:ext>
-                      </a:extLst>
-                    </a:blip>
-                    <a:stretch>
-                      <a:fillRect/>
-                    </a:stretch>
-                  </pic:blipFill>
-                  <pic:spPr>
-                    <a:xfrm>
-                      <a:off x="0" y="0"/>
-                      <a:ext cx="2009775" cy="2667000"/>
-                    </a:xfrm>
-                    <a:prstGeom prst="rect">
-                      <a:avLst/>
-                    </a:prstGeom>
-                    <a:ln w="38100" cap="sq">
-                      <a:solidFill>
-                        <a:srgbClr val="000000"/>
-                      </a:solidFill>
-                      <a:prstDash val="solid"/>
-                      <a:miter lim="800000"/>
-                    </a:ln>
-                    <a:effectLst>
-                      <a:outerShdw blurRad="50800" dist="38100" dir="2700000" algn="tl" rotWithShape="0">
-                        <a:srgbClr val="000000">
-                          <a:alpha val="43000"/>
-                        </a:srgbClr>
-                      </a:outerShdw>
-                    </a:effectLst>
-                  </pic:spPr>
-                </pic:pic>
-              </a:graphicData>
-            </a:graphic>
-          </wp:anchor>
-        </w:drawing>
-      </w:r>
-      <w:r>
-        <w:rPr>
-          <w:sz w:val="28"/>
-          <w:szCs w:val="28"/>
-        </w:rPr>
-        <w:t xml:space="preserve">Toggle Coverage    </w:t>
-      </w:r>
-      <w:r>
-        <w:rPr>
-          <w:sz w:val="28"/>
-          <w:szCs w:val="28"/>
-        </w:rPr>
-        <w:tab/>
-        <w:t xml:space="preserve">  </w:t>
-      </w:r>
-      <w:r>
-        <w:rPr>
-          <w:sz w:val="28"/>
-          <w:szCs w:val="28"/>
-        </w:rPr>
-        <w:tab/>
-      </w:r>
-      <w:r>
-        <w:rPr>
-          <w:sz w:val="28"/>
-          <w:szCs w:val="28"/>
-        </w:rPr>
-        <w:tab/>
-      </w:r>
-      <w:r>
-        <w:rPr>
-          <w:sz w:val="28"/>
-          <w:szCs w:val="28"/>
-        </w:rPr>
-        <w:tab/>
-        <w:t xml:space="preserve"> Branch Coverage           </w:t>
-      </w:r>
-      <w:r>
-        <w:rPr>
-          <w:sz w:val="28"/>
-          <w:szCs w:val="28"/>
-        </w:rPr>
-        <w:tab/>
-        <w:t xml:space="preserve"> </w:t>
-      </w:r>
-    </w:p>
-    <w:p>
-      <w:pPr>
-        <w:rPr>
-          <w:b/>
-          <w:bCs/>
-          <w:i/>
-          <w:iCs/>
-          <w:color w:val="FF0000"/>
-          <w:sz w:val="48"/>
-          <w:szCs w:val="48"/>
-        </w:rPr>
-      </w:pPr>
-      <w:r>
-        <w:rPr>
-          <w:b/>
-          <w:bCs/>
-          <w:i/>
-          <w:iCs/>
-          <w:noProof/>
-          <w:color w:val="FF0000"/>
-          <w:sz w:val="48"/>
-          <w:szCs w:val="48"/>
-        </w:rPr>
-        <w:drawing>
-          <wp:anchor distT="0" distB="0" distL="114300" distR="114300" simplePos="0" relativeHeight="251850752" behindDoc="0" locked="0" layoutInCell="1" allowOverlap="1" wp14:anchorId="121A1852" wp14:editId="22EF6D23">
-            <wp:simplePos x="0" y="0"/>
-            <wp:positionH relativeFrom="column">
-              <wp:posOffset>2907030</wp:posOffset>
-            </wp:positionH>
-            <wp:positionV relativeFrom="paragraph">
-              <wp:posOffset>187960</wp:posOffset>
-            </wp:positionV>
-            <wp:extent cx="2486372" cy="638264"/>
-            <wp:effectExtent l="76200" t="76200" r="142875" b="142875"/>
-            <wp:wrapNone/>
-            <wp:docPr id="632453134" name="Picture 1"/>
-            <wp:cNvGraphicFramePr>
-              <a:graphicFrameLocks xmlns:a="http://schemas.openxmlformats.org/drawingml/2006/main" noChangeAspect="1"/>
-            </wp:cNvGraphicFramePr>
-            <a:graphic xmlns:a="http://schemas.openxmlformats.org/drawingml/2006/main">
-              <a:graphicData uri="http://schemas.openxmlformats.org/drawingml/2006/picture">
-                <pic:pic xmlns:pic="http://schemas.openxmlformats.org/drawingml/2006/picture">
-                  <pic:nvPicPr>
-                    <pic:cNvPr id="632453134" name=""/>
-                    <pic:cNvPicPr/>
-                  </pic:nvPicPr>
-                  <pic:blipFill>
-                    <a:blip r:embed="rId58">
-                      <a:extLst>
-                        <a:ext uri="{28A0092B-C50C-407E-A947-70E740481C1C}">
-                          <a14:useLocalDpi xmlns:a14="http://schemas.microsoft.com/office/drawing/2010/main" val="0"/>
-                        </a:ext>
-                      </a:extLst>
-                    </a:blip>
-                    <a:stretch>
-                      <a:fillRect/>
-                    </a:stretch>
-                  </pic:blipFill>
-                  <pic:spPr>
-                    <a:xfrm>
-                      <a:off x="0" y="0"/>
-                      <a:ext cx="2486372" cy="638264"/>
-                    </a:xfrm>
-                    <a:prstGeom prst="rect">
-                      <a:avLst/>
-                    </a:prstGeom>
-                    <a:ln w="38100" cap="sq">
-                      <a:solidFill>
-                        <a:srgbClr val="000000"/>
-                      </a:solidFill>
-                      <a:prstDash val="solid"/>
-                      <a:miter lim="800000"/>
-                    </a:ln>
-                    <a:effectLst>
-                      <a:outerShdw blurRad="50800" dist="38100" dir="2700000" algn="tl" rotWithShape="0">
-                        <a:srgbClr val="000000">
-                          <a:alpha val="43000"/>
-                        </a:srgbClr>
-                      </a:outerShdw>
-                    </a:effectLst>
-                  </pic:spPr>
-                </pic:pic>
-              </a:graphicData>
-            </a:graphic>
-          </wp:anchor>
-        </w:drawing>
-      </w:r>
-      <w:r>
-        <w:rPr>
-          <w:b/>
-          <w:bCs/>
-          <w:i/>
-          <w:iCs/>
-          <w:color w:val="FF0000"/>
-          <w:sz w:val="48"/>
-          <w:szCs w:val="48"/>
-        </w:rPr>
-        <w:t xml:space="preserve"> </w:t>
-      </w:r>
-    </w:p>
-    <w:p>
-      <w:pPr>
-        <w:rPr>
-          <w:b/>
-          <w:bCs/>
-          <w:i/>
-          <w:iCs/>
-          <w:color w:val="FF0000"/>
-          <w:sz w:val="48"/>
-          <w:szCs w:val="48"/>
-        </w:rPr>
-      </w:pPr>
-    </w:p>
-    <w:p>
-      <w:pPr>
-        <w:rPr>
-          <w:b/>
-          <w:bCs/>
-          <w:i/>
-          <w:iCs/>
-          <w:color w:val="FF0000"/>
-          <w:sz w:val="48"/>
-          <w:szCs w:val="48"/>
-        </w:rPr>
-      </w:pPr>
-      <w:r>
-        <w:rPr>
-          <w:noProof/>
-          <w:sz w:val="36"/>
-          <w:szCs w:val="36"/>
-        </w:rPr>
-        <w:drawing>
-          <wp:anchor distT="0" distB="0" distL="114300" distR="114300" simplePos="0" relativeHeight="251848704" behindDoc="0" locked="0" layoutInCell="1" allowOverlap="1" wp14:anchorId="5FDB2890" wp14:editId="0152BF65">
-            <wp:simplePos x="0" y="0"/>
-            <wp:positionH relativeFrom="column">
-              <wp:posOffset>2049780</wp:posOffset>
-            </wp:positionH>
-            <wp:positionV relativeFrom="paragraph">
-              <wp:posOffset>375920</wp:posOffset>
-            </wp:positionV>
-            <wp:extent cx="4448810" cy="2916735"/>
-            <wp:effectExtent l="76200" t="76200" r="142240" b="131445"/>
-            <wp:wrapNone/>
-            <wp:docPr id="1942209035" name="Picture 1"/>
-            <wp:cNvGraphicFramePr>
-              <a:graphicFrameLocks xmlns:a="http://schemas.openxmlformats.org/drawingml/2006/main" noChangeAspect="1"/>
-            </wp:cNvGraphicFramePr>
-            <a:graphic xmlns:a="http://schemas.openxmlformats.org/drawingml/2006/main">
-              <a:graphicData uri="http://schemas.openxmlformats.org/drawingml/2006/picture">
-                <pic:pic xmlns:pic="http://schemas.openxmlformats.org/drawingml/2006/picture">
-                  <pic:nvPicPr>
-                    <pic:cNvPr id="1942209035" name=""/>
-                    <pic:cNvPicPr/>
-                  </pic:nvPicPr>
-                  <pic:blipFill>
-                    <a:blip r:embed="rId59">
-                      <a:extLst>
-                        <a:ext uri="{28A0092B-C50C-407E-A947-70E740481C1C}">
-                          <a14:useLocalDpi xmlns:a14="http://schemas.microsoft.com/office/drawing/2010/main" val="0"/>
-                        </a:ext>
-                      </a:extLst>
-                    </a:blip>
-                    <a:stretch>
-                      <a:fillRect/>
-                    </a:stretch>
-                  </pic:blipFill>
-                  <pic:spPr>
-                    <a:xfrm>
-                      <a:off x="0" y="0"/>
-                      <a:ext cx="4448810" cy="2916735"/>
-                    </a:xfrm>
-                    <a:prstGeom prst="rect">
-                      <a:avLst/>
-                    </a:prstGeom>
-                    <a:ln w="38100" cap="sq">
-                      <a:solidFill>
-                        <a:srgbClr val="000000"/>
-                      </a:solidFill>
-                      <a:prstDash val="solid"/>
-                      <a:miter lim="800000"/>
-                    </a:ln>
-                    <a:effectLst>
-                      <a:outerShdw blurRad="50800" dist="38100" dir="2700000" algn="tl" rotWithShape="0">
-                        <a:srgbClr val="000000">
-                          <a:alpha val="43000"/>
-                        </a:srgbClr>
-                      </a:outerShdw>
-                    </a:effectLst>
-                  </pic:spPr>
-                </pic:pic>
-              </a:graphicData>
-            </a:graphic>
             <wp14:sizeRelH relativeFrom="margin">
               <wp14:pctWidth>0</wp14:pctWidth>
             </wp14:sizeRelH>
@@ -10260,24 +7725,22 @@
     <w:p>
       <w:pPr>
         <w:rPr>
-          <w:b/>
-          <w:bCs/>
-          <w:i/>
-          <w:iCs/>
-          <w:color w:val="FF0000"/>
-          <w:sz w:val="48"/>
-          <w:szCs w:val="48"/>
-        </w:rPr>
-      </w:pPr>
-    </w:p>
-    <w:p>
-      <w:pPr>
-        <w:rPr>
-          <w:b/>
-          <w:bCs/>
-          <w:i/>
-          <w:iCs/>
-          <w:color w:val="FF0000"/>
+          <w:sz w:val="48"/>
+          <w:szCs w:val="48"/>
+        </w:rPr>
+      </w:pPr>
+    </w:p>
+    <w:p>
+      <w:pPr>
+        <w:rPr>
+          <w:sz w:val="48"/>
+          <w:szCs w:val="48"/>
+        </w:rPr>
+      </w:pPr>
+    </w:p>
+    <w:p>
+      <w:pPr>
+        <w:rPr>
           <w:sz w:val="48"/>
           <w:szCs w:val="48"/>
         </w:rPr>
@@ -10288,29 +7751,6 @@
         <w:rPr>
           <w:sz w:val="28"/>
           <w:szCs w:val="28"/>
-        </w:rPr>
-      </w:pPr>
-    </w:p>
-    <w:p>
-      <w:pPr>
-        <w:rPr>
-          <w:sz w:val="36"/>
-          <w:szCs w:val="36"/>
-        </w:rPr>
-      </w:pPr>
-      <w:r>
-        <w:rPr>
-          <w:sz w:val="28"/>
-          <w:szCs w:val="28"/>
-        </w:rPr>
-        <w:t xml:space="preserve">Statement Coverage    </w:t>
-      </w:r>
-    </w:p>
-    <w:p>
-      <w:pPr>
-        <w:rPr>
-          <w:sz w:val="36"/>
-          <w:szCs w:val="36"/>
         </w:rPr>
       </w:pPr>
     </w:p>
@@ -10325,20 +7765,6 @@
           <w:szCs w:val="36"/>
         </w:rPr>
       </w:pPr>
-      <w:r>
-        <w:rPr>
-          <w:sz w:val="36"/>
-          <w:szCs w:val="36"/>
-        </w:rPr>
-        <w:tab/>
-      </w:r>
-      <w:r>
-        <w:rPr>
-          <w:sz w:val="36"/>
-          <w:szCs w:val="36"/>
-        </w:rPr>
-        <w:tab/>
-      </w:r>
     </w:p>
     <w:sectPr>
       <w:pgSz w:w="12644" w:h="16840" w:code="146"/>
@@ -12148,6 +9574,7 @@
   <w:style w:type="character" w:default="1" w:styleId="DefaultParagraphFont">
     <w:name w:val="Default Paragraph Font"/>
     <w:uiPriority w:val="1"/>
+    <w:semiHidden/>
     <w:unhideWhenUsed/>
   </w:style>
   <w:style w:type="table" w:default="1" w:styleId="TableNormal">
